--- a/zaini_case_audit_output/outputs/word/documents/117_المسحوبات 1435 (zip).docx
+++ b/zaini_case_audit_output/outputs/word/documents/117_المسحوبات 1435 (zip).docx
@@ -53,6 +53,20 @@
         <w:t>[مخرج آلي / Script Output - سماوي]  [مخرج آلي يحتاج مراجعة بشرية - وردي]</w:t>
       </w:r>
     </w:p>
+    <w:p>
+      <w:pPr>
+        <w:jc w:val="right"/>
+        <w:bidi/>
+      </w:pPr>
+      <w:r>
+        <w:rPr>
+          <w:b w:val="0"/>
+          <w:i/>
+          <w:color w:val="C00000"/>
+        </w:rPr>
+        <w:t>[نص ممسوح OCR صُحِّح ترتيبه آلياً — قد يحتوي أخطاء طفيفة]</w:t>
+      </w:r>
+    </w:p>
     <w:p/>
     <w:p>
       <w:pPr>
@@ -512,7 +526,7 @@
           <w:b w:val="0"/>
           <w:i w:val="0"/>
         </w:rPr>
-        <w:t>؟٠١١4:/.2هل(58‎  :خيراتلا‎</w:t>
+        <w:t>‎التاريخ:  ‎58)له٠١١4:/.2؟</w:t>
       </w:r>
     </w:p>
     <w:p>
@@ -1855,7 +1869,7 @@
           <w:b w:val="0"/>
           <w:i w:val="0"/>
         </w:rPr>
-        <w:t>501١4/.9/ل5١‎  :خيراتلا‎</w:t>
+        <w:t>‎التاريخ:  ‎5١ل501١4/.9/</w:t>
       </w:r>
     </w:p>
     <w:p>
@@ -7292,7 +7306,7 @@
           <w:b w:val="0"/>
           <w:i w:val="0"/>
         </w:rPr>
-        <w:t>؟٠01١4/.١/18‎  :خيراتلا‎</w:t>
+        <w:t>‎التاريخ:  ‎٠01١4/.١/18؟</w:t>
       </w:r>
     </w:p>
     <w:p>
@@ -8103,7 +8117,7 @@
           <w:b w:val="0"/>
           <w:i w:val="0"/>
         </w:rPr>
-        <w:t>”./.1/11"8  :خيراتلا‎</w:t>
+        <w:t>‎التاريخ:  8"./.1/11”</w:t>
       </w:r>
     </w:p>
     <w:p>
@@ -9177,7 +9191,7 @@
           <w:b w:val="0"/>
           <w:i w:val="0"/>
         </w:rPr>
-        <w:t>WOVE VO  :خيراتلا‎</w:t>
+        <w:t>‎التاريخ:  VO WOVE</w:t>
       </w:r>
     </w:p>
     <w:p>
@@ -10066,7 +10080,7 @@
           <w:b w:val="0"/>
           <w:i w:val="0"/>
         </w:rPr>
-        <w:t>5014/1١/14  :خيراتلا‎</w:t>
+        <w:t>‎التاريخ:  5014/1١/14</w:t>
       </w:r>
     </w:p>
     <w:p>
@@ -12162,7 +12176,7 @@
           <w:b w:val="0"/>
           <w:i w:val="0"/>
         </w:rPr>
-        <w:t>VAP NIV ERO  :خيراتلا‎</w:t>
+        <w:t>‎التاريخ:  ERO NIV VAP</w:t>
       </w:r>
     </w:p>
     <w:p>
@@ -13845,7 +13859,7 @@
           <w:b w:val="0"/>
           <w:i w:val="0"/>
         </w:rPr>
-        <w:t>59/.1(١4"ه‎  :خيراتلا‎</w:t>
+        <w:t>‎التاريخ:  ‎ه"١4)59/.1</w:t>
       </w:r>
     </w:p>
     <w:p>
@@ -14246,7 +14260,7 @@
           <w:b w:val="0"/>
           <w:i w:val="0"/>
         </w:rPr>
-        <w:t>.؟/."ل١4"ه‎  :خيراتلا‎</w:t>
+        <w:t>‎التاريخ:  ‎ه"١4ل"/.؟.</w:t>
       </w:r>
     </w:p>
     <w:p>
@@ -15564,7 +15578,7 @@
           <w:b w:val="0"/>
           <w:i w:val="0"/>
         </w:rPr>
-        <w:t>؟٠.1١4/.7؟رك65‎  :خيراتلا‎</w:t>
+        <w:t>‎التاريخ:  ‎65كر؟٠.1١4/.7؟</w:t>
       </w:r>
     </w:p>
     <w:p>

--- a/zaini_case_audit_output/outputs/word/documents/117_المسحوبات 1435 (zip).docx
+++ b/zaini_case_audit_output/outputs/word/documents/117_المسحوبات 1435 (zip).docx
@@ -78,7 +78,7 @@
           <w:b w:val="0"/>
           <w:i w:val="0"/>
         </w:rPr>
-        <w:t>[أرشيف 1BU--kLmXmZjBheO12Zohj7_xl4EgKJPv.zip - عدد الملفات الداخلية: 23 - طريقة: zip]</w:t>
+        <w:t>[zip :ةقيرط - 23 :ةيلخادلا تافلملا ددع - 1BU--kLmXmZjBheO12Zohj7_xl4EgKJPv.zip فيشرأ]</w:t>
       </w:r>
     </w:p>
     <w:p>
@@ -187,7 +187,7 @@
         <w:br/>
         <w:t>جدة ‏ عمارة اوزكو °~ ‎JEDDAH - 02660 BULLDING‏</w:t>
         <w:br/>
-        <w:t>هاتف: 5١2526101؟‏ فاكس: ‎Fax: weve ".5١".+4‏ الل ياد ‎Tel:‏</w:t>
+        <w:t>‏Tel:‎ داي للا ‏4+.".5١" weve Fax:‎ :سكاف ‏؟5١2526101 :فتاه</w:t>
       </w:r>
     </w:p>
     <w:p>
@@ -238,7 +238,7 @@
         <w:br/>
         <w:t>‎Oa‏ رلك ‎CT PS‏</w:t>
         <w:br/>
-        <w:t>2ن المجموع</w:t>
+        <w:t>عومجملا ن2</w:t>
       </w:r>
     </w:p>
     <w:p>
@@ -266,7 +266,7 @@
           <w:b w:val="0"/>
           <w:i w:val="0"/>
         </w:rPr>
-        <w:t>المخصصات والمساعدات الشهرية للشيوخ والاقارب وتوظفين سابقون ...الخ</w:t>
+        <w:t>خلا... نوقباس نيفظوتو براقالاو خويشلل ةيرهشلا تادعاسملاو تاصصخملا</w:t>
         <w:br/>
         <w:t>عن شهر ابريل 2014م</w:t>
       </w:r>
@@ -296,35 +296,35 @@
           <w:b w:val="0"/>
           <w:i w:val="0"/>
         </w:rPr>
-        <w:t>عائلة المرحوم هارون انجي</w:t>
-      </w:r>
-    </w:p>
-    <w:p>
-      <w:pPr>
-        <w:jc w:val="right"/>
-        <w:bidi/>
-      </w:pPr>
-      <w:r>
-        <w:rPr>
-          <w:b w:val="0"/>
-          <w:i w:val="0"/>
-        </w:rPr>
-        <w:t>عائلة المرحوم علي جوجو</w:t>
-      </w:r>
-    </w:p>
-    <w:p>
-      <w:pPr>
-        <w:jc w:val="right"/>
-        <w:bidi/>
-      </w:pPr>
-      <w:r>
-        <w:rPr>
-          <w:b w:val="0"/>
-          <w:i w:val="0"/>
-        </w:rPr>
-        <w:t>عائلة المرحوم محمد سالم بافضل</w:t>
-        <w:br/>
-        <w:t>المجموع</w:t>
+        <w:t>يجنا نوراه موحرملا ةلئاع</w:t>
+      </w:r>
+    </w:p>
+    <w:p>
+      <w:pPr>
+        <w:jc w:val="right"/>
+        <w:bidi/>
+      </w:pPr>
+      <w:r>
+        <w:rPr>
+          <w:b w:val="0"/>
+          <w:i w:val="0"/>
+        </w:rPr>
+        <w:t>وجوج يلع موحرملا ةلئاع</w:t>
+      </w:r>
+    </w:p>
+    <w:p>
+      <w:pPr>
+        <w:jc w:val="right"/>
+        <w:bidi/>
+      </w:pPr>
+      <w:r>
+        <w:rPr>
+          <w:b w:val="0"/>
+          <w:i w:val="0"/>
+        </w:rPr>
+        <w:t>لضفاب ملاس دمحم موحرملا ةلئاع</w:t>
+        <w:br/>
+        <w:t>عومجملا</w:t>
       </w:r>
     </w:p>
     <w:p>
@@ -378,24 +378,24 @@
           <w:b w:val="0"/>
           <w:i w:val="0"/>
         </w:rPr>
-        <w:t>رحمة بنت عبدالرحمن حامد المتوكل</w:t>
-        <w:br/>
-        <w:t>السيدة / سهام حسن زيني</w:t>
-      </w:r>
-    </w:p>
-    <w:p>
-      <w:pPr>
-        <w:jc w:val="right"/>
-        <w:bidi/>
-      </w:pPr>
-      <w:r>
-        <w:rPr>
-          <w:b w:val="0"/>
-          <w:i w:val="0"/>
-        </w:rPr>
-        <w:t>الجمعية الخيرية لتحفيظ القرآن الكريم - الجموم</w:t>
-        <w:br/>
-        <w:t>السيد / علي سلطان</w:t>
+        <w:t>لكوتملا دماح نمحرلادبع تنب ةمحر</w:t>
+        <w:br/>
+        <w:t>ينيز نسح ماهس / ةديسلا</w:t>
+      </w:r>
+    </w:p>
+    <w:p>
+      <w:pPr>
+        <w:jc w:val="right"/>
+        <w:bidi/>
+      </w:pPr>
+      <w:r>
+        <w:rPr>
+          <w:b w:val="0"/>
+          <w:i w:val="0"/>
+        </w:rPr>
+        <w:t>مومجلا - ميركلا نآرقلا ظيفحتل ةيريخلا ةيعمجلا</w:t>
+        <w:br/>
+        <w:t>ناطلس يلع / ديسلا</w:t>
         <w:br/>
         <w:t>السيد / علي عبدالله ابراهيم جمعة</w:t>
       </w:r>
@@ -423,11 +423,11 @@
           <w:b w:val="0"/>
           <w:i w:val="0"/>
         </w:rPr>
-        <w:t>أتم تعديلة من 2032 ‎hey‏ الى 1902 ‎hey‏ حسب اقساط سيارته وقرضه من البنك الفعلية</w:t>
-        <w:br/>
-        <w:t>الجمعية الخيرية لتحفيظ القرآن الكريم . دار ام حميد- دف زيني</w:t>
-        <w:br/>
-        <w:t>ورثة المرحوم ابو بكر كنجو سليم</w:t>
+        <w:t>ةيلعفلا كنبلا نم هضرقو هترايس طاسقا بسح ‏hey‎ 1902 ىلا ‏hey‎ 2032 نم ةليدعت متأ</w:t>
+        <w:br/>
+        <w:t>ينيز فد -ديمح ما راد . ميركلا نآرقلا ظيفحتل ةيريخلا ةيعمجلا</w:t>
+        <w:br/>
+        <w:t>ميلس وجنك ركب وبا موحرملا ةثرو</w:t>
       </w:r>
     </w:p>
     <w:p>
@@ -526,7 +526,7 @@
           <w:b w:val="0"/>
           <w:i w:val="0"/>
         </w:rPr>
-        <w:t>‎التاريخ:  ‎58)له٠١١4:/.2؟</w:t>
+        <w:t>؟٠١١4:/.2هل(58‎  :خيراتلا‎</w:t>
       </w:r>
     </w:p>
     <w:p>
@@ -588,7 +588,7 @@
         <w:br/>
         <w:t>‏أمر صرف نقدي</w:t>
         <w:br/>
-        <w:t>ري سال ا" التاريخ: لل 0 لق</w:t>
+        <w:t>قل 0 لل :خيراتلا "ا لاس ير</w:t>
         <w:br/>
         <w:t>يصرف إلى المكرم: الشيخ)/احمد زينى ‎PAY TO MESSRS‏</w:t>
         <w:br/>
@@ -598,13 +598,13 @@
         <w:br/>
         <w:t>وذلك / مصاريف فيلا الشيخ/احمد زينى عن شهر مايو ‎FOR ٠١14‏</w:t>
         <w:br/>
-        <w:t>المستلم أمين الصندوق</w:t>
+        <w:t>قودنصلا نيمأ ملتسملا</w:t>
         <w:br/>
         <w:t>6ح سبع سو</w:t>
         <w:br/>
         <w:t>“ره ‎aS Cre‏ 35</w:t>
         <w:br/>
-        <w:t>لي ل لل مه المجموع</w:t>
+        <w:t>عومجملا هم لل ل يل</w:t>
       </w:r>
     </w:p>
     <w:p>
@@ -681,20 +681,20 @@
           <w:b w:val="0"/>
           <w:i w:val="0"/>
         </w:rPr>
-        <w:t>Tel: ‏اال‎ Fax: ‏ال‎</w:t>
-      </w:r>
-    </w:p>
-    <w:p>
-      <w:pPr>
-        <w:jc w:val="right"/>
-        <w:bidi/>
-      </w:pPr>
-      <w:r>
-        <w:rPr>
-          <w:b w:val="0"/>
-          <w:i w:val="0"/>
-        </w:rPr>
-        <w:t>التاريغ: ل للقن</w:t>
+        <w:t>‎لا‏ Fax: ‎لاا‏ Tel:</w:t>
+      </w:r>
+    </w:p>
+    <w:p>
+      <w:pPr>
+        <w:jc w:val="right"/>
+        <w:bidi/>
+      </w:pPr>
+      <w:r>
+        <w:rPr>
+          <w:b w:val="0"/>
+          <w:i w:val="0"/>
+        </w:rPr>
+        <w:t>نقلل ل :غيراتلا</w:t>
       </w:r>
     </w:p>
     <w:p>
@@ -748,7 +748,7 @@
           <w:b w:val="0"/>
           <w:i w:val="0"/>
         </w:rPr>
-        <w:t>المخصصات والمساعدات الشهرية للشيوخ والاقارب وموظفين سابقون ...الخ</w:t>
+        <w:t>خلا... نوقباس نيفظومو براقالاو خويشلل ةيرهشلا تادعاسملاو تاصصخملا</w:t>
         <w:br/>
         <w:t>عن شهر مايو 2014م</w:t>
       </w:r>
@@ -806,7 +806,7 @@
           <w:b w:val="0"/>
           <w:i w:val="0"/>
         </w:rPr>
-        <w:t>السيدة / سهام حسن زيني</w:t>
+        <w:t>ينيز نسح ماهس / ةديسلا</w:t>
         <w:br/>
         <w:t>اينات / علياء محمد راجح</w:t>
         <w:br/>
@@ -836,85 +836,85 @@
           <w:b w:val="0"/>
           <w:i w:val="0"/>
         </w:rPr>
-        <w:t>الجمعية الخيرية لتحفيظ ‎of ll‏ الكريم - الجموم</w:t>
-      </w:r>
-    </w:p>
-    <w:p>
-      <w:pPr>
-        <w:jc w:val="right"/>
-        <w:bidi/>
-      </w:pPr>
-      <w:r>
-        <w:rPr>
-          <w:b w:val="0"/>
-          <w:i w:val="0"/>
-        </w:rPr>
-        <w:t>السيد / علي سلطان</w:t>
-      </w:r>
-    </w:p>
-    <w:p>
-      <w:pPr>
-        <w:jc w:val="right"/>
-        <w:bidi/>
-      </w:pPr>
-      <w:r>
-        <w:rPr>
-          <w:b w:val="0"/>
-          <w:i w:val="0"/>
-        </w:rPr>
-        <w:t>السيد / علي عبدالله ابراهيم ‎dace‏</w:t>
-      </w:r>
-    </w:p>
-    <w:p>
-      <w:pPr>
-        <w:jc w:val="right"/>
-        <w:bidi/>
-      </w:pPr>
-      <w:r>
-        <w:rPr>
-          <w:b w:val="0"/>
-          <w:i w:val="0"/>
-        </w:rPr>
-        <w:t>السيد لمحمد ‎jay‏ النهدي</w:t>
-      </w:r>
-    </w:p>
-    <w:p>
-      <w:pPr>
-        <w:jc w:val="right"/>
-        <w:bidi/>
-      </w:pPr>
-      <w:r>
-        <w:rPr>
-          <w:b w:val="0"/>
-          <w:i w:val="0"/>
-        </w:rPr>
-        <w:t>السيد / اشرف جابر مصطفى خيرالدين</w:t>
-      </w:r>
-    </w:p>
-    <w:p>
-      <w:pPr>
-        <w:jc w:val="right"/>
-        <w:bidi/>
-      </w:pPr>
-      <w:r>
-        <w:rPr>
-          <w:b w:val="0"/>
-          <w:i w:val="0"/>
-        </w:rPr>
-        <w:t>السيد بندر الحرازي</w:t>
-      </w:r>
-    </w:p>
-    <w:p>
-      <w:pPr>
-        <w:jc w:val="right"/>
-        <w:bidi/>
-      </w:pPr>
-      <w:r>
-        <w:rPr>
-          <w:b w:val="0"/>
-          <w:i w:val="0"/>
-        </w:rPr>
-        <w:t>الجمعية الخيرية لتحفيظ القرآن الكريم ‏ دار ام حميد - دف زيني</w:t>
+        <w:t>مومجلا - ميركلا ‏ll of‎ ظيفحتل ةيريخلا ةيعمجلا</w:t>
+      </w:r>
+    </w:p>
+    <w:p>
+      <w:pPr>
+        <w:jc w:val="right"/>
+        <w:bidi/>
+      </w:pPr>
+      <w:r>
+        <w:rPr>
+          <w:b w:val="0"/>
+          <w:i w:val="0"/>
+        </w:rPr>
+        <w:t>ناطلس يلع / ديسلا</w:t>
+      </w:r>
+    </w:p>
+    <w:p>
+      <w:pPr>
+        <w:jc w:val="right"/>
+        <w:bidi/>
+      </w:pPr>
+      <w:r>
+        <w:rPr>
+          <w:b w:val="0"/>
+          <w:i w:val="0"/>
+        </w:rPr>
+        <w:t>‏dace‎ ميهاربا هللادبع يلع / ديسلا</w:t>
+      </w:r>
+    </w:p>
+    <w:p>
+      <w:pPr>
+        <w:jc w:val="right"/>
+        <w:bidi/>
+      </w:pPr>
+      <w:r>
+        <w:rPr>
+          <w:b w:val="0"/>
+          <w:i w:val="0"/>
+        </w:rPr>
+        <w:t>يدهنلا ‏jay‎ دمحمل ديسلا</w:t>
+      </w:r>
+    </w:p>
+    <w:p>
+      <w:pPr>
+        <w:jc w:val="right"/>
+        <w:bidi/>
+      </w:pPr>
+      <w:r>
+        <w:rPr>
+          <w:b w:val="0"/>
+          <w:i w:val="0"/>
+        </w:rPr>
+        <w:t>نيدلاريخ ىفطصم رباج فرشا / ديسلا</w:t>
+      </w:r>
+    </w:p>
+    <w:p>
+      <w:pPr>
+        <w:jc w:val="right"/>
+        <w:bidi/>
+      </w:pPr>
+      <w:r>
+        <w:rPr>
+          <w:b w:val="0"/>
+          <w:i w:val="0"/>
+        </w:rPr>
+        <w:t>يزارحلا ردنب ديسلا</w:t>
+      </w:r>
+    </w:p>
+    <w:p>
+      <w:pPr>
+        <w:jc w:val="right"/>
+        <w:bidi/>
+      </w:pPr>
+      <w:r>
+        <w:rPr>
+          <w:b w:val="0"/>
+          <w:i w:val="0"/>
+        </w:rPr>
+        <w:t>ينيز فد - ديمح ما راد ‏ ميركلا نآرقلا ظيفحتل ةيريخلا ةيعمجلا</w:t>
         <w:br/>
         <w:t>باسم علي محمد بلبيسي</w:t>
       </w:r>
@@ -929,20 +929,20 @@
           <w:b w:val="0"/>
           <w:i w:val="0"/>
         </w:rPr>
-        <w:t>ورثة المرحوم ابو بكر كنجو سليم</w:t>
-      </w:r>
-    </w:p>
-    <w:p>
-      <w:pPr>
-        <w:jc w:val="right"/>
-        <w:bidi/>
-      </w:pPr>
-      <w:r>
-        <w:rPr>
-          <w:b w:val="0"/>
-          <w:i w:val="0"/>
-        </w:rPr>
-        <w:t>المجموع</w:t>
+        <w:t>ميلس وجنك ركب وبا موحرملا ةثرو</w:t>
+      </w:r>
+    </w:p>
+    <w:p>
+      <w:pPr>
+        <w:jc w:val="right"/>
+        <w:bidi/>
+      </w:pPr>
+      <w:r>
+        <w:rPr>
+          <w:b w:val="0"/>
+          <w:i w:val="0"/>
+        </w:rPr>
+        <w:t>عومجملا</w:t>
       </w:r>
     </w:p>
     <w:p>
@@ -981,7 +981,7 @@
           <w:b w:val="0"/>
           <w:i w:val="0"/>
         </w:rPr>
-        <w:t>أتم تعديلة من 1902 ربل الى 1013 ‎Shy‏ حسب قرضه من البنك الفعلية لسداده اقساط السيارة</w:t>
+        <w:t>ةرايسلا طاسقا هدادسل ةيلعفلا كنبلا نم هضرق بسح ‏Shy‎ 1013 ىلا لبر 1902 نم ةليدعت متأ</w:t>
       </w:r>
     </w:p>
     <w:p>
@@ -1073,33 +1073,33 @@
         <w:br/>
         <w:t>رقم القيد: 5ه"١‏ التاريخ:  ‎Teves‏</w:t>
         <w:br/>
-        <w:t>‏بيان القيد: مصاريف تامين طبيب مرافق للشيخ/احمد زينى اضافة الى العلاج الطبيعى كطلب مدام الشيخ/اسامة</w:t>
-      </w:r>
-    </w:p>
-    <w:p>
-      <w:pPr>
-        <w:jc w:val="right"/>
-        <w:bidi/>
-      </w:pPr>
-      <w:r>
-        <w:rPr>
-          <w:b w:val="0"/>
-          <w:i w:val="0"/>
-        </w:rPr>
-        <w:t>مصاريف تامين طبيب مرافق للشيخ/احمد زيئى</w:t>
-      </w:r>
-    </w:p>
-    <w:p>
-      <w:pPr>
-        <w:jc w:val="right"/>
-        <w:bidi/>
-      </w:pPr>
-      <w:r>
-        <w:rPr>
-          <w:b w:val="0"/>
-          <w:i w:val="0"/>
-        </w:rPr>
-        <w:t>مدام الشيخ/اسامة زينى</w:t>
+        <w:t>ةماسا/خيشلا مادم بلطك ىعيبطلا جالعلا ىلا ةفاضا ىنيز دمحا/خيشلل قفارم بيبط نيمات فيراصم :ديقلا نايب‏</w:t>
+      </w:r>
+    </w:p>
+    <w:p>
+      <w:pPr>
+        <w:jc w:val="right"/>
+        <w:bidi/>
+      </w:pPr>
+      <w:r>
+        <w:rPr>
+          <w:b w:val="0"/>
+          <w:i w:val="0"/>
+        </w:rPr>
+        <w:t>ىئيز دمحا/خيشلل قفارم بيبط نيمات فيراصم</w:t>
+      </w:r>
+    </w:p>
+    <w:p>
+      <w:pPr>
+        <w:jc w:val="right"/>
+        <w:bidi/>
+      </w:pPr>
+      <w:r>
+        <w:rPr>
+          <w:b w:val="0"/>
+          <w:i w:val="0"/>
+        </w:rPr>
+        <w:t>ىنيز ةماسا/خيشلا مادم</w:t>
       </w:r>
     </w:p>
     <w:p>
@@ -1114,20 +1114,20 @@
         </w:rPr>
         <w:t>مجموع ‎eee paul‏ إفقط عشرون ألف ربإل سعودي لاغير</w:t>
         <w:br/>
-        <w:t>0/7 المحاسب</w:t>
-      </w:r>
-    </w:p>
-    <w:p>
-      <w:pPr>
-        <w:jc w:val="right"/>
-        <w:bidi/>
-      </w:pPr>
-      <w:r>
-        <w:rPr>
-          <w:b w:val="0"/>
-          <w:i w:val="0"/>
-        </w:rPr>
-        <w:t>المحاسب المدير المالي</w:t>
+        <w:t>بساحملا 0/7</w:t>
+      </w:r>
+    </w:p>
+    <w:p>
+      <w:pPr>
+        <w:jc w:val="right"/>
+        <w:bidi/>
+      </w:pPr>
+      <w:r>
+        <w:rPr>
+          <w:b w:val="0"/>
+          <w:i w:val="0"/>
+        </w:rPr>
+        <w:t>يلاملا ريدملا بساحملا</w:t>
       </w:r>
     </w:p>
     <w:p>
@@ -1146,21 +1146,21 @@
         <w:br/>
         <w:t>جدة ‏ عمارة اوزكو 1 01 ‎JEDDAH - 02060 BULLDING‏</w:t>
         <w:br/>
-        <w:t>هاتف: ‎52151١١‏ 5 فاكس: ‎Fax: vetyre' SONY ek‏ ال يي ‎Tels‏</w:t>
+        <w:t>‏Tels‎ يي لا ‏ek SONY 'vetyre Fax:‎ :سكاف 5 ‏52151١١‎ :فتاه</w:t>
         <w:br/>
         <w:t>‏لبس 0</w:t>
         <w:br/>
-        <w:t>ريال 3 التارييخ: 5014/05/05</w:t>
-        <w:br/>
-        <w:t>يصرف إلى المكرم: مدام الشيخ/اسامة زينى ‎PAY TO MESSRS‏</w:t>
+        <w:t>5014/05/05 :خييراتلا 3 لاير</w:t>
+        <w:br/>
+        <w:t>‏MESSRS TO PAY‎ ىنيز ةماسا/خيشلا مادم :مركملا ىلإ فرصي</w:t>
         <w:br/>
         <w:t>1 1 ب</w:t>
         <w:br/>
         <w:t>مبلغ فقط عشرون ألف ريال سعودي لاغير -</w:t>
         <w:br/>
-        <w:t>وذلك / مصاريف تامين طبيب مرافق للشيخ/احمد زينى اضافة الى العلاج الطبيعى كطلب مدام ‎FOR‏</w:t>
-        <w:br/>
-        <w:t>‏1 أمين الصندوق</w:t>
+        <w:t>‏FOR‎ مادم بلطك ىعيبطلا جالعلا ىلا ةفاضا ىنيز دمحا/خيشلل قفارم بيبط نيمات فيراصم / كلذو</w:t>
+        <w:br/>
+        <w:t>قودنصلا نيمأ 1‏</w:t>
         <w:br/>
         <w:t>فهر حجنا ©</w:t>
       </w:r>
@@ -1179,7 +1179,7 @@
         <w:br/>
         <w:t>TT Sea TERT</w:t>
         <w:br/>
-        <w:t>‏المجموع‎ Vauceresue</w:t>
+        <w:t>Vauceresue ‎عومجملا‏</w:t>
       </w:r>
     </w:p>
     <w:p>
@@ -1252,7 +1252,7 @@
           <w:b w:val="0"/>
           <w:i w:val="0"/>
         </w:rPr>
-        <w:t>المحاسيه :</w:t>
+        <w:t>: هيساحملا</w:t>
       </w:r>
     </w:p>
     <w:p>
@@ -1278,7 +1278,7 @@
           <w:b w:val="0"/>
           <w:i w:val="0"/>
         </w:rPr>
-        <w:t>نرجو التكرم بصرف مبلغ 20,000 ‎Sky‏ (عشرون ألف ‎(ky‏ لتأمين طبيب مرافق للشيخ</w:t>
+        <w:t>خيشلل قفارم بيبط نيمأتل ‏ky)‎ فلأ نورشع) ‏Sky‎ 000,20 غلبم فرصب مركتلا وجرن</w:t>
         <w:br/>
         <w:t>أحمد زيني بالإضافة إلى العلاج الطبيعي مناولة مدام الشيخ أسامة زيني بناء على طلبها هاتفياً</w:t>
         <w:br/>
@@ -1308,7 +1308,7 @@
           <w:b w:val="0"/>
           <w:i w:val="0"/>
         </w:rPr>
-        <w:t>يوسف الصوري</w:t>
+        <w:t>يروصلا فسوي</w:t>
         <w:br/>
         <w:t>‎eho‏</w:t>
       </w:r>
@@ -1528,7 +1528,7 @@
         <w:br/>
         <w:t>وذلك / مصاريف فيلا الشيخ/احمد زينى عن شهر يونيو؛ ‎FOR ٠.1‏</w:t>
         <w:br/>
-        <w:t>أمين الصندوق</w:t>
+        <w:t>قودنصلا نيمأ</w:t>
         <w:br/>
         <w:t>( 55</w:t>
       </w:r>
@@ -1543,7 +1543,7 @@
           <w:b w:val="0"/>
           <w:i w:val="0"/>
         </w:rPr>
-        <w:t>‎aul‏ الحساب رقم الحساب</w:t>
+        <w:t>باسحلا مقر باسحلا ‏aul‎</w:t>
         <w:br/>
         <w:t>مصاريف ‎SE‏ الشيخ/احمد زينى عن شهر يونيو؛ ‎7+١‏</w:t>
       </w:r>
@@ -1571,7 +1571,7 @@
           <w:b w:val="0"/>
           <w:i w:val="0"/>
         </w:rPr>
-        <w:t>‎OecVee,en‏ المجموع</w:t>
+        <w:t>عومجملا ‏en,OecVee‎</w:t>
       </w:r>
     </w:p>
     <w:p>
@@ -1601,7 +1601,7 @@
           <w:b w:val="0"/>
           <w:i w:val="0"/>
         </w:rPr>
-        <w:t>المخصصات والمساعدات الشهرية للشيوخ والاقارب وموظفين سابقون ...الخ</w:t>
+        <w:t>خلا... نوقباس نيفظومو براقالاو خويشلل ةيرهشلا تادعاسملاو تاصصخملا</w:t>
         <w:br/>
         <w:t>‎sin spice‏ 2014م</w:t>
       </w:r>
@@ -1629,7 +1629,7 @@
           <w:b w:val="0"/>
           <w:i w:val="0"/>
         </w:rPr>
-        <w:t>تم تعديلة من3.325 ربال الى 2.000 ‎Shy‏ مذكرة |</w:t>
+        <w:t>| ةركذم ‏Shy‎ 2.000 ىلا لابر 3.325نم ةليدعت مت</w:t>
         <w:br/>
         <w:t>أمساعدة شهرية 1.000 ريال تدفع مقدما حتى نهاية 2014/12/31م</w:t>
         <w:br/>
@@ -1646,7 +1646,7 @@
           <w:b w:val="0"/>
           <w:i w:val="0"/>
         </w:rPr>
-        <w:t>عا نمض الما ‎Abie‏ سيم الدملا .&gt; م</w:t>
+        <w:t>م &lt;. المدلا ميس ‏Abie‎ املا ضمن اع</w:t>
       </w:r>
     </w:p>
     <w:p>
@@ -1672,9 +1672,9 @@
           <w:b w:val="0"/>
           <w:i w:val="0"/>
         </w:rPr>
-        <w:t>الجمعية الخيرية لتحفيظ القرآن الكريم - الجموم</w:t>
-        <w:br/>
-        <w:t>السيد / علي سلطان</w:t>
+        <w:t>مومجلا - ميركلا نآرقلا ظيفحتل ةيريخلا ةيعمجلا</w:t>
+        <w:br/>
+        <w:t>ناطلس يلع / ديسلا</w:t>
         <w:br/>
         <w:t>السيد / علي عبدالله ابراهيم جمعة</w:t>
       </w:r>
@@ -1689,9 +1689,9 @@
           <w:b w:val="0"/>
           <w:i w:val="0"/>
         </w:rPr>
-        <w:t>‎os‏ تعديلة من 1902 ‎Shey‏ الى 1013 ‎Shy‏ حسب فرضه من الينك الفعلية لسداده اقساط السيارة</w:t>
-        <w:br/>
-        <w:t>الجمعية الخيرية لتحفيظ القرآن الكريم - دارام حميد - دف زيني</w:t>
+        <w:t>ةرايسلا طاسقا هدادسل ةيلعفلا كنيلا نم هضرف بسح ‏Shy‎ 1013 ىلا ‏Shey‎ 1902 نم ةليدعت ‏os‎</w:t>
+        <w:br/>
+        <w:t>ينيز فد - ديمح ماراد - ميركلا نآرقلا ظيفحتل ةيريخلا ةيعمجلا</w:t>
         <w:br/>
         <w:t>باسم علي محمد بلبيسي</w:t>
         <w:br/>
@@ -1710,22 +1710,22 @@
           <w:b w:val="0"/>
           <w:i w:val="0"/>
         </w:rPr>
-        <w:t>‏المجموع &amp; ‎a‏ “لسار سر ‎WN AT mt‏ رم م</w:t>
-      </w:r>
-    </w:p>
-    <w:p>
-      <w:pPr>
-        <w:jc w:val="right"/>
-        <w:bidi/>
-      </w:pPr>
-      <w:r>
-        <w:rPr>
-          <w:b w:val="0"/>
-          <w:i w:val="0"/>
-        </w:rPr>
-        <w:t>‏تعميد رقع 4 -</w:t>
-        <w:br/>
-        <w:t>أحرم المرحوم / فطين الحبيشي</w:t>
+        <w:t>م مر ‏mt AT WN‎ رس راسل“ ‏a‎ &amp; عومجملا‏</w:t>
+      </w:r>
+    </w:p>
+    <w:p>
+      <w:pPr>
+        <w:jc w:val="right"/>
+        <w:bidi/>
+      </w:pPr>
+      <w:r>
+        <w:rPr>
+          <w:b w:val="0"/>
+          <w:i w:val="0"/>
+        </w:rPr>
+        <w:t>- 4 عقر ديمعت‏</w:t>
+        <w:br/>
+        <w:t>يشيبحلا نيطف / موحرملا مرحأ</w:t>
         <w:br/>
         <w:t>السيد / اشرف زيني</w:t>
       </w:r>
@@ -1869,7 +1869,7 @@
           <w:b w:val="0"/>
           <w:i w:val="0"/>
         </w:rPr>
-        <w:t>‎التاريخ:  ‎5١ل501١4/.9/</w:t>
+        <w:t>501١4/.9/ل5١‎  :خيراتلا‎</w:t>
       </w:r>
     </w:p>
     <w:p>
@@ -2041,7 +2041,7 @@
           <w:b w:val="0"/>
           <w:i w:val="0"/>
         </w:rPr>
-        <w:t>المخصصات والمساعدات الشهرية للشيوخ والاقارب وموظفين سابقون ...الخ</w:t>
+        <w:t>خلا... نوقباس نيفظومو براقالاو خويشلل ةيرهشلا تادعاسملاو تاصصخملا</w:t>
         <w:br/>
         <w:t>‎aly,‏ 2014م</w:t>
       </w:r>
@@ -2060,24 +2060,24 @@
         <w:br/>
         <w:t>|مساعدة شهرية 00 ربل تدفع مقدما حتى نهاية 2014/12/31م</w:t>
         <w:br/>
-        <w:t>عائلة المرحوم هارون انجي</w:t>
-        <w:br/>
-        <w:t>عائلة المرحوم علي جوجو</w:t>
-        <w:br/>
-        <w:t>عائلة المرحوم محمد سالم يافضل</w:t>
-      </w:r>
-    </w:p>
-    <w:p>
-      <w:pPr>
-        <w:jc w:val="right"/>
-        <w:bidi/>
-      </w:pPr>
-      <w:r>
-        <w:rPr>
-          <w:b w:val="0"/>
-          <w:i w:val="0"/>
-        </w:rPr>
-        <w:t>المجموع</w:t>
+        <w:t>يجنا نوراه موحرملا ةلئاع</w:t>
+        <w:br/>
+        <w:t>وجوج يلع موحرملا ةلئاع</w:t>
+        <w:br/>
+        <w:t>لضفاي ملاس دمحم موحرملا ةلئاع</w:t>
+      </w:r>
+    </w:p>
+    <w:p>
+      <w:pPr>
+        <w:jc w:val="right"/>
+        <w:bidi/>
+      </w:pPr>
+      <w:r>
+        <w:rPr>
+          <w:b w:val="0"/>
+          <w:i w:val="0"/>
+        </w:rPr>
+        <w:t>عومجملا</w:t>
       </w:r>
     </w:p>
     <w:p>
@@ -2103,9 +2103,9 @@
           <w:b w:val="0"/>
           <w:i w:val="0"/>
         </w:rPr>
-        <w:t>الجمعية الخيرية لتحفيظ القرآن الكريم - الجموم</w:t>
-        <w:br/>
-        <w:t>السيد / علي سلطان</w:t>
+        <w:t>مومجلا - ميركلا نآرقلا ظيفحتل ةيريخلا ةيعمجلا</w:t>
+        <w:br/>
+        <w:t>ناطلس يلع / ديسلا</w:t>
       </w:r>
     </w:p>
     <w:p>
@@ -2131,24 +2131,24 @@
           <w:b w:val="0"/>
           <w:i w:val="0"/>
         </w:rPr>
-        <w:t>السيد بمحمد ‎jay‏ النهدي</w:t>
-        <w:br/>
-        <w:t>السيد / اشرف جابر مصطفى خيرالدين</w:t>
-      </w:r>
-    </w:p>
-    <w:p>
-      <w:pPr>
-        <w:jc w:val="right"/>
-        <w:bidi/>
-      </w:pPr>
-      <w:r>
-        <w:rPr>
-          <w:b w:val="0"/>
-          <w:i w:val="0"/>
-        </w:rPr>
-        <w:t>السيد بندر الحرازي تم تعديلة من 1902 ربل الى 1013 ريال حسسب قرضه من البنك الفعلية لمندادم</w:t>
-        <w:br/>
-        <w:t>الجمعية الخيرية لتحفيظ القرآن الكريم ‏ دار ام حميد - دف زيني</w:t>
+        <w:t>يدهنلا ‏jay‎ دمحمب ديسلا</w:t>
+        <w:br/>
+        <w:t>نيدلاريخ ىفطصم رباج فرشا / ديسلا</w:t>
+      </w:r>
+    </w:p>
+    <w:p>
+      <w:pPr>
+        <w:jc w:val="right"/>
+        <w:bidi/>
+      </w:pPr>
+      <w:r>
+        <w:rPr>
+          <w:b w:val="0"/>
+          <w:i w:val="0"/>
+        </w:rPr>
+        <w:t>مدادنمل ةيلعفلا كنبلا نم هضرق بسسح لاير 1013 ىلا لبر 1902 نم ةليدعت مت يزارحلا ردنب ديسلا</w:t>
+        <w:br/>
+        <w:t>ينيز فد - ديمح ما راد ‏ ميركلا نآرقلا ظيفحتل ةيريخلا ةيعمجلا</w:t>
       </w:r>
     </w:p>
     <w:p>
@@ -2301,7 +2301,7 @@
           <w:b w:val="0"/>
           <w:i w:val="0"/>
         </w:rPr>
-        <w:t>‎eat‏ امل</w:t>
+        <w:t>لما ‏eat‎</w:t>
       </w:r>
     </w:p>
     <w:p>
@@ -2340,7 +2340,7 @@
           <w:b w:val="0"/>
           <w:i w:val="0"/>
         </w:rPr>
-        <w:t>‏محي الدين دفتردار</w:t>
+        <w:t>رادرتفد نيدلا يحم‏</w:t>
       </w:r>
     </w:p>
     <w:p>
@@ -2561,7 +2561,7 @@
           <w:b w:val="0"/>
           <w:i w:val="0"/>
         </w:rPr>
-        <w:t>‏م . طبية - م شن اسامه</w:t>
+        <w:t>هماسا نش م - ةيبط . م‏</w:t>
       </w:r>
     </w:p>
     <w:p>
@@ -2587,7 +2587,7 @@
           <w:b w:val="0"/>
           <w:i w:val="0"/>
         </w:rPr>
-        <w:t>‏د عبدالرحمن العمري</w:t>
+        <w:t>يرمعلا نمحرلادبع د‏</w:t>
       </w:r>
     </w:p>
     <w:p>
@@ -2613,7 +2613,7 @@
           <w:b w:val="0"/>
           <w:i w:val="0"/>
         </w:rPr>
-        <w:t>‏تامين طبي - محاسبه</w:t>
+        <w:t>هبساحم - يبط نيمات‏</w:t>
       </w:r>
     </w:p>
     <w:p>
@@ -2652,52 +2652,52 @@
           <w:b w:val="0"/>
           <w:i w:val="0"/>
         </w:rPr>
-        <w:t>‏تيسير القريناوي</w:t>
-      </w:r>
-    </w:p>
-    <w:p>
-      <w:pPr>
-        <w:jc w:val="right"/>
-        <w:bidi/>
-      </w:pPr>
-      <w:r>
-        <w:rPr>
-          <w:b w:val="0"/>
-          <w:i w:val="0"/>
-        </w:rPr>
-        <w:t>‏مصاريف متنوعة - عمارة مكة</w:t>
-        <w:br/>
-        <w:t>مصاريف متنوعة - عمارة</w:t>
-      </w:r>
-    </w:p>
-    <w:p>
-      <w:pPr>
-        <w:jc w:val="right"/>
-        <w:bidi/>
-      </w:pPr>
-      <w:r>
-        <w:rPr>
-          <w:b w:val="0"/>
-          <w:i w:val="0"/>
-        </w:rPr>
-        <w:t>‏محمد عبدالحسيب</w:t>
-      </w:r>
-    </w:p>
-    <w:p>
-      <w:pPr>
-        <w:jc w:val="right"/>
-        <w:bidi/>
-      </w:pPr>
-      <w:r>
-        <w:rPr>
-          <w:b w:val="0"/>
-          <w:i w:val="0"/>
-        </w:rPr>
-        <w:t>‏مصاريف متنوعة - عمارة</w:t>
-        <w:br/>
-        <w:t>جاري الشريك - شركة اوزكو</w:t>
-        <w:br/>
-        <w:t>ابار وزيني - المركز الرئيسي</w:t>
+        <w:t>يوانيرقلا ريسيت‏</w:t>
+      </w:r>
+    </w:p>
+    <w:p>
+      <w:pPr>
+        <w:jc w:val="right"/>
+        <w:bidi/>
+      </w:pPr>
+      <w:r>
+        <w:rPr>
+          <w:b w:val="0"/>
+          <w:i w:val="0"/>
+        </w:rPr>
+        <w:t>ةكم ةرامع - ةعونتم فيراصم‏</w:t>
+        <w:br/>
+        <w:t>ةرامع - ةعونتم فيراصم</w:t>
+      </w:r>
+    </w:p>
+    <w:p>
+      <w:pPr>
+        <w:jc w:val="right"/>
+        <w:bidi/>
+      </w:pPr>
+      <w:r>
+        <w:rPr>
+          <w:b w:val="0"/>
+          <w:i w:val="0"/>
+        </w:rPr>
+        <w:t>بيسحلادبع دمحم‏</w:t>
+      </w:r>
+    </w:p>
+    <w:p>
+      <w:pPr>
+        <w:jc w:val="right"/>
+        <w:bidi/>
+      </w:pPr>
+      <w:r>
+        <w:rPr>
+          <w:b w:val="0"/>
+          <w:i w:val="0"/>
+        </w:rPr>
+        <w:t>ةرامع - ةعونتم فيراصم‏</w:t>
+        <w:br/>
+        <w:t>وكزوا ةكرش - كيرشلا يراج</w:t>
+        <w:br/>
+        <w:t>يسيئرلا زكرملا - ينيزو رابا</w:t>
         <w:br/>
         <w:t>‎Qua VT ett‏ اسامه زيني ( الشيخ</w:t>
       </w:r>
@@ -2712,7 +2712,7 @@
           <w:b w:val="0"/>
           <w:i w:val="0"/>
         </w:rPr>
-        <w:t>‏شركة بوبا العربية</w:t>
+        <w:t>ةيبرعلا ابوب ةكرش‏</w:t>
       </w:r>
     </w:p>
     <w:p>
@@ -2766,43 +2766,43 @@
           <w:b w:val="0"/>
           <w:i w:val="0"/>
         </w:rPr>
-        <w:t>‏تامين طبى على العاملين واسرهم حسب كشف</w:t>
-        <w:br/>
-        <w:t>تامين طبى على العاملين واسرهم حسب كشف</w:t>
-        <w:br/>
-        <w:t>تامين طبى على العاملين واسرهم حسب ‎pis‏</w:t>
-        <w:br/>
-        <w:t>‏تامين طبى على العاملين واسرهم حسب ‎Qs‏</w:t>
-        <w:br/>
-        <w:t>‏تامين طبى على العاملين واسرهم حسب كشف</w:t>
-        <w:br/>
-        <w:t>تامين طبى على العاملين واسرهم حسب كشف</w:t>
-        <w:br/>
-        <w:t>تامين طبى على العاملين واسرهم حسب كشف</w:t>
-        <w:br/>
-        <w:t>تامين طبى على العاملين واسرهم حسب كشف</w:t>
-        <w:br/>
-        <w:t>تامين طبى على العاملين واسرهم حسب كشف</w:t>
-        <w:br/>
-        <w:t>تامين طبى على العاملين واسرهم حسب كشف</w:t>
-        <w:br/>
-        <w:t>تامين طبى على العاملين واسرهم حسب كشف</w:t>
-        <w:br/>
-        <w:t>تامين طبى على العاملين واسرهم حسب كشف</w:t>
-        <w:br/>
-        <w:t>تامين طبى على العاملين واسرهم حسب ‎Qs‏</w:t>
-        <w:br/>
-        <w:t>‏تامين طبى على العاملين واسرهم حسب كشن</w:t>
-        <w:br/>
-        <w:t>تامين طبى على العاملين واسرهم حسب كشف</w:t>
-        <w:br/>
-        <w:t>تامين طبى على العاملين واسرهم حسب كشف</w:t>
-        <w:br/>
-        <w:t>تامين طبى على العاملين واسرهم حسب كشف</w:t>
-        <w:br/>
-        <w:t>تامين طبى على العاملين واسرهم حسب كشف</w:t>
-        <w:br/>
-        <w:t>تامين طبى على العاملين واسرهم حسب كشف</w:t>
+        <w:t>فشك بسح مهرساو نيلماعلا ىلع ىبط نيمات‏</w:t>
+        <w:br/>
+        <w:t>فشك بسح مهرساو نيلماعلا ىلع ىبط نيمات</w:t>
+        <w:br/>
+        <w:t>‏pis‎ بسح مهرساو نيلماعلا ىلع ىبط نيمات</w:t>
+        <w:br/>
+        <w:t>‏Qs‎ بسح مهرساو نيلماعلا ىلع ىبط نيمات‏</w:t>
+        <w:br/>
+        <w:t>فشك بسح مهرساو نيلماعلا ىلع ىبط نيمات‏</w:t>
+        <w:br/>
+        <w:t>فشك بسح مهرساو نيلماعلا ىلع ىبط نيمات</w:t>
+        <w:br/>
+        <w:t>فشك بسح مهرساو نيلماعلا ىلع ىبط نيمات</w:t>
+        <w:br/>
+        <w:t>فشك بسح مهرساو نيلماعلا ىلع ىبط نيمات</w:t>
+        <w:br/>
+        <w:t>فشك بسح مهرساو نيلماعلا ىلع ىبط نيمات</w:t>
+        <w:br/>
+        <w:t>فشك بسح مهرساو نيلماعلا ىلع ىبط نيمات</w:t>
+        <w:br/>
+        <w:t>فشك بسح مهرساو نيلماعلا ىلع ىبط نيمات</w:t>
+        <w:br/>
+        <w:t>فشك بسح مهرساو نيلماعلا ىلع ىبط نيمات</w:t>
+        <w:br/>
+        <w:t>‏Qs‎ بسح مهرساو نيلماعلا ىلع ىبط نيمات</w:t>
+        <w:br/>
+        <w:t>نشك بسح مهرساو نيلماعلا ىلع ىبط نيمات‏</w:t>
+        <w:br/>
+        <w:t>فشك بسح مهرساو نيلماعلا ىلع ىبط نيمات</w:t>
+        <w:br/>
+        <w:t>فشك بسح مهرساو نيلماعلا ىلع ىبط نيمات</w:t>
+        <w:br/>
+        <w:t>فشك بسح مهرساو نيلماعلا ىلع ىبط نيمات</w:t>
+        <w:br/>
+        <w:t>فشك بسح مهرساو نيلماعلا ىلع ىبط نيمات</w:t>
+        <w:br/>
+        <w:t>فشك بسح مهرساو نيلماعلا ىلع ىبط نيمات</w:t>
       </w:r>
     </w:p>
     <w:p>
@@ -2817,7 +2817,7 @@
         </w:rPr>
         <w:t>[صفحة 2 - OCR]</w:t>
         <w:br/>
-        <w:t>نا الم ممصا مم ري</w:t>
+        <w:t>ير مم اصمم ملا ان</w:t>
         <w:br/>
         <w:t>‎inane 24 Yeo.‏ —</w:t>
       </w:r>
@@ -2881,7 +2881,7 @@
         </w:rPr>
         <w:t>باولا ‎fa.‏ سي مسسلا مل در سر .</w:t>
         <w:br/>
-        <w:t>ع عمد مس تيد متملع</w:t>
+        <w:t>علمتم ديت سم دمع ع</w:t>
       </w:r>
     </w:p>
     <w:p>
@@ -2967,7 +2967,7 @@
           <w:b w:val="0"/>
           <w:i w:val="0"/>
         </w:rPr>
-        <w:t>pe ‏الها‎ NAN AS</w:t>
+        <w:t>AS NAN ‎اهلا‏ pe</w:t>
         <w:br/>
         <w:t>wea ly AW</w:t>
       </w:r>
@@ -2986,7 +2986,7 @@
         <w:br/>
         <w:t>led, (weet \r828</w:t>
         <w:br/>
-        <w:t>‏حبرا عالق‎</w:t>
+        <w:t>‎قلاع اربح‏</w:t>
       </w:r>
     </w:p>
     <w:p>
@@ -3229,7 +3229,7 @@
           <w:b w:val="0"/>
           <w:i w:val="0"/>
         </w:rPr>
-        <w:t>امه +</w:t>
+        <w:t>+ هما</w:t>
       </w:r>
     </w:p>
     <w:p>
@@ -3355,7 +3355,7 @@
         <w:br/>
         <w:t>- CLL PUIG si NAAY</w:t>
         <w:br/>
-        <w:t>‏بجرداعة‎ : Ce ‏.نعط‎ sett</w:t>
+        <w:t>sett ‎طعن.‏ Ce : ‎ةعادرجب‏</w:t>
         <w:br/>
         <w:t>: 3 /</w:t>
         <w:br/>
@@ -6098,7 +6098,7 @@
         <w:br/>
         <w:t>ervey oy</w:t>
         <w:br/>
-        <w:t>Bat rood ‏المملكة العربية‎</w:t>
+        <w:t>‎ةيبرعلا ةكلمملا‏ rood Bat</w:t>
       </w:r>
     </w:p>
     <w:p>
@@ -6151,20 +6151,20 @@
         <w:br/>
         <w:t>‏هف كسن:9١701ممتصم] سجني‎</w:t>
         <w:br/>
-        <w:t>motalm@zalii.net : ‏البريد الالكتريني‎</w:t>
-      </w:r>
-    </w:p>
-    <w:p>
-      <w:pPr>
-        <w:jc w:val="right"/>
-        <w:bidi/>
-      </w:pPr>
-      <w:r>
-        <w:rPr>
-          <w:b w:val="0"/>
-          <w:i w:val="0"/>
-        </w:rPr>
-        <w:t>السادة / الشركاء</w:t>
+        <w:t>‎ينيرتكلالا ديربلا‏ : motalm@zalii.net</w:t>
+      </w:r>
+    </w:p>
+    <w:p>
+      <w:pPr>
+        <w:jc w:val="right"/>
+        <w:bidi/>
+      </w:pPr>
+      <w:r>
+        <w:rPr>
+          <w:b w:val="0"/>
+          <w:i w:val="0"/>
+        </w:rPr>
+        <w:t>ءاكرشلا / ةداسلا</w:t>
         <w:br/>
         <w:t>عناية ورئة ا ‎ge gh‏ الشيخ / عبداللهأبار الصترصين</w:t>
       </w:r>
@@ -6218,20 +6218,20 @@
           <w:b w:val="0"/>
           <w:i w:val="0"/>
         </w:rPr>
-        <w:t>نرفق لسيادتكم كشف مرتبات شهر ذو الحجة لعام ه*؛ ١ه‏ للعاملين بمسجد الشاطئ بالإضافة إلى المصاريف الأخرى</w:t>
-      </w:r>
-    </w:p>
-    <w:p>
-      <w:pPr>
-        <w:jc w:val="right"/>
-        <w:bidi/>
-      </w:pPr>
-      <w:r>
-        <w:rPr>
-          <w:b w:val="0"/>
-          <w:i w:val="0"/>
-        </w:rPr>
-        <w:t>والمنصرفة خلال الشهر وييالها :</w:t>
+        <w:t>ىرخألا فيراصملا ىلإ ةفاضإلاب ئطاشلا دجسمب نيلماعلل ‏ه١ ؛*ه ماعل ةجحلا وذ رهش تابترم فشك مكتدايسل قفرن</w:t>
+      </w:r>
+    </w:p>
+    <w:p>
+      <w:pPr>
+        <w:jc w:val="right"/>
+        <w:bidi/>
+      </w:pPr>
+      <w:r>
+        <w:rPr>
+          <w:b w:val="0"/>
+          <w:i w:val="0"/>
+        </w:rPr>
+        <w:t>: اهلاييو رهشلا لالخ ةفرصنملاو</w:t>
       </w:r>
     </w:p>
     <w:p>
@@ -6283,33 +6283,33 @@
           <w:b w:val="0"/>
           <w:i w:val="0"/>
         </w:rPr>
-        <w:t>1 مصاريف صيانئة وأدوات نظافة عن شهر ذو الحجة ©1417 اه</w:t>
-      </w:r>
-    </w:p>
-    <w:p>
-      <w:pPr>
-        <w:jc w:val="right"/>
-        <w:bidi/>
-      </w:pPr>
-      <w:r>
-        <w:rPr>
-          <w:b w:val="0"/>
-          <w:i w:val="0"/>
-        </w:rPr>
-        <w:t>‎Trees‏ تجديد إقامة محمد عبدالقادر / محمد حجر</w:t>
-      </w:r>
-    </w:p>
-    <w:p>
-      <w:pPr>
-        <w:jc w:val="right"/>
-        <w:bidi/>
-      </w:pPr>
-      <w:r>
-        <w:rPr>
-          <w:b w:val="0"/>
-          <w:i w:val="0"/>
-        </w:rPr>
-        <w:t>‏224 مصلريف طبية للسيد/ محمد بكر</w:t>
+        <w:t>ها 1417© ةجحلا وذ رهش نع ةفاظن تاودأو ةئنايص فيراصم 1</w:t>
+      </w:r>
+    </w:p>
+    <w:p>
+      <w:pPr>
+        <w:jc w:val="right"/>
+        <w:bidi/>
+      </w:pPr>
+      <w:r>
+        <w:rPr>
+          <w:b w:val="0"/>
+          <w:i w:val="0"/>
+        </w:rPr>
+        <w:t>رجح دمحم / رداقلادبع دمحم ةماقإ ديدجت ‏Trees‎</w:t>
+      </w:r>
+    </w:p>
+    <w:p>
+      <w:pPr>
+        <w:jc w:val="right"/>
+        <w:bidi/>
+      </w:pPr>
+      <w:r>
+        <w:rPr>
+          <w:b w:val="0"/>
+          <w:i w:val="0"/>
+        </w:rPr>
+        <w:t>ركب دمحم /ديسلل ةيبط فيرلصم 224‏</w:t>
       </w:r>
     </w:p>
     <w:p>
@@ -6335,7 +6335,7 @@
           <w:b w:val="0"/>
           <w:i w:val="0"/>
         </w:rPr>
-        <w:t>‎2 ‏صيانة مكيفات المسجد‎ aie ‏الدفعة الثانية من‎ Y,Yo.</w:t>
+        <w:t>Yo.,Y ‎نم ةيناثلا ةعفدلا‏ aie ‎دجسملا تافيكم ةنايص‏ 2‎</w:t>
         <w:br/>
         <w:t>‏فقط تسعة عشر الفأ واربعمانة وأربعة وتسعون ريالاً لا غير‎ 1001</w:t>
       </w:r>
@@ -6546,7 +6546,7 @@
           <w:b w:val="0"/>
           <w:i w:val="0"/>
         </w:rPr>
-        <w:t>‎FT ‏امد‎ i oF ‏"مم برضم‎ ods fer inne)</w:t>
+        <w:t>(inne fer ods ‎مضرب مم"‏ oF i ‎دما‏ FT‎</w:t>
       </w:r>
     </w:p>
     <w:p>
@@ -6561,20 +6561,20 @@
         </w:rPr>
         <w:t>[صفحة 13 - OCR]</w:t>
         <w:br/>
-        <w:t>pryeee me bunt ١/5 ‏انمه‎ on</w:t>
-      </w:r>
-    </w:p>
-    <w:p>
-      <w:pPr>
-        <w:jc w:val="right"/>
-        <w:bidi/>
-      </w:pPr>
-      <w:r>
-        <w:rPr>
-          <w:b w:val="0"/>
-          <w:i w:val="0"/>
-        </w:rPr>
-        <w:t>ام =</w:t>
+        <w:t>on ‎همنا‏ ١/5 bunt me pryeee</w:t>
+      </w:r>
+    </w:p>
+    <w:p>
+      <w:pPr>
+        <w:jc w:val="right"/>
+        <w:bidi/>
+      </w:pPr>
+      <w:r>
+        <w:rPr>
+          <w:b w:val="0"/>
+          <w:i w:val="0"/>
+        </w:rPr>
+        <w:t>= ما</w:t>
         <w:br/>
         <w:t>مسلب</w:t>
       </w:r>
@@ -6908,7 +6908,7 @@
           <w:b w:val="0"/>
           <w:i w:val="0"/>
         </w:rPr>
-        <w:t>PAY TO MESSRS ‏الشيخ/احدد زبنى‎ ta Salt ‏يصرف الى‎</w:t>
+        <w:t>‎ىلا فرصي‏ Salt ta ‎ىنبز ددحا/خيشلا‏ MESSRS TO PAY</w:t>
       </w:r>
     </w:p>
     <w:p>
@@ -6978,7 +6978,7 @@
         </w:rPr>
         <w:t>‎a mee \‏</w:t>
         <w:br/>
-        <w:t>]الث لشيخ اسامه زيني ( الشيخ أحمد | ‎١١710١1١‏</w:t>
+        <w:t>‏١١710١1١‎ | دمحأ خيشلا ) ينيز هماسا خيشل ثلا[</w:t>
       </w:r>
     </w:p>
     <w:p>
@@ -7023,7 +7023,7 @@
           <w:b w:val="0"/>
           <w:i w:val="0"/>
         </w:rPr>
-        <w:t>‎&amp;AA‏ التاريسخ: لت ل حلفا</w:t>
+        <w:t>افلح ل تل :خسيراتلا ‏AA&amp;‎</w:t>
       </w:r>
     </w:p>
     <w:p>
@@ -7079,7 +7079,7 @@
           <w:b w:val="0"/>
           <w:i w:val="0"/>
         </w:rPr>
-        <w:t>المخصصات والمساعدات الشهرية للشيوخ والاقارب وموظفين سابقون ...الخ</w:t>
+        <w:t>خلا... نوقباس نيفظومو براقالاو خويشلل ةيرهشلا تادعاسملاو تاصصخملا</w:t>
         <w:br/>
         <w:t>عن شهر اغسطس 2014</w:t>
       </w:r>
@@ -7137,9 +7137,9 @@
           <w:b w:val="0"/>
           <w:i w:val="0"/>
         </w:rPr>
-        <w:t>‏الجمعية الخيرية لتحفيظ القرآن الكريم - الجموم</w:t>
-        <w:br/>
-        <w:t>السيد / علي سلطان</w:t>
+        <w:t>مومجلا - ميركلا نآرقلا ظيفحتل ةيريخلا ةيعمجلا‏</w:t>
+        <w:br/>
+        <w:t>ناطلس يلع / ديسلا</w:t>
         <w:br/>
         <w:t>السيد / علي عبدالله ابراهيم جمعة</w:t>
       </w:r>
@@ -7154,30 +7154,30 @@
           <w:b w:val="0"/>
           <w:i w:val="0"/>
         </w:rPr>
-        <w:t>‏تعديلة من 1902 ربزل الى 1013 ربال حسب فرضه من البنك الفعلية لسداده اقساط السهارة</w:t>
-      </w:r>
-    </w:p>
-    <w:p>
-      <w:pPr>
-        <w:jc w:val="right"/>
-        <w:bidi/>
-      </w:pPr>
-      <w:r>
-        <w:rPr>
-          <w:b w:val="0"/>
-          <w:i w:val="0"/>
-        </w:rPr>
-        <w:t>‏الجمعية الخيرية لتحفيظ القرآن الكريم دار ام حميد- دف زيني</w:t>
+        <w:t>ةراهسلا طاسقا هدادسل ةيلعفلا كنبلا نم هضرف بسح لابر 1013 ىلا لزبر 1902 نم ةليدعت‏</w:t>
+      </w:r>
+    </w:p>
+    <w:p>
+      <w:pPr>
+        <w:jc w:val="right"/>
+        <w:bidi/>
+      </w:pPr>
+      <w:r>
+        <w:rPr>
+          <w:b w:val="0"/>
+          <w:i w:val="0"/>
+        </w:rPr>
+        <w:t>ينيز فد -ديمح ما راد ميركلا نآرقلا ظيفحتل ةيريخلا ةيعمجلا‏</w:t>
         <w:br/>
         <w:t>أباسم علي محمد بلبيسي</w:t>
         <w:br/>
-        <w:t>إئّة المرحوم ابو بكر كنجو سليم</w:t>
-        <w:br/>
-        <w:t>المجموع</w:t>
-        <w:br/>
-        <w:t>تعميد رقع 4</w:t>
-        <w:br/>
-        <w:t>حرم المرحوم / فطين الحبيشي</w:t>
+        <w:t>ميلس وجنك ركب وبا موحرملا ةّئإ</w:t>
+        <w:br/>
+        <w:t>عومجملا</w:t>
+        <w:br/>
+        <w:t>4 عقر ديمعت</w:t>
+        <w:br/>
+        <w:t>يشيبحلا نيطف / موحرملا مرح</w:t>
       </w:r>
     </w:p>
     <w:p>
@@ -7263,7 +7263,7 @@
           <w:b w:val="0"/>
           <w:i w:val="0"/>
         </w:rPr>
-        <w:t>بيانن القيد:</w:t>
+        <w:t>:ديقلا ننايب</w:t>
       </w:r>
     </w:p>
     <w:p>
@@ -7306,7 +7306,7 @@
           <w:b w:val="0"/>
           <w:i w:val="0"/>
         </w:rPr>
-        <w:t>‎التاريخ:  ‎٠01١4/.١/18؟</w:t>
+        <w:t>؟٠01١4/.١/18‎  :خيراتلا‎</w:t>
       </w:r>
     </w:p>
     <w:p>
@@ -7463,7 +7463,7 @@
           <w:b w:val="0"/>
           <w:i w:val="0"/>
         </w:rPr>
-        <w:t>ن الصندوق</w:t>
+        <w:t>قودنصلا ن</w:t>
         <w:br/>
         <w:t>4</w:t>
       </w:r>
@@ -7491,7 +7491,7 @@
           <w:b w:val="0"/>
           <w:i w:val="0"/>
         </w:rPr>
-        <w:t>Teh sfeapra ‏التاريسخ:‎ Lowe J 7</w:t>
+        <w:t>7 J Lowe ‎:خسيراتلا‏ sfeapra Teh</w:t>
       </w:r>
     </w:p>
     <w:p>
@@ -7534,7 +7534,7 @@
           <w:b w:val="0"/>
           <w:i w:val="0"/>
         </w:rPr>
-        <w:t>‎Spal;‏ امين</w:t>
+        <w:t>نيما ‏;Spal‎</w:t>
         <w:br/>
         <w:t>‎eee i‏</w:t>
         <w:br/>
@@ -7630,20 +7630,20 @@
           <w:b w:val="0"/>
           <w:i w:val="0"/>
         </w:rPr>
-        <w:t>‎oiviete...‏ المجموع</w:t>
-      </w:r>
-    </w:p>
-    <w:p>
-      <w:pPr>
-        <w:jc w:val="right"/>
-        <w:bidi/>
-      </w:pPr>
-      <w:r>
-        <w:rPr>
-          <w:b w:val="0"/>
-          <w:i w:val="0"/>
-        </w:rPr>
-        <w:t>‏المدير العام</w:t>
+        <w:t>عومجملا ‏oiviete...‎</w:t>
+      </w:r>
+    </w:p>
+    <w:p>
+      <w:pPr>
+        <w:jc w:val="right"/>
+        <w:bidi/>
+      </w:pPr>
+      <w:r>
+        <w:rPr>
+          <w:b w:val="0"/>
+          <w:i w:val="0"/>
+        </w:rPr>
+        <w:t>ماعلا ريدملا‏</w:t>
       </w:r>
     </w:p>
     <w:p>
@@ -7690,7 +7690,7 @@
           <w:b w:val="0"/>
           <w:i w:val="0"/>
         </w:rPr>
-        <w:t>شركة المياه الوطنية</w:t>
+        <w:t>ةينطولا هايملا ةكرش</w:t>
       </w:r>
     </w:p>
     <w:p>
@@ -7716,7 +7716,7 @@
           <w:b w:val="0"/>
           <w:i w:val="0"/>
         </w:rPr>
-        <w:t>Payment Receipt ‏إيصال قبض‎</w:t>
+        <w:t>‎ضبق لاصيإ‏ Receipt Payment</w:t>
       </w:r>
     </w:p>
     <w:p>
@@ -7731,7 +7731,7 @@
         </w:rPr>
         <w:t>رقم ‎1١‏ تاريخ الدف</w:t>
         <w:br/>
-        <w:t>رقم الإيصال 046811228329 ‎ecu‏ 1435-11-02</w:t>
+        <w:t>1435-11-02 ‏ecu‎ 046811228329 لاصيإلا مقر</w:t>
         <w:br/>
         <w:t>‎Payment Date‏</w:t>
       </w:r>
@@ -7748,7 +7748,7 @@
         </w:rPr>
         <w:t>Receipt No.</w:t>
         <w:br/>
-        <w:t>‏تفاصيل إيصال الدفع‎</w:t>
+        <w:t>‎عفدلا لاصيإ ليصافت‏</w:t>
         <w:br/>
         <w:t>Payment Receipt Description</w:t>
       </w:r>
@@ -7771,13 +7771,13 @@
         <w:br/>
         <w:t>Payment Method ‏عننان أحمد زيني‎ Account Holder Name|</w:t>
         <w:br/>
-        <w:t>‏الشبكة السعودية/رقم بطاقة‎ NAHDAT AL-HADER, AL RAWDHAA 1, ‏بيانات العقار‎</w:t>
+        <w:t>‎راقعلا تانايب‏ ,1 RAWDHAA AL ,AL-HADER NAHDAT ‎ةقاطب مقر/ةيدوعسلا ةكبشلا‏</w:t>
         <w:br/>
         <w:t>‏الاثتمان‎ Jeddah, 21111 (++ ‏ترصيلة العقار‎ NK premise Address</w:t>
         <w:br/>
         <w:t>SPAN/Credit Card No 000880012900005)</w:t>
         <w:br/>
-        <w:t>‏تفاصيل إيصال الدفع‎</w:t>
+        <w:t>‎عفدلا لاصيإ ليصافت‏</w:t>
         <w:br/>
         <w:t>Payment Distribution Description</w:t>
       </w:r>
@@ -7792,7 +7792,7 @@
           <w:b w:val="0"/>
           <w:i w:val="0"/>
         </w:rPr>
-        <w:t>تفاصيل الاتفاقية الرصيد المبلغ المدفوع المبلخ المتبقي</w:t>
+        <w:t>يقبتملا خلبملا عوفدملا غلبملا ديصرلا ةيقافتالا ليصافت</w:t>
         <w:br/>
         <w:t>‎Remaining Balance Payment Amount Balance Service Description‏</w:t>
       </w:r>
@@ -7837,7 +7837,7 @@
           <w:b w:val="0"/>
           <w:i w:val="0"/>
         </w:rPr>
-        <w:t>المبلغ المدفوع بالأحرف 5 معرف قناة الدقع</w:t>
+        <w:t>عقدلا ةانق فرعم 5 فرحألاب عوفدملا غلبملا</w:t>
         <w:br/>
         <w:t>‎Tender Control ID. ws i, Seventeen Thousand Four Hundred Forty Five Only Payment Amount in Words‏ 8329640802</w:t>
       </w:r>
@@ -7880,7 +7880,7 @@
         </w:rPr>
         <w:t>[صفحة 4 - OCR]</w:t>
         <w:br/>
-        <w:t>(s. are) its ‏شركة المياه الوطنية‎</w:t>
+        <w:t>‎ةينطولا هايملا ةكرش‏ its (are s.)</w:t>
       </w:r>
     </w:p>
     <w:p>
@@ -7906,20 +7906,20 @@
           <w:b w:val="0"/>
           <w:i w:val="0"/>
         </w:rPr>
-        <w:t>إشعار قطع خدمة المياه</w:t>
-      </w:r>
-    </w:p>
-    <w:p>
-      <w:pPr>
-        <w:jc w:val="right"/>
-        <w:bidi/>
-      </w:pPr>
-      <w:r>
-        <w:rPr>
-          <w:b w:val="0"/>
-          <w:i w:val="0"/>
-        </w:rPr>
-        <w:t>رقم العميل: ميمه ‎WK‏</w:t>
+        <w:t>هايملا ةمدخ عطق راعشإ</w:t>
+      </w:r>
+    </w:p>
+    <w:p>
+      <w:pPr>
+        <w:jc w:val="right"/>
+        <w:bidi/>
+      </w:pPr>
+      <w:r>
+        <w:rPr>
+          <w:b w:val="0"/>
+          <w:i w:val="0"/>
+        </w:rPr>
+        <w:t>‏WK‎ هميم :ليمعلا مقر</w:t>
       </w:r>
     </w:p>
     <w:p>
@@ -7947,37 +7947,37 @@
         </w:rPr>
         <w:t>إجمائي المبلغ المطلوب: ‎GS cy‏ 220</w:t>
         <w:br/>
-        <w:t>سبب قطع الخدمة: ‎C Se‏ الما</w:t>
-      </w:r>
-    </w:p>
-    <w:p>
-      <w:pPr>
-        <w:jc w:val="right"/>
-        <w:bidi/>
-      </w:pPr>
-      <w:r>
-        <w:rPr>
-          <w:b w:val="0"/>
-          <w:i w:val="0"/>
-        </w:rPr>
-        <w:t>تاريخ القطع: جد ‎LR]‏ د قم الموظف :</w:t>
-      </w:r>
-    </w:p>
-    <w:p>
-      <w:pPr>
-        <w:jc w:val="right"/>
-        <w:bidi/>
-      </w:pPr>
-      <w:r>
-        <w:rPr>
-          <w:b w:val="0"/>
-          <w:i w:val="0"/>
-        </w:rPr>
-        <w:t>عزيرزي العميل :</w:t>
-        <w:br/>
-        <w:t>نأمل المسارعة بتسديد المستحقات ‎ASI‏ أو مراجعة أحد مراكز خدمات العملاء</w:t>
-        <w:br/>
-        <w:t>وذلك لاعادة إيصال خدمة المياه لموقعكم.</w:t>
+        <w:t>املا ‏Se C‎ :ةمدخلا عطق ببس</w:t>
+      </w:r>
+    </w:p>
+    <w:p>
+      <w:pPr>
+        <w:jc w:val="right"/>
+        <w:bidi/>
+      </w:pPr>
+      <w:r>
+        <w:rPr>
+          <w:b w:val="0"/>
+          <w:i w:val="0"/>
+        </w:rPr>
+        <w:t>: فظوملا مق د ‏[LR‎ دج :عطقلا خيرات</w:t>
+      </w:r>
+    </w:p>
+    <w:p>
+      <w:pPr>
+        <w:jc w:val="right"/>
+        <w:bidi/>
+      </w:pPr>
+      <w:r>
+        <w:rPr>
+          <w:b w:val="0"/>
+          <w:i w:val="0"/>
+        </w:rPr>
+        <w:t>: ليمعلا يزريزع</w:t>
+        <w:br/>
+        <w:t>ءالمعلا تامدخ زكارم دحأ ةعجارم وأ ‏ASI‎ تاقحتسملا ديدستب ةعراسملا لمأن</w:t>
+        <w:br/>
+        <w:t>.مكعقومل هايملا ةمدخ لاصيإ ةداعال كلذو</w:t>
       </w:r>
     </w:p>
     <w:p>
@@ -8003,7 +8003,7 @@
           <w:b w:val="0"/>
           <w:i w:val="0"/>
         </w:rPr>
-        <w:t>فتح عداد المياه دون الرجوع للجهة المسئولة وسداد المبالغ المستحقة يترتب عليه</w:t>
+        <w:t>هيلع بترتي ةقحتسملا غلابملا دادسو ةلوئسملا ةهجلل عوجرلا نود هايملا دادع حتف</w:t>
         <w:br/>
         <w:t>مخالفة وقدرها ‎٠٠٠١(‏ ريال)</w:t>
       </w:r>
@@ -8018,7 +8018,7 @@
           <w:b w:val="0"/>
           <w:i w:val="0"/>
         </w:rPr>
-        <w:t>الاأتصال على الرقم المجاني ‎A.-EELI.‏</w:t>
+        <w:t>‏A.-EELI.‎ يناجملا مقرلا ىلع لاصتأالا</w:t>
       </w:r>
     </w:p>
     <w:p>
@@ -8044,7 +8044,7 @@
           <w:b w:val="0"/>
           <w:i w:val="0"/>
         </w:rPr>
-        <w:t>طريق المدينة - بجوار كوبري المريع</w:t>
+        <w:t>عيرملا يربوك راوجب - ةنيدملا قيرط</w:t>
       </w:r>
     </w:p>
     <w:p>
@@ -8117,7 +8117,7 @@
           <w:b w:val="0"/>
           <w:i w:val="0"/>
         </w:rPr>
-        <w:t>‎التاريخ:  8"./.1/11”</w:t>
+        <w:t>”./.1/11"8  :خيراتلا‎</w:t>
       </w:r>
     </w:p>
     <w:p>
@@ -8242,20 +8242,20 @@
           <w:b w:val="0"/>
           <w:i w:val="0"/>
         </w:rPr>
-        <w:t>الضار يسح: ‎rafsrfvire‏</w:t>
-      </w:r>
-    </w:p>
-    <w:p>
-      <w:pPr>
-        <w:jc w:val="right"/>
-        <w:bidi/>
-      </w:pPr>
-      <w:r>
-        <w:rPr>
-          <w:b w:val="0"/>
-          <w:i w:val="0"/>
-        </w:rPr>
-        <w:t>١.1 ‏#اركا/6‎ ١ ‏الموافق:‎</w:t>
+        <w:t>‏rafsrfvire‎ :حسي راضلا</w:t>
+      </w:r>
+    </w:p>
+    <w:p>
+      <w:pPr>
+        <w:jc w:val="right"/>
+        <w:bidi/>
+      </w:pPr>
+      <w:r>
+        <w:rPr>
+          <w:b w:val="0"/>
+          <w:i w:val="0"/>
+        </w:rPr>
+        <w:t>‎:قفاوملا‏ ١ ‎/6اكرا#‏ ١.1</w:t>
       </w:r>
     </w:p>
     <w:p>
@@ -8302,7 +8302,7 @@
         <w:br/>
         <w:t>شركة احمد زيني وأولاده'</w:t>
         <w:br/>
-        <w:t>المخصصات الشهرية للشيوخ والاقارب الخ</w:t>
+        <w:t>خلا براقالاو خويشلل ةيرهشلا تاصصخملا</w:t>
         <w:br/>
         <w:t>عن شهر محرم 21435 نوفمبر 2013م</w:t>
       </w:r>
@@ -8343,7 +8343,7 @@
           <w:b w:val="0"/>
           <w:i w:val="0"/>
         </w:rPr>
-        <w:t>= نم نن ل صن (0 ‎OO ON‏</w:t>
+        <w:t>‏ON OO‎ 0) نص ل نن من =</w:t>
       </w:r>
     </w:p>
     <w:p>
@@ -8398,7 +8398,7 @@
           <w:b w:val="0"/>
           <w:i w:val="0"/>
         </w:rPr>
-        <w:t>تم صرف مساعدة شهرية 250 ربال لغية 1435/06/30ه 6</w:t>
+        <w:t>6 ه1435/06/30 ةيغل لابر 250 ةيرهش ةدعاسم فرص مت</w:t>
         <w:br/>
         <w:t>لاتصلت هتفيا ‎fer tty‏ 1433/4/4ه بانها قد تزوجت وأصبحت غير محتاجة</w:t>
       </w:r>
@@ -8426,59 +8426,59 @@
           <w:b w:val="0"/>
           <w:i w:val="0"/>
         </w:rPr>
-        <w:t>محمد الكرار</w:t>
-      </w:r>
-    </w:p>
-    <w:p>
-      <w:pPr>
-        <w:jc w:val="right"/>
-        <w:bidi/>
-      </w:pPr>
-      <w:r>
-        <w:rPr>
-          <w:b w:val="0"/>
-          <w:i w:val="0"/>
-        </w:rPr>
-        <w:t>عائلة المرحوم محمد رجب الجخلب</w:t>
-      </w:r>
-    </w:p>
-    <w:p>
-      <w:pPr>
-        <w:jc w:val="right"/>
-        <w:bidi/>
-      </w:pPr>
-      <w:r>
-        <w:rPr>
-          <w:b w:val="0"/>
-          <w:i w:val="0"/>
-        </w:rPr>
-        <w:t>عائلة المرحوم هارون انجي</w:t>
-      </w:r>
-    </w:p>
-    <w:p>
-      <w:pPr>
-        <w:jc w:val="right"/>
-        <w:bidi/>
-      </w:pPr>
-      <w:r>
-        <w:rPr>
-          <w:b w:val="0"/>
-          <w:i w:val="0"/>
-        </w:rPr>
-        <w:t>عائلة المرحوم علي جوجو</w:t>
-      </w:r>
-    </w:p>
-    <w:p>
-      <w:pPr>
-        <w:jc w:val="right"/>
-        <w:bidi/>
-      </w:pPr>
-      <w:r>
-        <w:rPr>
-          <w:b w:val="0"/>
-          <w:i w:val="0"/>
-        </w:rPr>
-        <w:t>عائلة المرحوم محمد سالم بافضل</w:t>
+        <w:t>راركلا دمحم</w:t>
+      </w:r>
+    </w:p>
+    <w:p>
+      <w:pPr>
+        <w:jc w:val="right"/>
+        <w:bidi/>
+      </w:pPr>
+      <w:r>
+        <w:rPr>
+          <w:b w:val="0"/>
+          <w:i w:val="0"/>
+        </w:rPr>
+        <w:t>بلخجلا بجر دمحم موحرملا ةلئاع</w:t>
+      </w:r>
+    </w:p>
+    <w:p>
+      <w:pPr>
+        <w:jc w:val="right"/>
+        <w:bidi/>
+      </w:pPr>
+      <w:r>
+        <w:rPr>
+          <w:b w:val="0"/>
+          <w:i w:val="0"/>
+        </w:rPr>
+        <w:t>يجنا نوراه موحرملا ةلئاع</w:t>
+      </w:r>
+    </w:p>
+    <w:p>
+      <w:pPr>
+        <w:jc w:val="right"/>
+        <w:bidi/>
+      </w:pPr>
+      <w:r>
+        <w:rPr>
+          <w:b w:val="0"/>
+          <w:i w:val="0"/>
+        </w:rPr>
+        <w:t>وجوج يلع موحرملا ةلئاع</w:t>
+      </w:r>
+    </w:p>
+    <w:p>
+      <w:pPr>
+        <w:jc w:val="right"/>
+        <w:bidi/>
+      </w:pPr>
+      <w:r>
+        <w:rPr>
+          <w:b w:val="0"/>
+          <w:i w:val="0"/>
+        </w:rPr>
+        <w:t>لضفاب ملاس دمحم موحرملا ةلئاع</w:t>
       </w:r>
     </w:p>
     <w:p>
@@ -8527,7 +8527,7 @@
           <w:b w:val="0"/>
           <w:i w:val="0"/>
         </w:rPr>
-        <w:t>؟١14/ءفركال‎ ey tat</w:t>
+        <w:t>tat ey ‎لاكرفء١14/؟</w:t>
       </w:r>
     </w:p>
     <w:p>
@@ -8555,20 +8555,20 @@
         </w:rPr>
         <w:t>رقم القيد: ‎١9655‏</w:t>
         <w:br/>
-        <w:t>‏بيان القيد:</w:t>
-      </w:r>
-    </w:p>
-    <w:p>
-      <w:pPr>
-        <w:jc w:val="right"/>
-        <w:bidi/>
-      </w:pPr>
-      <w:r>
-        <w:rPr>
-          <w:b w:val="0"/>
-          <w:i w:val="0"/>
-        </w:rPr>
-        <w:t>‎pall‏ الدائن رقم الحساب] اسيم الحساب</w:t>
+        <w:t>:ديقلا نايب‏</w:t>
+      </w:r>
+    </w:p>
+    <w:p>
+      <w:pPr>
+        <w:jc w:val="right"/>
+        <w:bidi/>
+      </w:pPr>
+      <w:r>
+        <w:rPr>
+          <w:b w:val="0"/>
+          <w:i w:val="0"/>
+        </w:rPr>
+        <w:t>باسحلا ميسا [باسحلا مقر نئادلا ‏pall‎</w:t>
       </w:r>
     </w:p>
     <w:p>
@@ -8583,7 +8583,7 @@
         </w:rPr>
         <w:t>‎PVT‏ الشيخ اسامه زيني ( الشيخ</w:t>
         <w:br/>
-        <w:t>البنك السعودي الامريكي</w:t>
+        <w:t>يكيرمالا يدوعسلا كنبلا</w:t>
       </w:r>
     </w:p>
     <w:p>
@@ -8613,7 +8613,7 @@
         </w:rPr>
         <w:t>‎a ‏الشركة السعودية تلكهرباء‎</w:t>
         <w:br/>
-        <w:t>‏إمستسصلاك الطاقة التهسربائية‎ gelled XS Seual ley Company</w:t>
+        <w:t>Company ley Seual XS gelled ‎ةيئابرسهتلا ةقاطلا كالصستسمإ‏</w:t>
       </w:r>
     </w:p>
     <w:p>
@@ -8842,7 +8842,7 @@
         </w:rPr>
         <w:t>i wit so ae ae</w:t>
         <w:br/>
-        <w:t>: ‏الا عد‎ gage ‏ن الف ومشعمانة ريال‎</w:t>
+        <w:t>‎لاير ةنامعشمو فلا ن‏ gage ‎دع الا‏ :</w:t>
         <w:br/>
         <w:t>‏سعو :د وي‎ on tg</w:t>
       </w:r>
@@ -8909,7 +8909,7 @@
           <w:b w:val="0"/>
           <w:i w:val="0"/>
         </w:rPr>
-        <w:t>المدير العام</w:t>
+        <w:t>ماعلا ريدملا</w:t>
       </w:r>
     </w:p>
     <w:p>
@@ -8966,7 +8966,7 @@
           <w:b w:val="0"/>
           <w:i w:val="0"/>
         </w:rPr>
-        <w:t>المخصصات والمساعدات الشهرية للشيوخ والاقارب وموظفين سابقون ...الخ</w:t>
+        <w:t>خلا... نوقباس نيفظومو براقالاو خويشلل ةيرهشلا تادعاسملاو تاصصخملا</w:t>
         <w:br/>
         <w:t>9 2</w:t>
       </w:r>
@@ -9009,9 +9009,9 @@
           <w:b w:val="0"/>
           <w:i w:val="0"/>
         </w:rPr>
-        <w:t>الجمعية الخيرية لتحفيظ القرآن الكريم - الجموم</w:t>
-        <w:br/>
-        <w:t>السيد / علي سلطان</w:t>
+        <w:t>مومجلا - ميركلا نآرقلا ظيفحتل ةيريخلا ةيعمجلا</w:t>
+        <w:br/>
+        <w:t>ناطلس يلع / ديسلا</w:t>
         <w:br/>
         <w:t>السيد / علي عبدالله ابراهيم جمعة</w:t>
       </w:r>
@@ -9026,7 +9026,7 @@
           <w:b w:val="0"/>
           <w:i w:val="0"/>
         </w:rPr>
-        <w:t>اتم تعديلة من 1902 ربال الى 1013 ‎Shy‏ حسب فرضه من البنك الفعلية لسداده اقساط السيارة</w:t>
+        <w:t>ةرايسلا طاسقا هدادسل ةيلعفلا كنبلا نم هضرف بسح ‏Shy‎ 1013 ىلا لابر 1902 نم ةليدعت متا</w:t>
       </w:r>
     </w:p>
     <w:p>
@@ -9054,7 +9054,7 @@
         </w:rPr>
         <w:t>31,763</w:t>
         <w:br/>
-        <w:t>حرم المرحوم / فطين الحبيشي</w:t>
+        <w:t>يشيبحلا نيطف / موحرملا مرح</w:t>
       </w:r>
     </w:p>
     <w:p>
@@ -9191,7 +9191,7 @@
           <w:b w:val="0"/>
           <w:i w:val="0"/>
         </w:rPr>
-        <w:t>‎التاريخ:  VO WOVE</w:t>
+        <w:t>WOVE VO  :خيراتلا‎</w:t>
       </w:r>
     </w:p>
     <w:p>
@@ -9217,7 +9217,7 @@
           <w:b w:val="0"/>
           <w:i w:val="0"/>
         </w:rPr>
-        <w:t>مصاريف فواتير علاج وأدوية الخاصه بالشيخ /</w:t>
+        <w:t>/ خيشلاب هصاخلا ةيودأو جالع ريتاوف فيراصم</w:t>
       </w:r>
     </w:p>
     <w:p>
@@ -9290,7 +9290,7 @@
           <w:b w:val="0"/>
           <w:i w:val="0"/>
         </w:rPr>
-        <w:t>بينن القيد: مصاريف فواتير علاج وأدوية الخاصه بالشيخ / أحمد حسب المرفق</w:t>
+        <w:t>قفرملا بسح دمحأ / خيشلاب هصاخلا ةيودأو جالع ريتاوف فيراصم :ديقلا ننيب</w:t>
       </w:r>
     </w:p>
     <w:p>
@@ -9318,9 +9318,9 @@
         </w:rPr>
         <w:t>po pee Te</w:t>
         <w:br/>
-        <w:t>/ ‏الوم 05 | | الشيخ اسامه زيني ( الشيخ مصاريف فواتير علاج وأدوية الخاصه بالشيخ‎</w:t>
-        <w:br/>
-        <w:t>‏الصندوق العام الشيخ / أسامه زيني‎ ٠ ‏نا‎ ee</w:t>
+        <w:t>‎خيشلاب هصاخلا ةيودأو جالع ريتاوف فيراصم خيشلا ) ينيز هماسا خيشلا | | 05 مولا‏ /</w:t>
+        <w:br/>
+        <w:t>ee ‎ان‏ ٠ ‎ينيز هماسأ / خيشلا ماعلا قودنصلا‏</w:t>
       </w:r>
     </w:p>
     <w:p>
@@ -9365,7 +9365,7 @@
         <w:br/>
         <w:t>: JEDDAH - 0260 BULLDING ‏عمارة اوزكو‎  ةدجا‎</w:t>
         <w:br/>
-        <w:t>i Tels ‏الكلك ع ك5‎ Fax: ‏ول كلك‎ |</w:t>
+        <w:t>| ‎كلك لو‏ Fax: ‎5ك ع كلكلا‏ Tels i</w:t>
       </w:r>
     </w:p>
     <w:p>
@@ -9391,7 +9391,7 @@
           <w:b w:val="0"/>
           <w:i w:val="0"/>
         </w:rPr>
-        <w:t>5.5 ‏امس كلامو‎ jit</w:t>
+        <w:t>jit ‎ومالك سما‏ 5.5</w:t>
         <w:br/>
         <w:t>-</w:t>
       </w:r>
@@ -9406,22 +9406,22 @@
           <w:b w:val="0"/>
           <w:i w:val="0"/>
         </w:rPr>
-        <w:t>| PAY TO MESSRS eet fe ‏يصرف الى المكره:‎</w:t>
-      </w:r>
-    </w:p>
-    <w:p>
-      <w:pPr>
-        <w:jc w:val="right"/>
-        <w:bidi/>
-      </w:pPr>
-      <w:r>
-        <w:rPr>
-          <w:b w:val="0"/>
-          <w:i w:val="0"/>
-        </w:rPr>
-        <w:t>‎qo sy i‏ 0 3 5 اعم بداب</w:t>
-        <w:br/>
-        <w:t>‎pe‏ الفا ‎gta py Ag‏ سبعون ارال سعودي الاك ‎Dp‏</w:t>
+        <w:t>‎:هركملا ىلا فرصي‏ fe eet MESSRS TO PAY |</w:t>
+      </w:r>
+    </w:p>
+    <w:p>
+      <w:pPr>
+        <w:jc w:val="right"/>
+        <w:bidi/>
+      </w:pPr>
+      <w:r>
+        <w:rPr>
+          <w:b w:val="0"/>
+          <w:i w:val="0"/>
+        </w:rPr>
+        <w:t>بادب معا 5 3 0 ‏i sy qo‎</w:t>
+        <w:br/>
+        <w:t>‏Dp‎ كالا يدوعس لارا نوعبس ‏Ag py gta‎ افلا ‏pe‎</w:t>
       </w:r>
     </w:p>
     <w:p>
@@ -9505,7 +9505,7 @@
           <w:b w:val="0"/>
           <w:i w:val="0"/>
         </w:rPr>
-        <w:t>المحاسية ‎٠‏</w:t>
+        <w:t>‏٠‎ ةيساحملا</w:t>
         <w:br/>
         <w:t>‏نرجو التكرم بصرف مبلغ 36,171 ‎Shy‏ (ستة وثلاثون ‎atl‏ ومائة وواحد</w:t>
       </w:r>
@@ -9535,7 +9535,7 @@
           <w:b w:val="0"/>
           <w:i w:val="0"/>
         </w:rPr>
-        <w:t>الفواتير المرفقة).</w:t>
+        <w:t>.(ةقفرملا ريتاوفلا</w:t>
         <w:br/>
         <w:t>وشكراًى.. ‎Za‏</w:t>
       </w:r>
@@ -9550,7 +9550,7 @@
           <w:b w:val="0"/>
           <w:i w:val="0"/>
         </w:rPr>
-        <w:t>يوسف الصوري</w:t>
+        <w:t>يروصلا فسوي</w:t>
         <w:br/>
         <w:t>~ لى اوم 2</w:t>
       </w:r>
@@ -9719,7 +9719,7 @@
         <w:br/>
         <w:t>12045253</w:t>
         <w:br/>
-        <w:t>المجموع</w:t>
+        <w:t>عومجملا</w:t>
       </w:r>
     </w:p>
     <w:p>
@@ -9744,7 +9744,7 @@
         <w:br/>
         <w:t>12139284</w:t>
         <w:br/>
-        <w:t>المجموع</w:t>
+        <w:t>عومجملا</w:t>
       </w:r>
     </w:p>
     <w:p>
@@ -9787,20 +9787,20 @@
         <w:br/>
         <w:t>12</w:t>
         <w:br/>
-        <w:t>المجموع</w:t>
-      </w:r>
-    </w:p>
-    <w:p>
-      <w:pPr>
-        <w:jc w:val="right"/>
-        <w:bidi/>
-      </w:pPr>
-      <w:r>
-        <w:rPr>
-          <w:b w:val="0"/>
-          <w:i w:val="0"/>
-        </w:rPr>
-        <w:t>الإجمالي</w:t>
+        <w:t>عومجملا</w:t>
+      </w:r>
+    </w:p>
+    <w:p>
+      <w:pPr>
+        <w:jc w:val="right"/>
+        <w:bidi/>
+      </w:pPr>
+      <w:r>
+        <w:rPr>
+          <w:b w:val="0"/>
+          <w:i w:val="0"/>
+        </w:rPr>
+        <w:t>يلامجإلا</w:t>
       </w:r>
     </w:p>
     <w:p>
@@ -10054,7 +10054,7 @@
           <w:b w:val="0"/>
           <w:i w:val="0"/>
         </w:rPr>
-        <w:t>دفعة مصاريف طبية للرعاية المنزلية الخاصه بالشيخ احمد حسب الفواتير المرفقه.</w:t>
+        <w:t>.هقفرملا ريتاوفلا بسح دمحا خيشلاب هصاخلا ةيلزنملا ةياعرلل ةيبط فيراصم ةعفد</w:t>
       </w:r>
     </w:p>
     <w:p>
@@ -10080,20 +10080,20 @@
           <w:b w:val="0"/>
           <w:i w:val="0"/>
         </w:rPr>
-        <w:t>‎التاريخ:  5014/1١/14</w:t>
-      </w:r>
-    </w:p>
-    <w:p>
-      <w:pPr>
-        <w:jc w:val="right"/>
-        <w:bidi/>
-      </w:pPr>
-      <w:r>
-        <w:rPr>
-          <w:b w:val="0"/>
-          <w:i w:val="0"/>
-        </w:rPr>
-        <w:t>دفعة مصاريف طبية للرعاية المنزلية الخاصه</w:t>
+        <w:t>5014/1١/14  :خيراتلا‎</w:t>
+      </w:r>
+    </w:p>
+    <w:p>
+      <w:pPr>
+        <w:jc w:val="right"/>
+        <w:bidi/>
+      </w:pPr>
+      <w:r>
+        <w:rPr>
+          <w:b w:val="0"/>
+          <w:i w:val="0"/>
+        </w:rPr>
+        <w:t>هصاخلا ةيلزنملا ةياعرلل ةيبط فيراصم ةعفد</w:t>
       </w:r>
     </w:p>
     <w:p>
@@ -10168,7 +10168,7 @@
           <w:b w:val="0"/>
           <w:i w:val="0"/>
         </w:rPr>
-        <w:t>المحاسيه :</w:t>
+        <w:t>: هيساحملا</w:t>
       </w:r>
     </w:p>
     <w:p>
@@ -10185,7 +10185,7 @@
         <w:br/>
         <w:t>حساب الرعاية المنزلية خاصة بالشيخ أحمد عباس زيني خلال شهر أكتوبر 2014م</w:t>
         <w:br/>
-        <w:t>وقيد المبلغ على حساب سعادته الخاص (حسب الفاتورة المرفقة).</w:t>
+        <w:t>.(ةقفرملا ةروتافلا بسح) صاخلا هتداعس باسح ىلع غلبملا ديقو</w:t>
       </w:r>
     </w:p>
     <w:p>
@@ -10200,7 +10200,7 @@
         </w:rPr>
         <w:t>Pa W7a4 «66 | Sud</w:t>
         <w:br/>
-        <w:t>‏يوسف الصوري‎ whe</w:t>
+        <w:t>whe ‎يروصلا فسوي‏</w:t>
         <w:br/>
         <w:t>77 le</w:t>
       </w:r>
@@ -10230,7 +10230,7 @@
         </w:rPr>
         <w:t>[صفحة 4 - OCR]</w:t>
         <w:br/>
-        <w:t>المركز الطبي الصولي</w:t>
+        <w:t>يلوصلا يبطلا زكرملا</w:t>
       </w:r>
     </w:p>
     <w:p>
@@ -10364,7 +10364,7 @@
         <w:br/>
         <w:t>11:29 AM</w:t>
         <w:br/>
-        <w:t>6877103 23/09/2014 | Fadiah ‏عم‎</w:t>
+        <w:t>‎مع‏ Fadiah | 23/09/2014 6877103</w:t>
         <w:br/>
         <w:t>‎12:06 PM</w:t>
       </w:r>
@@ -10515,7 +10515,7 @@
           <w:b w:val="0"/>
           <w:i w:val="0"/>
         </w:rPr>
-        <w:t>ص ب 1 جدة 11401 المملكة العربية السعودية ‎TT aL‏ فاكس!:! ‎O Me‏ ككل</w:t>
+        <w:t>لكك ‏Me O‎ !:!سكاف ‏aL TT‎ ةيدوعسلا ةيبرعلا ةكلمملا 11401 ةدج 1 ب ص</w:t>
         <w:br/>
         <w:t>‎PO, Box 2172 Jeddah 21451, Saudi Arabia, Tel. +966 2 6509000 Fax: +966 2 6509001‏</w:t>
       </w:r>
@@ -10590,7 +10590,7 @@
           <w:b w:val="0"/>
           <w:i w:val="0"/>
         </w:rPr>
-        <w:t>بيان القبد: قيمة فواتير اقامة الشيخ احمد زيني بمستشفي جده الدولي حسب الفواتير المرفقه الصفحة: ‎١‏</w:t>
+        <w:t>‏١‎ :ةحفصلا هقفرملا ريتاوفلا بسح يلودلا هدج يفشتسمب ينيز دمحا خيشلا ةماقا ريتاوف ةميق :دبقلا نايب</w:t>
       </w:r>
     </w:p>
     <w:p>
@@ -10704,7 +10704,7 @@
           <w:b w:val="0"/>
           <w:i w:val="0"/>
         </w:rPr>
-        <w:t>بيان القيد: ‎os‏</w:t>
+        <w:t>‏os‎ :ديقلا نايب</w:t>
       </w:r>
     </w:p>
     <w:p>
@@ -10719,7 +10719,7 @@
         </w:rPr>
         <w:t>لستا جر - قيمة فواتير اقامة الشيخ احمد زيني بمستشفي</w:t>
         <w:br/>
-        <w:t>‎٠١‏ االصندوق العام الشيخ / أسامه زيني</w:t>
+        <w:t>ينيز هماسأ / خيشلا ماعلا قودنصلاا ‏٠١‎</w:t>
       </w:r>
     </w:p>
     <w:p>
@@ -10768,7 +10768,7 @@
         <w:br/>
         <w:t>‎i i‏</w:t>
         <w:br/>
-        <w:t>ا إل لقص مس مسال ‎vane‏</w:t>
+        <w:t>‏vane‎ لاسم سم صقل لإ ا</w:t>
       </w:r>
     </w:p>
     <w:p>
@@ -10837,7 +10837,7 @@
           <w:b w:val="0"/>
           <w:i w:val="0"/>
         </w:rPr>
-        <w:t>‏وذلك 7 قيمة فواتير اقامة الشيخ ‎dant‏ زيني بمستشفي جده الدولي حسب الفواتير المرفقه</w:t>
+        <w:t>هقفرملا ريتاوفلا بسح يلودلا هدج يفشتسمب ينيز ‏dant‎ خيشلا ةماقا ريتاوف ةميق 7 كلذو‏</w:t>
       </w:r>
     </w:p>
     <w:p>
@@ -10929,7 +10929,7 @@
           <w:b w:val="0"/>
           <w:i w:val="0"/>
         </w:rPr>
-        <w:t>‏المدير العا</w:t>
+        <w:t>اعلا ريدملا‏</w:t>
       </w:r>
     </w:p>
     <w:p>
@@ -10972,11 +10972,11 @@
           <w:b w:val="0"/>
           <w:i w:val="0"/>
         </w:rPr>
-        <w:t>المحاسبة +</w:t>
+        <w:t>+ ةبساحملا</w:t>
         <w:br/>
         <w:t>قيمة فوائير إقامة ‎ahh‏ في م تشفى جدة الدول وخدمات طبية خلال يو</w:t>
         <w:br/>
-        <w:t>سبتمبر 2014م وقيد المبلغ على حساب الوالد (حسب الفواتير المرفقة).</w:t>
+        <w:t>.(ةقفرملا ريتاوفلا بسح) دلاولا باسح ىلع غلبملا ديقو م2014 ربمتبس</w:t>
       </w:r>
     </w:p>
     <w:p>
@@ -11064,20 +11064,20 @@
         </w:rPr>
         <w:t>رقم القيد: ‎5١407‏</w:t>
         <w:br/>
-        <w:t>‏بيانن القيد:</w:t>
-      </w:r>
-    </w:p>
-    <w:p>
-      <w:pPr>
-        <w:jc w:val="right"/>
-        <w:bidi/>
-      </w:pPr>
-      <w:r>
-        <w:rPr>
-          <w:b w:val="0"/>
-          <w:i w:val="0"/>
-        </w:rPr>
-        <w:t>مقابل نقل كفالة الخادمه سارة عمر حسب التعميد المرفق</w:t>
+        <w:t>:ديقلا ننايب‏</w:t>
+      </w:r>
+    </w:p>
+    <w:p>
+      <w:pPr>
+        <w:jc w:val="right"/>
+        <w:bidi/>
+      </w:pPr>
+      <w:r>
+        <w:rPr>
+          <w:b w:val="0"/>
+          <w:i w:val="0"/>
+        </w:rPr>
+        <w:t>قفرملا ديمعتلا بسح رمع ةراس همداخلا ةلافك لقن لباقم</w:t>
       </w:r>
     </w:p>
     <w:p>
@@ -11323,7 +11323,7 @@
           <w:b w:val="0"/>
           <w:i w:val="0"/>
         </w:rPr>
-        <w:t>; وذلك / مقابل نقل كفالة الخادمه سارة عمر حسب التعميد المرفق</w:t>
+        <w:t>قفرملا ديمعتلا بسح رمع ةراس همداخلا ةلافك لقن لباقم / كلذو ;</w:t>
       </w:r>
     </w:p>
     <w:p>
@@ -11405,35 +11405,35 @@
           <w:b w:val="0"/>
           <w:i w:val="0"/>
         </w:rPr>
-        <w:t>المحاسية +</w:t>
-      </w:r>
-    </w:p>
-    <w:p>
-      <w:pPr>
-        <w:jc w:val="right"/>
-        <w:bidi/>
-      </w:pPr>
-      <w:r>
-        <w:rPr>
-          <w:b w:val="0"/>
-          <w:i w:val="0"/>
-        </w:rPr>
-        <w:t>نرجو التكرم بعمل شيك ‎aha‏ 25,000 ريال ‎rash‏</w:t>
-        <w:br/>
-        <w:t>‏السيد/ عطا يحي أحمد عكور حمدي</w:t>
-      </w:r>
-    </w:p>
-    <w:p>
-      <w:pPr>
-        <w:jc w:val="right"/>
-        <w:bidi/>
-      </w:pPr>
-      <w:r>
-        <w:rPr>
-          <w:b w:val="0"/>
-          <w:i w:val="0"/>
-        </w:rPr>
-        <w:t>وذلك قيمة نقل كفالة الخادمة/ سارة عمر بناء على طلب مدام الشيخ أحمد</w:t>
+        <w:t>+ ةيساحملا</w:t>
+      </w:r>
+    </w:p>
+    <w:p>
+      <w:pPr>
+        <w:jc w:val="right"/>
+        <w:bidi/>
+      </w:pPr>
+      <w:r>
+        <w:rPr>
+          <w:b w:val="0"/>
+          <w:i w:val="0"/>
+        </w:rPr>
+        <w:t>‏rash‎ لاير 000,25 ‏aha‎ كيش لمعب مركتلا وجرن</w:t>
+        <w:br/>
+        <w:t>يدمح روكع دمحأ يحي اطع /ديسلا‏</w:t>
+      </w:r>
+    </w:p>
+    <w:p>
+      <w:pPr>
+        <w:jc w:val="right"/>
+        <w:bidi/>
+      </w:pPr>
+      <w:r>
+        <w:rPr>
+          <w:b w:val="0"/>
+          <w:i w:val="0"/>
+        </w:rPr>
+        <w:t>دمحأ خيشلا مادم بلط ىلع ءانب رمع ةراس /ةمداخلا ةلافك لقن ةميق كلذو</w:t>
         <w:br/>
         <w:t>زيني وبموافقة الشيخ أسامة زيني وقيد المبلغ على حساب الشيخ أحمد عباس ©</w:t>
       </w:r>
@@ -11467,7 +11467,7 @@
         <w:br/>
         <w:t>Nees be Soe</w:t>
         <w:br/>
-        <w:t>pies ‏الس مدع‎</w:t>
+        <w:t>‎عدم سلا‏ pies</w:t>
         <w:br/>
         <w:t>- ‏اع لابللل‎ CNA</w:t>
         <w:br/>
@@ -11505,7 +11505,7 @@
         </w:rPr>
         <w:t>[صفحة 4 - OCR]</w:t>
         <w:br/>
-        <w:t>000714 samba (29 ‏لالتلفى ب __مممه ساميا‎ 1/7١ ayn</w:t>
+        <w:t>ayn 1/7١ ‎ايماس هممم__ ب ىفلتلال‏ 29) samba 000714</w:t>
       </w:r>
     </w:p>
     <w:p>
@@ -11557,7 +11557,7 @@
           <w:b w:val="0"/>
           <w:i w:val="0"/>
         </w:rPr>
-        <w:t>5 ذا الشيكت عطا أحمد حمد ‎Pay against this ch‏</w:t>
+        <w:t>‏ch this against Pay‎ دمح دمحأ اطع تكيشلا اذ 5</w:t>
       </w:r>
     </w:p>
     <w:p>
@@ -11572,7 +11572,7 @@
         </w:rPr>
         <w:t>إدفعوا بموجب هذا الشيك لأمر 4 1 ا : ‎tothe orderof ne‏</w:t>
         <w:br/>
-        <w:t>‎ut‏ وام ‎a‏ 1</w:t>
+        <w:t>1 ‏a‎ ماو ‏ut‎</w:t>
       </w:r>
     </w:p>
     <w:p>
@@ -11613,7 +11613,7 @@
         </w:rPr>
         <w:t>‎JEDDAH &gt; &gt; .‏</w:t>
         <w:br/>
-        <w:t>ال اه ح #1</w:t>
+        <w:t>1# ح ها لا</w:t>
       </w:r>
     </w:p>
     <w:p>
@@ -11729,7 +11729,7 @@
           <w:b w:val="0"/>
           <w:i w:val="0"/>
         </w:rPr>
-        <w:t>الصفحة: 0</w:t>
+        <w:t>0 :ةحفصلا</w:t>
       </w:r>
     </w:p>
     <w:p>
@@ -11755,9 +11755,9 @@
           <w:b w:val="0"/>
           <w:i w:val="0"/>
         </w:rPr>
-        <w:t>اتعاب نقل كفالات الخادمه كدست كالتعميد</w:t>
-        <w:br/>
-        <w:t>خالد كوفال</w:t>
+        <w:t>ديمعتلاك تسدك همداخلا تالافك لقن باعتا</w:t>
+        <w:br/>
+        <w:t>لافوك دلاخ</w:t>
       </w:r>
     </w:p>
     <w:p>
@@ -11787,7 +11787,7 @@
           <w:b w:val="0"/>
           <w:i w:val="0"/>
         </w:rPr>
-        <w:t>Tel Seeks Faw: tne. * ‏كس مرم نع‎ SN ‏هاتف‎</w:t>
+        <w:t>‎فتاه‏ SN ‎عن مرم سك‏ * tne. Faw: Seeks Tel</w:t>
       </w:r>
     </w:p>
     <w:p>
@@ -11813,7 +11813,7 @@
           <w:b w:val="0"/>
           <w:i w:val="0"/>
         </w:rPr>
-        <w:t>5 5 54 التاريخ: ف« عامج ‎i says‏</w:t>
+        <w:t>‏says i‎ جماع »ف :خيراتلا 54 5 5</w:t>
       </w:r>
     </w:p>
     <w:p>
@@ -11852,7 +11852,7 @@
           <w:b w:val="0"/>
           <w:i w:val="0"/>
         </w:rPr>
-        <w:t>PAY TO MESSRS ‏كوفال‎ SS la Sa ‏بصرف الى‎</w:t>
+        <w:t>‎ىلا فرصب‏ Sa la SS ‎لافوك‏ MESSRS TO PAY</w:t>
       </w:r>
     </w:p>
     <w:p>
@@ -11867,7 +11867,7 @@
         </w:rPr>
         <w:t>‘ ‏رخدت‎ 5 woot. . ene 8 ‏جع مما‎ 5</w:t>
         <w:br/>
-        <w:t>Note ‏يال‎ ee ge ‏واعشرون‎ DUE ‏ققط‎ ee</w:t>
+        <w:t>ee ‎طقق‏ DUE ‎نورشعاو‏ ge ee ‎لاي‏ Note</w:t>
       </w:r>
     </w:p>
     <w:p>
@@ -11895,7 +11895,7 @@
           <w:b w:val="0"/>
           <w:i w:val="0"/>
         </w:rPr>
-        <w:t>ام ‎Tho utr‏ تف الات 03</w:t>
+        <w:t>03 تالا فت ‏utr Tho‎ ما</w:t>
         <w:br/>
         <w:t>| تعاب لهل ‎eee RE‏ ذا قن ال سمو ل لا ‎mp‏</w:t>
       </w:r>
@@ -11910,7 +11910,7 @@
           <w:b w:val="0"/>
           <w:i w:val="0"/>
         </w:rPr>
-        <w:t>i wet eS ‏زات الشادمه‎</w:t>
+        <w:t>‎همداشلا تاز‏ eS wet i</w:t>
       </w:r>
     </w:p>
     <w:p>
@@ -11979,9 +11979,9 @@
           <w:b w:val="0"/>
           <w:i w:val="0"/>
         </w:rPr>
-        <w:t>المحاسيه :</w:t>
-        <w:br/>
-        <w:t>نرجو التكرم بصرف مبلغ 22,500 ريال (إثنان وعشرون ألف وخمسمثة ‎(Shy‏</w:t>
+        <w:t>: هيساحملا</w:t>
+        <w:br/>
+        <w:t>‏Shy)‎ ةثمسمخو فلأ نورشعو نانثإ) لاير 500,22 غلبم فرصب مركتلا وجرن</w:t>
         <w:br/>
         <w:t>‏للسيد/ رانا شبير وذلك بدل أتعاب نقل كفالات كل من:</w:t>
       </w:r>
@@ -12037,7 +12037,7 @@
           <w:b w:val="0"/>
           <w:i w:val="0"/>
         </w:rPr>
-        <w:t>‎ra‏ يوسف الصوري</w:t>
+        <w:t>يروصلا فسوي ‏ra‎</w:t>
         <w:br/>
         <w:t>© :</w:t>
       </w:r>
@@ -12052,13 +12052,13 @@
           <w:b w:val="0"/>
           <w:i w:val="0"/>
         </w:rPr>
-        <w:t>‏الأعمال التي أنجزت هي كالتالي:</w:t>
+        <w:t>:يلاتلاك يه تزجنأ يتلا لامعألا‏</w:t>
         <w:br/>
         <w:t>1 إلغاء بلاغ الهروب عن كل معاملة</w:t>
         <w:br/>
         <w:t>2 نقل كفالات بدون تنازل</w:t>
         <w:br/>
-        <w:t>3 عمالة زائدة عن النظام</w:t>
+        <w:t>ماظنلا نع ةدئاز ةلامع 3</w:t>
       </w:r>
     </w:p>
     <w:p>
@@ -12120,7 +12120,7 @@
         </w:rPr>
         <w:t>رقم القيد: ‎YAY‏</w:t>
         <w:br/>
-        <w:t>‏بيان القيد:</w:t>
+        <w:t>:ديقلا نايب‏</w:t>
       </w:r>
     </w:p>
     <w:p>
@@ -12176,7 +12176,7 @@
           <w:b w:val="0"/>
           <w:i w:val="0"/>
         </w:rPr>
-        <w:t>‎التاريخ:  ERO NIV VAP</w:t>
+        <w:t>VAP NIV ERO  :خيراتلا‎</w:t>
       </w:r>
     </w:p>
     <w:p>
@@ -12223,9 +12223,9 @@
         <w:br/>
         <w:t>moneverranSrer / DRAFT ISSUANCE APPLICATION ‏استمارة طلب تحويل / شيك مصرفي‎</w:t>
         <w:br/>
-        <w:t>Date: ‏كك‎ SERASAR/ ARI : ‏التاريخ‎ Branch ‏الفرع : الأندلس‎</w:t>
-        <w:br/>
-        <w:t>Currency ‏العملة‎ Amount , glu! Please Issue: : ‏الرجاء إصدار‎ :</w:t>
+        <w:t>‎سلدنألا : عرفلا‏ Branch ‎خيراتلا‏ : ARI SERASAR/ ‎كك‏ Date:</w:t>
+        <w:br/>
+        <w:t>: ‎رادصإ ءاجرلا‏ : Issue: Please !glu , Amount ‎ةلمعلا‏ Currency</w:t>
         <w:br/>
         <w:t>‏لا‎ Sarie ‏حواله سريع‎ a</w:t>
         <w:br/>
@@ -12235,7 +12235,7 @@
         <w:br/>
         <w:t>Amount in words ‏المبلغ بالاحرف‎ | © Account to account transfer ‏تحويل من حساب إلى حساب آخر‎</w:t>
         <w:br/>
-        <w:t>‏وذ اله لاغير .ءءء‎ Atle bid Against Payment By: : ‏طريقة الدفع‎</w:t>
+        <w:t>‎عفدلا ةقيرط‏ : By: Payment Against bid Atle ‎ءءء. ريغال هلا ذو‏</w:t>
         <w:br/>
         <w:t>‏نم‎ Check No.: ‏لا بواسطة شيك رقم‎</w:t>
         <w:br/>
@@ -12345,20 +12345,20 @@
         </w:rPr>
         <w:t>نك المستفيد: 5 4 5</w:t>
         <w:br/>
-        <w:t>بنك الستفيد: البنك الأهلي التجاري | 5</w:t>
-      </w:r>
-    </w:p>
-    <w:p>
-      <w:pPr>
-        <w:jc w:val="right"/>
-        <w:bidi/>
-      </w:pPr>
-      <w:r>
-        <w:rPr>
-          <w:b w:val="0"/>
-          <w:i w:val="0"/>
-        </w:rPr>
-        <w:t>Tel. No.: ‏رقم الهاتف:‎ | Beneficiary's IBAN : pull ‏الرقم العالمي للحساب‎</w:t>
+        <w:t>5 | يراجتلا يلهألا كنبلا :ديفتسلا كنب</w:t>
+      </w:r>
+    </w:p>
+    <w:p>
+      <w:pPr>
+        <w:jc w:val="right"/>
+        <w:bidi/>
+      </w:pPr>
+      <w:r>
+        <w:rPr>
+          <w:b w:val="0"/>
+          <w:i w:val="0"/>
+        </w:rPr>
+        <w:t>‎باسحلل يملاعلا مقرلا‏ pull : IBAN s'Beneficiary | ‎:فتاهلا مقر‏ No.: Tel.</w:t>
       </w:r>
     </w:p>
     <w:p>
@@ -12375,9 +12375,9 @@
         <w:br/>
         <w:t>‏تدان انك : ‎Bank's Address:‏</w:t>
         <w:br/>
-        <w:t>عنوان البنك : 000 | ورين ‎City.‏ الرمز البريدى ---- ب ‎ipeode‏</w:t>
-        <w:br/>
-        <w:t>‎us‏ السعودية ‎aati Country‏ جده ‎City.‏ | الولاية: رض غ581 البلد السعودية__ ‎Country:‏</w:t>
+        <w:t>‏ipeode‎ ب ---- ىديربلا زمرلا ‏City.‎ نيرو | 000 : كنبلا ناونع</w:t>
+        <w:br/>
+        <w:t>‏Country:‎ __ةيدوعسلا دلبلا 581غ ضر :ةيالولا | ‏City.‎ هدج ‏Country aati‎ ةيدوعسلا ‏us‎</w:t>
       </w:r>
     </w:p>
     <w:p>
@@ -12403,9 +12403,9 @@
           <w:b w:val="0"/>
           <w:i w:val="0"/>
         </w:rPr>
-        <w:t>Please effect the above transaction for my/our account and risk and subject ‏الرجاء إجراء المعاملة المذكورة أعلاه على حسابي / حسابنا ومسئوليتي / مسئوليتنا وبموجب‎</w:t>
-        <w:br/>
-        <w:t>to the conditions on the reverse of this form which ‏عدا‎ have read and understood ‏بها.‎ Late ‏قرأتها / قرأناها وأخذت / أخذنا‎ ally ‏الشروط المبينة على ظهر هذا النموذج‎</w:t>
+        <w:t>‎بجومبو انتيلوئسم / يتيلوئسمو انباسح / يباسح ىلع هالعأ ةروكذملا ةلماعملا ءارجإ ءاجرلا‏ subject and risk and account my/our for transaction above the effect Please</w:t>
+        <w:br/>
+        <w:t>‎جذومنلا اذه رهظ ىلع ةنيبملا طورشلا‏ ally ‎انذخأ / تذخأو اهانأرق / اهتأرق‏ Late ‎.اهب‏ understood and read have ‎ادع‏ which form this of reverse the on conditions the to</w:t>
       </w:r>
     </w:p>
     <w:p>
@@ -12420,19 +12420,19 @@
         </w:rPr>
         <w:t>شركة أحمد زيني وأولاد</w:t>
         <w:br/>
-        <w:t>إسم المحول: ‎Dll‏ حمد ‎ron oF)‏ ف ‎Remitter's Name:‏</w:t>
+        <w:t>‏Name: s'Remitter‎ ف ‏(oF ron‎ دمح ‏Dll‎ :لوحملا مسإ</w:t>
         <w:br/>
         <w:t>توقيع ‎Remitter's Signature: ee meg‏</w:t>
         <w:br/>
         <w:t>رقم الهاتف: 1 ‎Telephone No.:‏</w:t>
         <w:br/>
-        <w:t>‎fat Led‏ كان المحول غير صاحب الحساب ‎To be filled if Remitter is other than the Account holder‏</w:t>
+        <w:t>‏holder Account the than other is Remitter if filled be To‎ باسحلا بحاص ريغ لوحملا ناك ‏Led fat‎</w:t>
         <w:br/>
         <w:t>الأسم ورقم الهوية ‏ خبدالغفور ماروثان بارا ‎POO EVANS‏ :ولا ‎Name &amp; ID‏</w:t>
         <w:br/>
         <w:t>تاريخ ومكان الإصدار جد ‎ate and Place of Issuance‏</w:t>
         <w:br/>
-        <w:t>العتوان: : ‎Address‏</w:t>
+        <w:t>‏Address‎ : :ناوتعلا</w:t>
       </w:r>
     </w:p>
     <w:p>
@@ -12458,20 +12458,20 @@
           <w:b w:val="0"/>
           <w:i w:val="0"/>
         </w:rPr>
-        <w:t>Purpose of Remittance ‏الغرض من التحويل‎ For Bank Use Only ‏لإستخدام البنك فقط‎</w:t>
-      </w:r>
-    </w:p>
-    <w:p>
-      <w:pPr>
-        <w:jc w:val="right"/>
-        <w:bidi/>
-      </w:pPr>
-      <w:r>
-        <w:rPr>
-          <w:b w:val="0"/>
-          <w:i w:val="0"/>
-        </w:rPr>
-        <w:t>القيمة المقابلة (ريال سعودي) الصرف</w:t>
+        <w:t>‎طقف كنبلا مادختسإل‏ Only Use Bank For ‎ليوحتلا نم ضرغلا‏ Remittance of Purpose</w:t>
+      </w:r>
+    </w:p>
+    <w:p>
+      <w:pPr>
+        <w:jc w:val="right"/>
+        <w:bidi/>
+      </w:pPr>
+      <w:r>
+        <w:rPr>
+          <w:b w:val="0"/>
+          <w:i w:val="0"/>
+        </w:rPr>
+        <w:t>فرصلا (يدوعس لاير) ةلباقملا ةميقلا</w:t>
         <w:br/>
         <w:t>‎Exchange Rate Counter Value (SAR)‏</w:t>
       </w:r>
@@ -12583,7 +12583,7 @@
           <w:b w:val="0"/>
           <w:i w:val="0"/>
         </w:rPr>
-        <w:t>inv Outside the Kingd setae telat | Star) ‏الإجمالي‎</w:t>
+        <w:t>‎يلامجإلا‏ (Star | telat setae Kingd the Outside inv</w:t>
       </w:r>
     </w:p>
     <w:p>
@@ -12622,20 +12622,20 @@
           <w:b w:val="0"/>
           <w:i w:val="0"/>
         </w:rPr>
-        <w:t>‏[] مبيعات للهيئات الحكومية ‎Sales to Government Agencies‏ ل</w:t>
-      </w:r>
-    </w:p>
-    <w:p>
-      <w:pPr>
-        <w:jc w:val="right"/>
-        <w:bidi/>
-      </w:pPr>
-      <w:r>
-        <w:rPr>
-          <w:b w:val="0"/>
-          <w:i w:val="0"/>
-        </w:rPr>
-        <w:t>‏أخرى ‎Others‏ نم</w:t>
+        <w:t>ل ‏Agencies Government to Sales‎ ةيموكحلا تائيهلل تاعيبم []‏</w:t>
+      </w:r>
+    </w:p>
+    <w:p>
+      <w:pPr>
+        <w:jc w:val="right"/>
+        <w:bidi/>
+      </w:pPr>
+      <w:r>
+        <w:rPr>
+          <w:b w:val="0"/>
+          <w:i w:val="0"/>
+        </w:rPr>
+        <w:t>من ‏Others‎ ىرخأ‏</w:t>
       </w:r>
     </w:p>
     <w:p>
@@ -12674,7 +12674,7 @@
           <w:b w:val="0"/>
           <w:i w:val="0"/>
         </w:rPr>
-        <w:t>‎247714161507 + ‏فاكس‎ NULL EW EWY : ‏المملكة العربية السعودية هاتف‎ 1413 dole AIT Cage ‏المركز الرئيسي + الرياض‎ + ٠١٠٠١8515 ‏مليون ريال سعودي . السجل التجاري‎ 1.0٠0 ‏مجموعة ساميا المالية شركة مساهمة سعودية رأس المال‎</w:t>
+        <w:t>‎لاملا سأر ةيدوعس ةمهاسم ةكرش ةيلاملا ايماس ةعومجم‏ 1.0٠0 ‎يراجتلا لجسلا . يدوعس لاير نويلم‏ ٠١٠٠١8515 + ‎ضايرلا + يسيئرلا زكرملا‏ Cage AIT dole 1413 ‎فتاه ةيدوعسلا ةيبرعلا ةكلمملا‏ : EWY EW NULL ‎سكاف‏ + 247714161507‎</w:t>
         <w:br/>
         <w:t>‘Samba Financial Group Saudi Joint Stock Company Capital SR. 9,000 Mition, Commercial Reg. No 1010035319,Head Office - Riyadh P.O Box 833, Riyadh 11421 Kingdom of Saudi Arabia Tet: +966 1477 4770 Fax: +966 1479 2</w:t>
       </w:r>
@@ -12689,7 +12689,7 @@
           <w:b w:val="0"/>
           <w:i w:val="0"/>
         </w:rPr>
-        <w:t>‎samba (Q) ‏سامبا‎</w:t>
+        <w:t>‎ابماس‏ (Q) samba‎</w:t>
       </w:r>
     </w:p>
     <w:p>
@@ -12760,9 +12760,9 @@
           <w:b w:val="0"/>
           <w:i w:val="0"/>
         </w:rPr>
-        <w:t>رقم القيد: ‎VAY‏ التاريسخ: ‏ 7؟/44/.1١‏</w:t>
-        <w:br/>
-        <w:t>بينن القيد: تحويل الى شركة ام القرى لللاعمارسداد ايجار فيلا ابحر الشمالية من ‎7١11/١1/١8‏ الى4 ‎١ : 7115/11/1١‏</w:t>
+        <w:t>‏/44/.1١؟7 ‏ :خسيراتلا ‏VAY‎ :ديقلا مقر</w:t>
+        <w:br/>
+        <w:t>‏7115/11/1١ : ١‎ 4ىلا ‏7١11/١1/١8‎ نم ةيلامشلا رحبا اليف راجيا دادسرامعاللل ىرقلا ما ةكرش ىلا ليوحت :ديقلا ننيب</w:t>
       </w:r>
     </w:p>
     <w:p>
@@ -12788,9 +12788,9 @@
           <w:b w:val="0"/>
           <w:i w:val="0"/>
         </w:rPr>
-        <w:t>‎٠١‏ اإالشيخ أحمد زيني ‎gaa‏ أ تحويل الى شركة ام القرى لللاعما</w:t>
-        <w:br/>
-        <w:t>‎dla] VV ٠١‏ السعودي الامريكي تحويل الى شركة ام القرى لللاعمارسداد ايجار</w:t>
+        <w:t>امعاللل ىرقلا ما ةكرش ىلا ليوحت أ ‏gaa‎ ينيز دمحأ خيشلاإا ‏٠١‎</w:t>
+        <w:br/>
+        <w:t>راجيا دادسرامعاللل ىرقلا ما ةكرش ىلا ليوحت يكيرمالا يدوعسلا ‏٠١ VV [dla‎</w:t>
       </w:r>
     </w:p>
     <w:p>
@@ -12805,24 +12805,24 @@
         </w:rPr>
         <w:t>[صفحة 4 - OCR]</w:t>
         <w:br/>
-        <w:t>الأخ/ جميل الموقر</w:t>
-      </w:r>
-    </w:p>
-    <w:p>
-      <w:pPr>
-        <w:jc w:val="right"/>
-        <w:bidi/>
-      </w:pPr>
-      <w:r>
-        <w:rPr>
-          <w:b w:val="0"/>
-          <w:i w:val="0"/>
-        </w:rPr>
-        <w:t>‎oli,‏ على طلب الشيخ أسامة زيني » نرجو عمل تحويل لشركة أم القرى للإعمار بمبلغ</w:t>
+        <w:t>رقوملا ليمج /خألا</w:t>
+      </w:r>
+    </w:p>
+    <w:p>
+      <w:pPr>
+        <w:jc w:val="right"/>
+        <w:bidi/>
+      </w:pPr>
+      <w:r>
+        <w:rPr>
+          <w:b w:val="0"/>
+          <w:i w:val="0"/>
+        </w:rPr>
+        <w:t>غلبمب رامعإلل ىرقلا مأ ةكرشل ليوحت لمع وجرن « ينيز ةماسأ خيشلا بلط ىلع ‏,oli‎</w:t>
         <w:br/>
         <w:t>‎0,٠٠٠‏ ريال وهو حوالة 5 أ : قيمة تسديد إيجا الفيلا رقم 1‘ بمنطقة</w:t>
         <w:br/>
-        <w:t>أبحر الشمالية ‎Ms‏ السنة الإيجا ية من 017/17/16 ‎Ys‏ ام</w:t>
+        <w:t>ما ‏Ys‎ 017/17/16 نم ةي اجيإلا ةنسلا ‏Ms‎ ةيلامشلا رحبأ</w:t>
         <w:br/>
         <w:t>ورقم حساب شركة أم القرى للإعمار</w:t>
       </w:r>
@@ -12927,7 +12927,7 @@
         <w:br/>
         <w:t>Amourt in vords Saat ‏[ع | المبلغ‎ Account to account transfer ‏تحويل من حساب إلى حساب آخر‎ 7</w:t>
         <w:br/>
-        <w:t>6 ‏وخمسون الف ريال لاغير‎ oe Against Payment By: + ‏طريقة الدفع‎</w:t>
+        <w:t>‎عفدلا ةقيرط‏ + By: Payment Against oe ‎ريغال لاير فلا نوسمخو‏ 6</w:t>
         <w:br/>
         <w:t>1 Check No.: ‏بواسطة شيك رقم‎ G</w:t>
         <w:br/>
@@ -12959,7 +12959,7 @@
           <w:b w:val="0"/>
           <w:i w:val="0"/>
         </w:rPr>
-        <w:t>الرجاء إصدار :</w:t>
+        <w:t>: رادصإ ءاجرلا</w:t>
       </w:r>
     </w:p>
     <w:p>
@@ -13011,7 +13011,7 @@
           <w:b w:val="0"/>
           <w:i w:val="0"/>
         </w:rPr>
-        <w:t>تفاصيل التحويل المستغيد</w:t>
+        <w:t>ديغتسملا ليوحتلا ليصافت</w:t>
       </w:r>
     </w:p>
     <w:p>
@@ -13076,7 +13076,7 @@
           <w:b w:val="0"/>
           <w:i w:val="0"/>
         </w:rPr>
-        <w:t>الميلغ</w:t>
+        <w:t>غليملا</w:t>
       </w:r>
     </w:p>
     <w:p>
@@ -13102,21 +13102,21 @@
           <w:b w:val="0"/>
           <w:i w:val="0"/>
         </w:rPr>
-        <w:t>بنك المستفيد: البنك الاهلي التجاري ‎Beneficiary's Bank:‏ | اسم المستفيد: ‎Benefigiars + Name:‏</w:t>
+        <w:t>‏Name: + Benefigiars‎ :ديفتسملا مسا | ‏Bank: s'Beneficiary‎ يراجتلا يلهالا كنبلا :ديفتسملا كنب</w:t>
         <w:br/>
         <w:t>‎Dp: 8‏ 011410147 1-0 1011</w:t>
         <w:br/>
-        <w:t>د كسامو ‎gga‏ لمعمو مه 7</w:t>
+        <w:t>7 هم ومعمل ‏gga‎ وماسك د</w:t>
         <w:br/>
         <w:t>‎t‏ العنوان: ا</w:t>
         <w:br/>
         <w:t>عنوان ‎Bank's Address: _ TALL‏ 8 1</w:t>
         <w:br/>
-        <w:t>‎City lt . 1‏ الرمز البريدى ‎Zipcode‏</w:t>
-        <w:br/>
-        <w:t>‏0 جده السعود</w:t>
-        <w:br/>
-        <w:t>البلد * ‎Country‏ السعودية ‎City‏ | الولاية:” ‎State‏ اليلد - يه | ‎Country:‏</w:t>
+        <w:t>‏Zipcode‎ ىديربلا زمرلا ‏1 . lt City‎</w:t>
+        <w:br/>
+        <w:t>دوعسلا هدج 0‏</w:t>
+        <w:br/>
+        <w:t>‏Country:‎ | هي - دليلا ‏State‎ ”:ةيالولا | ‏City‎ ةيدوعسلا ‏Country‎ * دلبلا</w:t>
         <w:br/>
         <w:t>‏القيمة مسددة حمد ( : 9 لضمالية ‎oe‏ ——</w:t>
         <w:br/>
@@ -13146,17 +13146,17 @@
           <w:b w:val="0"/>
           <w:i w:val="0"/>
         </w:rPr>
-        <w:t>Please ‏نلك‎ + above transaction for my/our account and risk and subject ‏حسابنا ومسكولييتي / مسئوليتنا وبعوجب‎ / ily ‏الرجاء إجراء المعاملة المذكورة أعلاه على‎</w:t>
-        <w:br/>
-        <w:t>to the cid: on the reverse of this form which I/We have read and undersigod. ‏وأخذت / أخدنا علما بها.‎ Lal 3 / ‏أتها‎ Neel ‏الشروط الميينة على ظهر حيوا النمودج‎</w:t>
+        <w:t>‎ىلع هالعأ ةروكذملا ةلماعملا ءارجإ ءاجرلا‏ ily / ‎بجوعبو انتيلوئسم / يتييلوكسمو انباسح‏ subject and risk and account my/our for transaction above + ‎كلن‏ Please</w:t>
+        <w:br/>
+        <w:t>‎جدومنلا اويح رهظ ىلع ةنييملا طورشلا‏ Neel ‎اهتأ‏ / 3 Lal ‎.اهب املع اندخأ / تذخأو‏ undersigod. and read have I/We which form this of reverse the on cid: the to</w:t>
         <w:br/>
         <w:t>VF ‏احمد ريفى‎ 4S ‏شر‎</w:t>
         <w:br/>
-        <w:t>‏اليا‎ ame: ~ a ‏إسم المحول:‎ 8</w:t>
+        <w:t>8 ‎:لوحملا مسإ‏ a ~ ame: ‎ايلا‏</w:t>
         <w:br/>
         <w:t>. = 5 / 4</w:t>
         <w:br/>
-        <w:t>Remitter's “ignature: a - &gt; ‏م توقيع المحول:‎</w:t>
+        <w:t>‎:لوحملا عيقوت م‏ &lt; - a ignature:“ s'Remitter</w:t>
         <w:br/>
         <w:t>Telephone No. ‏رقم الهاتف:‎</w:t>
       </w:r>
@@ -13173,15 +13173,15 @@
         </w:rPr>
         <w:t>ate and Place a bade ‏تاريخ ومكان الإصدار‎ &gt;</w:t>
         <w:br/>
-        <w:t>Address + _ 4 tae wtb ‘ ‏العثوان:‎ 35</w:t>
+        <w:t>35 ‎:ناوثعلا‏ ‘ wtb tae 4 _ + Address</w:t>
         <w:br/>
         <w:t>‏كو‎ 0 “oO Rt t ‏شار‎ =</w:t>
         <w:br/>
         <w:t>Sponsor's Address and d Telep ws No.: 2s *Y ‏عنوان وهاتف الكفيل:‎ 5</w:t>
         <w:br/>
-        <w:t>i For Bank Use Only = ‏لإستخدام البنك فقط‎ 8</w:t>
-        <w:br/>
-        <w:t>ae, ‏سعودي) سعر الصرف‎ Shy) ‏القيمة المقابلة‎ | 5</w:t>
+        <w:t>8 ‎طقف كنبلا مادختسإل‏ = Only Use Bank For i</w:t>
+        <w:br/>
+        <w:t>5 | ‎ةلباقملا ةميقلا‏ (Shy ‎فرصلا رعس (يدوعس‏ ,ae</w:t>
       </w:r>
     </w:p>
     <w:p>
@@ -13198,13 +13198,13 @@
         <w:br/>
         <w:t>[Import Finan (on anne ‏مدفوعات تمويل‎ 5</w:t>
         <w:br/>
-        <w:t>Ci Remittance by ign Firms: ‏:-اميا, الشركات الأجنبية للخارج:‎ &gt; =</w:t>
+        <w:t>= &lt; ‎:جراخلل ةيبنجألا تاكرشلا ,ايما:-‏ Firms: ign by Remittance Ci</w:t>
         <w:br/>
         <w:t>) ( For Imports 3</w:t>
         <w:br/>
         <w:t>) ) Other Purposes ba -11-Dec 72012 09:45 5:43 AM- -4057 3</w:t>
         <w:br/>
-        <w:t>‏نم‎ Personal Remittances by Inc Sam TLL ‏تكاليف مناو!‎ 5</w:t>
+        <w:t>5 ‎!وانم فيلاكت‏ TLL Sam Inc by Remittances Personal ‎من‏</w:t>
         <w:br/>
         <w:t>) ( Saudi || ding Charges =</w:t>
       </w:r>
@@ -13232,7 +13232,7 @@
           <w:b w:val="0"/>
           <w:i w:val="0"/>
         </w:rPr>
-        <w:t>الأسم ورقم اليويد عبدالغفور مارتاتيارا</w:t>
+        <w:t>ارايتاترام روفغلادبع ديويلا مقرو مسألا</w:t>
       </w:r>
     </w:p>
     <w:p>
@@ -13297,13 +13297,13 @@
           <w:b w:val="0"/>
           <w:i w:val="0"/>
         </w:rPr>
-        <w:t>١ . ‏ر‎ at ‏الإجمالي (ريال‎</w:t>
-        <w:br/>
-        <w:t>9 Investments Outside the Kingd 5 ‏رايت 3 لذ إسشال‎</w:t>
+        <w:t>‎لاير) يلامجإلا‏ at ‎ر‏ . ١</w:t>
+        <w:br/>
+        <w:t>‎لاشسإ ذل 3 تيار‏ 5 Kingd the Outside Investments 9</w:t>
         <w:br/>
         <w:t>5 Ci Sales tao Money Changers ‏مبيعات للصيارفة‎ [J</w:t>
         <w:br/>
-        <w:t>8 [Sales to Government Agencies ‏مبيعات للهيئات الحكومية‎ ][</w:t>
+        <w:t>][ ‎ةيموكحلا تائيهلل تاعيبم‏ Agencies Government to Sales] 8</w:t>
         <w:br/>
         <w:t>5 0</w:t>
         <w:br/>
@@ -13320,35 +13320,35 @@
           <w:b w:val="0"/>
           <w:i w:val="0"/>
         </w:rPr>
-        <w:t>مجموعة سامبا المالية شركة مساهمة سعودية رأس امال ‎٠‏</w:t>
-      </w:r>
-    </w:p>
-    <w:p>
-      <w:pPr>
-        <w:jc w:val="right"/>
-        <w:bidi/>
-      </w:pPr>
-      <w:r>
-        <w:rPr>
-          <w:b w:val="0"/>
-          <w:i w:val="0"/>
-        </w:rPr>
-        <w:t>‎4,٠١‏ مليون ريال سعودي. السجل التجاري ‎٠١٠٠١76819‏ المركز الركيسي:</w:t>
-      </w:r>
-    </w:p>
-    <w:p>
-      <w:pPr>
-        <w:jc w:val="right"/>
-        <w:bidi/>
-      </w:pPr>
-      <w:r>
-        <w:rPr>
-          <w:b w:val="0"/>
-          <w:i w:val="0"/>
-        </w:rPr>
-        <w:t>‏: الرياض ص.ب: 55 الرياض ‎١141١‏ المملكة المربية السمودية هاتفه +40 ‎TEV‏ 477+ فأكس: 11095405 ‎AVL ١‏</w:t>
-        <w:br/>
-        <w:t>‎ue Celt‏ ست بية السعوه</w:t>
+        <w:t>‏٠‎ لاما سأر ةيدوعس ةمهاسم ةكرش ةيلاملا ابماس ةعومجم</w:t>
+      </w:r>
+    </w:p>
+    <w:p>
+      <w:pPr>
+        <w:jc w:val="right"/>
+        <w:bidi/>
+      </w:pPr>
+      <w:r>
+        <w:rPr>
+          <w:b w:val="0"/>
+          <w:i w:val="0"/>
+        </w:rPr>
+        <w:t>:يسيكرلا زكرملا ‏٠١٠٠١76819‎ يراجتلا لجسلا .يدوعس لاير نويلم ‏٠١,4‎</w:t>
+      </w:r>
+    </w:p>
+    <w:p>
+      <w:pPr>
+        <w:jc w:val="right"/>
+        <w:bidi/>
+      </w:pPr>
+      <w:r>
+        <w:rPr>
+          <w:b w:val="0"/>
+          <w:i w:val="0"/>
+        </w:rPr>
+        <w:t>‏١ AVL‎ 11095405 :سكأف +477 ‏TEV‎ 40+ هفتاه ةيدومسلا ةيبرملا ةكلمملا ‏١141١‎ ضايرلا 55 :ب.ص ضايرلا :‏</w:t>
+        <w:br/>
+        <w:t>هوعسلا ةيب تس ‏Celt ue‎</w:t>
       </w:r>
     </w:p>
     <w:p>
@@ -13374,7 +13374,7 @@
           <w:b w:val="0"/>
           <w:i w:val="0"/>
         </w:rPr>
-        <w:t>‎samba (Q) ‏سامبا‎</w:t>
+        <w:t>‎ابماس‏ (Q) samba‎</w:t>
       </w:r>
     </w:p>
     <w:p>
@@ -13417,7 +13417,7 @@
           <w:b w:val="0"/>
           <w:i w:val="0"/>
         </w:rPr>
-        <w:t>المحاسية +</w:t>
+        <w:t>+ ةيساحملا</w:t>
       </w:r>
     </w:p>
     <w:p>
@@ -13445,22 +13445,22 @@
         </w:rPr>
         <w:t>6 ‏وذلك قيمة إيجار الفيلا رقم‎ ALQURA DEVELOPMENT CO. LTD</w:t>
         <w:br/>
-        <w:t>‏بأبحر الشمالية عن السنة الإيجارية من 15/12/2013 حتى 14/12/1014م (مثل‎</w:t>
-        <w:br/>
-        <w:t>‏العام السابق). واعتماد التحويل من الشيخ أسامة زيني.‎</w:t>
-      </w:r>
-    </w:p>
-    <w:p>
-      <w:pPr>
-        <w:jc w:val="right"/>
-        <w:bidi/>
-      </w:pPr>
-      <w:r>
-        <w:rPr>
-          <w:b w:val="0"/>
-          <w:i w:val="0"/>
-        </w:rPr>
-        <w:t>يوسف الصوري</w:t>
+        <w:t>‎لثم) م14/12/1014 ىتح 15/12/2013 نم ةيراجيإلا ةنسلا نع ةيلامشلا رحبأب‏</w:t>
+        <w:br/>
+        <w:t>‎.ينيز ةماسأ خيشلا نم ليوحتلا دامتعاو .(قباسلا ماعلا‏</w:t>
+      </w:r>
+    </w:p>
+    <w:p>
+      <w:pPr>
+        <w:jc w:val="right"/>
+        <w:bidi/>
+      </w:pPr>
+      <w:r>
+        <w:rPr>
+          <w:b w:val="0"/>
+          <w:i w:val="0"/>
+        </w:rPr>
+        <w:t>يروصلا فسوي</w:t>
       </w:r>
     </w:p>
     <w:p>
@@ -13576,7 +13576,7 @@
           <w:b w:val="0"/>
           <w:i w:val="0"/>
         </w:rPr>
-        <w:t>4 ‏الصفحة:‎ Tae ‏تور‎ OE AME nae OSA ‏من‎ Ne ‏الحعد زينى‎ EEA OF ‏بيان القيد: م‎</w:t>
+        <w:t>‎م :ديقلا نايب‏ OF EEA ‎ىنيز دعحلا‏ Ne ‎نم‏ OSA nae AME OE ‎روت‏ Tae ‎:ةحفصلا‏ 4</w:t>
       </w:r>
     </w:p>
     <w:p>
@@ -13859,7 +13859,7 @@
           <w:b w:val="0"/>
           <w:i w:val="0"/>
         </w:rPr>
-        <w:t>‎التاريخ:  ‎ه"١4)59/.1</w:t>
+        <w:t>59/.1(١4"ه‎  :خيراتلا‎</w:t>
       </w:r>
     </w:p>
     <w:p>
@@ -13917,7 +13917,7 @@
         <w:br/>
         <w:t>| جدة . عمارة اوزكو ‎JEDDAH - 0260 BULLDING‏</w:t>
         <w:br/>
-        <w:t>هاتف 5ه ؟ فاكس: ؛.؟١5.؟ ‎Fax: severe‏ اال؟مكدك ‎Tel:‏</w:t>
+        <w:t>‏Tel:‎ كدكم؟لاا ‏severe Fax:‎ ؟١5.؟.؛ :سكاف ؟ ه5 فتاه</w:t>
         <w:br/>
         <w:t>‎oOo 1‏</w:t>
         <w:br/>
@@ -13946,7 +13946,7 @@
           <w:b w:val="0"/>
           <w:i w:val="0"/>
         </w:rPr>
-        <w:t>المحاسب المد</w:t>
+        <w:t>دملا بساحملا</w:t>
       </w:r>
     </w:p>
     <w:p>
@@ -13974,7 +13974,7 @@
           <w:b w:val="0"/>
           <w:i w:val="0"/>
         </w:rPr>
-        <w:t>المخصصات الشهرية للشيوخ والاقارب ألخ</w:t>
+        <w:t>خلأ براقالاو خويشلل ةيرهشلا تاصصخملا</w:t>
         <w:br/>
         <w:t>عن شهر صفر 1435ه - ديسمبر 2013م</w:t>
       </w:r>
@@ -14054,11 +14054,11 @@
           <w:b w:val="0"/>
           <w:i w:val="0"/>
         </w:rPr>
-        <w:t>حرم المرحوم / فطين الحبيشي</w:t>
-        <w:br/>
-        <w:t>الجمعية الخيرية لتحفيظ القرآن الكريم - الجموم</w:t>
-        <w:br/>
-        <w:t>السيد / علي سلطان</w:t>
+        <w:t>يشيبحلا نيطف / موحرملا مرح</w:t>
+        <w:br/>
+        <w:t>مومجلا - ميركلا نآرقلا ظيفحتل ةيريخلا ةيعمجلا</w:t>
+        <w:br/>
+        <w:t>ناطلس يلع / ديسلا</w:t>
       </w:r>
     </w:p>
     <w:p>
@@ -14084,48 +14084,48 @@
           <w:b w:val="0"/>
           <w:i w:val="0"/>
         </w:rPr>
-        <w:t>السيد /محمد بدر النهدي</w:t>
-      </w:r>
-    </w:p>
-    <w:p>
-      <w:pPr>
-        <w:jc w:val="right"/>
-        <w:bidi/>
-      </w:pPr>
-      <w:r>
-        <w:rPr>
-          <w:b w:val="0"/>
-          <w:i w:val="0"/>
-        </w:rPr>
-        <w:t>السيد / اشرف جابر مصطفى خيرالدين</w:t>
-      </w:r>
-    </w:p>
-    <w:p>
-      <w:pPr>
-        <w:jc w:val="right"/>
-        <w:bidi/>
-      </w:pPr>
-      <w:r>
-        <w:rPr>
-          <w:b w:val="0"/>
-          <w:i w:val="0"/>
-        </w:rPr>
-        <w:t>السيد بندر الحرازي</w:t>
-      </w:r>
-    </w:p>
-    <w:p>
-      <w:pPr>
-        <w:jc w:val="right"/>
-        <w:bidi/>
-      </w:pPr>
-      <w:r>
-        <w:rPr>
-          <w:b w:val="0"/>
-          <w:i w:val="0"/>
-        </w:rPr>
-        <w:t>الجمعية الخيرية لتحفيظ القرآن الكريم - دار ام حميد - دف زيد</w:t>
-        <w:br/>
-        <w:t>اورثة المرحوم ابو بكر كنجو سليم</w:t>
+        <w:t>يدهنلا ردب دمحم/ ديسلا</w:t>
+      </w:r>
+    </w:p>
+    <w:p>
+      <w:pPr>
+        <w:jc w:val="right"/>
+        <w:bidi/>
+      </w:pPr>
+      <w:r>
+        <w:rPr>
+          <w:b w:val="0"/>
+          <w:i w:val="0"/>
+        </w:rPr>
+        <w:t>نيدلاريخ ىفطصم رباج فرشا / ديسلا</w:t>
+      </w:r>
+    </w:p>
+    <w:p>
+      <w:pPr>
+        <w:jc w:val="right"/>
+        <w:bidi/>
+      </w:pPr>
+      <w:r>
+        <w:rPr>
+          <w:b w:val="0"/>
+          <w:i w:val="0"/>
+        </w:rPr>
+        <w:t>يزارحلا ردنب ديسلا</w:t>
+      </w:r>
+    </w:p>
+    <w:p>
+      <w:pPr>
+        <w:jc w:val="right"/>
+        <w:bidi/>
+      </w:pPr>
+      <w:r>
+        <w:rPr>
+          <w:b w:val="0"/>
+          <w:i w:val="0"/>
+        </w:rPr>
+        <w:t>ديز فد - ديمح ما راد - ميركلا نآرقلا ظيفحتل ةيريخلا ةيعمجلا</w:t>
+        <w:br/>
+        <w:t>ميلس وجنك ركب وبا موحرملا ةثروا</w:t>
       </w:r>
     </w:p>
     <w:p>
@@ -14168,7 +14168,7 @@
           <w:b w:val="0"/>
           <w:i w:val="0"/>
         </w:rPr>
-        <w:t>عائلة المرحوم حامد رزق حسن رجب</w:t>
+        <w:t>بجر نسح قزر دماح موحرملا ةلئاع</w:t>
         <w:br/>
         <w:t>انور باحميشان</w:t>
       </w:r>
@@ -14208,7 +14208,7 @@
         <w:br/>
         <w:t>جدة ‏ عمارة اوزكو ‎JEDDAH - 0260 BULLDING‏</w:t>
         <w:br/>
-        <w:t>هاتف: 5.5833 ال ل ‎Tel:‏</w:t>
+        <w:t>‏Tel:‎ ل لا 5.5833 :فتاه</w:t>
       </w:r>
     </w:p>
     <w:p>
@@ -14234,7 +14234,7 @@
           <w:b w:val="0"/>
           <w:i w:val="0"/>
         </w:rPr>
-        <w:t>| ستدقهد |</w:t>
+        <w:t>| دهقدتس |</w:t>
       </w:r>
     </w:p>
     <w:p>
@@ -14260,7 +14260,7 @@
           <w:b w:val="0"/>
           <w:i w:val="0"/>
         </w:rPr>
-        <w:t>‎التاريخ:  ‎ه"١4ل"/.؟.</w:t>
+        <w:t>.؟/."ل١4"ه‎  :خيراتلا‎</w:t>
       </w:r>
     </w:p>
     <w:p>
@@ -14300,7 +14300,7 @@
           <w:b w:val="0"/>
           <w:i w:val="0"/>
         </w:rPr>
-        <w:t>‏لايل ‎eel‏ للد الصندوق العام منصور انجى</w:t>
+        <w:t>ىجنا روصنم ماعلا قودنصلا دلل ‏eel‎ ليال‏</w:t>
       </w:r>
     </w:p>
     <w:p>
@@ -14360,9 +14360,9 @@
         <w:br/>
         <w:t>1١ 58 ‏ع3‎ 0 : 5 :</w:t>
         <w:br/>
-        <w:t>ed ‏يصرف الى‎</w:t>
-        <w:br/>
-        <w:t>ef gist ‏الفا وتان الال‎ eek ‏ميلة‎ :</w:t>
+        <w:t>‎ىلا فرصي‏ ed</w:t>
+        <w:br/>
+        <w:t>: ‎ةليم‏ eek ‎لالا ناتو افلا‏ gist ef</w:t>
         <w:br/>
         <w:t>37 i arty</w:t>
       </w:r>
@@ -14407,7 +14407,7 @@
         <w:br/>
         <w:t>1 :</w:t>
         <w:br/>
-        <w:t>eee ‏لل سس سطس سم ال‎</w:t>
+        <w:t>‎لا مس سطس سس لل‏ eee</w:t>
         <w:br/>
         <w:t>re - 1</w:t>
       </w:r>
@@ -14476,7 +14476,7 @@
           <w:b w:val="0"/>
           <w:i w:val="0"/>
         </w:rPr>
-        <w:t>‏ملعتت لة ‎Fax:‏ الكت هكيك ‎Tek‏</w:t>
+        <w:t>‏Tek‎ كيكه تكلا ‏Fax:‎ ةل تتعلم‏</w:t>
       </w:r>
     </w:p>
     <w:p>
@@ -14497,9 +14497,9 @@
         <w:br/>
         <w:t>{</w:t>
         <w:br/>
-        <w:t>Age tfiere es ‏الشار‎</w:t>
-        <w:br/>
-        <w:t>‎tedafedpev ‏الموافسق:‎</w:t>
+        <w:t>‎راشلا‏ es tfiere Age</w:t>
+        <w:br/>
+        <w:t>‎:قسفاوملا‏ tedafedpev‎</w:t>
         <w:br/>
         <w:t>‎i</w:t>
       </w:r>
@@ -14636,7 +14636,7 @@
         <w:br/>
         <w:t>السلام عليكم ورحمة الله وبركاته وبعد..»</w:t>
         <w:br/>
-        <w:t>نأمل منكم التكرم بصرف مبلغ (18,200) ‎Shy‏ رسوم معاملات حكومية حسب البيان التالي:</w:t>
+        <w:t>:يلاتلا نايبلا بسح ةيموكح تالماعم موسر ‏Shy‎ (200,18) غلبم فرصب مركتلا مكنم لمأن</w:t>
       </w:r>
     </w:p>
     <w:p>
@@ -14664,7 +14664,7 @@
         </w:rPr>
         <w:t>رسوم تاشيرة استخدام ممرضة منزلية للشيخ / اسامة زيني ‎os‏</w:t>
         <w:br/>
-        <w:t>‏رسوم تجديد اقامة للسيدة / دارمي ساويتري بنت بائرين ا + ا</w:t>
+        <w:t>ا + ا نيرئاب تنب يرتيواس يمراد / ةديسلل ةماقا ديدجت موسر‏</w:t>
       </w:r>
     </w:p>
     <w:p>
@@ -14690,28 +14690,28 @@
           <w:b w:val="0"/>
           <w:i w:val="0"/>
         </w:rPr>
-        <w:t>ee / ‏رسوم تجديد اقامة للسيدة‎ | ٠</w:t>
-        <w:br/>
-        <w:t>‏وام‎ ee ‏رسوم تجديد اقامة للسيدة / سوديرة دامانج بنت احمد‎</w:t>
+        <w:t>٠ | ‎ةديسلل ةماقا ديدجت موسر‏ / ee</w:t>
+        <w:br/>
+        <w:t>‎دمحا تنب جناماد ةريدوس / ةديسلل ةماقا ديدجت موسر‏ ee ‎ماو‏</w:t>
         <w:br/>
         <w:t>‏رسوم تجديد اقامة للسيدة / سوديرة دامانج بنت احمد‎</w:t>
         <w:br/>
-        <w:t>‏ل‎ aa ‏رسوم تجديد اقامة للسيدة / بشرى ايت علال‎</w:t>
-        <w:br/>
-        <w:t>‏رسوم تجديد اقامة للسيد / لطيف انديكائل‎</w:t>
-      </w:r>
-    </w:p>
-    <w:p>
-      <w:pPr>
-        <w:jc w:val="right"/>
-        <w:bidi/>
-      </w:pPr>
-      <w:r>
-        <w:rPr>
-          <w:b w:val="0"/>
-          <w:i w:val="0"/>
-        </w:rPr>
-        <w:t>رسوم مخالفات المرورية للسيد / لطيف انديكاتل ‎A‏</w:t>
+        <w:t>‎لالع تيا ىرشب / ةديسلل ةماقا ديدجت موسر‏ aa ‎ل‏</w:t>
+        <w:br/>
+        <w:t>‎لئاكيدنا فيطل / ديسلل ةماقا ديدجت موسر‏</w:t>
+      </w:r>
+    </w:p>
+    <w:p>
+      <w:pPr>
+        <w:jc w:val="right"/>
+        <w:bidi/>
+      </w:pPr>
+      <w:r>
+        <w:rPr>
+          <w:b w:val="0"/>
+          <w:i w:val="0"/>
+        </w:rPr>
+        <w:t>‏A‎ لتاكيدنا فيطل / ديسلل ةيرورملا تافلاخم موسر</w:t>
         <w:br/>
         <w:t>‏0- | رسوم تأشيرة خروج وعودة للسيد ‎J‏ ظهير اسلم شودري</w:t>
         <w:br/>
@@ -14728,7 +14728,7 @@
           <w:b w:val="0"/>
           <w:i w:val="0"/>
         </w:rPr>
-        <w:t>مسيم ا الإ ف ل</w:t>
+        <w:t>ل ف إلا ا ميسم</w:t>
       </w:r>
     </w:p>
     <w:p>
@@ -14745,9 +14745,9 @@
         <w:br/>
         <w:t>‏13 رسوم تأشيرة خروج وعودة للسيد | نفيس كندي عدم ا تلقام</w:t>
         <w:br/>
-        <w:t>4- | رسوم تأشيرة خروج وعودة للسيد / نواز بوتيم ‎Mos‏ العا 2</w:t>
-        <w:br/>
-        <w:t>4 15 | رسوم تأشيرة خروج وعودة للسيد /_محمد عبدالحسيب &gt;&gt; هأ 8</w:t>
+        <w:t>2 اعلا ‏Mos‎ ميتوب زاون / ديسلل ةدوعو جورخ ةريشأت موسر | 4-</w:t>
+        <w:br/>
+        <w:t>8 أه &lt;&lt; بيسحلادبع دمحم/_ ديسلل ةدوعو جورخ ةريشأت موسر | 15 4</w:t>
         <w:br/>
         <w:t>‎A‏ 16 .| رسوم تأشيرة خروج وعودة للسيد /_محمد عبدالقدير ‎ye‏</w:t>
         <w:br/>
@@ -14792,7 +14792,7 @@
           <w:b w:val="0"/>
           <w:i w:val="0"/>
         </w:rPr>
-        <w:t>الموافق:2014/01/06م</w:t>
+        <w:t>م:2014/01/06قفاوملا</w:t>
       </w:r>
     </w:p>
     <w:p>
@@ -15179,7 +15179,7 @@
           <w:b w:val="0"/>
           <w:i w:val="0"/>
         </w:rPr>
-        <w:t>المخصصات والمساعدات الشهرية للشيوخ والاقارب وموظفين سابقون ...الخ</w:t>
+        <w:t>خلا... نوقباس نيفظومو براقالاو خويشلل ةيرهشلا تادعاسملاو تاصصخملا</w:t>
         <w:br/>
         <w:t>عن شهر يناير 2014م</w:t>
       </w:r>
@@ -15194,7 +15194,7 @@
           <w:b w:val="0"/>
           <w:i w:val="0"/>
         </w:rPr>
-        <w:t>تم تعديلة من3.325 ربال الى 2.000 ريال مذكرة 1</w:t>
+        <w:t>1 ةركذم لاير 2.000 ىلا لابر 3.325نم ةليدعت مت</w:t>
         <w:br/>
         <w:t>أمساعدة شهرية 1.000 ‎Ss‏ تدفع كل 6 شهور مقدما لخاية 2014/6/30م</w:t>
       </w:r>
@@ -15209,20 +15209,20 @@
           <w:b w:val="0"/>
           <w:i w:val="0"/>
         </w:rPr>
-        <w:t>الجمعية الخيرية لتحفيظ القرآن الكريم - الجموم</w:t>
-      </w:r>
-    </w:p>
-    <w:p>
-      <w:pPr>
-        <w:jc w:val="right"/>
-        <w:bidi/>
-      </w:pPr>
-      <w:r>
-        <w:rPr>
-          <w:b w:val="0"/>
-          <w:i w:val="0"/>
-        </w:rPr>
-        <w:t>السيد / علي سلطان</w:t>
+        <w:t>مومجلا - ميركلا نآرقلا ظيفحتل ةيريخلا ةيعمجلا</w:t>
+      </w:r>
+    </w:p>
+    <w:p>
+      <w:pPr>
+        <w:jc w:val="right"/>
+        <w:bidi/>
+      </w:pPr>
+      <w:r>
+        <w:rPr>
+          <w:b w:val="0"/>
+          <w:i w:val="0"/>
+        </w:rPr>
+        <w:t>ناطلس يلع / ديسلا</w:t>
       </w:r>
     </w:p>
     <w:p>
@@ -15248,46 +15248,46 @@
           <w:b w:val="0"/>
           <w:i w:val="0"/>
         </w:rPr>
-        <w:t>السيد /محمد بدر النهدي</w:t>
-      </w:r>
-    </w:p>
-    <w:p>
-      <w:pPr>
-        <w:jc w:val="right"/>
-        <w:bidi/>
-      </w:pPr>
-      <w:r>
-        <w:rPr>
-          <w:b w:val="0"/>
-          <w:i w:val="0"/>
-        </w:rPr>
-        <w:t>السيد / اشرف جابر مصطفى خيرالدين</w:t>
-      </w:r>
-    </w:p>
-    <w:p>
-      <w:pPr>
-        <w:jc w:val="right"/>
-        <w:bidi/>
-      </w:pPr>
-      <w:r>
-        <w:rPr>
-          <w:b w:val="0"/>
-          <w:i w:val="0"/>
-        </w:rPr>
-        <w:t>السيد بندر الحرازي تم تعديلة من 2032 رمال الى 1902 ‎Shy‏ حسب اقساط سيارته وقرضه من البنك الفعلية</w:t>
-      </w:r>
-    </w:p>
-    <w:p>
-      <w:pPr>
-        <w:jc w:val="right"/>
-        <w:bidi/>
-      </w:pPr>
-      <w:r>
-        <w:rPr>
-          <w:b w:val="0"/>
-          <w:i w:val="0"/>
-        </w:rPr>
-        <w:t>|الجمعية الخيرية لتحفيظ القرآن الكريم - دارام حميد - دف زيني</w:t>
+        <w:t>يدهنلا ردب دمحم/ ديسلا</w:t>
+      </w:r>
+    </w:p>
+    <w:p>
+      <w:pPr>
+        <w:jc w:val="right"/>
+        <w:bidi/>
+      </w:pPr>
+      <w:r>
+        <w:rPr>
+          <w:b w:val="0"/>
+          <w:i w:val="0"/>
+        </w:rPr>
+        <w:t>نيدلاريخ ىفطصم رباج فرشا / ديسلا</w:t>
+      </w:r>
+    </w:p>
+    <w:p>
+      <w:pPr>
+        <w:jc w:val="right"/>
+        <w:bidi/>
+      </w:pPr>
+      <w:r>
+        <w:rPr>
+          <w:b w:val="0"/>
+          <w:i w:val="0"/>
+        </w:rPr>
+        <w:t>ةيلعفلا كنبلا نم هضرقو هترايس طاسقا بسح ‏Shy‎ 1902 ىلا لامر 2032 نم ةليدعت مت يزارحلا ردنب ديسلا</w:t>
+      </w:r>
+    </w:p>
+    <w:p>
+      <w:pPr>
+        <w:jc w:val="right"/>
+        <w:bidi/>
+      </w:pPr>
+      <w:r>
+        <w:rPr>
+          <w:b w:val="0"/>
+          <w:i w:val="0"/>
+        </w:rPr>
+        <w:t>ينيز فد - ديمح ماراد - ميركلا نآرقلا ظيفحتل ةيريخلا ةيعمجلا|</w:t>
       </w:r>
     </w:p>
     <w:p>
@@ -15302,7 +15302,7 @@
         </w:rPr>
         <w:t>ورثة المرحوم ابو بكر كنجو سليم أمساعدة شهرية 250 ‎Shy‏ تدفع كل 6 شهور مقدما لغاية2014/6/30م</w:t>
         <w:br/>
-        <w:t>المجموع</w:t>
+        <w:t>عومجملا</w:t>
         <w:br/>
         <w:t>تسيد رقع 4</w:t>
       </w:r>
@@ -15317,7 +15317,7 @@
           <w:b w:val="0"/>
           <w:i w:val="0"/>
         </w:rPr>
-        <w:t>أحرم المرحوم / فطين الحبيشي</w:t>
+        <w:t>يشيبحلا نيطف / موحرملا مرحأ</w:t>
       </w:r>
     </w:p>
     <w:p>
@@ -15372,7 +15372,7 @@
           <w:b w:val="0"/>
           <w:i w:val="0"/>
         </w:rPr>
-        <w:t>عائلة المرحوم حامد رزق حسن رجب تعميد رقم 5</w:t>
+        <w:t>5 مقر ديمعت بجر نسح قزر دماح موحرملا ةلئاع</w:t>
         <w:br/>
         <w:t>تعميد رقم 6</w:t>
         <w:br/>
@@ -15578,7 +15578,7 @@
           <w:b w:val="0"/>
           <w:i w:val="0"/>
         </w:rPr>
-        <w:t>‎التاريخ:  ‎65كر؟٠.1١4/.7؟</w:t>
+        <w:t>؟٠.1١4/.7؟رك65‎  :خيراتلا‎</w:t>
       </w:r>
     </w:p>
     <w:p>
@@ -15729,7 +15729,7 @@
           <w:b w:val="0"/>
           <w:i w:val="0"/>
         </w:rPr>
-        <w:t>‏المباع . ‎Soe‏ ره الصف ‎ee‏</w:t>
+        <w:t>‏ee‎ فصلا هر ‏Soe‎ . عابملا‏</w:t>
         <w:br/>
         <w:t>‎007000٠ |‏ | الشيخ اسامه زيني ( الشيخ احمد - ‎١‏ أ|مصاريف منزل الشيخ/ احمد زينى عن شهر فبراير؛ ‎٠١1١‏</w:t>
       </w:r>
@@ -15788,20 +15788,20 @@
           <w:b w:val="0"/>
           <w:i w:val="0"/>
         </w:rPr>
-        <w:t>Odd 9 ‏جه امد ريمي و‎ all</w:t>
-      </w:r>
-    </w:p>
-    <w:p>
-      <w:pPr>
-        <w:jc w:val="right"/>
-        <w:bidi/>
-      </w:pPr>
-      <w:r>
-        <w:rPr>
-          <w:b w:val="0"/>
-          <w:i w:val="0"/>
-        </w:rPr>
-        <w:t>المخصصات د والوساجات ‎aN‏ للشيوع ‎wae‏ وموظفين سابقون ...الخ '</w:t>
+        <w:t>all ‎و يمير دما هج‏ 9 Odd</w:t>
+      </w:r>
+    </w:p>
+    <w:p>
+      <w:pPr>
+        <w:jc w:val="right"/>
+        <w:bidi/>
+      </w:pPr>
+      <w:r>
+        <w:rPr>
+          <w:b w:val="0"/>
+          <w:i w:val="0"/>
+        </w:rPr>
+        <w:t>' خلا... نوقباس نيفظومو ‏wae‎ عويشلل ‏aN‎ تاجاسولاو د تاصصخملا</w:t>
       </w:r>
     </w:p>
     <w:p>
@@ -15829,7 +15829,7 @@
           <w:b w:val="0"/>
           <w:i w:val="0"/>
         </w:rPr>
-        <w:t>تم تعديلة من 2032 دبل الى 1902 ريال حسب اقساط سيارته وقرضه من البنك الفعلية</w:t>
+        <w:t>ةيلعفلا كنبلا نم هضرقو هترايس طاسقا بسح لاير 1902 ىلا لبد 2032 نم ةليدعت مت</w:t>
       </w:r>
     </w:p>
     <w:p>
@@ -15947,7 +15947,7 @@
           <w:b w:val="0"/>
           <w:i w:val="0"/>
         </w:rPr>
-        <w:t>‏المحاسب المدير الماليل المدير العا</w:t>
+        <w:t>اعلا ريدملا ليلاملا ريدملا بساحملا‏</w:t>
         <w:br/>
         <w:t>27</w:t>
       </w:r>
@@ -16022,7 +16022,7 @@
           <w:b w:val="0"/>
           <w:i w:val="0"/>
         </w:rPr>
-        <w:t>و ع اماه : 1 ردال</w:t>
+        <w:t>لادر 1 : هاما ع و</w:t>
       </w:r>
     </w:p>
     <w:p>
@@ -16074,7 +16074,7 @@
           <w:b w:val="0"/>
           <w:i w:val="0"/>
         </w:rPr>
-        <w:t>: أمين الصندوق</w:t>
+        <w:t>قودنصلا نيمأ :</w:t>
       </w:r>
     </w:p>
     <w:p>
@@ -16115,7 +16115,7 @@
           <w:b w:val="0"/>
           <w:i w:val="0"/>
         </w:rPr>
-        <w:t>لصواسب المدير المالم ‎١‏</w:t>
+        <w:t>‏١‎ ملاملا ريدملا بساوصل</w:t>
       </w:r>
     </w:p>
     <w:p>
@@ -16156,7 +16156,7 @@
           <w:b w:val="0"/>
           <w:i w:val="0"/>
         </w:rPr>
-        <w:t>المخصصات والمساعدات الشهرية للشيوخ والاقارب وموظفين سابقون ...الخ</w:t>
+        <w:t>خلا... نوقباس نيفظومو براقالاو خويشلل ةيرهشلا تادعاسملاو تاصصخملا</w:t>
         <w:br/>
         <w:t>عن شهر مارس 2014م</w:t>
       </w:r>
@@ -16186,33 +16186,33 @@
         </w:rPr>
         <w:t>أتم ‎Abad‏ من 3.325 ريال الى 0</w:t>
         <w:br/>
-        <w:t>امساعدة شهرية 1.000 ربإل 5</w:t>
-      </w:r>
-    </w:p>
-    <w:p>
-      <w:pPr>
-        <w:jc w:val="right"/>
-        <w:bidi/>
-      </w:pPr>
-      <w:r>
-        <w:rPr>
-          <w:b w:val="0"/>
-          <w:i w:val="0"/>
-        </w:rPr>
-        <w:t>الجمعية الخيرية لتحفيظ القرآن الكريم - الجموم</w:t>
-      </w:r>
-    </w:p>
-    <w:p>
-      <w:pPr>
-        <w:jc w:val="right"/>
-        <w:bidi/>
-      </w:pPr>
-      <w:r>
-        <w:rPr>
-          <w:b w:val="0"/>
-          <w:i w:val="0"/>
-        </w:rPr>
-        <w:t>السيد / علي سلطان</w:t>
+        <w:t>5 لإبر 1.000 ةيرهش ةدعاسما</w:t>
+      </w:r>
+    </w:p>
+    <w:p>
+      <w:pPr>
+        <w:jc w:val="right"/>
+        <w:bidi/>
+      </w:pPr>
+      <w:r>
+        <w:rPr>
+          <w:b w:val="0"/>
+          <w:i w:val="0"/>
+        </w:rPr>
+        <w:t>مومجلا - ميركلا نآرقلا ظيفحتل ةيريخلا ةيعمجلا</w:t>
+      </w:r>
+    </w:p>
+    <w:p>
+      <w:pPr>
+        <w:jc w:val="right"/>
+        <w:bidi/>
+      </w:pPr>
+      <w:r>
+        <w:rPr>
+          <w:b w:val="0"/>
+          <w:i w:val="0"/>
+        </w:rPr>
+        <w:t>ناطلس يلع / ديسلا</w:t>
       </w:r>
     </w:p>
     <w:p>
@@ -16238,46 +16238,46 @@
           <w:b w:val="0"/>
           <w:i w:val="0"/>
         </w:rPr>
-        <w:t>السيد إمحمد بدر النهدي</w:t>
-      </w:r>
-    </w:p>
-    <w:p>
-      <w:pPr>
-        <w:jc w:val="right"/>
-        <w:bidi/>
-      </w:pPr>
-      <w:r>
-        <w:rPr>
-          <w:b w:val="0"/>
-          <w:i w:val="0"/>
-        </w:rPr>
-        <w:t>السيد / اشرف جابر مصطفى خيرالدين</w:t>
-      </w:r>
-    </w:p>
-    <w:p>
-      <w:pPr>
-        <w:jc w:val="right"/>
-        <w:bidi/>
-      </w:pPr>
-      <w:r>
-        <w:rPr>
-          <w:b w:val="0"/>
-          <w:i w:val="0"/>
-        </w:rPr>
-        <w:t>السيد بندر الحرازي تم تعديلة من 2032 ربال الى 802</w:t>
-      </w:r>
-    </w:p>
-    <w:p>
-      <w:pPr>
-        <w:jc w:val="right"/>
-        <w:bidi/>
-      </w:pPr>
-      <w:r>
-        <w:rPr>
-          <w:b w:val="0"/>
-          <w:i w:val="0"/>
-        </w:rPr>
-        <w:t>الجمعية الخيرية لتحفيظ القرآن الكريم - دارام حميد - دف زيني</w:t>
+        <w:t>يدهنلا ردب دمحمإ ديسلا</w:t>
+      </w:r>
+    </w:p>
+    <w:p>
+      <w:pPr>
+        <w:jc w:val="right"/>
+        <w:bidi/>
+      </w:pPr>
+      <w:r>
+        <w:rPr>
+          <w:b w:val="0"/>
+          <w:i w:val="0"/>
+        </w:rPr>
+        <w:t>نيدلاريخ ىفطصم رباج فرشا / ديسلا</w:t>
+      </w:r>
+    </w:p>
+    <w:p>
+      <w:pPr>
+        <w:jc w:val="right"/>
+        <w:bidi/>
+      </w:pPr>
+      <w:r>
+        <w:rPr>
+          <w:b w:val="0"/>
+          <w:i w:val="0"/>
+        </w:rPr>
+        <w:t>802 ىلا لابر 2032 نم ةليدعت مت يزارحلا ردنب ديسلا</w:t>
+      </w:r>
+    </w:p>
+    <w:p>
+      <w:pPr>
+        <w:jc w:val="right"/>
+        <w:bidi/>
+      </w:pPr>
+      <w:r>
+        <w:rPr>
+          <w:b w:val="0"/>
+          <w:i w:val="0"/>
+        </w:rPr>
+        <w:t>ينيز فد - ديمح ماراد - ميركلا نآرقلا ظيفحتل ةيريخلا ةيعمجلا</w:t>
       </w:r>
     </w:p>
     <w:p>
@@ -16303,9 +16303,9 @@
           <w:b w:val="0"/>
           <w:i w:val="0"/>
         </w:rPr>
-        <w:t>ورثئة المرحوم ابو بكر كنجو سليم امساعدة شهرية 250 ريال تدفع</w:t>
-        <w:br/>
-        <w:t>المجموع</w:t>
+        <w:t>عفدت لاير 250 ةيرهش ةدعاسما ميلس وجنك ركب وبا موحرملا ةئثرو</w:t>
+        <w:br/>
+        <w:t>عومجملا</w:t>
         <w:br/>
         <w:t>تعميد رقم 4</w:t>
       </w:r>
@@ -16320,7 +16320,7 @@
           <w:b w:val="0"/>
           <w:i w:val="0"/>
         </w:rPr>
-        <w:t>حرم المرحوم / فطين الحبيشي</w:t>
+        <w:t>يشيبحلا نيطف / موحرملا مرح</w:t>
       </w:r>
     </w:p>
     <w:p>
@@ -16346,7 +16346,7 @@
           <w:b w:val="0"/>
           <w:i w:val="0"/>
         </w:rPr>
-        <w:t>عائلة المرحوم حامد رزق حسن رجب تعميد رقم 5 1,000</w:t>
+        <w:t>000,1 5 مقر ديمعت بجر نسح قزر دماح موحرملا ةلئاع</w:t>
         <w:br/>
         <w:t>انور باحميشان ‎phy tent‏ 6 | | 315</w:t>
         <w:br/>

--- a/zaini_case_audit_output/outputs/word/documents/117_المسحوبات 1435 (zip).docx
+++ b/zaini_case_audit_output/outputs/word/documents/117_المسحوبات 1435 (zip).docx
@@ -16115,7 +16115,7 @@
           <w:b w:val="0"/>
           <w:i w:val="0"/>
         </w:rPr>
-        <w:t>‏١‎ ملاملا ريدملا بساوصل</w:t>
+        <w:t>‏١‎ ملا ريدملا بساوصل</w:t>
       </w:r>
     </w:p>
     <w:p>

--- a/zaini_case_audit_output/outputs/word/documents/117_المسحوبات 1435 (zip).docx
+++ b/zaini_case_audit_output/outputs/word/documents/117_المسحوبات 1435 (zip).docx
@@ -70,14 +70,13 @@
     <w:p/>
     <w:p>
       <w:pPr>
-        <w:jc w:val="right"/>
-        <w:bidi/>
-      </w:pPr>
-      <w:r>
-        <w:rPr>
-          <w:b w:val="0"/>
-          <w:i w:val="0"/>
-        </w:rPr>
+        <w:pStyle w:val="Heading2"/>
+        <w:jc w:val="right"/>
+        <w:bidi/>
+      </w:pPr>
+      <w:r>
+        <w:t>[نص الضبط / الحكم — المتن الفعلي] ===</w:t>
+        <w:br/>
         <w:t>[zip :ةقيرط - 23 :ةيلخادلا تافلملا ددع - 1BU--kLmXmZjBheO12Zohj7_xl4EgKJPv.zip فيشرأ]</w:t>
       </w:r>
     </w:p>
@@ -92,28 +91,75 @@
           <w:i w:val="0"/>
         </w:rPr>
         <w:t>===== ملف داخلي: 1435/1435 fil no 11 inv 1073.pdf =====</w:t>
-        <w:br/>
-        <w:t>[صفحة 1 - OCR]</w:t>
+      </w:r>
+    </w:p>
+    <w:p>
+      <w:pPr>
+        <w:pStyle w:val="Heading2"/>
+        <w:jc w:val="right"/>
+        <w:bidi/>
+      </w:pPr>
+      <w:r>
+        <w:t>صفحة 1 - OCR</w:t>
+      </w:r>
+    </w:p>
+    <w:p>
+      <w:pPr>
+        <w:pStyle w:val="Heading2"/>
+        <w:jc w:val="right"/>
+        <w:bidi/>
+      </w:pPr>
+      <w:r>
+        <w:t>[نص الضبط / الحكم — المتن الفعلي] ===</w:t>
         <w:br/>
         <w:t>- 0 ‘</w:t>
+      </w:r>
+    </w:p>
+    <w:p>
+      <w:pPr>
+        <w:pStyle w:val="Heading2"/>
+        <w:jc w:val="right"/>
+        <w:bidi/>
+      </w:pPr>
+      <w:r>
+        <w:t>[ترويسة / كليشة وزارة العدل — معلومات رسمية متكررة] ===</w:t>
         <w:br/>
         <w:t>شركة احمد زينى واولاده ‎AHMED ZAINY &amp;SG@MS co...‏</w:t>
+      </w:r>
+    </w:p>
+    <w:p>
+      <w:pPr>
+        <w:pStyle w:val="Heading2"/>
+        <w:jc w:val="right"/>
+        <w:bidi/>
+      </w:pPr>
+      <w:r>
+        <w:t>[نص الضبط / الحكم — المتن الفعلي] ===</w:t>
         <w:br/>
         <w:t>جدة ‏ عمارة اوزكو 1 ‎JEDDAH - 0260 BULLDING‏</w:t>
+      </w:r>
+    </w:p>
+    <w:p>
+      <w:pPr>
+        <w:pStyle w:val="Heading2"/>
+        <w:jc w:val="right"/>
+        <w:bidi/>
+      </w:pPr>
+      <w:r>
+        <w:t>[ترويسة / كليشة وزارة العدل — معلومات رسمية متكررة] ===</w:t>
         <w:br/>
         <w:t>هاتف: ١١5؟5.561‏ لس :ا ‎Tel:‏</w:t>
       </w:r>
     </w:p>
     <w:p>
       <w:pPr>
-        <w:jc w:val="right"/>
-        <w:bidi/>
-      </w:pPr>
-      <w:r>
-        <w:rPr>
-          <w:b w:val="0"/>
-          <w:i w:val="0"/>
-        </w:rPr>
+        <w:pStyle w:val="Heading2"/>
+        <w:jc w:val="right"/>
+        <w:bidi/>
+      </w:pPr>
+      <w:r>
+        <w:t>[نص الضبط / الحكم — المتن الفعلي] ===</w:t>
+        <w:br/>
         <w:t>Fax: 5“ TENE ‏فاكس:‎</w:t>
       </w:r>
     </w:p>
@@ -173,15 +219,22 @@
     </w:p>
     <w:p>
       <w:pPr>
-        <w:jc w:val="right"/>
-        <w:bidi/>
-      </w:pPr>
-      <w:r>
-        <w:rPr>
-          <w:b w:val="0"/>
-          <w:i w:val="0"/>
-        </w:rPr>
-        <w:t>[صفحة 2 - OCR]</w:t>
+        <w:pStyle w:val="Heading2"/>
+        <w:jc w:val="right"/>
+        <w:bidi/>
+      </w:pPr>
+      <w:r>
+        <w:t>صفحة 2 - OCR</w:t>
+      </w:r>
+    </w:p>
+    <w:p>
+      <w:pPr>
+        <w:pStyle w:val="Heading2"/>
+        <w:jc w:val="right"/>
+        <w:bidi/>
+      </w:pPr>
+      <w:r>
+        <w:t>[نص الضبط / الحكم — المتن الفعلي] ===</w:t>
         <w:br/>
         <w:t>شركة احمد زينى واولاده ©© ‎AHMED ZAINY &amp;SONS‏</w:t>
         <w:br/>
@@ -205,8 +258,28 @@
         <w:t>يصرف إلى المكرم: الشيخ/احمد زينى ‎PAY TO MESSRS‏</w:t>
         <w:br/>
         <w:t>‎La 7 1 5‏</w:t>
+      </w:r>
+    </w:p>
+    <w:p>
+      <w:pPr>
+        <w:pStyle w:val="Heading2"/>
+        <w:jc w:val="right"/>
+        <w:bidi/>
+      </w:pPr>
+      <w:r>
+        <w:t>[بيانات الأطراف: المدعي / المدعى عليه / الحاضرون] ===</w:t>
         <w:br/>
         <w:t>مبلغ فقط خمسون ألف وسبعمانة ريال سعودي لاغير ‎oe‏</w:t>
+      </w:r>
+    </w:p>
+    <w:p>
+      <w:pPr>
+        <w:pStyle w:val="Heading2"/>
+        <w:jc w:val="right"/>
+        <w:bidi/>
+      </w:pPr>
+      <w:r>
+        <w:t>[نص الضبط / الحكم — المتن الفعلي] ===</w:t>
         <w:br/>
         <w:t>‎FOR‏</w:t>
       </w:r>
@@ -243,30 +316,46 @@
     </w:p>
     <w:p>
       <w:pPr>
-        <w:jc w:val="right"/>
-        <w:bidi/>
-      </w:pPr>
-      <w:r>
-        <w:rPr>
-          <w:b w:val="0"/>
-          <w:i w:val="0"/>
-        </w:rPr>
-        <w:t>[صفحة 3 - OCR]</w:t>
+        <w:pStyle w:val="Heading2"/>
+        <w:jc w:val="right"/>
+        <w:bidi/>
+      </w:pPr>
+      <w:r>
+        <w:t>صفحة 3 - OCR</w:t>
+      </w:r>
+    </w:p>
+    <w:p>
+      <w:pPr>
+        <w:pStyle w:val="Heading2"/>
+        <w:jc w:val="right"/>
+        <w:bidi/>
+      </w:pPr>
+      <w:r>
+        <w:t>[نص الضبط / الحكم — المتن الفعلي] ===</w:t>
         <w:br/>
         <w:t>شركة ‎deal‏ زيني وأولاده ‎‘oa‏</w:t>
       </w:r>
     </w:p>
     <w:p>
       <w:pPr>
-        <w:jc w:val="right"/>
-        <w:bidi/>
-      </w:pPr>
-      <w:r>
-        <w:rPr>
-          <w:b w:val="0"/>
-          <w:i w:val="0"/>
-        </w:rPr>
+        <w:pStyle w:val="Heading2"/>
+        <w:jc w:val="right"/>
+        <w:bidi/>
+      </w:pPr>
+      <w:r>
+        <w:t>[بيانات الأطراف: المدعي / المدعى عليه / الحاضرون] ===</w:t>
+        <w:br/>
         <w:t>خلا... نوقباس نيفظوتو براقالاو خويشلل ةيرهشلا تادعاسملاو تاصصخملا</w:t>
+      </w:r>
+    </w:p>
+    <w:p>
+      <w:pPr>
+        <w:pStyle w:val="Heading2"/>
+        <w:jc w:val="right"/>
+        <w:bidi/>
+      </w:pPr>
+      <w:r>
+        <w:t>[نص الضبط / الحكم — المتن الفعلي] ===</w:t>
         <w:br/>
         <w:t>عن شهر ابريل 2014م</w:t>
       </w:r>
@@ -467,8 +556,26 @@
           <w:i w:val="0"/>
         </w:rPr>
         <w:t>===== ملف داخلي: 1435/1435 fil no 13 inv 1262.pdf =====</w:t>
-        <w:br/>
-        <w:t>[صفحة 1 - OCR]</w:t>
+      </w:r>
+    </w:p>
+    <w:p>
+      <w:pPr>
+        <w:pStyle w:val="Heading2"/>
+        <w:jc w:val="right"/>
+        <w:bidi/>
+      </w:pPr>
+      <w:r>
+        <w:t>صفحة 1 - OCR</w:t>
+      </w:r>
+    </w:p>
+    <w:p>
+      <w:pPr>
+        <w:pStyle w:val="Heading2"/>
+        <w:jc w:val="right"/>
+        <w:bidi/>
+      </w:pPr>
+      <w:r>
+        <w:t>[نص الضبط / الحكم — المتن الفعلي] ===</w:t>
         <w:br/>
         <w:t>شركة احمد زينى واولاده .| ‎AHMED ZAINY &amp;SONS CO‏</w:t>
         <w:br/>
@@ -559,15 +666,22 @@
     </w:p>
     <w:p>
       <w:pPr>
-        <w:jc w:val="right"/>
-        <w:bidi/>
-      </w:pPr>
-      <w:r>
-        <w:rPr>
-          <w:b w:val="0"/>
-          <w:i w:val="0"/>
-        </w:rPr>
-        <w:t>[صفحة 2 - OCR]</w:t>
+        <w:pStyle w:val="Heading2"/>
+        <w:jc w:val="right"/>
+        <w:bidi/>
+      </w:pPr>
+      <w:r>
+        <w:t>صفحة 2 - OCR</w:t>
+      </w:r>
+    </w:p>
+    <w:p>
+      <w:pPr>
+        <w:pStyle w:val="Heading2"/>
+        <w:jc w:val="right"/>
+        <w:bidi/>
+      </w:pPr>
+      <w:r>
+        <w:t>[نص الضبط / الحكم — المتن الفعلي] ===</w:t>
         <w:br/>
         <w:t>AHMED ZAINY &amp;SONS CO ‏شركة احمد زينى واولاده‎</w:t>
       </w:r>
@@ -583,8 +697,28 @@
           <w:i w:val="0"/>
         </w:rPr>
         <w:t>جدة ‏ عمارة اوزكو ~~ . #لااصاانا8 مع02 - ‎JEDDAH‏</w:t>
+      </w:r>
+    </w:p>
+    <w:p>
+      <w:pPr>
+        <w:pStyle w:val="Heading2"/>
+        <w:jc w:val="right"/>
+        <w:bidi/>
+      </w:pPr>
+      <w:r>
+        <w:t>[ترويسة / كليشة وزارة العدل — معلومات رسمية متكررة] ===</w:t>
         <w:br/>
         <w:t>‏هاتف: 5158515 فاكس: ‎5.5١.14‏ ل ‎Fax:‏ لالس يا ‎Tel;‏</w:t>
+      </w:r>
+    </w:p>
+    <w:p>
+      <w:pPr>
+        <w:pStyle w:val="Heading2"/>
+        <w:jc w:val="right"/>
+        <w:bidi/>
+      </w:pPr>
+      <w:r>
+        <w:t>[نص الضبط / الحكم — المتن الفعلي] ===</w:t>
         <w:br/>
         <w:t>‏أمر صرف نقدي</w:t>
         <w:br/>
@@ -593,8 +727,28 @@
         <w:t>يصرف إلى المكرم: الشيخ)/احمد زينى ‎PAY TO MESSRS‏</w:t>
         <w:br/>
         <w:t>‎Le 5 1 1‏</w:t>
+      </w:r>
+    </w:p>
+    <w:p>
+      <w:pPr>
+        <w:pStyle w:val="Heading2"/>
+        <w:jc w:val="right"/>
+        <w:bidi/>
+      </w:pPr>
+      <w:r>
+        <w:t>[بيانات الأطراف: المدعي / المدعى عليه / الحاضرون] ===</w:t>
         <w:br/>
         <w:t>‎As‏ فقط خمسون الف وسبعمانة ريال سعودي ‎3B SEY‏</w:t>
+      </w:r>
+    </w:p>
+    <w:p>
+      <w:pPr>
+        <w:pStyle w:val="Heading2"/>
+        <w:jc w:val="right"/>
+        <w:bidi/>
+      </w:pPr>
+      <w:r>
+        <w:t>[نص الضبط / الحكم — المتن الفعلي] ===</w:t>
         <w:br/>
         <w:t>وذلك / مصاريف فيلا الشيخ/احمد زينى عن شهر مايو ‎FOR ٠١14‏</w:t>
         <w:br/>
@@ -609,36 +763,72 @@
     </w:p>
     <w:p>
       <w:pPr>
-        <w:jc w:val="right"/>
-        <w:bidi/>
-      </w:pPr>
-      <w:r>
-        <w:rPr>
-          <w:b w:val="0"/>
-          <w:i w:val="0"/>
-        </w:rPr>
-        <w:t>[صفحة 3 - OCR]</w:t>
+        <w:pStyle w:val="Heading2"/>
+        <w:jc w:val="right"/>
+        <w:bidi/>
+      </w:pPr>
+      <w:r>
+        <w:t>صفحة 3 - OCR</w:t>
+      </w:r>
+    </w:p>
+    <w:p>
+      <w:pPr>
+        <w:pStyle w:val="Heading2"/>
+        <w:jc w:val="right"/>
+        <w:bidi/>
+      </w:pPr>
+      <w:r>
+        <w:t>[نص الضبط / الحكم — المتن الفعلي] ===</w:t>
         <w:br/>
         <w:t>شركة احمد زينى واولاده</w:t>
         <w:br/>
         <w:t>جدة ‏ عمارة اوزكو</w:t>
+      </w:r>
+    </w:p>
+    <w:p>
+      <w:pPr>
+        <w:pStyle w:val="Heading2"/>
+        <w:jc w:val="right"/>
+        <w:bidi/>
+      </w:pPr>
+      <w:r>
+        <w:t>[ترويسة / كليشة وزارة العدل — معلومات رسمية متكررة] ===</w:t>
         <w:br/>
         <w:t>هاتف ‎VeVOUN‏ فاكس: ‎5:5١.‏</w:t>
       </w:r>
     </w:p>
     <w:p>
       <w:pPr>
-        <w:jc w:val="right"/>
-        <w:bidi/>
-      </w:pPr>
-      <w:r>
-        <w:rPr>
-          <w:b w:val="0"/>
-          <w:i w:val="0"/>
-        </w:rPr>
+        <w:pStyle w:val="Heading2"/>
+        <w:jc w:val="right"/>
+        <w:bidi/>
+      </w:pPr>
+      <w:r>
+        <w:t>[نص الضبط / الحكم — المتن الفعلي] ===</w:t>
+        <w:br/>
         <w:t>يصرف إلى المكرم: الشيخ/احمد زينى</w:t>
+      </w:r>
+    </w:p>
+    <w:p>
+      <w:pPr>
+        <w:pStyle w:val="Heading2"/>
+        <w:jc w:val="right"/>
+        <w:bidi/>
+      </w:pPr>
+      <w:r>
+        <w:t>[بيانات الأطراف: المدعي / المدعى عليه / الحاضرون] ===</w:t>
         <w:br/>
         <w:t>مبلغ فقط خمسون ألف وسبعمانة ريال سعودي لاغير</w:t>
+      </w:r>
+    </w:p>
+    <w:p>
+      <w:pPr>
+        <w:pStyle w:val="Heading2"/>
+        <w:jc w:val="right"/>
+        <w:bidi/>
+      </w:pPr>
+      <w:r>
+        <w:t>[نص الضبط / الحكم — المتن الفعلي] ===</w:t>
         <w:br/>
         <w:t>وذلك / مصاريف فيلا الشيخ/احمد زينى عن شهر مليو 9 ‎V6‏</w:t>
       </w:r>
@@ -712,15 +902,22 @@
     </w:p>
     <w:p>
       <w:pPr>
-        <w:jc w:val="right"/>
-        <w:bidi/>
-      </w:pPr>
-      <w:r>
-        <w:rPr>
-          <w:b w:val="0"/>
-          <w:i w:val="0"/>
-        </w:rPr>
-        <w:t>[صفحة 4 - OCR]</w:t>
+        <w:pStyle w:val="Heading2"/>
+        <w:jc w:val="right"/>
+        <w:bidi/>
+      </w:pPr>
+      <w:r>
+        <w:t>صفحة 4 - OCR</w:t>
+      </w:r>
+    </w:p>
+    <w:p>
+      <w:pPr>
+        <w:pStyle w:val="Heading2"/>
+        <w:jc w:val="right"/>
+        <w:bidi/>
+      </w:pPr>
+      <w:r>
+        <w:t>[نص الضبط / الحكم — المتن الفعلي] ===</w:t>
         <w:br/>
         <w:t>4 «</w:t>
       </w:r>
@@ -740,15 +937,24 @@
     </w:p>
     <w:p>
       <w:pPr>
-        <w:jc w:val="right"/>
-        <w:bidi/>
-      </w:pPr>
-      <w:r>
-        <w:rPr>
-          <w:b w:val="0"/>
-          <w:i w:val="0"/>
-        </w:rPr>
+        <w:pStyle w:val="Heading2"/>
+        <w:jc w:val="right"/>
+        <w:bidi/>
+      </w:pPr>
+      <w:r>
+        <w:t>[بيانات الأطراف: المدعي / المدعى عليه / الحاضرون] ===</w:t>
+        <w:br/>
         <w:t>خلا... نوقباس نيفظومو براقالاو خويشلل ةيرهشلا تادعاسملاو تاصصخملا</w:t>
+      </w:r>
+    </w:p>
+    <w:p>
+      <w:pPr>
+        <w:pStyle w:val="Heading2"/>
+        <w:jc w:val="right"/>
+        <w:bidi/>
+      </w:pPr>
+      <w:r>
+        <w:t>[نص الضبط / الحكم — المتن الفعلي] ===</w:t>
         <w:br/>
         <w:t>عن شهر مايو 2014م</w:t>
       </w:r>
@@ -915,20 +1121,29 @@
           <w:i w:val="0"/>
         </w:rPr>
         <w:t>ينيز فد - ديمح ما راد ‏ ميركلا نآرقلا ظيفحتل ةيريخلا ةيعمجلا</w:t>
+      </w:r>
+    </w:p>
+    <w:p>
+      <w:pPr>
+        <w:pStyle w:val="Heading2"/>
+        <w:jc w:val="right"/>
+        <w:bidi/>
+      </w:pPr>
+      <w:r>
+        <w:t>[بيانات الأطراف: المدعي / المدعى عليه / الحاضرون] ===</w:t>
         <w:br/>
         <w:t>باسم علي محمد بلبيسي</w:t>
       </w:r>
     </w:p>
     <w:p>
       <w:pPr>
-        <w:jc w:val="right"/>
-        <w:bidi/>
-      </w:pPr>
-      <w:r>
-        <w:rPr>
-          <w:b w:val="0"/>
-          <w:i w:val="0"/>
-        </w:rPr>
+        <w:pStyle w:val="Heading2"/>
+        <w:jc w:val="right"/>
+        <w:bidi/>
+      </w:pPr>
+      <w:r>
+        <w:t>[نص الضبط / الحكم — المتن الفعلي] ===</w:t>
+        <w:br/>
         <w:t>ميلس وجنك ركب وبا موحرملا ةثرو</w:t>
       </w:r>
     </w:p>
@@ -1038,8 +1253,26 @@
           <w:i w:val="0"/>
         </w:rPr>
         <w:t>===== ملف داخلي: 1435/1435 fil no 14 inv 1356.pdf =====</w:t>
-        <w:br/>
-        <w:t>[صفحة 1 - OCR]</w:t>
+      </w:r>
+    </w:p>
+    <w:p>
+      <w:pPr>
+        <w:pStyle w:val="Heading2"/>
+        <w:jc w:val="right"/>
+        <w:bidi/>
+      </w:pPr>
+      <w:r>
+        <w:t>صفحة 1 - OCR</w:t>
+      </w:r>
+    </w:p>
+    <w:p>
+      <w:pPr>
+        <w:pStyle w:val="Heading2"/>
+        <w:jc w:val="right"/>
+        <w:bidi/>
+      </w:pPr>
+      <w:r>
+        <w:t>[نص الضبط / الحكم — المتن الفعلي] ===</w:t>
         <w:br/>
         <w:t>AHMED ZAINY &amp;SONS CO 0 ‏شركة احمد زينى واولاده‎</w:t>
       </w:r>
@@ -1055,20 +1288,29 @@
           <w:i w:val="0"/>
         </w:rPr>
         <w:t>جدة = عمارة اوزكو 1 ‎JEDDAH - 0200 BULLDING‏</w:t>
+      </w:r>
+    </w:p>
+    <w:p>
+      <w:pPr>
+        <w:pStyle w:val="Heading2"/>
+        <w:jc w:val="right"/>
+        <w:bidi/>
+      </w:pPr>
+      <w:r>
+        <w:t>[ترويسة / كليشة وزارة العدل — معلومات رسمية متكررة] ===</w:t>
         <w:br/>
         <w:t>هاتف: 5.55515 اللاي ‎Tel:‏</w:t>
       </w:r>
     </w:p>
     <w:p>
       <w:pPr>
-        <w:jc w:val="right"/>
-        <w:bidi/>
-      </w:pPr>
-      <w:r>
-        <w:rPr>
-          <w:b w:val="0"/>
-          <w:i w:val="0"/>
-        </w:rPr>
+        <w:pStyle w:val="Heading2"/>
+        <w:jc w:val="right"/>
+        <w:bidi/>
+      </w:pPr>
+      <w:r>
+        <w:t>[نص الضبط / الحكم — المتن الفعلي] ===</w:t>
+        <w:br/>
         <w:t>فاكس: ‎Fax: elie "505١.04‏</w:t>
         <w:br/>
         <w:t>رقم القيد: 5ه"١‏ التاريخ:  ‎Teves‏</w:t>
@@ -1104,15 +1346,24 @@
     </w:p>
     <w:p>
       <w:pPr>
-        <w:jc w:val="right"/>
-        <w:bidi/>
-      </w:pPr>
-      <w:r>
-        <w:rPr>
-          <w:b w:val="0"/>
-          <w:i w:val="0"/>
-        </w:rPr>
+        <w:pStyle w:val="Heading2"/>
+        <w:jc w:val="right"/>
+        <w:bidi/>
+      </w:pPr>
+      <w:r>
+        <w:t>[بيانات الأطراف: المدعي / المدعى عليه / الحاضرون] ===</w:t>
+        <w:br/>
         <w:t>مجموع ‎eee paul‏ إفقط عشرون ألف ربإل سعودي لاغير</w:t>
+      </w:r>
+    </w:p>
+    <w:p>
+      <w:pPr>
+        <w:pStyle w:val="Heading2"/>
+        <w:jc w:val="right"/>
+        <w:bidi/>
+      </w:pPr>
+      <w:r>
+        <w:t>[نص الضبط / الحكم — المتن الفعلي] ===</w:t>
         <w:br/>
         <w:t>بساحملا 0/7</w:t>
       </w:r>
@@ -1132,15 +1383,22 @@
     </w:p>
     <w:p>
       <w:pPr>
-        <w:jc w:val="right"/>
-        <w:bidi/>
-      </w:pPr>
-      <w:r>
-        <w:rPr>
-          <w:b w:val="0"/>
-          <w:i w:val="0"/>
-        </w:rPr>
-        <w:t>[صفحة 2 - OCR]</w:t>
+        <w:pStyle w:val="Heading2"/>
+        <w:jc w:val="right"/>
+        <w:bidi/>
+      </w:pPr>
+      <w:r>
+        <w:t>صفحة 2 - OCR</w:t>
+      </w:r>
+    </w:p>
+    <w:p>
+      <w:pPr>
+        <w:pStyle w:val="Heading2"/>
+        <w:jc w:val="right"/>
+        <w:bidi/>
+      </w:pPr>
+      <w:r>
+        <w:t>[نص الضبط / الحكم — المتن الفعلي] ===</w:t>
         <w:br/>
         <w:t>شركة احمد زينى واولاده ‎AHMED ZAINY &amp;SONS CO‏</w:t>
         <w:br/>
@@ -1155,8 +1413,28 @@
         <w:t>‏MESSRS TO PAY‎ ىنيز ةماسا/خيشلا مادم :مركملا ىلإ فرصي</w:t>
         <w:br/>
         <w:t>1 1 ب</w:t>
+      </w:r>
+    </w:p>
+    <w:p>
+      <w:pPr>
+        <w:pStyle w:val="Heading2"/>
+        <w:jc w:val="right"/>
+        <w:bidi/>
+      </w:pPr>
+      <w:r>
+        <w:t>[بيانات الأطراف: المدعي / المدعى عليه / الحاضرون] ===</w:t>
         <w:br/>
         <w:t>مبلغ فقط عشرون ألف ريال سعودي لاغير -</w:t>
+      </w:r>
+    </w:p>
+    <w:p>
+      <w:pPr>
+        <w:pStyle w:val="Heading2"/>
+        <w:jc w:val="right"/>
+        <w:bidi/>
+      </w:pPr>
+      <w:r>
+        <w:t>[نص الضبط / الحكم — المتن الفعلي] ===</w:t>
         <w:br/>
         <w:t>‏FOR‎ مادم بلطك ىعيبطلا جالعلا ىلا ةفاضا ىنيز دمحا/خيشلل قفارم بيبط نيمات فيراصم / كلذو</w:t>
         <w:br/>
@@ -1214,15 +1492,22 @@
     </w:p>
     <w:p>
       <w:pPr>
-        <w:jc w:val="right"/>
-        <w:bidi/>
-      </w:pPr>
-      <w:r>
-        <w:rPr>
-          <w:b w:val="0"/>
-          <w:i w:val="0"/>
-        </w:rPr>
-        <w:t>[صفحة 3 - OCR]</w:t>
+        <w:pStyle w:val="Heading2"/>
+        <w:jc w:val="right"/>
+        <w:bidi/>
+      </w:pPr>
+      <w:r>
+        <w:t>صفحة 3 - OCR</w:t>
+      </w:r>
+    </w:p>
+    <w:p>
+      <w:pPr>
+        <w:pStyle w:val="Heading2"/>
+        <w:jc w:val="right"/>
+        <w:bidi/>
+      </w:pPr>
+      <w:r>
+        <w:t>[نص الضبط / الحكم — المتن الفعلي] ===</w:t>
         <w:br/>
         <w:t>التاريخ: ‏ 1435/08/11 ه</w:t>
         <w:br/>
@@ -1339,26 +1624,53 @@
           <w:i w:val="0"/>
         </w:rPr>
         <w:t>===== ملف داخلي: 1435/1435 fil no 15 inv 1447.pdf =====</w:t>
-        <w:br/>
-        <w:t>[صفحة 1 - OCR]</w:t>
+      </w:r>
+    </w:p>
+    <w:p>
+      <w:pPr>
+        <w:pStyle w:val="Heading2"/>
+        <w:jc w:val="right"/>
+        <w:bidi/>
+      </w:pPr>
+      <w:r>
+        <w:t>صفحة 1 - OCR</w:t>
+      </w:r>
+    </w:p>
+    <w:p>
+      <w:pPr>
+        <w:pStyle w:val="Heading2"/>
+        <w:jc w:val="right"/>
+        <w:bidi/>
+      </w:pPr>
+      <w:r>
+        <w:t>[نص الضبط / الحكم — المتن الفعلي] ===</w:t>
         <w:br/>
         <w:t>شركة احمد زينى واولاده</w:t>
         <w:br/>
         <w:t>جدة ‏ عمارة اوزكو</w:t>
+      </w:r>
+    </w:p>
+    <w:p>
+      <w:pPr>
+        <w:pStyle w:val="Heading2"/>
+        <w:jc w:val="right"/>
+        <w:bidi/>
+      </w:pPr>
+      <w:r>
+        <w:t>[ترويسة / كليشة وزارة العدل — معلومات رسمية متكررة] ===</w:t>
         <w:br/>
         <w:t>هاتفء ‎"5.58615١5‏</w:t>
       </w:r>
     </w:p>
     <w:p>
       <w:pPr>
-        <w:jc w:val="right"/>
-        <w:bidi/>
-      </w:pPr>
-      <w:r>
-        <w:rPr>
-          <w:b w:val="0"/>
-          <w:i w:val="0"/>
-        </w:rPr>
+        <w:pStyle w:val="Heading2"/>
+        <w:jc w:val="right"/>
+        <w:bidi/>
+      </w:pPr>
+      <w:r>
+        <w:t>[نص الضبط / الحكم — المتن الفعلي] ===</w:t>
+        <w:br/>
         <w:t>فاكس: 5.51".4</w:t>
       </w:r>
     </w:p>
@@ -1472,15 +1784,22 @@
     </w:p>
     <w:p>
       <w:pPr>
-        <w:jc w:val="right"/>
-        <w:bidi/>
-      </w:pPr>
-      <w:r>
-        <w:rPr>
-          <w:b w:val="0"/>
-          <w:i w:val="0"/>
-        </w:rPr>
-        <w:t>[صفحة 2 - OCR]</w:t>
+        <w:pStyle w:val="Heading2"/>
+        <w:jc w:val="right"/>
+        <w:bidi/>
+      </w:pPr>
+      <w:r>
+        <w:t>صفحة 2 - OCR</w:t>
+      </w:r>
+    </w:p>
+    <w:p>
+      <w:pPr>
+        <w:pStyle w:val="Heading2"/>
+        <w:jc w:val="right"/>
+        <w:bidi/>
+      </w:pPr>
+      <w:r>
+        <w:t>[نص الضبط / الحكم — المتن الفعلي] ===</w:t>
         <w:br/>
         <w:t>5</w:t>
       </w:r>
@@ -1523,8 +1842,28 @@
         <w:t>|</w:t>
         <w:br/>
         <w:t>يصرف إلى ‎ta hall‏ الشيخ/احمد زينى ‎PAY TO MESSRS‏</w:t>
+      </w:r>
+    </w:p>
+    <w:p>
+      <w:pPr>
+        <w:pStyle w:val="Heading2"/>
+        <w:jc w:val="right"/>
+        <w:bidi/>
+      </w:pPr>
+      <w:r>
+        <w:t>[بيانات الأطراف: المدعي / المدعى عليه / الحاضرون] ===</w:t>
         <w:br/>
         <w:t>مبلغ ‎bas‏ خمسون الف وسبعمانة ريال سعودي لاغير -</w:t>
+      </w:r>
+    </w:p>
+    <w:p>
+      <w:pPr>
+        <w:pStyle w:val="Heading2"/>
+        <w:jc w:val="right"/>
+        <w:bidi/>
+      </w:pPr>
+      <w:r>
+        <w:t>[نص الضبط / الحكم — المتن الفعلي] ===</w:t>
         <w:br/>
         <w:t>وذلك / مصاريف فيلا الشيخ/احمد زينى عن شهر يونيو؛ ‎FOR ٠.1‏</w:t>
         <w:br/>
@@ -1576,15 +1915,22 @@
     </w:p>
     <w:p>
       <w:pPr>
-        <w:jc w:val="right"/>
-        <w:bidi/>
-      </w:pPr>
-      <w:r>
-        <w:rPr>
-          <w:b w:val="0"/>
-          <w:i w:val="0"/>
-        </w:rPr>
-        <w:t>[صفحة 3 - OCR]</w:t>
+        <w:pStyle w:val="Heading2"/>
+        <w:jc w:val="right"/>
+        <w:bidi/>
+      </w:pPr>
+      <w:r>
+        <w:t>صفحة 3 - OCR</w:t>
+      </w:r>
+    </w:p>
+    <w:p>
+      <w:pPr>
+        <w:pStyle w:val="Heading2"/>
+        <w:jc w:val="right"/>
+        <w:bidi/>
+      </w:pPr>
+      <w:r>
+        <w:t>[نص الضبط / الحكم — المتن الفعلي] ===</w:t>
         <w:br/>
         <w:t>©“</w:t>
         <w:br/>
@@ -1593,15 +1939,24 @@
     </w:p>
     <w:p>
       <w:pPr>
-        <w:jc w:val="right"/>
-        <w:bidi/>
-      </w:pPr>
-      <w:r>
-        <w:rPr>
-          <w:b w:val="0"/>
-          <w:i w:val="0"/>
-        </w:rPr>
+        <w:pStyle w:val="Heading2"/>
+        <w:jc w:val="right"/>
+        <w:bidi/>
+      </w:pPr>
+      <w:r>
+        <w:t>[بيانات الأطراف: المدعي / المدعى عليه / الحاضرون] ===</w:t>
+        <w:br/>
         <w:t>خلا... نوقباس نيفظومو براقالاو خويشلل ةيرهشلا تادعاسملاو تاصصخملا</w:t>
+      </w:r>
+    </w:p>
+    <w:p>
+      <w:pPr>
+        <w:pStyle w:val="Heading2"/>
+        <w:jc w:val="right"/>
+        <w:bidi/>
+      </w:pPr>
+      <w:r>
+        <w:t>[نص الضبط / الحكم — المتن الفعلي] ===</w:t>
         <w:br/>
         <w:t>‎sin spice‏ 2014م</w:t>
       </w:r>
@@ -1692,8 +2047,28 @@
         <w:t>ةرايسلا طاسقا هدادسل ةيلعفلا كنيلا نم هضرف بسح ‏Shy‎ 1013 ىلا ‏Shey‎ 1902 نم ةليدعت ‏os‎</w:t>
         <w:br/>
         <w:t>ينيز فد - ديمح ماراد - ميركلا نآرقلا ظيفحتل ةيريخلا ةيعمجلا</w:t>
+      </w:r>
+    </w:p>
+    <w:p>
+      <w:pPr>
+        <w:pStyle w:val="Heading2"/>
+        <w:jc w:val="right"/>
+        <w:bidi/>
+      </w:pPr>
+      <w:r>
+        <w:t>[بيانات الأطراف: المدعي / المدعى عليه / الحاضرون] ===</w:t>
         <w:br/>
         <w:t>باسم علي محمد بلبيسي</w:t>
+      </w:r>
+    </w:p>
+    <w:p>
+      <w:pPr>
+        <w:pStyle w:val="Heading2"/>
+        <w:jc w:val="right"/>
+        <w:bidi/>
+      </w:pPr>
+      <w:r>
+        <w:t>[نص الضبط / الحكم — المتن الفعلي] ===</w:t>
         <w:br/>
         <w:t>ورثة المرحوم ابو بكر كنجو سليم مساعدة شهرية 250 ربل تدفع مقدما حتى نهاية :2014/12/3م</w:t>
         <w:br/>
@@ -1793,26 +2168,53 @@
           <w:i w:val="0"/>
         </w:rPr>
         <w:t>===== ملف داخلي: 1435/1435 fil no 17 inv 1629.pdf =====</w:t>
-        <w:br/>
-        <w:t>[صفحة 1 - OCR]</w:t>
+      </w:r>
+    </w:p>
+    <w:p>
+      <w:pPr>
+        <w:pStyle w:val="Heading2"/>
+        <w:jc w:val="right"/>
+        <w:bidi/>
+      </w:pPr>
+      <w:r>
+        <w:t>صفحة 1 - OCR</w:t>
+      </w:r>
+    </w:p>
+    <w:p>
+      <w:pPr>
+        <w:pStyle w:val="Heading2"/>
+        <w:jc w:val="right"/>
+        <w:bidi/>
+      </w:pPr>
+      <w:r>
+        <w:t>[نص الضبط / الحكم — المتن الفعلي] ===</w:t>
         <w:br/>
         <w:t>شركة احمد زينى واولاده</w:t>
         <w:br/>
         <w:t>جدة ‏ عمارة اوزكو</w:t>
+      </w:r>
+    </w:p>
+    <w:p>
+      <w:pPr>
+        <w:pStyle w:val="Heading2"/>
+        <w:jc w:val="right"/>
+        <w:bidi/>
+      </w:pPr>
+      <w:r>
+        <w:t>[ترويسة / كليشة وزارة العدل — معلومات رسمية متكررة] ===</w:t>
         <w:br/>
         <w:t>هاتف: 5١1؟ه5.‏ "</w:t>
       </w:r>
     </w:p>
     <w:p>
       <w:pPr>
-        <w:jc w:val="right"/>
-        <w:bidi/>
-      </w:pPr>
-      <w:r>
-        <w:rPr>
-          <w:b w:val="0"/>
-          <w:i w:val="0"/>
-        </w:rPr>
+        <w:pStyle w:val="Heading2"/>
+        <w:jc w:val="right"/>
+        <w:bidi/>
+      </w:pPr>
+      <w:r>
+        <w:t>[نص الضبط / الحكم — المتن الفعلي] ===</w:t>
+        <w:br/>
         <w:t>Wee ‏فاكس:‎</w:t>
       </w:r>
     </w:p>
@@ -1900,33 +2302,49 @@
     </w:p>
     <w:p>
       <w:pPr>
-        <w:jc w:val="right"/>
-        <w:bidi/>
-      </w:pPr>
-      <w:r>
-        <w:rPr>
-          <w:b w:val="0"/>
-          <w:i w:val="0"/>
-        </w:rPr>
-        <w:t>[صفحة 2 - OCR]</w:t>
+        <w:pStyle w:val="Heading2"/>
+        <w:jc w:val="right"/>
+        <w:bidi/>
+      </w:pPr>
+      <w:r>
+        <w:t>صفحة 2 - OCR</w:t>
+      </w:r>
+    </w:p>
+    <w:p>
+      <w:pPr>
+        <w:pStyle w:val="Heading2"/>
+        <w:jc w:val="right"/>
+        <w:bidi/>
+      </w:pPr>
+      <w:r>
+        <w:t>[نص الضبط / الحكم — المتن الفعلي] ===</w:t>
         <w:br/>
         <w:t>١ AHMED ZAINY &amp;SONS ©0 ‏شركة احمد زينى واولاده‎ |</w:t>
         <w:br/>
         <w:t>JEDDAH-OZCOBULLDING 20.03 ‏عمارة اوزكو‎  ةدج‎ |</w:t>
+      </w:r>
+    </w:p>
+    <w:p>
+      <w:pPr>
+        <w:pStyle w:val="Heading2"/>
+        <w:jc w:val="right"/>
+        <w:bidi/>
+      </w:pPr>
+      <w:r>
+        <w:t>[ترويسة / كليشة وزارة العدل — معلومات رسمية متكررة] ===</w:t>
         <w:br/>
         <w:t>Tel: ‏وس ياه‎ Fax: vatvres SNe ‏فاكس:‎ NOROTNS ‏اهاتف:‎</w:t>
       </w:r>
     </w:p>
     <w:p>
       <w:pPr>
-        <w:jc w:val="right"/>
-        <w:bidi/>
-      </w:pPr>
-      <w:r>
-        <w:rPr>
-          <w:b w:val="0"/>
-          <w:i w:val="0"/>
-        </w:rPr>
+        <w:pStyle w:val="Heading2"/>
+        <w:jc w:val="right"/>
+        <w:bidi/>
+      </w:pPr>
+      <w:r>
+        <w:t>[نص الضبط / الحكم — المتن الفعلي] ===</w:t>
+        <w:br/>
         <w:t>0</w:t>
         <w:br/>
         <w:t>|</w:t>
@@ -2005,15 +2423,22 @@
     </w:p>
     <w:p>
       <w:pPr>
-        <w:jc w:val="right"/>
-        <w:bidi/>
-      </w:pPr>
-      <w:r>
-        <w:rPr>
-          <w:b w:val="0"/>
-          <w:i w:val="0"/>
-        </w:rPr>
-        <w:t>[صفحة 3 - OCR]</w:t>
+        <w:pStyle w:val="Heading2"/>
+        <w:jc w:val="right"/>
+        <w:bidi/>
+      </w:pPr>
+      <w:r>
+        <w:t>صفحة 3 - OCR</w:t>
+      </w:r>
+    </w:p>
+    <w:p>
+      <w:pPr>
+        <w:pStyle w:val="Heading2"/>
+        <w:jc w:val="right"/>
+        <w:bidi/>
+      </w:pPr>
+      <w:r>
+        <w:t>[نص الضبط / الحكم — المتن الفعلي] ===</w:t>
         <w:br/>
         <w:t>ما ‎wr‏ هد ص ات لد ده 2</w:t>
       </w:r>
@@ -2033,15 +2458,24 @@
     </w:p>
     <w:p>
       <w:pPr>
-        <w:jc w:val="right"/>
-        <w:bidi/>
-      </w:pPr>
-      <w:r>
-        <w:rPr>
-          <w:b w:val="0"/>
-          <w:i w:val="0"/>
-        </w:rPr>
+        <w:pStyle w:val="Heading2"/>
+        <w:jc w:val="right"/>
+        <w:bidi/>
+      </w:pPr>
+      <w:r>
+        <w:t>[بيانات الأطراف: المدعي / المدعى عليه / الحاضرون] ===</w:t>
+        <w:br/>
         <w:t>خلا... نوقباس نيفظومو براقالاو خويشلل ةيرهشلا تادعاسملاو تاصصخملا</w:t>
+      </w:r>
+    </w:p>
+    <w:p>
+      <w:pPr>
+        <w:pStyle w:val="Heading2"/>
+        <w:jc w:val="right"/>
+        <w:bidi/>
+      </w:pPr>
+      <w:r>
+        <w:t>[نص الضبط / الحكم — المتن الفعلي] ===</w:t>
         <w:br/>
         <w:t>‎aly,‏ 2014م</w:t>
       </w:r>
@@ -2162,8 +2596,26 @@
           <w:i w:val="0"/>
         </w:rPr>
         <w:t>===== ملف داخلي: 1435/1435 fil no 19 inv 1790.pdf =====</w:t>
-        <w:br/>
-        <w:t>[صفحة 1 - OCR]</w:t>
+      </w:r>
+    </w:p>
+    <w:p>
+      <w:pPr>
+        <w:pStyle w:val="Heading2"/>
+        <w:jc w:val="right"/>
+        <w:bidi/>
+      </w:pPr>
+      <w:r>
+        <w:t>صفحة 1 - OCR</w:t>
+      </w:r>
+    </w:p>
+    <w:p>
+      <w:pPr>
+        <w:pStyle w:val="Heading2"/>
+        <w:jc w:val="right"/>
+        <w:bidi/>
+      </w:pPr>
+      <w:r>
+        <w:t>[نص الضبط / الحكم — المتن الفعلي] ===</w:t>
         <w:br/>
         <w:t>شركة احمد زينى واولاده</w:t>
       </w:r>
@@ -2179,20 +2631,29 @@
           <w:i w:val="0"/>
         </w:rPr>
         <w:t>جدة ‏ عمارة اوزكو</w:t>
+      </w:r>
+    </w:p>
+    <w:p>
+      <w:pPr>
+        <w:pStyle w:val="Heading2"/>
+        <w:jc w:val="right"/>
+        <w:bidi/>
+      </w:pPr>
+      <w:r>
+        <w:t>[ترويسة / كليشة وزارة العدل — معلومات رسمية متكررة] ===</w:t>
         <w:br/>
         <w:t>هاتف: 5.5811</w:t>
       </w:r>
     </w:p>
     <w:p>
       <w:pPr>
-        <w:jc w:val="right"/>
-        <w:bidi/>
-      </w:pPr>
-      <w:r>
-        <w:rPr>
-          <w:b w:val="0"/>
-          <w:i w:val="0"/>
-        </w:rPr>
+        <w:pStyle w:val="Heading2"/>
+        <w:jc w:val="right"/>
+        <w:bidi/>
+      </w:pPr>
+      <w:r>
+        <w:t>[نص الضبط / الحكم — المتن الفعلي] ===</w:t>
+        <w:br/>
         <w:t>Seed ‏فاكس:‎</w:t>
       </w:r>
     </w:p>
@@ -2807,15 +3268,22 @@
     </w:p>
     <w:p>
       <w:pPr>
-        <w:jc w:val="right"/>
-        <w:bidi/>
-      </w:pPr>
-      <w:r>
-        <w:rPr>
-          <w:b w:val="0"/>
-          <w:i w:val="0"/>
-        </w:rPr>
-        <w:t>[صفحة 2 - OCR]</w:t>
+        <w:pStyle w:val="Heading2"/>
+        <w:jc w:val="right"/>
+        <w:bidi/>
+      </w:pPr>
+      <w:r>
+        <w:t>صفحة 2 - OCR</w:t>
+      </w:r>
+    </w:p>
+    <w:p>
+      <w:pPr>
+        <w:pStyle w:val="Heading2"/>
+        <w:jc w:val="right"/>
+        <w:bidi/>
+      </w:pPr>
+      <w:r>
+        <w:t>[نص الضبط / الحكم — المتن الفعلي] ===</w:t>
         <w:br/>
         <w:t>ير مم اصمم ملا ان</w:t>
         <w:br/>
@@ -2929,15 +3397,22 @@
     </w:p>
     <w:p>
       <w:pPr>
-        <w:jc w:val="right"/>
-        <w:bidi/>
-      </w:pPr>
-      <w:r>
-        <w:rPr>
-          <w:b w:val="0"/>
-          <w:i w:val="0"/>
-        </w:rPr>
-        <w:t>[صفحة 3 - OCR]</w:t>
+        <w:pStyle w:val="Heading2"/>
+        <w:jc w:val="right"/>
+        <w:bidi/>
+      </w:pPr>
+      <w:r>
+        <w:t>صفحة 3 - OCR</w:t>
+      </w:r>
+    </w:p>
+    <w:p>
+      <w:pPr>
+        <w:pStyle w:val="Heading2"/>
+        <w:jc w:val="right"/>
+        <w:bidi/>
+      </w:pPr>
+      <w:r>
+        <w:t>[نص الضبط / الحكم — المتن الفعلي] ===</w:t>
         <w:br/>
         <w:t>Whee</w:t>
       </w:r>
@@ -3277,15 +3752,22 @@
     </w:p>
     <w:p>
       <w:pPr>
-        <w:jc w:val="right"/>
-        <w:bidi/>
-      </w:pPr>
-      <w:r>
-        <w:rPr>
-          <w:b w:val="0"/>
-          <w:i w:val="0"/>
-        </w:rPr>
-        <w:t>[صفحة 4 - OCR]</w:t>
+        <w:pStyle w:val="Heading2"/>
+        <w:jc w:val="right"/>
+        <w:bidi/>
+      </w:pPr>
+      <w:r>
+        <w:t>صفحة 4 - OCR</w:t>
+      </w:r>
+    </w:p>
+    <w:p>
+      <w:pPr>
+        <w:pStyle w:val="Heading2"/>
+        <w:jc w:val="right"/>
+        <w:bidi/>
+      </w:pPr>
+      <w:r>
+        <w:t>[نص الضبط / الحكم — المتن الفعلي] ===</w:t>
         <w:br/>
         <w:t>Wi) Lg</w:t>
       </w:r>
@@ -3495,15 +3977,22 @@
     </w:p>
     <w:p>
       <w:pPr>
-        <w:jc w:val="right"/>
-        <w:bidi/>
-      </w:pPr>
-      <w:r>
-        <w:rPr>
-          <w:b w:val="0"/>
-          <w:i w:val="0"/>
-        </w:rPr>
-        <w:t>[صفحة 5 - OCR]</w:t>
+        <w:pStyle w:val="Heading2"/>
+        <w:jc w:val="right"/>
+        <w:bidi/>
+      </w:pPr>
+      <w:r>
+        <w:t>صفحة 5 - OCR</w:t>
+      </w:r>
+    </w:p>
+    <w:p>
+      <w:pPr>
+        <w:pStyle w:val="Heading2"/>
+        <w:jc w:val="right"/>
+        <w:bidi/>
+      </w:pPr>
+      <w:r>
+        <w:t>[نص الضبط / الحكم — المتن الفعلي] ===</w:t>
         <w:br/>
         <w:t>Bupa [wor</w:t>
       </w:r>
@@ -3767,15 +4256,22 @@
     </w:p>
     <w:p>
       <w:pPr>
-        <w:jc w:val="right"/>
-        <w:bidi/>
-      </w:pPr>
-      <w:r>
-        <w:rPr>
-          <w:b w:val="0"/>
-          <w:i w:val="0"/>
-        </w:rPr>
-        <w:t>[صفحة 6 - OCR]</w:t>
+        <w:pStyle w:val="Heading2"/>
+        <w:jc w:val="right"/>
+        <w:bidi/>
+      </w:pPr>
+      <w:r>
+        <w:t>صفحة 6 - OCR</w:t>
+      </w:r>
+    </w:p>
+    <w:p>
+      <w:pPr>
+        <w:pStyle w:val="Heading2"/>
+        <w:jc w:val="right"/>
+        <w:bidi/>
+      </w:pPr>
+      <w:r>
+        <w:t>[نص الضبط / الحكم — المتن الفعلي] ===</w:t>
         <w:br/>
         <w:t>Bupa [vow</w:t>
       </w:r>
@@ -4246,15 +4742,22 @@
     </w:p>
     <w:p>
       <w:pPr>
-        <w:jc w:val="right"/>
-        <w:bidi/>
-      </w:pPr>
-      <w:r>
-        <w:rPr>
-          <w:b w:val="0"/>
-          <w:i w:val="0"/>
-        </w:rPr>
-        <w:t>[صفحة 7 - OCR]</w:t>
+        <w:pStyle w:val="Heading2"/>
+        <w:jc w:val="right"/>
+        <w:bidi/>
+      </w:pPr>
+      <w:r>
+        <w:t>صفحة 7 - OCR</w:t>
+      </w:r>
+    </w:p>
+    <w:p>
+      <w:pPr>
+        <w:pStyle w:val="Heading2"/>
+        <w:jc w:val="right"/>
+        <w:bidi/>
+      </w:pPr>
+      <w:r>
+        <w:t>[نص الضبط / الحكم — المتن الفعلي] ===</w:t>
         <w:br/>
         <w:t>Initial Schedule of Members</w:t>
       </w:r>
@@ -4382,15 +4885,22 @@
     </w:p>
     <w:p>
       <w:pPr>
-        <w:jc w:val="right"/>
-        <w:bidi/>
-      </w:pPr>
-      <w:r>
-        <w:rPr>
-          <w:b w:val="0"/>
-          <w:i w:val="0"/>
-        </w:rPr>
-        <w:t>[صفحة 8 - OCR]</w:t>
+        <w:pStyle w:val="Heading2"/>
+        <w:jc w:val="right"/>
+        <w:bidi/>
+      </w:pPr>
+      <w:r>
+        <w:t>صفحة 8 - OCR</w:t>
+      </w:r>
+    </w:p>
+    <w:p>
+      <w:pPr>
+        <w:pStyle w:val="Heading2"/>
+        <w:jc w:val="right"/>
+        <w:bidi/>
+      </w:pPr>
+      <w:r>
+        <w:t>[نص الضبط / الحكم — المتن الفعلي] ===</w:t>
         <w:br/>
         <w:t>Bupa ‏بوبار)‎</w:t>
       </w:r>
@@ -5051,15 +5561,22 @@
     </w:p>
     <w:p>
       <w:pPr>
-        <w:jc w:val="right"/>
-        <w:bidi/>
-      </w:pPr>
-      <w:r>
-        <w:rPr>
-          <w:b w:val="0"/>
-          <w:i w:val="0"/>
-        </w:rPr>
-        <w:t>[صفحة 9 - OCR]</w:t>
+        <w:pStyle w:val="Heading2"/>
+        <w:jc w:val="right"/>
+        <w:bidi/>
+      </w:pPr>
+      <w:r>
+        <w:t>صفحة 9 - OCR</w:t>
+      </w:r>
+    </w:p>
+    <w:p>
+      <w:pPr>
+        <w:pStyle w:val="Heading2"/>
+        <w:jc w:val="right"/>
+        <w:bidi/>
+      </w:pPr>
+      <w:r>
+        <w:t>[نص الضبط / الحكم — المتن الفعلي] ===</w:t>
         <w:br/>
         <w:t>Bupa ‏بوبار)‎</w:t>
       </w:r>
@@ -5378,15 +5895,22 @@
     </w:p>
     <w:p>
       <w:pPr>
-        <w:jc w:val="right"/>
-        <w:bidi/>
-      </w:pPr>
-      <w:r>
-        <w:rPr>
-          <w:b w:val="0"/>
-          <w:i w:val="0"/>
-        </w:rPr>
-        <w:t>[صفحة 10 - OCR]</w:t>
+        <w:pStyle w:val="Heading2"/>
+        <w:jc w:val="right"/>
+        <w:bidi/>
+      </w:pPr>
+      <w:r>
+        <w:t>صفحة 10 - OCR</w:t>
+      </w:r>
+    </w:p>
+    <w:p>
+      <w:pPr>
+        <w:pStyle w:val="Heading2"/>
+        <w:jc w:val="right"/>
+        <w:bidi/>
+      </w:pPr>
+      <w:r>
+        <w:t>[نص الضبط / الحكم — المتن الفعلي] ===</w:t>
         <w:br/>
         <w:t>Bupa /| logo</w:t>
       </w:r>
@@ -5969,15 +6493,24 @@
     </w:p>
     <w:p>
       <w:pPr>
-        <w:jc w:val="right"/>
-        <w:bidi/>
-      </w:pPr>
-      <w:r>
-        <w:rPr>
-          <w:b w:val="0"/>
-          <w:i w:val="0"/>
-        </w:rPr>
+        <w:pStyle w:val="Heading2"/>
+        <w:jc w:val="right"/>
+        <w:bidi/>
+      </w:pPr>
+      <w:r>
+        <w:t>[ترويسة / كليشة وزارة العدل — معلومات رسمية متكررة] ===</w:t>
+        <w:br/>
         <w:t>6721706 @ Mohammed Baduddin Gulam</w:t>
+      </w:r>
+    </w:p>
+    <w:p>
+      <w:pPr>
+        <w:pStyle w:val="Heading2"/>
+        <w:jc w:val="right"/>
+        <w:bidi/>
+      </w:pPr>
+      <w:r>
+        <w:t>[نص الضبط / الحكم — المتن الفعلي] ===</w:t>
         <w:br/>
         <w:t>6810951 Mohammed Bader Amer Munif</w:t>
         <w:br/>
@@ -6082,15 +6615,22 @@
     </w:p>
     <w:p>
       <w:pPr>
-        <w:jc w:val="right"/>
-        <w:bidi/>
-      </w:pPr>
-      <w:r>
-        <w:rPr>
-          <w:b w:val="0"/>
-          <w:i w:val="0"/>
-        </w:rPr>
-        <w:t>[صفحة 11 - OCR]</w:t>
+        <w:pStyle w:val="Heading2"/>
+        <w:jc w:val="right"/>
+        <w:bidi/>
+      </w:pPr>
+      <w:r>
+        <w:t>صفحة 11 - OCR</w:t>
+      </w:r>
+    </w:p>
+    <w:p>
+      <w:pPr>
+        <w:pStyle w:val="Heading2"/>
+        <w:jc w:val="right"/>
+        <w:bidi/>
+      </w:pPr>
+      <w:r>
+        <w:t>[نص الضبط / الحكم — المتن الفعلي] ===</w:t>
         <w:br/>
         <w:t>SAA] ‏و‎ eile</w:t>
         <w:br/>
@@ -6150,20 +6690,29 @@
         <w:t>‎praine ‏بوقسياً:‎</w:t>
         <w:br/>
         <w:t>‏هف كسن:9١701ممتصم] سجني‎</w:t>
+      </w:r>
+    </w:p>
+    <w:p>
+      <w:pPr>
+        <w:pStyle w:val="Heading2"/>
+        <w:jc w:val="right"/>
+        <w:bidi/>
+      </w:pPr>
+      <w:r>
+        <w:t>[ترويسة / كليشة وزارة العدل — معلومات رسمية متكررة] ===</w:t>
         <w:br/>
         <w:t>‎ينيرتكلالا ديربلا‏ : motalm@zalii.net</w:t>
       </w:r>
     </w:p>
     <w:p>
       <w:pPr>
-        <w:jc w:val="right"/>
-        <w:bidi/>
-      </w:pPr>
-      <w:r>
-        <w:rPr>
-          <w:b w:val="0"/>
-          <w:i w:val="0"/>
-        </w:rPr>
+        <w:pStyle w:val="Heading2"/>
+        <w:jc w:val="right"/>
+        <w:bidi/>
+      </w:pPr>
+      <w:r>
+        <w:t>[نص الضبط / الحكم — المتن الفعلي] ===</w:t>
+        <w:br/>
         <w:t>ءاكرشلا / ةداسلا</w:t>
         <w:br/>
         <w:t>عناية ورئة ا ‎ge gh‏ الشيخ / عبداللهأبار الصترصين</w:t>
@@ -6400,15 +6949,22 @@
     </w:p>
     <w:p>
       <w:pPr>
-        <w:jc w:val="right"/>
-        <w:bidi/>
-      </w:pPr>
-      <w:r>
-        <w:rPr>
-          <w:b w:val="0"/>
-          <w:i w:val="0"/>
-        </w:rPr>
-        <w:t>[صفحة 12 - OCR]</w:t>
+        <w:pStyle w:val="Heading2"/>
+        <w:jc w:val="right"/>
+        <w:bidi/>
+      </w:pPr>
+      <w:r>
+        <w:t>صفحة 12 - OCR</w:t>
+      </w:r>
+    </w:p>
+    <w:p>
+      <w:pPr>
+        <w:pStyle w:val="Heading2"/>
+        <w:jc w:val="right"/>
+        <w:bidi/>
+      </w:pPr>
+      <w:r>
+        <w:t>[نص الضبط / الحكم — المتن الفعلي] ===</w:t>
         <w:br/>
         <w:t>لالط :</w:t>
       </w:r>
@@ -6551,15 +7107,22 @@
     </w:p>
     <w:p>
       <w:pPr>
-        <w:jc w:val="right"/>
-        <w:bidi/>
-      </w:pPr>
-      <w:r>
-        <w:rPr>
-          <w:b w:val="0"/>
-          <w:i w:val="0"/>
-        </w:rPr>
-        <w:t>[صفحة 13 - OCR]</w:t>
+        <w:pStyle w:val="Heading2"/>
+        <w:jc w:val="right"/>
+        <w:bidi/>
+      </w:pPr>
+      <w:r>
+        <w:t>صفحة 13 - OCR</w:t>
+      </w:r>
+    </w:p>
+    <w:p>
+      <w:pPr>
+        <w:pStyle w:val="Heading2"/>
+        <w:jc w:val="right"/>
+        <w:bidi/>
+      </w:pPr>
+      <w:r>
+        <w:t>[نص الضبط / الحكم — المتن الفعلي] ===</w:t>
         <w:br/>
         <w:t>on ‎همنا‏ ١/5 bunt me pryeee</w:t>
       </w:r>
@@ -6662,8 +7225,28 @@
         <w:t>6 ‏سدم‎</w:t>
         <w:br/>
         <w:t>‎100.00% Total Contract Value of Inception members: 513,642.00</w:t>
+      </w:r>
+    </w:p>
+    <w:p>
+      <w:pPr>
+        <w:pStyle w:val="Heading2"/>
+        <w:jc w:val="right"/>
+        <w:bidi/>
+      </w:pPr>
+      <w:r>
+        <w:t>[ترويسة / كليشة وزارة العدل — معلومات رسمية متكررة] ===</w:t>
         <w:br/>
         <w:t>@ — OO</w:t>
+      </w:r>
+    </w:p>
+    <w:p>
+      <w:pPr>
+        <w:pStyle w:val="Heading2"/>
+        <w:jc w:val="right"/>
+        <w:bidi/>
+      </w:pPr>
+      <w:r>
+        <w:t>[نص الضبط / الحكم — المتن الفعلي] ===</w:t>
         <w:br/>
         <w:t>Product : Ahmed Zainy &amp; Sons Co. - Class 8</w:t>
         <w:br/>
@@ -6753,26 +7336,53 @@
           <w:i w:val="0"/>
         </w:rPr>
         <w:t>===== ملف داخلي: 1435/1435 fil no 19 inv 1843.pdf =====</w:t>
-        <w:br/>
-        <w:t>[صفحة 1 - OCR]</w:t>
+      </w:r>
+    </w:p>
+    <w:p>
+      <w:pPr>
+        <w:pStyle w:val="Heading2"/>
+        <w:jc w:val="right"/>
+        <w:bidi/>
+      </w:pPr>
+      <w:r>
+        <w:t>صفحة 1 - OCR</w:t>
+      </w:r>
+    </w:p>
+    <w:p>
+      <w:pPr>
+        <w:pStyle w:val="Heading2"/>
+        <w:jc w:val="right"/>
+        <w:bidi/>
+      </w:pPr>
+      <w:r>
+        <w:t>[نص الضبط / الحكم — المتن الفعلي] ===</w:t>
         <w:br/>
         <w:t>شركة احمد زينى واولاده ’" ‎AHMED ZAINY &amp;SONS GO’‏</w:t>
         <w:br/>
         <w:t>جدة ‏ عمارة اوزكو ‎JEDDAH - OZCO BULLDING‏</w:t>
+      </w:r>
+    </w:p>
+    <w:p>
+      <w:pPr>
+        <w:pStyle w:val="Heading2"/>
+        <w:jc w:val="right"/>
+        <w:bidi/>
+      </w:pPr>
+      <w:r>
+        <w:t>[ترويسة / كليشة وزارة العدل — معلومات رسمية متكررة] ===</w:t>
         <w:br/>
         <w:t>هاتف: ١١71ه5.5‏ جل يا ‎Tel:‏</w:t>
       </w:r>
     </w:p>
     <w:p>
       <w:pPr>
-        <w:jc w:val="right"/>
-        <w:bidi/>
-      </w:pPr>
-      <w:r>
-        <w:rPr>
-          <w:b w:val="0"/>
-          <w:i w:val="0"/>
-        </w:rPr>
+        <w:pStyle w:val="Heading2"/>
+        <w:jc w:val="right"/>
+        <w:bidi/>
+      </w:pPr>
+      <w:r>
+        <w:t>[نص الضبط / الحكم — المتن الفعلي] ===</w:t>
+        <w:br/>
         <w:t>Fax: V:\\¥.¢ "5.5١04 ‏فاكس:‎</w:t>
       </w:r>
     </w:p>
@@ -6832,15 +7442,22 @@
     </w:p>
     <w:p>
       <w:pPr>
-        <w:jc w:val="right"/>
-        <w:bidi/>
-      </w:pPr>
-      <w:r>
-        <w:rPr>
-          <w:b w:val="0"/>
-          <w:i w:val="0"/>
-        </w:rPr>
-        <w:t>[صفحة 2 - OCR]</w:t>
+        <w:pStyle w:val="Heading2"/>
+        <w:jc w:val="right"/>
+        <w:bidi/>
+      </w:pPr>
+      <w:r>
+        <w:t>صفحة 2 - OCR</w:t>
+      </w:r>
+    </w:p>
+    <w:p>
+      <w:pPr>
+        <w:pStyle w:val="Heading2"/>
+        <w:jc w:val="right"/>
+        <w:bidi/>
+      </w:pPr>
+      <w:r>
+        <w:t>[نص الضبط / الحكم — المتن الفعلي] ===</w:t>
         <w:br/>
         <w:t>7 —</w:t>
         <w:br/>
@@ -6864,27 +7481,25 @@
     </w:p>
     <w:p>
       <w:pPr>
-        <w:jc w:val="right"/>
-        <w:bidi/>
-      </w:pPr>
-      <w:r>
-        <w:rPr>
-          <w:b w:val="0"/>
-          <w:i w:val="0"/>
-        </w:rPr>
+        <w:pStyle w:val="Heading2"/>
+        <w:jc w:val="right"/>
+        <w:bidi/>
+      </w:pPr>
+      <w:r>
+        <w:t>[ترويسة / كليشة وزارة العدل — معلومات رسمية متكررة] ===</w:t>
+        <w:br/>
         <w:t>هاتف ‎SNE‏ فاكس : ‎sees‏ د ‎Fax:‏ لني خخ ‎Tels‏</w:t>
       </w:r>
     </w:p>
     <w:p>
       <w:pPr>
-        <w:jc w:val="right"/>
-        <w:bidi/>
-      </w:pPr>
-      <w:r>
-        <w:rPr>
-          <w:b w:val="0"/>
-          <w:i w:val="0"/>
-        </w:rPr>
+        <w:pStyle w:val="Heading2"/>
+        <w:jc w:val="right"/>
+        <w:bidi/>
+      </w:pPr>
+      <w:r>
+        <w:t>[نص الضبط / الحكم — المتن الفعلي] ===</w:t>
+        <w:br/>
         <w:t>1 00 3 7</w:t>
         <w:br/>
         <w:t>i</w:t>
@@ -6956,8 +7571,28 @@
           <w:i w:val="0"/>
         </w:rPr>
         <w:t>vy ‏م .." 5 يدع‎ 7 ete, &gt; tad ay</w:t>
+      </w:r>
+    </w:p>
+    <w:p>
+      <w:pPr>
+        <w:pStyle w:val="Heading2"/>
+        <w:jc w:val="right"/>
+        <w:bidi/>
+      </w:pPr>
+      <w:r>
+        <w:t>[بيانات الأطراف: المدعي / المدعى عليه / الحاضرون] ===</w:t>
         <w:br/>
         <w:t>SR ‏سعودي لاغير‎ Shy ‏فقطخمسون الف وسبعمائة‎ Ale</w:t>
+      </w:r>
+    </w:p>
+    <w:p>
+      <w:pPr>
+        <w:pStyle w:val="Heading2"/>
+        <w:jc w:val="right"/>
+        <w:bidi/>
+      </w:pPr>
+      <w:r>
+        <w:t>[نص الضبط / الحكم — المتن الفعلي] ===</w:t>
         <w:br/>
         <w:t>‏ا‎ FOR TNE ‏زينى عن شهر ! غسطس‎ dal i ‏وذلك { مصاريف فيلا‎</w:t>
         <w:br/>
@@ -6996,15 +7631,22 @@
     </w:p>
     <w:p>
       <w:pPr>
-        <w:jc w:val="right"/>
-        <w:bidi/>
-      </w:pPr>
-      <w:r>
-        <w:rPr>
-          <w:b w:val="0"/>
-          <w:i w:val="0"/>
-        </w:rPr>
-        <w:t>[صفحة 3 - OCR]</w:t>
+        <w:pStyle w:val="Heading2"/>
+        <w:jc w:val="right"/>
+        <w:bidi/>
+      </w:pPr>
+      <w:r>
+        <w:t>صفحة 3 - OCR</w:t>
+      </w:r>
+    </w:p>
+    <w:p>
+      <w:pPr>
+        <w:pStyle w:val="Heading2"/>
+        <w:jc w:val="right"/>
+        <w:bidi/>
+      </w:pPr>
+      <w:r>
+        <w:t>[نص الضبط / الحكم — المتن الفعلي] ===</w:t>
         <w:br/>
         <w:t>AHMED ZAINY &amp;SONS cP. aoe? i: ‏شركة احمد زينى واولاده‎</w:t>
         <w:br/>
@@ -7041,45 +7683,70 @@
     </w:p>
     <w:p>
       <w:pPr>
-        <w:jc w:val="right"/>
-        <w:bidi/>
-      </w:pPr>
-      <w:r>
-        <w:rPr>
-          <w:b w:val="0"/>
-          <w:i w:val="0"/>
-        </w:rPr>
+        <w:pStyle w:val="Heading2"/>
+        <w:jc w:val="right"/>
+        <w:bidi/>
+      </w:pPr>
+      <w:r>
+        <w:t>[بيانات الأطراف: المدعي / المدعى عليه / الحاضرون] ===</w:t>
+        <w:br/>
         <w:t>‏مبلغ فقط خمسون ألف وسبعمانة ريال سعودي لاغير</w:t>
+      </w:r>
+    </w:p>
+    <w:p>
+      <w:pPr>
+        <w:pStyle w:val="Heading2"/>
+        <w:jc w:val="right"/>
+        <w:bidi/>
+      </w:pPr>
+      <w:r>
+        <w:t>[نص الضبط / الحكم — المتن الفعلي] ===</w:t>
         <w:br/>
         <w:t>وذلك / مصاريف فيلا ش٠احمد‏ زينى عن شهر اغسطس» ١١؟‏</w:t>
       </w:r>
     </w:p>
     <w:p>
       <w:pPr>
-        <w:jc w:val="right"/>
-        <w:bidi/>
-      </w:pPr>
-      <w:r>
-        <w:rPr>
-          <w:b w:val="0"/>
-          <w:i w:val="0"/>
-        </w:rPr>
-        <w:t>[صفحة 4 - OCR]</w:t>
+        <w:pStyle w:val="Heading2"/>
+        <w:jc w:val="right"/>
+        <w:bidi/>
+      </w:pPr>
+      <w:r>
+        <w:t>صفحة 4 - OCR</w:t>
+      </w:r>
+    </w:p>
+    <w:p>
+      <w:pPr>
+        <w:pStyle w:val="Heading2"/>
+        <w:jc w:val="right"/>
+        <w:bidi/>
+      </w:pPr>
+      <w:r>
+        <w:t>[نص الضبط / الحكم — المتن الفعلي] ===</w:t>
         <w:br/>
         <w:t>شركة احمد زيني وأولاده</w:t>
       </w:r>
     </w:p>
     <w:p>
       <w:pPr>
-        <w:jc w:val="right"/>
-        <w:bidi/>
-      </w:pPr>
-      <w:r>
-        <w:rPr>
-          <w:b w:val="0"/>
-          <w:i w:val="0"/>
-        </w:rPr>
+        <w:pStyle w:val="Heading2"/>
+        <w:jc w:val="right"/>
+        <w:bidi/>
+      </w:pPr>
+      <w:r>
+        <w:t>[بيانات الأطراف: المدعي / المدعى عليه / الحاضرون] ===</w:t>
+        <w:br/>
         <w:t>خلا... نوقباس نيفظومو براقالاو خويشلل ةيرهشلا تادعاسملاو تاصصخملا</w:t>
+      </w:r>
+    </w:p>
+    <w:p>
+      <w:pPr>
+        <w:pStyle w:val="Heading2"/>
+        <w:jc w:val="right"/>
+        <w:bidi/>
+      </w:pPr>
+      <w:r>
+        <w:t>[نص الضبط / الحكم — المتن الفعلي] ===</w:t>
         <w:br/>
         <w:t>عن شهر اغسطس 2014</w:t>
       </w:r>
@@ -7168,8 +7835,28 @@
           <w:i w:val="0"/>
         </w:rPr>
         <w:t>ينيز فد -ديمح ما راد ميركلا نآرقلا ظيفحتل ةيريخلا ةيعمجلا‏</w:t>
+      </w:r>
+    </w:p>
+    <w:p>
+      <w:pPr>
+        <w:pStyle w:val="Heading2"/>
+        <w:jc w:val="right"/>
+        <w:bidi/>
+      </w:pPr>
+      <w:r>
+        <w:t>[بيانات الأطراف: المدعي / المدعى عليه / الحاضرون] ===</w:t>
         <w:br/>
         <w:t>أباسم علي محمد بلبيسي</w:t>
+      </w:r>
+    </w:p>
+    <w:p>
+      <w:pPr>
+        <w:pStyle w:val="Heading2"/>
+        <w:jc w:val="right"/>
+        <w:bidi/>
+      </w:pPr>
+      <w:r>
+        <w:t>[نص الضبط / الحكم — المتن الفعلي] ===</w:t>
         <w:br/>
         <w:t>ميلس وجنك ركب وبا موحرملا ةّئإ</w:t>
         <w:br/>
@@ -7217,26 +7904,53 @@
           <w:i w:val="0"/>
         </w:rPr>
         <w:t>===== ملف داخلي: 1435/1435 fil no 19 inv 1870.pdf =====</w:t>
-        <w:br/>
-        <w:t>[صفحة 1 - OCR]</w:t>
+      </w:r>
+    </w:p>
+    <w:p>
+      <w:pPr>
+        <w:pStyle w:val="Heading2"/>
+        <w:jc w:val="right"/>
+        <w:bidi/>
+      </w:pPr>
+      <w:r>
+        <w:t>صفحة 1 - OCR</w:t>
+      </w:r>
+    </w:p>
+    <w:p>
+      <w:pPr>
+        <w:pStyle w:val="Heading2"/>
+        <w:jc w:val="right"/>
+        <w:bidi/>
+      </w:pPr>
+      <w:r>
+        <w:t>[نص الضبط / الحكم — المتن الفعلي] ===</w:t>
         <w:br/>
         <w:t>شركة احمد زينى واولاده</w:t>
         <w:br/>
         <w:t>جدة ‏ عمارة اوزكو</w:t>
+      </w:r>
+    </w:p>
+    <w:p>
+      <w:pPr>
+        <w:pStyle w:val="Heading2"/>
+        <w:jc w:val="right"/>
+        <w:bidi/>
+      </w:pPr>
+      <w:r>
+        <w:t>[ترويسة / كليشة وزارة العدل — معلومات رسمية متكررة] ===</w:t>
         <w:br/>
         <w:t>هاتف: 5١51ه5.‏ 5</w:t>
       </w:r>
     </w:p>
     <w:p>
       <w:pPr>
-        <w:jc w:val="right"/>
-        <w:bidi/>
-      </w:pPr>
-      <w:r>
-        <w:rPr>
-          <w:b w:val="0"/>
-          <w:i w:val="0"/>
-        </w:rPr>
+        <w:pStyle w:val="Heading2"/>
+        <w:jc w:val="right"/>
+        <w:bidi/>
+      </w:pPr>
+      <w:r>
+        <w:t>[نص الضبط / الحكم — المتن الفعلي] ===</w:t>
+        <w:br/>
         <w:t>5.51١".4 ‏فاكس:‎</w:t>
       </w:r>
     </w:p>
@@ -7350,15 +8064,22 @@
     </w:p>
     <w:p>
       <w:pPr>
-        <w:jc w:val="right"/>
-        <w:bidi/>
-      </w:pPr>
-      <w:r>
-        <w:rPr>
-          <w:b w:val="0"/>
-          <w:i w:val="0"/>
-        </w:rPr>
-        <w:t>[صفحة 2 - OCR]</w:t>
+        <w:pStyle w:val="Heading2"/>
+        <w:jc w:val="right"/>
+        <w:bidi/>
+      </w:pPr>
+      <w:r>
+        <w:t>صفحة 2 - OCR</w:t>
+      </w:r>
+    </w:p>
+    <w:p>
+      <w:pPr>
+        <w:pStyle w:val="Heading2"/>
+        <w:jc w:val="right"/>
+        <w:bidi/>
+      </w:pPr>
+      <w:r>
+        <w:t>[نص الضبط / الحكم — المتن الفعلي] ===</w:t>
         <w:br/>
         <w:t>73</w:t>
         <w:br/>
@@ -7393,27 +8114,25 @@
     </w:p>
     <w:p>
       <w:pPr>
-        <w:jc w:val="right"/>
-        <w:bidi/>
-      </w:pPr>
-      <w:r>
-        <w:rPr>
-          <w:b w:val="0"/>
-          <w:i w:val="0"/>
-        </w:rPr>
+        <w:pStyle w:val="Heading2"/>
+        <w:jc w:val="right"/>
+        <w:bidi/>
+      </w:pPr>
+      <w:r>
+        <w:t>[ترويسة / كليشة وزارة العدل — معلومات رسمية متكررة] ===</w:t>
+        <w:br/>
         <w:t>VAN EUV ‏هاتف‎</w:t>
       </w:r>
     </w:p>
     <w:p>
       <w:pPr>
-        <w:jc w:val="right"/>
-        <w:bidi/>
-      </w:pPr>
-      <w:r>
-        <w:rPr>
-          <w:b w:val="0"/>
-          <w:i w:val="0"/>
-        </w:rPr>
+        <w:pStyle w:val="Heading2"/>
+        <w:jc w:val="right"/>
+        <w:bidi/>
+      </w:pPr>
+      <w:r>
+        <w:t>[نص الضبط / الحكم — المتن الفعلي] ===</w:t>
+        <w:br/>
         <w:t>+</w:t>
         <w:br/>
         <w:t>i</w:t>
@@ -7440,15 +8159,24 @@
     </w:p>
     <w:p>
       <w:pPr>
-        <w:jc w:val="right"/>
-        <w:bidi/>
-      </w:pPr>
-      <w:r>
-        <w:rPr>
-          <w:b w:val="0"/>
-          <w:i w:val="0"/>
-        </w:rPr>
+        <w:pStyle w:val="Heading2"/>
+        <w:jc w:val="right"/>
+        <w:bidi/>
+      </w:pPr>
+      <w:r>
+        <w:t>[بيانات الأطراف: المدعي / المدعى عليه / الحاضرون] ===</w:t>
+        <w:br/>
         <w:t>مبلغ فقط سبعةعشرة الف ‎Alaa ly‏ وخمسة واربعون زيال سعودي لاغير</w:t>
+      </w:r>
+    </w:p>
+    <w:p>
+      <w:pPr>
+        <w:pStyle w:val="Heading2"/>
+        <w:jc w:val="right"/>
+        <w:bidi/>
+      </w:pPr>
+      <w:r>
+        <w:t>[نص الضبط / الحكم — المتن الفعلي] ===</w:t>
         <w:br/>
         <w:t>وذلك / سداد فاتورة مياه فيلا ش «احمد ‎bt‏ والمرفقة</w:t>
       </w:r>
@@ -7543,27 +8271,25 @@
     </w:p>
     <w:p>
       <w:pPr>
-        <w:jc w:val="right"/>
-        <w:bidi/>
-      </w:pPr>
-      <w:r>
-        <w:rPr>
-          <w:b w:val="0"/>
-          <w:i w:val="0"/>
-        </w:rPr>
+        <w:pStyle w:val="Heading2"/>
+        <w:jc w:val="right"/>
+        <w:bidi/>
+      </w:pPr>
+      <w:r>
+        <w:t>[بيانات الأطراف: المدعي / المدعى عليه / الحاضرون] ===</w:t>
+        <w:br/>
         <w:t>‎i Tels SSotys Fax: ‏واسمححاه‎ SAE ‏فاكس:‎</w:t>
       </w:r>
     </w:p>
     <w:p>
       <w:pPr>
-        <w:jc w:val="right"/>
-        <w:bidi/>
-      </w:pPr>
-      <w:r>
-        <w:rPr>
-          <w:b w:val="0"/>
-          <w:i w:val="0"/>
-        </w:rPr>
+        <w:pStyle w:val="Heading2"/>
+        <w:jc w:val="right"/>
+        <w:bidi/>
+      </w:pPr>
+      <w:r>
+        <w:t>[نص الضبط / الحكم — المتن الفعلي] ===</w:t>
+        <w:br/>
         <w:t>‎—</w:t>
       </w:r>
     </w:p>
@@ -7667,29 +8393,35 @@
     </w:p>
     <w:p>
       <w:pPr>
-        <w:jc w:val="right"/>
-        <w:bidi/>
-      </w:pPr>
-      <w:r>
-        <w:rPr>
-          <w:b w:val="0"/>
-          <w:i w:val="0"/>
-        </w:rPr>
-        <w:t>[صفحة 3 - OCR]</w:t>
+        <w:pStyle w:val="Heading2"/>
+        <w:jc w:val="right"/>
+        <w:bidi/>
+      </w:pPr>
+      <w:r>
+        <w:t>صفحة 3 - OCR</w:t>
+      </w:r>
+    </w:p>
+    <w:p>
+      <w:pPr>
+        <w:pStyle w:val="Heading2"/>
+        <w:jc w:val="right"/>
+        <w:bidi/>
+      </w:pPr>
+      <w:r>
+        <w:t>[ترويسة / كليشة وزارة العدل — معلومات رسمية متكررة] ===</w:t>
         <w:br/>
         <w:t>صفحة ‎١‏ من ‎١‏ تاريخ الدفع</w:t>
       </w:r>
     </w:p>
     <w:p>
       <w:pPr>
-        <w:jc w:val="right"/>
-        <w:bidi/>
-      </w:pPr>
-      <w:r>
-        <w:rPr>
-          <w:b w:val="0"/>
-          <w:i w:val="0"/>
-        </w:rPr>
+        <w:pStyle w:val="Heading2"/>
+        <w:jc w:val="right"/>
+        <w:bidi/>
+      </w:pPr>
+      <w:r>
+        <w:t>[نص الضبط / الحكم — المتن الفعلي] ===</w:t>
+        <w:br/>
         <w:t>ةينطولا هايملا ةكرش</w:t>
       </w:r>
     </w:p>
@@ -7870,15 +8602,22 @@
     </w:p>
     <w:p>
       <w:pPr>
-        <w:jc w:val="right"/>
-        <w:bidi/>
-      </w:pPr>
-      <w:r>
-        <w:rPr>
-          <w:b w:val="0"/>
-          <w:i w:val="0"/>
-        </w:rPr>
-        <w:t>[صفحة 4 - OCR]</w:t>
+        <w:pStyle w:val="Heading2"/>
+        <w:jc w:val="right"/>
+        <w:bidi/>
+      </w:pPr>
+      <w:r>
+        <w:t>صفحة 4 - OCR</w:t>
+      </w:r>
+    </w:p>
+    <w:p>
+      <w:pPr>
+        <w:pStyle w:val="Heading2"/>
+        <w:jc w:val="right"/>
+        <w:bidi/>
+      </w:pPr>
+      <w:r>
+        <w:t>[نص الضبط / الحكم — المتن الفعلي] ===</w:t>
         <w:br/>
         <w:t>‎ةينطولا هايملا ةكرش‏ its (are s.)</w:t>
       </w:r>
@@ -7974,8 +8713,28 @@
           <w:i w:val="0"/>
         </w:rPr>
         <w:t>: ليمعلا يزريزع</w:t>
+      </w:r>
+    </w:p>
+    <w:p>
+      <w:pPr>
+        <w:pStyle w:val="Heading2"/>
+        <w:jc w:val="right"/>
+        <w:bidi/>
+      </w:pPr>
+      <w:r>
+        <w:t>[بيانات الأطراف: المدعي / المدعى عليه / الحاضرون] ===</w:t>
         <w:br/>
         <w:t>ءالمعلا تامدخ زكارم دحأ ةعجارم وأ ‏ASI‎ تاقحتسملا ديدستب ةعراسملا لمأن</w:t>
+      </w:r>
+    </w:p>
+    <w:p>
+      <w:pPr>
+        <w:pStyle w:val="Heading2"/>
+        <w:jc w:val="right"/>
+        <w:bidi/>
+      </w:pPr>
+      <w:r>
+        <w:t>[نص الضبط / الحكم — المتن الفعلي] ===</w:t>
         <w:br/>
         <w:t>.مكعقومل هايملا ةمدخ لاصيإ ةداعال كلذو</w:t>
       </w:r>
@@ -8071,26 +8830,53 @@
           <w:i w:val="0"/>
         </w:rPr>
         <w:t>===== ملف داخلي: 1435/1435 fil no 2 inv 130.pdf =====</w:t>
-        <w:br/>
-        <w:t>[صفحة 1 - OCR]</w:t>
+      </w:r>
+    </w:p>
+    <w:p>
+      <w:pPr>
+        <w:pStyle w:val="Heading2"/>
+        <w:jc w:val="right"/>
+        <w:bidi/>
+      </w:pPr>
+      <w:r>
+        <w:t>صفحة 1 - OCR</w:t>
+      </w:r>
+    </w:p>
+    <w:p>
+      <w:pPr>
+        <w:pStyle w:val="Heading2"/>
+        <w:jc w:val="right"/>
+        <w:bidi/>
+      </w:pPr>
+      <w:r>
+        <w:t>[نص الضبط / الحكم — المتن الفعلي] ===</w:t>
         <w:br/>
         <w:t>شركة احمد زينى واولاده - ‎AHMED ZAINY 25015 CO:‏</w:t>
         <w:br/>
         <w:t>جدة . عمارة اوزكو . ‎JEDDAH - 0260 BULLDING‏</w:t>
+      </w:r>
+    </w:p>
+    <w:p>
+      <w:pPr>
+        <w:pStyle w:val="Heading2"/>
+        <w:jc w:val="right"/>
+        <w:bidi/>
+      </w:pPr>
+      <w:r>
+        <w:t>[ترويسة / كليشة وزارة العدل — معلومات رسمية متكررة] ===</w:t>
         <w:br/>
         <w:t>هاتف: 5."58515 ‎٠‏ ل ا ‎Tel:‏</w:t>
       </w:r>
     </w:p>
     <w:p>
       <w:pPr>
-        <w:jc w:val="right"/>
-        <w:bidi/>
-      </w:pPr>
-      <w:r>
-        <w:rPr>
-          <w:b w:val="0"/>
-          <w:i w:val="0"/>
-        </w:rPr>
+        <w:pStyle w:val="Heading2"/>
+        <w:jc w:val="right"/>
+        <w:bidi/>
+      </w:pPr>
+      <w:r>
+        <w:t>[نص الضبط / الحكم — المتن الفعلي] ===</w:t>
+        <w:br/>
         <w:t>Fax: Ws Uife¢ "5.5١.4 ‏فاكس:‎</w:t>
       </w:r>
     </w:p>
@@ -8148,15 +8934,22 @@
     </w:p>
     <w:p>
       <w:pPr>
-        <w:jc w:val="right"/>
-        <w:bidi/>
-      </w:pPr>
-      <w:r>
-        <w:rPr>
-          <w:b w:val="0"/>
-          <w:i w:val="0"/>
-        </w:rPr>
-        <w:t>[صفحة 2 - OCR]</w:t>
+        <w:pStyle w:val="Heading2"/>
+        <w:jc w:val="right"/>
+        <w:bidi/>
+      </w:pPr>
+      <w:r>
+        <w:t>صفحة 2 - OCR</w:t>
+      </w:r>
+    </w:p>
+    <w:p>
+      <w:pPr>
+        <w:pStyle w:val="Heading2"/>
+        <w:jc w:val="right"/>
+        <w:bidi/>
+      </w:pPr>
+      <w:r>
+        <w:t>[نص الضبط / الحكم — المتن الفعلي] ===</w:t>
         <w:br/>
         <w:t>شركة احمد زيفى واولاده</w:t>
         <w:br/>
@@ -8178,27 +8971,25 @@
     </w:p>
     <w:p>
       <w:pPr>
-        <w:jc w:val="right"/>
-        <w:bidi/>
-      </w:pPr>
-      <w:r>
-        <w:rPr>
-          <w:b w:val="0"/>
-          <w:i w:val="0"/>
-        </w:rPr>
+        <w:pStyle w:val="Heading2"/>
+        <w:jc w:val="right"/>
+        <w:bidi/>
+      </w:pPr>
+      <w:r>
+        <w:t>[بيانات الأطراف: المدعي / المدعى عليه / الحاضرون] ===</w:t>
+        <w:br/>
         <w:t>مبلغ فقط خمسون الف وسبعمانة ريال سعودي لاغير</w:t>
       </w:r>
     </w:p>
     <w:p>
       <w:pPr>
-        <w:jc w:val="right"/>
-        <w:bidi/>
-      </w:pPr>
-      <w:r>
-        <w:rPr>
-          <w:b w:val="0"/>
-          <w:i w:val="0"/>
-        </w:rPr>
+        <w:pStyle w:val="Heading2"/>
+        <w:jc w:val="right"/>
+        <w:bidi/>
+      </w:pPr>
+      <w:r>
+        <w:t>[نص الضبط / الحكم — المتن الفعلي] ===</w:t>
+        <w:br/>
         <w:t>وذلك ‎J‏ مصاريف فيلا ش ‎١‏ احمد زينى اعن شير محرم *</w:t>
       </w:r>
     </w:p>
@@ -8290,15 +9081,22 @@
     </w:p>
     <w:p>
       <w:pPr>
-        <w:jc w:val="right"/>
-        <w:bidi/>
-      </w:pPr>
-      <w:r>
-        <w:rPr>
-          <w:b w:val="0"/>
-          <w:i w:val="0"/>
-        </w:rPr>
-        <w:t>[صفحة 3 - OCR]</w:t>
+        <w:pStyle w:val="Heading2"/>
+        <w:jc w:val="right"/>
+        <w:bidi/>
+      </w:pPr>
+      <w:r>
+        <w:t>صفحة 3 - OCR</w:t>
+      </w:r>
+    </w:p>
+    <w:p>
+      <w:pPr>
+        <w:pStyle w:val="Heading2"/>
+        <w:jc w:val="right"/>
+        <w:bidi/>
+      </w:pPr>
+      <w:r>
+        <w:t>[نص الضبط / الحكم — المتن الفعلي] ===</w:t>
         <w:br/>
         <w:t>شركة احمد زيني وأولاده'</w:t>
         <w:br/>
@@ -8322,28 +9120,26 @@
     </w:p>
     <w:p>
       <w:pPr>
-        <w:jc w:val="right"/>
-        <w:bidi/>
-      </w:pPr>
-      <w:r>
-        <w:rPr>
-          <w:b w:val="0"/>
-          <w:i w:val="0"/>
-        </w:rPr>
+        <w:pStyle w:val="Heading2"/>
+        <w:jc w:val="right"/>
+        <w:bidi/>
+      </w:pPr>
+      <w:r>
+        <w:t>[ترويسة / كليشة وزارة العدل — معلومات رسمية متكررة] ===</w:t>
+        <w:br/>
         <w:t>أتصلت هاتفيا بتاريخ 1433/4/4ه يانها قد تزوجت وأصبحت غير محئاجة</w:t>
       </w:r>
     </w:p>
     <w:p>
       <w:pPr>
-        <w:jc w:val="right"/>
-        <w:bidi/>
-      </w:pPr>
-      <w:r>
-        <w:rPr>
-          <w:b w:val="0"/>
-          <w:i w:val="0"/>
-        </w:rPr>
-        <w:t>‏ON OO‎ 0) نص ل نن من =</w:t>
+        <w:pStyle w:val="Heading2"/>
+        <w:jc w:val="right"/>
+        <w:bidi/>
+      </w:pPr>
+      <w:r>
+        <w:t>[نص الضبط / الحكم — المتن الفعلي] ===</w:t>
+        <w:br/>
+        <w:t>‏ON OO‎ 0) نص ل نن من</w:t>
       </w:r>
     </w:p>
     <w:p>
@@ -8390,15 +9186,24 @@
     </w:p>
     <w:p>
       <w:pPr>
-        <w:jc w:val="right"/>
-        <w:bidi/>
-      </w:pPr>
-      <w:r>
-        <w:rPr>
-          <w:b w:val="0"/>
-          <w:i w:val="0"/>
-        </w:rPr>
+        <w:pStyle w:val="Heading2"/>
+        <w:jc w:val="right"/>
+        <w:bidi/>
+      </w:pPr>
+      <w:r>
+        <w:t>[بيانات الأطراف: المدعي / المدعى عليه / الحاضرون] ===</w:t>
+        <w:br/>
         <w:t>6 ه1435/06/30 ةيغل لابر 250 ةيرهش ةدعاسم فرص مت</w:t>
+      </w:r>
+    </w:p>
+    <w:p>
+      <w:pPr>
+        <w:pStyle w:val="Heading2"/>
+        <w:jc w:val="right"/>
+        <w:bidi/>
+      </w:pPr>
+      <w:r>
+        <w:t>[نص الضبط / الحكم — المتن الفعلي] ===</w:t>
         <w:br/>
         <w:t>لاتصلت هتفيا ‎fer tty‏ 1433/4/4ه بانها قد تزوجت وأصبحت غير محتاجة</w:t>
       </w:r>
@@ -8492,14 +9297,52 @@
           <w:i w:val="0"/>
         </w:rPr>
         <w:t>===== ملف داخلي: 1435/1435 fil no 20 inv 1956.pdf =====</w:t>
-        <w:br/>
-        <w:t>[صفحة 1 - OCR]</w:t>
+      </w:r>
+    </w:p>
+    <w:p>
+      <w:pPr>
+        <w:pStyle w:val="Heading2"/>
+        <w:jc w:val="right"/>
+        <w:bidi/>
+      </w:pPr>
+      <w:r>
+        <w:t>صفحة 1 - OCR</w:t>
+      </w:r>
+    </w:p>
+    <w:p>
+      <w:pPr>
+        <w:pStyle w:val="Heading2"/>
+        <w:jc w:val="right"/>
+        <w:bidi/>
+      </w:pPr>
+      <w:r>
+        <w:t>[نص الضبط / الحكم — المتن الفعلي] ===</w:t>
         <w:br/>
         <w:t>AHMED ZAINY &amp;SONS CO ‏شركة احمد زينى واولاده‎</w:t>
         <w:br/>
         <w:t>JEDDAH - OZCO BULLDING ‏عمارة اوزكو‎  ةدج‎</w:t>
+      </w:r>
+    </w:p>
+    <w:p>
+      <w:pPr>
+        <w:pStyle w:val="Heading2"/>
+        <w:jc w:val="right"/>
+        <w:bidi/>
+      </w:pPr>
+      <w:r>
+        <w:t>[ترويسة / كليشة وزارة العدل — معلومات رسمية متكررة] ===</w:t>
         <w:br/>
         <w:t>Tel: ‏كاك‎ 5.521١ ‏هاتف:‎</w:t>
+      </w:r>
+    </w:p>
+    <w:p>
+      <w:pPr>
+        <w:pStyle w:val="Heading2"/>
+        <w:jc w:val="right"/>
+        <w:bidi/>
+      </w:pPr>
+      <w:r>
+        <w:t>[نص الضبط / الحكم — المتن الفعلي] ===</w:t>
         <w:br/>
         <w:t>‎Fax: Vi .¢</w:t>
       </w:r>
@@ -8603,15 +9446,24 @@
     </w:p>
     <w:p>
       <w:pPr>
-        <w:jc w:val="right"/>
-        <w:bidi/>
-      </w:pPr>
-      <w:r>
-        <w:rPr>
-          <w:b w:val="0"/>
-          <w:i w:val="0"/>
-        </w:rPr>
+        <w:pStyle w:val="Heading2"/>
+        <w:jc w:val="right"/>
+        <w:bidi/>
+      </w:pPr>
+      <w:r>
+        <w:t>[بيانات الأطراف: المدعي / المدعى عليه / الحاضرون] ===</w:t>
+        <w:br/>
         <w:t>‎a ‏الشركة السعودية تلكهرباء‎</w:t>
+      </w:r>
+    </w:p>
+    <w:p>
+      <w:pPr>
+        <w:pStyle w:val="Heading2"/>
+        <w:jc w:val="right"/>
+        <w:bidi/>
+      </w:pPr>
+      <w:r>
+        <w:t>[نص الضبط / الحكم — المتن الفعلي] ===</w:t>
         <w:br/>
         <w:t>Company ley Seual XS gelled ‎ةيئابرسهتلا ةقاطلا كالصستسمإ‏</w:t>
       </w:r>
@@ -8702,26 +9554,53 @@
           <w:i w:val="0"/>
         </w:rPr>
         <w:t>===== ملف داخلي: 1435/1435 fil no 20 inv 1992.pdf =====</w:t>
-        <w:br/>
-        <w:t>[صفحة 1 - OCR]</w:t>
+      </w:r>
+    </w:p>
+    <w:p>
+      <w:pPr>
+        <w:pStyle w:val="Heading2"/>
+        <w:jc w:val="right"/>
+        <w:bidi/>
+      </w:pPr>
+      <w:r>
+        <w:t>صفحة 1 - OCR</w:t>
+      </w:r>
+    </w:p>
+    <w:p>
+      <w:pPr>
+        <w:pStyle w:val="Heading2"/>
+        <w:jc w:val="right"/>
+        <w:bidi/>
+      </w:pPr>
+      <w:r>
+        <w:t>[نص الضبط / الحكم — المتن الفعلي] ===</w:t>
         <w:br/>
         <w:t>شركة احمد زينى واولاده © ‎AHMED ZAINY &amp;SONS CG‏</w:t>
         <w:br/>
         <w:t>جدة ‏ عمارة اوزكو ‎JEDDAH - 0260 BULLDING‏</w:t>
+      </w:r>
+    </w:p>
+    <w:p>
+      <w:pPr>
+        <w:pStyle w:val="Heading2"/>
+        <w:jc w:val="right"/>
+        <w:bidi/>
+      </w:pPr>
+      <w:r>
+        <w:t>[ترويسة / كليشة وزارة العدل — معلومات رسمية متكررة] ===</w:t>
         <w:br/>
         <w:t>هاتف: ‎505651١١‏ لت ان ‎Tel:‏</w:t>
       </w:r>
     </w:p>
     <w:p>
       <w:pPr>
-        <w:jc w:val="right"/>
-        <w:bidi/>
-      </w:pPr>
-      <w:r>
-        <w:rPr>
-          <w:b w:val="0"/>
-          <w:i w:val="0"/>
-        </w:rPr>
+        <w:pStyle w:val="Heading2"/>
+        <w:jc w:val="right"/>
+        <w:bidi/>
+      </w:pPr>
+      <w:r>
+        <w:t>[نص الضبط / الحكم — المتن الفعلي] ===</w:t>
+        <w:br/>
         <w:t>Fax: 0 SV es</w:t>
       </w:r>
     </w:p>
@@ -8768,15 +9647,22 @@
     </w:p>
     <w:p>
       <w:pPr>
-        <w:jc w:val="right"/>
-        <w:bidi/>
-      </w:pPr>
-      <w:r>
-        <w:rPr>
-          <w:b w:val="0"/>
-          <w:i w:val="0"/>
-        </w:rPr>
-        <w:t>[صفحة 2 - OCR]</w:t>
+        <w:pStyle w:val="Heading2"/>
+        <w:jc w:val="right"/>
+        <w:bidi/>
+      </w:pPr>
+      <w:r>
+        <w:t>صفحة 2 - OCR</w:t>
+      </w:r>
+    </w:p>
+    <w:p>
+      <w:pPr>
+        <w:pStyle w:val="Heading2"/>
+        <w:jc w:val="right"/>
+        <w:bidi/>
+      </w:pPr>
+      <w:r>
+        <w:t>[نص الضبط / الحكم — المتن الفعلي] ===</w:t>
         <w:br/>
         <w:t>| '</w:t>
       </w:r>
@@ -8798,15 +9684,24 @@
     </w:p>
     <w:p>
       <w:pPr>
-        <w:jc w:val="right"/>
-        <w:bidi/>
-      </w:pPr>
-      <w:r>
-        <w:rPr>
-          <w:b w:val="0"/>
-          <w:i w:val="0"/>
-        </w:rPr>
+        <w:pStyle w:val="Heading2"/>
+        <w:jc w:val="right"/>
+        <w:bidi/>
+      </w:pPr>
+      <w:r>
+        <w:t>[ترويسة / كليشة وزارة العدل — معلومات رسمية متكررة] ===</w:t>
+        <w:br/>
         <w:t>Tel Se et Fax: ‏له‎ 0 SNe ‏هاتف 5584155 ك فاكس‎</w:t>
+      </w:r>
+    </w:p>
+    <w:p>
+      <w:pPr>
+        <w:pStyle w:val="Heading2"/>
+        <w:jc w:val="right"/>
+        <w:bidi/>
+      </w:pPr>
+      <w:r>
+        <w:t>[نص الضبط / الحكم — المتن الفعلي] ===</w:t>
         <w:br/>
         <w:t>i</w:t>
         <w:br/>
@@ -8914,15 +9809,22 @@
     </w:p>
     <w:p>
       <w:pPr>
-        <w:jc w:val="right"/>
-        <w:bidi/>
-      </w:pPr>
-      <w:r>
-        <w:rPr>
-          <w:b w:val="0"/>
-          <w:i w:val="0"/>
-        </w:rPr>
-        <w:t>[صفحة 3 - OCR]</w:t>
+        <w:pStyle w:val="Heading2"/>
+        <w:jc w:val="right"/>
+        <w:bidi/>
+      </w:pPr>
+      <w:r>
+        <w:t>صفحة 3 - OCR</w:t>
+      </w:r>
+    </w:p>
+    <w:p>
+      <w:pPr>
+        <w:pStyle w:val="Heading2"/>
+        <w:jc w:val="right"/>
+        <w:bidi/>
+      </w:pPr>
+      <w:r>
+        <w:t>[نص الضبط / الحكم — المتن الفعلي] ===</w:t>
         <w:br/>
         <w:t>1</w:t>
         <w:br/>
@@ -8958,15 +9860,24 @@
     </w:p>
     <w:p>
       <w:pPr>
-        <w:jc w:val="right"/>
-        <w:bidi/>
-      </w:pPr>
-      <w:r>
-        <w:rPr>
-          <w:b w:val="0"/>
-          <w:i w:val="0"/>
-        </w:rPr>
+        <w:pStyle w:val="Heading2"/>
+        <w:jc w:val="right"/>
+        <w:bidi/>
+      </w:pPr>
+      <w:r>
+        <w:t>[بيانات الأطراف: المدعي / المدعى عليه / الحاضرون] ===</w:t>
+        <w:br/>
         <w:t>خلا... نوقباس نيفظومو براقالاو خويشلل ةيرهشلا تادعاسملاو تاصصخملا</w:t>
+      </w:r>
+    </w:p>
+    <w:p>
+      <w:pPr>
+        <w:pStyle w:val="Heading2"/>
+        <w:jc w:val="right"/>
+        <w:bidi/>
+      </w:pPr>
+      <w:r>
+        <w:t>[نص الضبط / الحكم — المتن الفعلي] ===</w:t>
         <w:br/>
         <w:t>9 2</w:t>
       </w:r>
@@ -9113,26 +10024,53 @@
           <w:i w:val="0"/>
         </w:rPr>
         <w:t>===== ملف داخلي: 1435/1435 fil no 22 inv 2119.pdf =====</w:t>
-        <w:br/>
-        <w:t>[صفحة 1 - OCR]</w:t>
+      </w:r>
+    </w:p>
+    <w:p>
+      <w:pPr>
+        <w:pStyle w:val="Heading2"/>
+        <w:jc w:val="right"/>
+        <w:bidi/>
+      </w:pPr>
+      <w:r>
+        <w:t>صفحة 1 - OCR</w:t>
+      </w:r>
+    </w:p>
+    <w:p>
+      <w:pPr>
+        <w:pStyle w:val="Heading2"/>
+        <w:jc w:val="right"/>
+        <w:bidi/>
+      </w:pPr>
+      <w:r>
+        <w:t>[نص الضبط / الحكم — المتن الفعلي] ===</w:t>
         <w:br/>
         <w:t>شركة احمد زينى واولاده</w:t>
         <w:br/>
         <w:t>جدة ‏ عمارة اوزكو</w:t>
+      </w:r>
+    </w:p>
+    <w:p>
+      <w:pPr>
+        <w:pStyle w:val="Heading2"/>
+        <w:jc w:val="right"/>
+        <w:bidi/>
+      </w:pPr>
+      <w:r>
+        <w:t>[ترويسة / كليشة وزارة العدل — معلومات رسمية متكررة] ===</w:t>
         <w:br/>
         <w:t>هاتف كذمهة؟.؟</w:t>
       </w:r>
     </w:p>
     <w:p>
       <w:pPr>
-        <w:jc w:val="right"/>
-        <w:bidi/>
-      </w:pPr>
-      <w:r>
-        <w:rPr>
-          <w:b w:val="0"/>
-          <w:i w:val="0"/>
-        </w:rPr>
+        <w:pStyle w:val="Heading2"/>
+        <w:jc w:val="right"/>
+        <w:bidi/>
+      </w:pPr>
+      <w:r>
+        <w:t>[نص الضبط / الحكم — المتن الفعلي] ===</w:t>
+        <w:br/>
         <w:t>"5.5١.4 ‏فاكس:‎</w:t>
       </w:r>
     </w:p>
@@ -9235,33 +10173,49 @@
     </w:p>
     <w:p>
       <w:pPr>
-        <w:jc w:val="right"/>
-        <w:bidi/>
-      </w:pPr>
-      <w:r>
-        <w:rPr>
-          <w:b w:val="0"/>
-          <w:i w:val="0"/>
-        </w:rPr>
-        <w:t>[صفحة 2 - OCR]</w:t>
+        <w:pStyle w:val="Heading2"/>
+        <w:jc w:val="right"/>
+        <w:bidi/>
+      </w:pPr>
+      <w:r>
+        <w:t>صفحة 2 - OCR</w:t>
+      </w:r>
+    </w:p>
+    <w:p>
+      <w:pPr>
+        <w:pStyle w:val="Heading2"/>
+        <w:jc w:val="right"/>
+        <w:bidi/>
+      </w:pPr>
+      <w:r>
+        <w:t>[نص الضبط / الحكم — المتن الفعلي] ===</w:t>
         <w:br/>
         <w:t>AHMED ZAINY &amp;SONS CO : ‏شركة احمد زينى واولاده‎</w:t>
         <w:br/>
         <w:t>JEDDAH - 0260 BULLDING ‏عمارة اوزكو‎  ةدج‎</w:t>
+      </w:r>
+    </w:p>
+    <w:p>
+      <w:pPr>
+        <w:pStyle w:val="Heading2"/>
+        <w:jc w:val="right"/>
+        <w:bidi/>
+      </w:pPr>
+      <w:r>
+        <w:t>[ترويسة / كليشة وزارة العدل — معلومات رسمية متكررة] ===</w:t>
         <w:br/>
         <w:t>Tel: Ve10NN4 5.5691 ‏هاتف:‎</w:t>
       </w:r>
     </w:p>
     <w:p>
       <w:pPr>
-        <w:jc w:val="right"/>
-        <w:bidi/>
-      </w:pPr>
-      <w:r>
-        <w:rPr>
-          <w:b w:val="0"/>
-          <w:i w:val="0"/>
-        </w:rPr>
+        <w:pStyle w:val="Heading2"/>
+        <w:jc w:val="right"/>
+        <w:bidi/>
+      </w:pPr>
+      <w:r>
+        <w:t>[نص الضبط / الحكم — المتن الفعلي] ===</w:t>
+        <w:br/>
         <w:t>Fax: (sitet 1 "5.5١.4 ‏فاكس:‎</w:t>
       </w:r>
     </w:p>
@@ -9325,28 +10279,34 @@
     </w:p>
     <w:p>
       <w:pPr>
-        <w:jc w:val="right"/>
-        <w:bidi/>
-      </w:pPr>
-      <w:r>
-        <w:rPr>
-          <w:b w:val="0"/>
-          <w:i w:val="0"/>
-        </w:rPr>
+        <w:pStyle w:val="Heading2"/>
+        <w:jc w:val="right"/>
+        <w:bidi/>
+      </w:pPr>
+      <w:r>
+        <w:t>[بيانات الأطراف: المدعي / المدعى عليه / الحاضرون] ===</w:t>
+        <w:br/>
         <w:t>مجموع ‎TUT VY pall‏ فقط ستة وثلاثون ألف 4 ‎dal gy‏ وسبعون ربإل سعودي لاغير</w:t>
       </w:r>
     </w:p>
     <w:p>
       <w:pPr>
-        <w:jc w:val="right"/>
-        <w:bidi/>
-      </w:pPr>
-      <w:r>
-        <w:rPr>
-          <w:b w:val="0"/>
-          <w:i w:val="0"/>
-        </w:rPr>
-        <w:t>[صفحة 3 - OCR]</w:t>
+        <w:pStyle w:val="Heading2"/>
+        <w:jc w:val="right"/>
+        <w:bidi/>
+      </w:pPr>
+      <w:r>
+        <w:t>صفحة 3 - OCR</w:t>
+      </w:r>
+    </w:p>
+    <w:p>
+      <w:pPr>
+        <w:pStyle w:val="Heading2"/>
+        <w:jc w:val="right"/>
+        <w:bidi/>
+      </w:pPr>
+      <w:r>
+        <w:t>[نص الضبط / الحكم — المتن الفعلي] ===</w:t>
         <w:br/>
         <w:t>-</w:t>
       </w:r>
@@ -9454,15 +10414,22 @@
     </w:p>
     <w:p>
       <w:pPr>
-        <w:jc w:val="right"/>
-        <w:bidi/>
-      </w:pPr>
-      <w:r>
-        <w:rPr>
-          <w:b w:val="0"/>
-          <w:i w:val="0"/>
-        </w:rPr>
-        <w:t>[صفحة 4 - OCR]</w:t>
+        <w:pStyle w:val="Heading2"/>
+        <w:jc w:val="right"/>
+        <w:bidi/>
+      </w:pPr>
+      <w:r>
+        <w:t>صفحة 4 - OCR</w:t>
+      </w:r>
+    </w:p>
+    <w:p>
+      <w:pPr>
+        <w:pStyle w:val="Heading2"/>
+        <w:jc w:val="right"/>
+        <w:bidi/>
+      </w:pPr>
+      <w:r>
+        <w:t>[نص الضبط / الحكم — المتن الفعلي] ===</w:t>
         <w:br/>
         <w:t>٠ ‘ft *</w:t>
       </w:r>
@@ -9570,15 +10537,22 @@
     </w:p>
     <w:p>
       <w:pPr>
-        <w:jc w:val="right"/>
-        <w:bidi/>
-      </w:pPr>
-      <w:r>
-        <w:rPr>
-          <w:b w:val="0"/>
-          <w:i w:val="0"/>
-        </w:rPr>
-        <w:t>[صفحة 5 - OCR]</w:t>
+        <w:pStyle w:val="Heading2"/>
+        <w:jc w:val="right"/>
+        <w:bidi/>
+      </w:pPr>
+      <w:r>
+        <w:t>صفحة 5 - OCR</w:t>
+      </w:r>
+    </w:p>
+    <w:p>
+      <w:pPr>
+        <w:pStyle w:val="Heading2"/>
+        <w:jc w:val="right"/>
+        <w:bidi/>
+      </w:pPr>
+      <w:r>
+        <w:t>[نص الضبط / الحكم — المتن الفعلي] ===</w:t>
         <w:br/>
         <w:t>10/15/2014</w:t>
       </w:r>
@@ -9997,8 +10971,26 @@
           <w:i w:val="0"/>
         </w:rPr>
         <w:t>===== ملف داخلي: 1435/1435 fil no 22 inv 2129.pdf =====</w:t>
-        <w:br/>
-        <w:t>[صفحة 1 - OCR]</w:t>
+      </w:r>
+    </w:p>
+    <w:p>
+      <w:pPr>
+        <w:pStyle w:val="Heading2"/>
+        <w:jc w:val="right"/>
+        <w:bidi/>
+      </w:pPr>
+      <w:r>
+        <w:t>صفحة 1 - OCR</w:t>
+      </w:r>
+    </w:p>
+    <w:p>
+      <w:pPr>
+        <w:pStyle w:val="Heading2"/>
+        <w:jc w:val="right"/>
+        <w:bidi/>
+      </w:pPr>
+      <w:r>
+        <w:t>[نص الضبط / الحكم — المتن الفعلي] ===</w:t>
         <w:br/>
         <w:t>AHMED ZAINY &amp;SONS COQ. ‏شركة احمد زينى واولاده‎</w:t>
       </w:r>
@@ -10014,20 +11006,29 @@
           <w:i w:val="0"/>
         </w:rPr>
         <w:t>JEDDAH - 0220 BULLDING ‏عمارة اوزكو‎  ةدج‎</w:t>
+      </w:r>
+    </w:p>
+    <w:p>
+      <w:pPr>
+        <w:pStyle w:val="Heading2"/>
+        <w:jc w:val="right"/>
+        <w:bidi/>
+      </w:pPr>
+      <w:r>
+        <w:t>[ترويسة / كليشة وزارة العدل — معلومات رسمية متكررة] ===</w:t>
         <w:br/>
         <w:t>Teli ‏ل‎ et 5.529١ ‏هاتف:‎</w:t>
       </w:r>
     </w:p>
     <w:p>
       <w:pPr>
-        <w:jc w:val="right"/>
-        <w:bidi/>
-      </w:pPr>
-      <w:r>
-        <w:rPr>
-          <w:b w:val="0"/>
-          <w:i w:val="0"/>
-        </w:rPr>
+        <w:pStyle w:val="Heading2"/>
+        <w:jc w:val="right"/>
+        <w:bidi/>
+      </w:pPr>
+      <w:r>
+        <w:t>[نص الضبط / الحكم — المتن الفعلي] ===</w:t>
+        <w:br/>
         <w:t>5.5١.4 ‏فاكس:‎</w:t>
       </w:r>
     </w:p>
@@ -10111,15 +11112,22 @@
     </w:p>
     <w:p>
       <w:pPr>
-        <w:jc w:val="right"/>
-        <w:bidi/>
-      </w:pPr>
-      <w:r>
-        <w:rPr>
-          <w:b w:val="0"/>
-          <w:i w:val="0"/>
-        </w:rPr>
-        <w:t>[صفحة 2 - OCR]</w:t>
+        <w:pStyle w:val="Heading2"/>
+        <w:jc w:val="right"/>
+        <w:bidi/>
+      </w:pPr>
+      <w:r>
+        <w:t>صفحة 2 - OCR</w:t>
+      </w:r>
+    </w:p>
+    <w:p>
+      <w:pPr>
+        <w:pStyle w:val="Heading2"/>
+        <w:jc w:val="right"/>
+        <w:bidi/>
+      </w:pPr>
+      <w:r>
+        <w:t>[نص الضبط / الحكم — المتن الفعلي] ===</w:t>
         <w:br/>
         <w:t>, AHMED ZAINY &amp;SGNS CO</w:t>
         <w:br/>
@@ -10130,15 +11138,22 @@
     </w:p>
     <w:p>
       <w:pPr>
-        <w:jc w:val="right"/>
-        <w:bidi/>
-      </w:pPr>
-      <w:r>
-        <w:rPr>
-          <w:b w:val="0"/>
-          <w:i w:val="0"/>
-        </w:rPr>
-        <w:t>[صفحة 3 - OCR]</w:t>
+        <w:pStyle w:val="Heading2"/>
+        <w:jc w:val="right"/>
+        <w:bidi/>
+      </w:pPr>
+      <w:r>
+        <w:t>صفحة 3 - OCR</w:t>
+      </w:r>
+    </w:p>
+    <w:p>
+      <w:pPr>
+        <w:pStyle w:val="Heading2"/>
+        <w:jc w:val="right"/>
+        <w:bidi/>
+      </w:pPr>
+      <w:r>
+        <w:t>[نص الضبط / الحكم — المتن الفعلي] ===</w:t>
         <w:br/>
         <w:t>التاريخ: ‏ 1435/12/25 ه</w:t>
         <w:br/>
@@ -10220,15 +11235,22 @@
     </w:p>
     <w:p>
       <w:pPr>
-        <w:jc w:val="right"/>
-        <w:bidi/>
-      </w:pPr>
-      <w:r>
-        <w:rPr>
-          <w:b w:val="0"/>
-          <w:i w:val="0"/>
-        </w:rPr>
-        <w:t>[صفحة 4 - OCR]</w:t>
+        <w:pStyle w:val="Heading2"/>
+        <w:jc w:val="right"/>
+        <w:bidi/>
+      </w:pPr>
+      <w:r>
+        <w:t>صفحة 4 - OCR</w:t>
+      </w:r>
+    </w:p>
+    <w:p>
+      <w:pPr>
+        <w:pStyle w:val="Heading2"/>
+        <w:jc w:val="right"/>
+        <w:bidi/>
+      </w:pPr>
+      <w:r>
+        <w:t>[نص الضبط / الحكم — المتن الفعلي] ===</w:t>
         <w:br/>
         <w:t>يلوصلا يبطلا زكرملا</w:t>
       </w:r>
@@ -10531,8 +11553,26 @@
           <w:i w:val="0"/>
         </w:rPr>
         <w:t>===== ملف داخلي: 1435/1435 fil no 22 inv 2133.pdf =====</w:t>
-        <w:br/>
-        <w:t>[صفحة 1 - OCR]</w:t>
+      </w:r>
+    </w:p>
+    <w:p>
+      <w:pPr>
+        <w:pStyle w:val="Heading2"/>
+        <w:jc w:val="right"/>
+        <w:bidi/>
+      </w:pPr>
+      <w:r>
+        <w:t>صفحة 1 - OCR</w:t>
+      </w:r>
+    </w:p>
+    <w:p>
+      <w:pPr>
+        <w:pStyle w:val="Heading2"/>
+        <w:jc w:val="right"/>
+        <w:bidi/>
+      </w:pPr>
+      <w:r>
+        <w:t>[نص الضبط / الحكم — المتن الفعلي] ===</w:t>
         <w:br/>
         <w:t>7</w:t>
       </w:r>
@@ -10550,20 +11590,29 @@
         <w:t>AHMED ZAINY &amp;SONS CO ‏شركة احمد زينى واولاده‎</w:t>
         <w:br/>
         <w:t>JEDDAH - 0260 BULLDING ١ Sigh ‏عمارة‎  ةدج‎</w:t>
+      </w:r>
+    </w:p>
+    <w:p>
+      <w:pPr>
+        <w:pStyle w:val="Heading2"/>
+        <w:jc w:val="right"/>
+        <w:bidi/>
+      </w:pPr>
+      <w:r>
+        <w:t>[ترويسة / كليشة وزارة العدل — معلومات رسمية متكررة] ===</w:t>
         <w:br/>
         <w:t>Tel: ‏مك5‎ : 5.565١ ‏هاتف:‎</w:t>
       </w:r>
     </w:p>
     <w:p>
       <w:pPr>
-        <w:jc w:val="right"/>
-        <w:bidi/>
-      </w:pPr>
-      <w:r>
-        <w:rPr>
-          <w:b w:val="0"/>
-          <w:i w:val="0"/>
-        </w:rPr>
+        <w:pStyle w:val="Heading2"/>
+        <w:jc w:val="right"/>
+        <w:bidi/>
+      </w:pPr>
+      <w:r>
+        <w:t>[نص الضبط / الحكم — المتن الفعلي] ===</w:t>
+        <w:br/>
         <w:t>Fax: ‏كت‎ 5.5١.4 ‏فاكس:‎</w:t>
       </w:r>
     </w:p>
@@ -10612,41 +11661,46 @@
     </w:p>
     <w:p>
       <w:pPr>
-        <w:jc w:val="right"/>
-        <w:bidi/>
-      </w:pPr>
-      <w:r>
-        <w:rPr>
-          <w:b w:val="0"/>
-          <w:i w:val="0"/>
-        </w:rPr>
+        <w:pStyle w:val="Heading2"/>
+        <w:jc w:val="right"/>
+        <w:bidi/>
+      </w:pPr>
+      <w:r>
+        <w:t>[بيانات الأطراف: المدعي / المدعى عليه / الحاضرون] ===</w:t>
+        <w:br/>
         <w:t>مجموع ‎TT al‏ فقط إثنان وستون ألف ‎Hild‏ وثمانية وتسعون ريال سعودي لاغير</w:t>
       </w:r>
     </w:p>
     <w:p>
       <w:pPr>
-        <w:jc w:val="right"/>
-        <w:bidi/>
-      </w:pPr>
-      <w:r>
-        <w:rPr>
-          <w:b w:val="0"/>
-          <w:i w:val="0"/>
-        </w:rPr>
+        <w:pStyle w:val="Heading2"/>
+        <w:jc w:val="right"/>
+        <w:bidi/>
+      </w:pPr>
+      <w:r>
+        <w:t>[نص الضبط / الحكم — المتن الفعلي] ===</w:t>
+        <w:br/>
         <w:t>66</w:t>
       </w:r>
     </w:p>
     <w:p>
       <w:pPr>
-        <w:jc w:val="right"/>
-        <w:bidi/>
-      </w:pPr>
-      <w:r>
-        <w:rPr>
-          <w:b w:val="0"/>
-          <w:i w:val="0"/>
-        </w:rPr>
-        <w:t>[صفحة 2 - OCR]</w:t>
+        <w:pStyle w:val="Heading2"/>
+        <w:jc w:val="right"/>
+        <w:bidi/>
+      </w:pPr>
+      <w:r>
+        <w:t>صفحة 2 - OCR</w:t>
+      </w:r>
+    </w:p>
+    <w:p>
+      <w:pPr>
+        <w:pStyle w:val="Heading2"/>
+        <w:jc w:val="right"/>
+        <w:bidi/>
+      </w:pPr>
+      <w:r>
+        <w:t>[نص الضبط / الحكم — المتن الفعلي] ===</w:t>
         <w:br/>
         <w:t>Le ce EME i Nn HEROS STEPS ‏بصعت در سس جه ويه جا‎ ata che ree ‏مس سوج موسج‎ rene ‏جد جد مه ربد بع حب‎ MRE ‏جص بج وس ووجب بيد عد يسبيب حو بعد‎ RRR eee ‏بمج وو جاب ربد سيج وب مسدب‎ nin ‏سومج‎ mete</w:t>
       </w:r>
@@ -10664,20 +11718,29 @@
         <w:t>AHMED ZAINY &amp;SONS CO ‏شركة احمد زينى واولاده‎</w:t>
         <w:br/>
         <w:t>JEDDAH - 0260 BULLDING ‏عمارة اوزكو‎  ةدج‎</w:t>
+      </w:r>
+    </w:p>
+    <w:p>
+      <w:pPr>
+        <w:pStyle w:val="Heading2"/>
+        <w:jc w:val="right"/>
+        <w:bidi/>
+      </w:pPr>
+      <w:r>
+        <w:t>[ترويسة / كليشة وزارة العدل — معلومات رسمية متكررة] ===</w:t>
         <w:br/>
         <w:t>Tel: ‏لي‎ 5.557١ ‏هاتف:‎</w:t>
       </w:r>
     </w:p>
     <w:p>
       <w:pPr>
-        <w:jc w:val="right"/>
-        <w:bidi/>
-      </w:pPr>
-      <w:r>
-        <w:rPr>
-          <w:b w:val="0"/>
-          <w:i w:val="0"/>
-        </w:rPr>
+        <w:pStyle w:val="Heading2"/>
+        <w:jc w:val="right"/>
+        <w:bidi/>
+      </w:pPr>
+      <w:r>
+        <w:t>[نص الضبط / الحكم — المتن الفعلي] ===</w:t>
+        <w:br/>
         <w:t>Fax: ‏ا‎ SVE ‏فاكس:‎</w:t>
       </w:r>
     </w:p>
@@ -10724,15 +11787,22 @@
     </w:p>
     <w:p>
       <w:pPr>
-        <w:jc w:val="right"/>
-        <w:bidi/>
-      </w:pPr>
-      <w:r>
-        <w:rPr>
-          <w:b w:val="0"/>
-          <w:i w:val="0"/>
-        </w:rPr>
-        <w:t>[صفحة 3 - OCR]</w:t>
+        <w:pStyle w:val="Heading2"/>
+        <w:jc w:val="right"/>
+        <w:bidi/>
+      </w:pPr>
+      <w:r>
+        <w:t>صفحة 3 - OCR</w:t>
+      </w:r>
+    </w:p>
+    <w:p>
+      <w:pPr>
+        <w:pStyle w:val="Heading2"/>
+        <w:jc w:val="right"/>
+        <w:bidi/>
+      </w:pPr>
+      <w:r>
+        <w:t>[نص الضبط / الحكم — المتن الفعلي] ===</w:t>
         <w:br/>
         <w:t>| شركة احمد زينى واولاده ‘</w:t>
         <w:br/>
@@ -10741,15 +11811,24 @@
     </w:p>
     <w:p>
       <w:pPr>
-        <w:jc w:val="right"/>
-        <w:bidi/>
-      </w:pPr>
-      <w:r>
-        <w:rPr>
-          <w:b w:val="0"/>
-          <w:i w:val="0"/>
-        </w:rPr>
+        <w:pStyle w:val="Heading2"/>
+        <w:jc w:val="right"/>
+        <w:bidi/>
+      </w:pPr>
+      <w:r>
+        <w:t>[ترويسة / كليشة وزارة العدل — معلومات رسمية متكررة] ===</w:t>
+        <w:br/>
         <w:t>Week ‏فاكس:‎ NaNO IN ‏هاتف‎</w:t>
+      </w:r>
+    </w:p>
+    <w:p>
+      <w:pPr>
+        <w:pStyle w:val="Heading2"/>
+        <w:jc w:val="right"/>
+        <w:bidi/>
+      </w:pPr>
+      <w:r>
+        <w:t>[نص الضبط / الحكم — المتن الفعلي] ===</w:t>
         <w:br/>
         <w:t>‎‘</w:t>
       </w:r>
@@ -10767,20 +11846,29 @@
         <w:t>0</w:t>
         <w:br/>
         <w:t>‎i i‏</w:t>
+      </w:r>
+    </w:p>
+    <w:p>
+      <w:pPr>
+        <w:pStyle w:val="Heading2"/>
+        <w:jc w:val="right"/>
+        <w:bidi/>
+      </w:pPr>
+      <w:r>
+        <w:t>[بيانات الأطراف: المدعي / المدعى عليه / الحاضرون] ===</w:t>
         <w:br/>
         <w:t>‏vane‎ لاسم سم صقل لإ ا</w:t>
       </w:r>
     </w:p>
     <w:p>
       <w:pPr>
-        <w:jc w:val="right"/>
-        <w:bidi/>
-      </w:pPr>
-      <w:r>
-        <w:rPr>
-          <w:b w:val="0"/>
-          <w:i w:val="0"/>
-        </w:rPr>
+        <w:pStyle w:val="Heading2"/>
+        <w:jc w:val="right"/>
+        <w:bidi/>
+      </w:pPr>
+      <w:r>
+        <w:t>[نص الضبط / الحكم — المتن الفعلي] ===</w:t>
+        <w:br/>
         <w:t>1 NYLOFANL ee /</w:t>
         <w:br/>
         <w:t>‏ا‎</w:t>
@@ -10816,27 +11904,25 @@
     </w:p>
     <w:p>
       <w:pPr>
-        <w:jc w:val="right"/>
-        <w:bidi/>
-      </w:pPr>
-      <w:r>
-        <w:rPr>
-          <w:b w:val="0"/>
-          <w:i w:val="0"/>
-        </w:rPr>
+        <w:pStyle w:val="Heading2"/>
+        <w:jc w:val="right"/>
+        <w:bidi/>
+      </w:pPr>
+      <w:r>
+        <w:t>[بيانات الأطراف: المدعي / المدعى عليه / الحاضرون] ===</w:t>
+        <w:br/>
         <w:t>‎Aaa‏ فقط اثنان وستون الف وخمسمانة وثمانية وتسعون ريال سعودي لاغير</w:t>
       </w:r>
     </w:p>
     <w:p>
       <w:pPr>
-        <w:jc w:val="right"/>
-        <w:bidi/>
-      </w:pPr>
-      <w:r>
-        <w:rPr>
-          <w:b w:val="0"/>
-          <w:i w:val="0"/>
-        </w:rPr>
+        <w:pStyle w:val="Heading2"/>
+        <w:jc w:val="right"/>
+        <w:bidi/>
+      </w:pPr>
+      <w:r>
+        <w:t>[نص الضبط / الحكم — المتن الفعلي] ===</w:t>
+        <w:br/>
         <w:t>هقفرملا ريتاوفلا بسح يلودلا هدج يفشتسمب ينيز ‏dant‎ خيشلا ةماقا ريتاوف ةميق 7 كلذو‏</w:t>
       </w:r>
     </w:p>
@@ -10934,15 +12020,22 @@
     </w:p>
     <w:p>
       <w:pPr>
-        <w:jc w:val="right"/>
-        <w:bidi/>
-      </w:pPr>
-      <w:r>
-        <w:rPr>
-          <w:b w:val="0"/>
-          <w:i w:val="0"/>
-        </w:rPr>
-        <w:t>[صفحة 4 - OCR]</w:t>
+        <w:pStyle w:val="Heading2"/>
+        <w:jc w:val="right"/>
+        <w:bidi/>
+      </w:pPr>
+      <w:r>
+        <w:t>صفحة 4 - OCR</w:t>
+      </w:r>
+    </w:p>
+    <w:p>
+      <w:pPr>
+        <w:pStyle w:val="Heading2"/>
+        <w:jc w:val="right"/>
+        <w:bidi/>
+      </w:pPr>
+      <w:r>
+        <w:t>[نص الضبط / الحكم — المتن الفعلي] ===</w:t>
         <w:br/>
         <w:t>التاريخ: ‏ 1435/12/21 ه</w:t>
         <w:br/>
@@ -11029,26 +12122,53 @@
           <w:i w:val="0"/>
         </w:rPr>
         <w:t>===== ملف داخلي: 1435/1435 fil no 22 inv 2147.pdf =====</w:t>
-        <w:br/>
-        <w:t>[صفحة 1 - OCR]</w:t>
+      </w:r>
+    </w:p>
+    <w:p>
+      <w:pPr>
+        <w:pStyle w:val="Heading2"/>
+        <w:jc w:val="right"/>
+        <w:bidi/>
+      </w:pPr>
+      <w:r>
+        <w:t>صفحة 1 - OCR</w:t>
+      </w:r>
+    </w:p>
+    <w:p>
+      <w:pPr>
+        <w:pStyle w:val="Heading2"/>
+        <w:jc w:val="right"/>
+        <w:bidi/>
+      </w:pPr>
+      <w:r>
+        <w:t>[نص الضبط / الحكم — المتن الفعلي] ===</w:t>
         <w:br/>
         <w:t>شركة احمد زينى واولاده</w:t>
         <w:br/>
         <w:t>جدة ‏ عمارة اوزكو</w:t>
+      </w:r>
+    </w:p>
+    <w:p>
+      <w:pPr>
+        <w:pStyle w:val="Heading2"/>
+        <w:jc w:val="right"/>
+        <w:bidi/>
+      </w:pPr>
+      <w:r>
+        <w:t>[ترويسة / كليشة وزارة العدل — معلومات رسمية متكررة] ===</w:t>
         <w:br/>
         <w:t>هاتف: 5.5615</w:t>
       </w:r>
     </w:p>
     <w:p>
       <w:pPr>
-        <w:jc w:val="right"/>
-        <w:bidi/>
-      </w:pPr>
-      <w:r>
-        <w:rPr>
-          <w:b w:val="0"/>
-          <w:i w:val="0"/>
-        </w:rPr>
+        <w:pStyle w:val="Heading2"/>
+        <w:jc w:val="right"/>
+        <w:bidi/>
+      </w:pPr>
+      <w:r>
+        <w:t>[نص الضبط / الحكم — المتن الفعلي] ===</w:t>
+        <w:br/>
         <w:t>5.5١.4 ‏فاكس:‎</w:t>
       </w:r>
     </w:p>
@@ -11149,15 +12269,22 @@
     </w:p>
     <w:p>
       <w:pPr>
-        <w:jc w:val="right"/>
-        <w:bidi/>
-      </w:pPr>
-      <w:r>
-        <w:rPr>
-          <w:b w:val="0"/>
-          <w:i w:val="0"/>
-        </w:rPr>
-        <w:t>[صفحة 2 - OCR]</w:t>
+        <w:pStyle w:val="Heading2"/>
+        <w:jc w:val="right"/>
+        <w:bidi/>
+      </w:pPr>
+      <w:r>
+        <w:t>صفحة 2 - OCR</w:t>
+      </w:r>
+    </w:p>
+    <w:p>
+      <w:pPr>
+        <w:pStyle w:val="Heading2"/>
+        <w:jc w:val="right"/>
+        <w:bidi/>
+      </w:pPr>
+      <w:r>
+        <w:t>[نص الضبط / الحكم — المتن الفعلي] ===</w:t>
         <w:br/>
         <w:t>7 7 0 ا</w:t>
         <w:br/>
@@ -11168,27 +12295,25 @@
     </w:p>
     <w:p>
       <w:pPr>
-        <w:jc w:val="right"/>
-        <w:bidi/>
-      </w:pPr>
-      <w:r>
-        <w:rPr>
-          <w:b w:val="0"/>
-          <w:i w:val="0"/>
-        </w:rPr>
+        <w:pStyle w:val="Heading2"/>
+        <w:jc w:val="right"/>
+        <w:bidi/>
+      </w:pPr>
+      <w:r>
+        <w:t>[ترويسة / كليشة وزارة العدل — معلومات رسمية متكررة] ===</w:t>
+        <w:br/>
         <w:t>| Tel: SaNorys Fax: 5.55.4 Ne et ‏فاكس:‎ KON ‏هاتف‎ |</w:t>
       </w:r>
     </w:p>
     <w:p>
       <w:pPr>
-        <w:jc w:val="right"/>
-        <w:bidi/>
-      </w:pPr>
-      <w:r>
-        <w:rPr>
-          <w:b w:val="0"/>
-          <w:i w:val="0"/>
-        </w:rPr>
+        <w:pStyle w:val="Heading2"/>
+        <w:jc w:val="right"/>
+        <w:bidi/>
+      </w:pPr>
+      <w:r>
+        <w:t>[نص الضبط / الحكم — المتن الفعلي] ===</w:t>
+        <w:br/>
         <w:t>1</w:t>
       </w:r>
     </w:p>
@@ -11300,15 +12425,24 @@
     </w:p>
     <w:p>
       <w:pPr>
-        <w:jc w:val="right"/>
-        <w:bidi/>
-      </w:pPr>
-      <w:r>
-        <w:rPr>
-          <w:b w:val="0"/>
-          <w:i w:val="0"/>
-        </w:rPr>
+        <w:pStyle w:val="Heading2"/>
+        <w:jc w:val="right"/>
+        <w:bidi/>
+      </w:pPr>
+      <w:r>
+        <w:t>[بيانات الأطراف: المدعي / المدعى عليه / الحاضرون] ===</w:t>
+        <w:br/>
         <w:t>ا ‎ths‏ فقط خمسة وعشرون ألف ريال سعودي لاغير ‎3R‏ |</w:t>
+      </w:r>
+    </w:p>
+    <w:p>
+      <w:pPr>
+        <w:pStyle w:val="Heading2"/>
+        <w:jc w:val="right"/>
+        <w:bidi/>
+      </w:pPr>
+      <w:r>
+        <w:t>[نص الضبط / الحكم — المتن الفعلي] ===</w:t>
         <w:br/>
         <w:t>‎FOR‏ |</w:t>
       </w:r>
@@ -11367,15 +12501,22 @@
     </w:p>
     <w:p>
       <w:pPr>
-        <w:jc w:val="right"/>
-        <w:bidi/>
-      </w:pPr>
-      <w:r>
-        <w:rPr>
-          <w:b w:val="0"/>
-          <w:i w:val="0"/>
-        </w:rPr>
-        <w:t>[صفحة 3 - OCR]</w:t>
+        <w:pStyle w:val="Heading2"/>
+        <w:jc w:val="right"/>
+        <w:bidi/>
+      </w:pPr>
+      <w:r>
+        <w:t>صفحة 3 - OCR</w:t>
+      </w:r>
+    </w:p>
+    <w:p>
+      <w:pPr>
+        <w:pStyle w:val="Heading2"/>
+        <w:jc w:val="right"/>
+        <w:bidi/>
+      </w:pPr>
+      <w:r>
+        <w:t>[نص الضبط / الحكم — المتن الفعلي] ===</w:t>
         <w:br/>
         <w:t>التاريخ: ‏ 1435/12/27 ه</w:t>
         <w:br/>
@@ -11495,15 +12636,22 @@
     </w:p>
     <w:p>
       <w:pPr>
-        <w:jc w:val="right"/>
-        <w:bidi/>
-      </w:pPr>
-      <w:r>
-        <w:rPr>
-          <w:b w:val="0"/>
-          <w:i w:val="0"/>
-        </w:rPr>
-        <w:t>[صفحة 4 - OCR]</w:t>
+        <w:pStyle w:val="Heading2"/>
+        <w:jc w:val="right"/>
+        <w:bidi/>
+      </w:pPr>
+      <w:r>
+        <w:t>صفحة 4 - OCR</w:t>
+      </w:r>
+    </w:p>
+    <w:p>
+      <w:pPr>
+        <w:pStyle w:val="Heading2"/>
+        <w:jc w:val="right"/>
+        <w:bidi/>
+      </w:pPr>
+      <w:r>
+        <w:t>[نص الضبط / الحكم — المتن الفعلي] ===</w:t>
         <w:br/>
         <w:t>ayn 1/7١ ‎ايماس هممم__ ب ىفلتلال‏ 29) samba 000714</w:t>
       </w:r>
@@ -11653,26 +12801,53 @@
           <w:i w:val="0"/>
         </w:rPr>
         <w:t>===== ملف داخلي: 1435/1435 fil no 3 inv 191.pdf =====</w:t>
-        <w:br/>
-        <w:t>[صفحة 1 - OCR]</w:t>
+      </w:r>
+    </w:p>
+    <w:p>
+      <w:pPr>
+        <w:pStyle w:val="Heading2"/>
+        <w:jc w:val="right"/>
+        <w:bidi/>
+      </w:pPr>
+      <w:r>
+        <w:t>صفحة 1 - OCR</w:t>
+      </w:r>
+    </w:p>
+    <w:p>
+      <w:pPr>
+        <w:pStyle w:val="Heading2"/>
+        <w:jc w:val="right"/>
+        <w:bidi/>
+      </w:pPr>
+      <w:r>
+        <w:t>[نص الضبط / الحكم — المتن الفعلي] ===</w:t>
         <w:br/>
         <w:t>شركة احمد زينى واولاده</w:t>
         <w:br/>
         <w:t>جدة ‏ عمارة اوزكو</w:t>
+      </w:r>
+    </w:p>
+    <w:p>
+      <w:pPr>
+        <w:pStyle w:val="Heading2"/>
+        <w:jc w:val="right"/>
+        <w:bidi/>
+      </w:pPr>
+      <w:r>
+        <w:t>[ترويسة / كليشة وزارة العدل — معلومات رسمية متكررة] ===</w:t>
         <w:br/>
         <w:t>هاتف: ‎5.569١‏</w:t>
       </w:r>
     </w:p>
     <w:p>
       <w:pPr>
-        <w:jc w:val="right"/>
-        <w:bidi/>
-      </w:pPr>
-      <w:r>
-        <w:rPr>
-          <w:b w:val="0"/>
-          <w:i w:val="0"/>
-        </w:rPr>
+        <w:pStyle w:val="Heading2"/>
+        <w:jc w:val="right"/>
+        <w:bidi/>
+      </w:pPr>
+      <w:r>
+        <w:t>[نص الضبط / الحكم — المتن الفعلي] ===</w:t>
+        <w:br/>
         <w:t>Wee ‏فاكس:‎</w:t>
       </w:r>
     </w:p>
@@ -11762,15 +12937,22 @@
     </w:p>
     <w:p>
       <w:pPr>
-        <w:jc w:val="right"/>
-        <w:bidi/>
-      </w:pPr>
-      <w:r>
-        <w:rPr>
-          <w:b w:val="0"/>
-          <w:i w:val="0"/>
-        </w:rPr>
-        <w:t>[صفحة 2 - OCR]</w:t>
+        <w:pStyle w:val="Heading2"/>
+        <w:jc w:val="right"/>
+        <w:bidi/>
+      </w:pPr>
+      <w:r>
+        <w:t>صفحة 2 - OCR</w:t>
+      </w:r>
+    </w:p>
+    <w:p>
+      <w:pPr>
+        <w:pStyle w:val="Heading2"/>
+        <w:jc w:val="right"/>
+        <w:bidi/>
+      </w:pPr>
+      <w:r>
+        <w:t>[نص الضبط / الحكم — المتن الفعلي] ===</w:t>
         <w:br/>
         <w:t>| شركة احمد زينى واولادد ‎AHMED ZAINY &amp;SONS,CO‏</w:t>
         <w:br/>
@@ -11941,15 +13123,22 @@
     </w:p>
     <w:p>
       <w:pPr>
-        <w:jc w:val="right"/>
-        <w:bidi/>
-      </w:pPr>
-      <w:r>
-        <w:rPr>
-          <w:b w:val="0"/>
-          <w:i w:val="0"/>
-        </w:rPr>
-        <w:t>[صفحة 3 - OCR]</w:t>
+        <w:pStyle w:val="Heading2"/>
+        <w:jc w:val="right"/>
+        <w:bidi/>
+      </w:pPr>
+      <w:r>
+        <w:t>صفحة 3 - OCR</w:t>
+      </w:r>
+    </w:p>
+    <w:p>
+      <w:pPr>
+        <w:pStyle w:val="Heading2"/>
+        <w:jc w:val="right"/>
+        <w:bidi/>
+      </w:pPr>
+      <w:r>
+        <w:t>[نص الضبط / الحكم — المتن الفعلي] ===</w:t>
         <w:br/>
         <w:t>التاريخ: 1435/02/01</w:t>
         <w:br/>
@@ -12085,26 +13274,53 @@
           <w:i w:val="0"/>
         </w:rPr>
         <w:t>===== ملف داخلي: 1435/1435 fil no 3 inv 262.pdf =====</w:t>
-        <w:br/>
-        <w:t>[صفحة 1 - OCR]</w:t>
+      </w:r>
+    </w:p>
+    <w:p>
+      <w:pPr>
+        <w:pStyle w:val="Heading2"/>
+        <w:jc w:val="right"/>
+        <w:bidi/>
+      </w:pPr>
+      <w:r>
+        <w:t>صفحة 1 - OCR</w:t>
+      </w:r>
+    </w:p>
+    <w:p>
+      <w:pPr>
+        <w:pStyle w:val="Heading2"/>
+        <w:jc w:val="right"/>
+        <w:bidi/>
+      </w:pPr>
+      <w:r>
+        <w:t>[نص الضبط / الحكم — المتن الفعلي] ===</w:t>
         <w:br/>
         <w:t>شركة احمد زينى واولاده</w:t>
         <w:br/>
         <w:t>جدة ‏ عمارة اوزكو</w:t>
+      </w:r>
+    </w:p>
+    <w:p>
+      <w:pPr>
+        <w:pStyle w:val="Heading2"/>
+        <w:jc w:val="right"/>
+        <w:bidi/>
+      </w:pPr>
+      <w:r>
+        <w:t>[ترويسة / كليشة وزارة العدل — معلومات رسمية متكررة] ===</w:t>
         <w:br/>
         <w:t>هاتف: 5.5851</w:t>
       </w:r>
     </w:p>
     <w:p>
       <w:pPr>
-        <w:jc w:val="right"/>
-        <w:bidi/>
-      </w:pPr>
-      <w:r>
-        <w:rPr>
-          <w:b w:val="0"/>
-          <w:i w:val="0"/>
-        </w:rPr>
+        <w:pStyle w:val="Heading2"/>
+        <w:jc w:val="right"/>
+        <w:bidi/>
+      </w:pPr>
+      <w:r>
+        <w:t>[نص الضبط / الحكم — المتن الفعلي] ===</w:t>
+        <w:br/>
         <w:t>فاكس: 5.51.4</w:t>
       </w:r>
     </w:p>
@@ -12207,15 +13423,22 @@
     </w:p>
     <w:p>
       <w:pPr>
-        <w:jc w:val="right"/>
-        <w:bidi/>
-      </w:pPr>
-      <w:r>
-        <w:rPr>
-          <w:b w:val="0"/>
-          <w:i w:val="0"/>
-        </w:rPr>
-        <w:t>[صفحة 2 - OCR]</w:t>
+        <w:pStyle w:val="Heading2"/>
+        <w:jc w:val="right"/>
+        <w:bidi/>
+      </w:pPr>
+      <w:r>
+        <w:t>صفحة 2 - OCR</w:t>
+      </w:r>
+    </w:p>
+    <w:p>
+      <w:pPr>
+        <w:pStyle w:val="Heading2"/>
+        <w:jc w:val="right"/>
+        <w:bidi/>
+      </w:pPr>
+      <w:r>
+        <w:t>[نص الضبط / الحكم — المتن الفعلي] ===</w:t>
         <w:br/>
         <w:t>52 ‏تب‎ Le</w:t>
         <w:br/>
@@ -12322,27 +13545,25 @@
     </w:p>
     <w:p>
       <w:pPr>
-        <w:jc w:val="right"/>
-        <w:bidi/>
-      </w:pPr>
-      <w:r>
-        <w:rPr>
-          <w:b w:val="0"/>
-          <w:i w:val="0"/>
-        </w:rPr>
+        <w:pStyle w:val="Heading2"/>
+        <w:jc w:val="right"/>
+        <w:bidi/>
+      </w:pPr>
+      <w:r>
+        <w:t>[بيانات الأطراف: المدعي / المدعى عليه / الحاضرون] ===</w:t>
+        <w:br/>
         <w:t>Beneficiary's Name: ‏اسم المستفيد:‎ | Beneficiary's Bank:</w:t>
       </w:r>
     </w:p>
     <w:p>
       <w:pPr>
-        <w:jc w:val="right"/>
-        <w:bidi/>
-      </w:pPr>
-      <w:r>
-        <w:rPr>
-          <w:b w:val="0"/>
-          <w:i w:val="0"/>
-        </w:rPr>
+        <w:pStyle w:val="Heading2"/>
+        <w:jc w:val="right"/>
+        <w:bidi/>
+      </w:pPr>
+      <w:r>
+        <w:t>[نص الضبط / الحكم — المتن الفعلي] ===</w:t>
+        <w:br/>
         <w:t>نك المستفيد: 5 4 5</w:t>
         <w:br/>
         <w:t>5 | يراجتلا يلهألا كنبلا :ديفتسلا كنب</w:t>
@@ -12363,15 +13584,24 @@
     </w:p>
     <w:p>
       <w:pPr>
-        <w:jc w:val="right"/>
-        <w:bidi/>
-      </w:pPr>
-      <w:r>
-        <w:rPr>
-          <w:b w:val="0"/>
-          <w:i w:val="0"/>
-        </w:rPr>
+        <w:pStyle w:val="Heading2"/>
+        <w:jc w:val="right"/>
+        <w:bidi/>
+      </w:pPr>
+      <w:r>
+        <w:t>[بيانات الأطراف: المدعي / المدعى عليه / الحاضرون] ===</w:t>
+        <w:br/>
         <w:t>العنوان: ‎Address:‏</w:t>
+      </w:r>
+    </w:p>
+    <w:p>
+      <w:pPr>
+        <w:pStyle w:val="Heading2"/>
+        <w:jc w:val="right"/>
+        <w:bidi/>
+      </w:pPr>
+      <w:r>
+        <w:t>[نص الضبط / الحكم — المتن الفعلي] ===</w:t>
         <w:br/>
         <w:t>‏تدان انك : ‎Bank's Address:‏</w:t>
         <w:br/>
@@ -12423,12 +13653,52 @@
         <w:t>‏Name: s'Remitter‎ ف ‏(oF ron‎ دمح ‏Dll‎ :لوحملا مسإ</w:t>
         <w:br/>
         <w:t>توقيع ‎Remitter's Signature: ee meg‏</w:t>
+      </w:r>
+    </w:p>
+    <w:p>
+      <w:pPr>
+        <w:pStyle w:val="Heading2"/>
+        <w:jc w:val="right"/>
+        <w:bidi/>
+      </w:pPr>
+      <w:r>
+        <w:t>[ترويسة / كليشة وزارة العدل — معلومات رسمية متكررة] ===</w:t>
         <w:br/>
         <w:t>رقم الهاتف: 1 ‎Telephone No.:‏</w:t>
+      </w:r>
+    </w:p>
+    <w:p>
+      <w:pPr>
+        <w:pStyle w:val="Heading2"/>
+        <w:jc w:val="right"/>
+        <w:bidi/>
+      </w:pPr>
+      <w:r>
+        <w:t>[نص الضبط / الحكم — المتن الفعلي] ===</w:t>
         <w:br/>
         <w:t>‏holder Account the than other is Remitter if filled be To‎ باسحلا بحاص ريغ لوحملا ناك ‏Led fat‎</w:t>
+      </w:r>
+    </w:p>
+    <w:p>
+      <w:pPr>
+        <w:pStyle w:val="Heading2"/>
+        <w:jc w:val="right"/>
+        <w:bidi/>
+      </w:pPr>
+      <w:r>
+        <w:t>[بيانات الأطراف: المدعي / المدعى عليه / الحاضرون] ===</w:t>
         <w:br/>
         <w:t>الأسم ورقم الهوية ‏ خبدالغفور ماروثان بارا ‎POO EVANS‏ :ولا ‎Name &amp; ID‏</w:t>
+      </w:r>
+    </w:p>
+    <w:p>
+      <w:pPr>
+        <w:pStyle w:val="Heading2"/>
+        <w:jc w:val="right"/>
+        <w:bidi/>
+      </w:pPr>
+      <w:r>
+        <w:t>[نص الضبط / الحكم — المتن الفعلي] ===</w:t>
         <w:br/>
         <w:t>تاريخ ومكان الإصدار جد ‎ate and Place of Issuance‏</w:t>
         <w:br/>
@@ -12437,27 +13707,25 @@
     </w:p>
     <w:p>
       <w:pPr>
-        <w:jc w:val="right"/>
-        <w:bidi/>
-      </w:pPr>
-      <w:r>
-        <w:rPr>
-          <w:b w:val="0"/>
-          <w:i w:val="0"/>
-        </w:rPr>
+        <w:pStyle w:val="Heading2"/>
+        <w:jc w:val="right"/>
+        <w:bidi/>
+      </w:pPr>
+      <w:r>
+        <w:t>[ترويسة / كليشة وزارة العدل — معلومات رسمية متكررة] ===</w:t>
+        <w:br/>
         <w:t>Sponsor's Address and Telephone No.: ‏يه‎ ١ ‏حي‎ - sis ‏عنوان وهاتف الكفيل: عمارة‎</w:t>
       </w:r>
     </w:p>
     <w:p>
       <w:pPr>
-        <w:jc w:val="right"/>
-        <w:bidi/>
-      </w:pPr>
-      <w:r>
-        <w:rPr>
-          <w:b w:val="0"/>
-          <w:i w:val="0"/>
-        </w:rPr>
+        <w:pStyle w:val="Heading2"/>
+        <w:jc w:val="right"/>
+        <w:bidi/>
+      </w:pPr>
+      <w:r>
+        <w:t>[نص الضبط / الحكم — المتن الفعلي] ===</w:t>
+        <w:br/>
         <w:t>‎طقف كنبلا مادختسإل‏ Only Use Bank For ‎ليوحتلا نم ضرغلا‏ Remittance of Purpose</w:t>
       </w:r>
     </w:p>
@@ -12720,33 +13988,49 @@
     </w:p>
     <w:p>
       <w:pPr>
-        <w:jc w:val="right"/>
-        <w:bidi/>
-      </w:pPr>
-      <w:r>
-        <w:rPr>
-          <w:b w:val="0"/>
-          <w:i w:val="0"/>
-        </w:rPr>
-        <w:t>[صفحة 3 - OCR]</w:t>
+        <w:pStyle w:val="Heading2"/>
+        <w:jc w:val="right"/>
+        <w:bidi/>
+      </w:pPr>
+      <w:r>
+        <w:t>صفحة 3 - OCR</w:t>
+      </w:r>
+    </w:p>
+    <w:p>
+      <w:pPr>
+        <w:pStyle w:val="Heading2"/>
+        <w:jc w:val="right"/>
+        <w:bidi/>
+      </w:pPr>
+      <w:r>
+        <w:t>[نص الضبط / الحكم — المتن الفعلي] ===</w:t>
         <w:br/>
         <w:t>شركة احمد زيني واولاده * ‎med Zainy &amp;Song Co‏</w:t>
         <w:br/>
         <w:t>جدة عمارة اوزكو ‎Jeddah-Ozco Building‏ |</w:t>
+      </w:r>
+    </w:p>
+    <w:p>
+      <w:pPr>
+        <w:pStyle w:val="Heading2"/>
+        <w:jc w:val="right"/>
+        <w:bidi/>
+      </w:pPr>
+      <w:r>
+        <w:t>[ترويسة / كليشة وزارة العدل — معلومات رسمية متكررة] ===</w:t>
         <w:br/>
         <w:t>هاتف: ‎5.58551١‏ ه505 ‎Tel:‏</w:t>
       </w:r>
     </w:p>
     <w:p>
       <w:pPr>
-        <w:jc w:val="right"/>
-        <w:bidi/>
-      </w:pPr>
-      <w:r>
-        <w:rPr>
-          <w:b w:val="0"/>
-          <w:i w:val="0"/>
-        </w:rPr>
+        <w:pStyle w:val="Heading2"/>
+        <w:jc w:val="right"/>
+        <w:bidi/>
+      </w:pPr>
+      <w:r>
+        <w:t>[نص الضبط / الحكم — المتن الفعلي] ===</w:t>
+        <w:br/>
         <w:t>Fax: 055 5.5١.4 ‏فاكس:‎</w:t>
       </w:r>
     </w:p>
@@ -12795,15 +14079,22 @@
     </w:p>
     <w:p>
       <w:pPr>
-        <w:jc w:val="right"/>
-        <w:bidi/>
-      </w:pPr>
-      <w:r>
-        <w:rPr>
-          <w:b w:val="0"/>
-          <w:i w:val="0"/>
-        </w:rPr>
-        <w:t>[صفحة 4 - OCR]</w:t>
+        <w:pStyle w:val="Heading2"/>
+        <w:jc w:val="right"/>
+        <w:bidi/>
+      </w:pPr>
+      <w:r>
+        <w:t>صفحة 4 - OCR</w:t>
+      </w:r>
+    </w:p>
+    <w:p>
+      <w:pPr>
+        <w:pStyle w:val="Heading2"/>
+        <w:jc w:val="right"/>
+        <w:bidi/>
+      </w:pPr>
+      <w:r>
+        <w:t>[نص الضبط / الحكم — المتن الفعلي] ===</w:t>
         <w:br/>
         <w:t>رقوملا ليمج /خألا</w:t>
       </w:r>
@@ -12911,19 +14202,46 @@
     </w:p>
     <w:p>
       <w:pPr>
-        <w:jc w:val="right"/>
-        <w:bidi/>
-      </w:pPr>
-      <w:r>
-        <w:rPr>
-          <w:b w:val="0"/>
-          <w:i w:val="0"/>
-        </w:rPr>
-        <w:t>[صفحة 5 - OCR]</w:t>
+        <w:pStyle w:val="Heading2"/>
+        <w:jc w:val="right"/>
+        <w:bidi/>
+      </w:pPr>
+      <w:r>
+        <w:t>صفحة 5 - OCR</w:t>
+      </w:r>
+    </w:p>
+    <w:p>
+      <w:pPr>
+        <w:pStyle w:val="Heading2"/>
+        <w:jc w:val="right"/>
+        <w:bidi/>
+      </w:pPr>
+      <w:r>
+        <w:t>[نص الضبط / الحكم — المتن الفعلي] ===</w:t>
         <w:br/>
         <w:t>“Oe St sole</w:t>
+      </w:r>
+    </w:p>
+    <w:p>
+      <w:pPr>
+        <w:pStyle w:val="Heading2"/>
+        <w:jc w:val="right"/>
+        <w:bidi/>
+      </w:pPr>
+      <w:r>
+        <w:t>[بيانات الأطراف: المدعي / المدعى عليه / الحاضرون] ===</w:t>
         <w:br/>
         <w:t>~ ‏تاقاط عا نذا سعودي‎ ‘ J Telex Transfer cl ‏حوالة‎ 0</w:t>
+      </w:r>
+    </w:p>
+    <w:p>
+      <w:pPr>
+        <w:pStyle w:val="Heading2"/>
+        <w:jc w:val="right"/>
+        <w:bidi/>
+      </w:pPr>
+      <w:r>
+        <w:t>[نص الضبط / الحكم — المتن الفعلي] ===</w:t>
         <w:br/>
         <w:t>Amourt in vords Saat ‏[ع | المبلغ‎ Account to account transfer ‏تحويل من حساب إلى حساب آخر‎ 7</w:t>
         <w:br/>
@@ -13107,8 +14425,28 @@
         <w:t>‎Dp: 8‏ 011410147 1-0 1011</w:t>
         <w:br/>
         <w:t>7 هم ومعمل ‏gga‎ وماسك د</w:t>
+      </w:r>
+    </w:p>
+    <w:p>
+      <w:pPr>
+        <w:pStyle w:val="Heading2"/>
+        <w:jc w:val="right"/>
+        <w:bidi/>
+      </w:pPr>
+      <w:r>
+        <w:t>[بيانات الأطراف: المدعي / المدعى عليه / الحاضرون] ===</w:t>
         <w:br/>
         <w:t>‎t‏ العنوان: ا</w:t>
+      </w:r>
+    </w:p>
+    <w:p>
+      <w:pPr>
+        <w:pStyle w:val="Heading2"/>
+        <w:jc w:val="right"/>
+        <w:bidi/>
+      </w:pPr>
+      <w:r>
+        <w:t>[نص الضبط / الحكم — المتن الفعلي] ===</w:t>
         <w:br/>
         <w:t>عنوان ‎Bank's Address: _ TALL‏ 8 1</w:t>
         <w:br/>
@@ -13157,27 +14495,56 @@
         <w:t>. = 5 / 4</w:t>
         <w:br/>
         <w:t>‎:لوحملا عيقوت م‏ &lt; - a ignature:“ s'Remitter</w:t>
+      </w:r>
+    </w:p>
+    <w:p>
+      <w:pPr>
+        <w:pStyle w:val="Heading2"/>
+        <w:jc w:val="right"/>
+        <w:bidi/>
+      </w:pPr>
+      <w:r>
+        <w:t>[ترويسة / كليشة وزارة العدل — معلومات رسمية متكررة] ===</w:t>
         <w:br/>
         <w:t>Telephone No. ‏رقم الهاتف:‎</w:t>
       </w:r>
     </w:p>
     <w:p>
       <w:pPr>
-        <w:jc w:val="right"/>
-        <w:bidi/>
-      </w:pPr>
-      <w:r>
-        <w:rPr>
-          <w:b w:val="0"/>
-          <w:i w:val="0"/>
-        </w:rPr>
+        <w:pStyle w:val="Heading2"/>
+        <w:jc w:val="right"/>
+        <w:bidi/>
+      </w:pPr>
+      <w:r>
+        <w:t>[نص الضبط / الحكم — المتن الفعلي] ===</w:t>
+        <w:br/>
         <w:t>ate and Place a bade ‏تاريخ ومكان الإصدار‎ &gt;</w:t>
         <w:br/>
         <w:t>35 ‎:ناوثعلا‏ ‘ wtb tae 4 _ + Address</w:t>
         <w:br/>
-        <w:t>‏كو‎ 0 “oO Rt t ‏شار‎ =</w:t>
+        <w:t>‏كو‎ 0 “oO Rt t ‏شار‎</w:t>
+      </w:r>
+    </w:p>
+    <w:p>
+      <w:pPr>
+        <w:pStyle w:val="Heading2"/>
+        <w:jc w:val="right"/>
+        <w:bidi/>
+      </w:pPr>
+      <w:r>
+        <w:t>[ترويسة / كليشة وزارة العدل — معلومات رسمية متكررة] ===</w:t>
         <w:br/>
         <w:t>Sponsor's Address and d Telep ws No.: 2s *Y ‏عنوان وهاتف الكفيل:‎ 5</w:t>
+      </w:r>
+    </w:p>
+    <w:p>
+      <w:pPr>
+        <w:pStyle w:val="Heading2"/>
+        <w:jc w:val="right"/>
+        <w:bidi/>
+      </w:pPr>
+      <w:r>
+        <w:t>[نص الضبط / الحكم — المتن الفعلي] ===</w:t>
         <w:br/>
         <w:t>8 ‎طقف كنبلا مادختسإل‏ = Only Use Bank For i</w:t>
         <w:br/>
@@ -13312,27 +14679,25 @@
     </w:p>
     <w:p>
       <w:pPr>
-        <w:jc w:val="right"/>
-        <w:bidi/>
-      </w:pPr>
-      <w:r>
-        <w:rPr>
-          <w:b w:val="0"/>
-          <w:i w:val="0"/>
-        </w:rPr>
+        <w:pStyle w:val="Heading2"/>
+        <w:jc w:val="right"/>
+        <w:bidi/>
+      </w:pPr>
+      <w:r>
+        <w:t>[بيانات الأطراف: المدعي / المدعى عليه / الحاضرون] ===</w:t>
+        <w:br/>
         <w:t>‏٠‎ لاما سأر ةيدوعس ةمهاسم ةكرش ةيلاملا ابماس ةعومجم</w:t>
       </w:r>
     </w:p>
     <w:p>
       <w:pPr>
-        <w:jc w:val="right"/>
-        <w:bidi/>
-      </w:pPr>
-      <w:r>
-        <w:rPr>
-          <w:b w:val="0"/>
-          <w:i w:val="0"/>
-        </w:rPr>
+        <w:pStyle w:val="Heading2"/>
+        <w:jc w:val="right"/>
+        <w:bidi/>
+      </w:pPr>
+      <w:r>
+        <w:t>[نص الضبط / الحكم — المتن الفعلي] ===</w:t>
+        <w:br/>
         <w:t>:يسيكرلا زكرملا ‏٠١٠٠١76819‎ يراجتلا لجسلا .يدوعس لاير نويلم ‏٠١,4‎</w:t>
       </w:r>
     </w:p>
@@ -13379,15 +14744,22 @@
     </w:p>
     <w:p>
       <w:pPr>
-        <w:jc w:val="right"/>
-        <w:bidi/>
-      </w:pPr>
-      <w:r>
-        <w:rPr>
-          <w:b w:val="0"/>
-          <w:i w:val="0"/>
-        </w:rPr>
-        <w:t>[صفحة 6 - OCR]</w:t>
+        <w:pStyle w:val="Heading2"/>
+        <w:jc w:val="right"/>
+        <w:bidi/>
+      </w:pPr>
+      <w:r>
+        <w:t>صفحة 6 - OCR</w:t>
+      </w:r>
+    </w:p>
+    <w:p>
+      <w:pPr>
+        <w:pStyle w:val="Heading2"/>
+        <w:jc w:val="right"/>
+        <w:bidi/>
+      </w:pPr>
+      <w:r>
+        <w:t>[نص الضبط / الحكم — المتن الفعلي] ===</w:t>
         <w:br/>
         <w:t>التاريخ: 1435/02/07</w:t>
         <w:br/>
@@ -13422,27 +14794,25 @@
     </w:p>
     <w:p>
       <w:pPr>
-        <w:jc w:val="right"/>
-        <w:bidi/>
-      </w:pPr>
-      <w:r>
-        <w:rPr>
-          <w:b w:val="0"/>
-          <w:i w:val="0"/>
-        </w:rPr>
+        <w:pStyle w:val="Heading2"/>
+        <w:jc w:val="right"/>
+        <w:bidi/>
+      </w:pPr>
+      <w:r>
+        <w:t>[بيانات الأطراف: المدعي / المدعى عليه / الحاضرون] ===</w:t>
+        <w:br/>
         <w:t>UM ‏نرجو التكرم بعمل تحويل باسم‎ ٠» ‏الشيخ أحمد زيني‎ alae ‏على طلب‎ oly</w:t>
       </w:r>
     </w:p>
     <w:p>
       <w:pPr>
-        <w:jc w:val="right"/>
-        <w:bidi/>
-      </w:pPr>
-      <w:r>
-        <w:rPr>
-          <w:b w:val="0"/>
-          <w:i w:val="0"/>
-        </w:rPr>
+        <w:pStyle w:val="Heading2"/>
+        <w:jc w:val="right"/>
+        <w:bidi/>
+      </w:pPr>
+      <w:r>
+        <w:t>[نص الضبط / الحكم — المتن الفعلي] ===</w:t>
+        <w:br/>
         <w:t>6 ‏وذلك قيمة إيجار الفيلا رقم‎ ALQURA DEVELOPMENT CO. LTD</w:t>
         <w:br/>
         <w:t>‎لثم) م14/12/1014 ىتح 15/12/2013 نم ةيراجيإلا ةنسلا نع ةيلامشلا رحبأب‏</w:t>
@@ -13474,26 +14844,53 @@
           <w:i w:val="0"/>
         </w:rPr>
         <w:t>===== ملف داخلي: 1435/1435 fil no 4 inv 271.pdf =====</w:t>
-        <w:br/>
-        <w:t>[صفحة 1 - OCR]</w:t>
+      </w:r>
+    </w:p>
+    <w:p>
+      <w:pPr>
+        <w:pStyle w:val="Heading2"/>
+        <w:jc w:val="right"/>
+        <w:bidi/>
+      </w:pPr>
+      <w:r>
+        <w:t>صفحة 1 - OCR</w:t>
+      </w:r>
+    </w:p>
+    <w:p>
+      <w:pPr>
+        <w:pStyle w:val="Heading2"/>
+        <w:jc w:val="right"/>
+        <w:bidi/>
+      </w:pPr>
+      <w:r>
+        <w:t>[نص الضبط / الحكم — المتن الفعلي] ===</w:t>
         <w:br/>
         <w:t>شركة احمد زينى واولاده</w:t>
         <w:br/>
         <w:t>جدة ‏ عمارة اوزكو</w:t>
+      </w:r>
+    </w:p>
+    <w:p>
+      <w:pPr>
+        <w:pStyle w:val="Heading2"/>
+        <w:jc w:val="right"/>
+        <w:bidi/>
+      </w:pPr>
+      <w:r>
+        <w:t>[ترويسة / كليشة وزارة العدل — معلومات رسمية متكررة] ===</w:t>
         <w:br/>
         <w:t>هاتف: 5915 ؟"</w:t>
       </w:r>
     </w:p>
     <w:p>
       <w:pPr>
-        <w:jc w:val="right"/>
-        <w:bidi/>
-      </w:pPr>
-      <w:r>
-        <w:rPr>
-          <w:b w:val="0"/>
-          <w:i w:val="0"/>
-        </w:rPr>
+        <w:pStyle w:val="Heading2"/>
+        <w:jc w:val="right"/>
+        <w:bidi/>
+      </w:pPr>
+      <w:r>
+        <w:t>[نص الضبط / الحكم — المتن الفعلي] ===</w:t>
+        <w:br/>
         <w:t>"»."51١".#4 ‏فاكس:‎</w:t>
       </w:r>
     </w:p>
@@ -13620,15 +15017,22 @@
     </w:p>
     <w:p>
       <w:pPr>
-        <w:jc w:val="right"/>
-        <w:bidi/>
-      </w:pPr>
-      <w:r>
-        <w:rPr>
-          <w:b w:val="0"/>
-          <w:i w:val="0"/>
-        </w:rPr>
-        <w:t>[صفحة 2 - OCR]</w:t>
+        <w:pStyle w:val="Heading2"/>
+        <w:jc w:val="right"/>
+        <w:bidi/>
+      </w:pPr>
+      <w:r>
+        <w:t>صفحة 2 - OCR</w:t>
+      </w:r>
+    </w:p>
+    <w:p>
+      <w:pPr>
+        <w:pStyle w:val="Heading2"/>
+        <w:jc w:val="right"/>
+        <w:bidi/>
+      </w:pPr>
+      <w:r>
+        <w:t>[نص الضبط / الحكم — المتن الفعلي] ===</w:t>
         <w:br/>
         <w:t>3</w:t>
       </w:r>
@@ -13800,8 +15204,26 @@
           <w:i w:val="0"/>
         </w:rPr>
         <w:t>===== ملف داخلي: 1435/1435 fil no 4 inv 338.pdf =====</w:t>
-        <w:br/>
-        <w:t>[صفحة 1 - OCR]</w:t>
+      </w:r>
+    </w:p>
+    <w:p>
+      <w:pPr>
+        <w:pStyle w:val="Heading2"/>
+        <w:jc w:val="right"/>
+        <w:bidi/>
+      </w:pPr>
+      <w:r>
+        <w:t>صفحة 1 - OCR</w:t>
+      </w:r>
+    </w:p>
+    <w:p>
+      <w:pPr>
+        <w:pStyle w:val="Heading2"/>
+        <w:jc w:val="right"/>
+        <w:bidi/>
+      </w:pPr>
+      <w:r>
+        <w:t>[نص الضبط / الحكم — المتن الفعلي] ===</w:t>
         <w:br/>
         <w:t>AHMED ZAINY &amp;SONS CO ‏شركة احمد زينى واولاده‎</w:t>
       </w:r>
@@ -13877,15 +15299,22 @@
     </w:p>
     <w:p>
       <w:pPr>
-        <w:jc w:val="right"/>
-        <w:bidi/>
-      </w:pPr>
-      <w:r>
-        <w:rPr>
-          <w:b w:val="0"/>
-          <w:i w:val="0"/>
-        </w:rPr>
-        <w:t>[صفحة 2 - OCR]</w:t>
+        <w:pStyle w:val="Heading2"/>
+        <w:jc w:val="right"/>
+        <w:bidi/>
+      </w:pPr>
+      <w:r>
+        <w:t>صفحة 2 - OCR</w:t>
+      </w:r>
+    </w:p>
+    <w:p>
+      <w:pPr>
+        <w:pStyle w:val="Heading2"/>
+        <w:jc w:val="right"/>
+        <w:bidi/>
+      </w:pPr>
+      <w:r>
+        <w:t>[نص الضبط / الحكم — المتن الفعلي] ===</w:t>
         <w:br/>
         <w:t>9</w:t>
       </w:r>
@@ -13930,8 +15359,28 @@
         <w:t>يصرف إلى المكرم: الشيخ)/احمد زيني ‎PAY TO MESSRS‏</w:t>
         <w:br/>
         <w:t>‎tL, :‏</w:t>
+      </w:r>
+    </w:p>
+    <w:p>
+      <w:pPr>
+        <w:pStyle w:val="Heading2"/>
+        <w:jc w:val="right"/>
+        <w:bidi/>
+      </w:pPr>
+      <w:r>
+        <w:t>[بيانات الأطراف: المدعي / المدعى عليه / الحاضرون] ===</w:t>
         <w:br/>
         <w:t>ا ‎bad alee‏ خمسون ألف وسبعمائة ريال سعودي لاغير ‎SR‏ ا</w:t>
+      </w:r>
+    </w:p>
+    <w:p>
+      <w:pPr>
+        <w:pStyle w:val="Heading2"/>
+        <w:jc w:val="right"/>
+        <w:bidi/>
+      </w:pPr>
+      <w:r>
+        <w:t>[نص الضبط / الحكم — المتن الفعلي] ===</w:t>
         <w:br/>
         <w:t>!| وذلك/ مصاريف منزل الشيخ/احمد زينى عن شهر صفره ‎FOR VEY‏ |</w:t>
       </w:r>
@@ -13951,15 +15400,22 @@
     </w:p>
     <w:p>
       <w:pPr>
-        <w:jc w:val="right"/>
-        <w:bidi/>
-      </w:pPr>
-      <w:r>
-        <w:rPr>
-          <w:b w:val="0"/>
-          <w:i w:val="0"/>
-        </w:rPr>
-        <w:t>[صفحة 3 - OCR]</w:t>
+        <w:pStyle w:val="Heading2"/>
+        <w:jc w:val="right"/>
+        <w:bidi/>
+      </w:pPr>
+      <w:r>
+        <w:t>صفحة 3 - OCR</w:t>
+      </w:r>
+    </w:p>
+    <w:p>
+      <w:pPr>
+        <w:pStyle w:val="Heading2"/>
+        <w:jc w:val="right"/>
+        <w:bidi/>
+      </w:pPr>
+      <w:r>
+        <w:t>[نص الضبط / الحكم — المتن الفعلي] ===</w:t>
         <w:br/>
         <w:t>شركة احمد زيني وأولاده ا ا ‎wre‏</w:t>
       </w:r>
@@ -14007,28 +15463,26 @@
     </w:p>
     <w:p>
       <w:pPr>
-        <w:jc w:val="right"/>
-        <w:bidi/>
-      </w:pPr>
-      <w:r>
-        <w:rPr>
-          <w:b w:val="0"/>
-          <w:i w:val="0"/>
-        </w:rPr>
+        <w:pStyle w:val="Heading2"/>
+        <w:jc w:val="right"/>
+        <w:bidi/>
+      </w:pPr>
+      <w:r>
+        <w:t>[ترويسة / كليشة وزارة العدل — معلومات رسمية متكررة] ===</w:t>
+        <w:br/>
         <w:t>اتصلت هاتفيا بتاريخ 1433/4/4ه بانها قد تزوجت وأصبحت غير محتاجة</w:t>
       </w:r>
     </w:p>
     <w:p>
       <w:pPr>
-        <w:jc w:val="right"/>
-        <w:bidi/>
-      </w:pPr>
-      <w:r>
-        <w:rPr>
-          <w:b w:val="0"/>
-          <w:i w:val="0"/>
-        </w:rPr>
-        <w:t>OOON OA aA AWN =</w:t>
+        <w:pStyle w:val="Heading2"/>
+        <w:jc w:val="right"/>
+        <w:bidi/>
+      </w:pPr>
+      <w:r>
+        <w:t>[نص الضبط / الحكم — المتن الفعلي] ===</w:t>
+        <w:br/>
+        <w:t>OOON OA aA AWN</w:t>
       </w:r>
     </w:p>
     <w:p>
@@ -14201,8 +15655,26 @@
           <w:i w:val="0"/>
         </w:rPr>
         <w:t>===== ملف داخلي: 1435/1435 fil no 5 inv 402.pdf =====</w:t>
-        <w:br/>
-        <w:t>[صفحة 1 - OCR]</w:t>
+      </w:r>
+    </w:p>
+    <w:p>
+      <w:pPr>
+        <w:pStyle w:val="Heading2"/>
+        <w:jc w:val="right"/>
+        <w:bidi/>
+      </w:pPr>
+      <w:r>
+        <w:t>صفحة 1 - OCR</w:t>
+      </w:r>
+    </w:p>
+    <w:p>
+      <w:pPr>
+        <w:pStyle w:val="Heading2"/>
+        <w:jc w:val="right"/>
+        <w:bidi/>
+      </w:pPr>
+      <w:r>
+        <w:t>[نص الضبط / الحكم — المتن الفعلي] ===</w:t>
         <w:br/>
         <w:t>شركة احمد زينى واولاده ‎AHMED ZAIMY &amp;SONS CO‏</w:t>
         <w:br/>
@@ -14286,34 +15758,50 @@
         <w:t>0 أجاري الشريك - شركة اوزكو | رسوم معاملات حكومية منصرفة بواسطة</w:t>
         <w:br/>
         <w:t>‎ee VY VOs,ee‏ أتصديق وتعقيب - ادارية رسوم معاملات حكومية منصرفة بواسطة</w:t>
+      </w:r>
+    </w:p>
+    <w:p>
+      <w:pPr>
+        <w:pStyle w:val="Heading2"/>
+        <w:jc w:val="right"/>
+        <w:bidi/>
+      </w:pPr>
+      <w:r>
+        <w:t>[ترويسة / كليشة وزارة العدل — معلومات رسمية متكررة] ===</w:t>
         <w:br/>
         <w:t>ل ‎Gon] WY tA‏ بريد هاتف - ادارية رسوم معاملات حكومية منصرفة بواسطة</w:t>
       </w:r>
     </w:p>
     <w:p>
       <w:pPr>
-        <w:jc w:val="right"/>
-        <w:bidi/>
-      </w:pPr>
-      <w:r>
-        <w:rPr>
-          <w:b w:val="0"/>
-          <w:i w:val="0"/>
-        </w:rPr>
+        <w:pStyle w:val="Heading2"/>
+        <w:jc w:val="right"/>
+        <w:bidi/>
+      </w:pPr>
+      <w:r>
+        <w:t>[نص الضبط / الحكم — المتن الفعلي] ===</w:t>
+        <w:br/>
         <w:t>ىجنا روصنم ماعلا قودنصلا دلل ‏eel‎ ليال‏</w:t>
       </w:r>
     </w:p>
     <w:p>
       <w:pPr>
-        <w:jc w:val="right"/>
-        <w:bidi/>
-      </w:pPr>
-      <w:r>
-        <w:rPr>
-          <w:b w:val="0"/>
-          <w:i w:val="0"/>
-        </w:rPr>
-        <w:t>[صفحة 2 - OCR]</w:t>
+        <w:pStyle w:val="Heading2"/>
+        <w:jc w:val="right"/>
+        <w:bidi/>
+      </w:pPr>
+      <w:r>
+        <w:t>صفحة 2 - OCR</w:t>
+      </w:r>
+    </w:p>
+    <w:p>
+      <w:pPr>
+        <w:pStyle w:val="Heading2"/>
+        <w:jc w:val="right"/>
+        <w:bidi/>
+      </w:pPr>
+      <w:r>
+        <w:t>[نص الضبط / الحكم — المتن الفعلي] ===</w:t>
         <w:br/>
         <w:t>اتا ‎cot a8‏ 22006</w:t>
         <w:br/>
@@ -14523,15 +16011,22 @@
     </w:p>
     <w:p>
       <w:pPr>
-        <w:jc w:val="right"/>
-        <w:bidi/>
-      </w:pPr>
-      <w:r>
-        <w:rPr>
-          <w:b w:val="0"/>
-          <w:i w:val="0"/>
-        </w:rPr>
-        <w:t>[صفحة 3 - OCR]</w:t>
+        <w:pStyle w:val="Heading2"/>
+        <w:jc w:val="right"/>
+        <w:bidi/>
+      </w:pPr>
+      <w:r>
+        <w:t>صفحة 3 - OCR</w:t>
+      </w:r>
+    </w:p>
+    <w:p>
+      <w:pPr>
+        <w:pStyle w:val="Heading2"/>
+        <w:jc w:val="right"/>
+        <w:bidi/>
+      </w:pPr>
+      <w:r>
+        <w:t>[نص الضبط / الحكم — المتن الفعلي] ===</w:t>
         <w:br/>
         <w:t>|</w:t>
         <w:br/>
@@ -14758,27 +16253,25 @@
     </w:p>
     <w:p>
       <w:pPr>
-        <w:jc w:val="right"/>
-        <w:bidi/>
-      </w:pPr>
-      <w:r>
-        <w:rPr>
-          <w:b w:val="0"/>
-          <w:i w:val="0"/>
-        </w:rPr>
+        <w:pStyle w:val="Heading2"/>
+        <w:jc w:val="right"/>
+        <w:bidi/>
+      </w:pPr>
+      <w:r>
+        <w:t>[بيانات الأطراف: المدعي / المدعى عليه / الحاضرون] ===</w:t>
+        <w:br/>
         <w:t>8 | رسوم البريد السعودي ( واصل ) للشركة / احمد زيني و اولادة</w:t>
       </w:r>
     </w:p>
     <w:p>
       <w:pPr>
-        <w:jc w:val="right"/>
-        <w:bidi/>
-      </w:pPr>
-      <w:r>
-        <w:rPr>
-          <w:b w:val="0"/>
-          <w:i w:val="0"/>
-        </w:rPr>
+        <w:pStyle w:val="Heading2"/>
+        <w:jc w:val="right"/>
+        <w:bidi/>
+      </w:pPr>
+      <w:r>
+        <w:t>[نص الضبط / الحكم — المتن الفعلي] ===</w:t>
+        <w:br/>
         <w:t>شاكرين لكم حسن تعاونكم ‎2٠»‏</w:t>
       </w:r>
     </w:p>
@@ -14897,26 +16390,53 @@
           <w:i w:val="0"/>
         </w:rPr>
         <w:t>===== ملف داخلي: 1435/1435 fil no 6 inv 509.pdf =====</w:t>
-        <w:br/>
-        <w:t>[صفحة 1 - OCR]</w:t>
+      </w:r>
+    </w:p>
+    <w:p>
+      <w:pPr>
+        <w:pStyle w:val="Heading2"/>
+        <w:jc w:val="right"/>
+        <w:bidi/>
+      </w:pPr>
+      <w:r>
+        <w:t>صفحة 1 - OCR</w:t>
+      </w:r>
+    </w:p>
+    <w:p>
+      <w:pPr>
+        <w:pStyle w:val="Heading2"/>
+        <w:jc w:val="right"/>
+        <w:bidi/>
+      </w:pPr>
+      <w:r>
+        <w:t>[نص الضبط / الحكم — المتن الفعلي] ===</w:t>
         <w:br/>
         <w:t>AHMED ZAINY &amp;SONS CO: ‏شركة احمد زينى واولاده‎</w:t>
         <w:br/>
         <w:t>JEDDAH - 0220 BULLDING ‏عمارة اوزكو‎  ةدج‎</w:t>
+      </w:r>
+    </w:p>
+    <w:p>
+      <w:pPr>
+        <w:pStyle w:val="Heading2"/>
+        <w:jc w:val="right"/>
+        <w:bidi/>
+      </w:pPr>
+      <w:r>
+        <w:t>[ترويسة / كليشة وزارة العدل — معلومات رسمية متكررة] ===</w:t>
         <w:br/>
         <w:t>Tel: VeVeyyn 5.5611١ ‏هاتف:‎</w:t>
       </w:r>
     </w:p>
     <w:p>
       <w:pPr>
-        <w:jc w:val="right"/>
-        <w:bidi/>
-      </w:pPr>
-      <w:r>
-        <w:rPr>
-          <w:b w:val="0"/>
-          <w:i w:val="0"/>
-        </w:rPr>
+        <w:pStyle w:val="Heading2"/>
+        <w:jc w:val="right"/>
+        <w:bidi/>
+      </w:pPr>
+      <w:r>
+        <w:t>[نص الضبط / الحكم — المتن الفعلي] ===</w:t>
+        <w:br/>
         <w:t>ا</w:t>
         <w:br/>
         <w:t>ا</w:t>
@@ -14956,8 +16476,28 @@
           <w:i w:val="0"/>
         </w:rPr>
         <w:t>ا التاريخ: .5014/01/9</w:t>
+      </w:r>
+    </w:p>
+    <w:p>
+      <w:pPr>
+        <w:pStyle w:val="Heading2"/>
+        <w:jc w:val="right"/>
+        <w:bidi/>
+      </w:pPr>
+      <w:r>
+        <w:t>[ترويسة / كليشة وزارة العدل — معلومات رسمية متكررة] ===</w:t>
         <w:br/>
         <w:t>ا مصاريف فيلا الشيخ/احمد زينى عن شهر يناير؛ ١١؟‏ الصفحة: 2 ‎١‏</w:t>
+      </w:r>
+    </w:p>
+    <w:p>
+      <w:pPr>
+        <w:pStyle w:val="Heading2"/>
+        <w:jc w:val="right"/>
+        <w:bidi/>
+      </w:pPr>
+      <w:r>
+        <w:t>[نص الضبط / الحكم — المتن الفعلي] ===</w:t>
         <w:br/>
         <w:t>‏|</w:t>
       </w:r>
@@ -14990,15 +16530,22 @@
     </w:p>
     <w:p>
       <w:pPr>
-        <w:jc w:val="right"/>
-        <w:bidi/>
-      </w:pPr>
-      <w:r>
-        <w:rPr>
-          <w:b w:val="0"/>
-          <w:i w:val="0"/>
-        </w:rPr>
-        <w:t>[صفحة 2 - OCR]</w:t>
+        <w:pStyle w:val="Heading2"/>
+        <w:jc w:val="right"/>
+        <w:bidi/>
+      </w:pPr>
+      <w:r>
+        <w:t>صفحة 2 - OCR</w:t>
+      </w:r>
+    </w:p>
+    <w:p>
+      <w:pPr>
+        <w:pStyle w:val="Heading2"/>
+        <w:jc w:val="right"/>
+        <w:bidi/>
+      </w:pPr>
+      <w:r>
+        <w:t>[نص الضبط / الحكم — المتن الفعلي] ===</w:t>
         <w:br/>
         <w:t>شركةه احمد زينى ‎oa gig‏</w:t>
       </w:r>
@@ -15156,30 +16703,46 @@
     </w:p>
     <w:p>
       <w:pPr>
-        <w:jc w:val="right"/>
-        <w:bidi/>
-      </w:pPr>
-      <w:r>
-        <w:rPr>
-          <w:b w:val="0"/>
-          <w:i w:val="0"/>
-        </w:rPr>
-        <w:t>[صفحة 3 - OCR]</w:t>
+        <w:pStyle w:val="Heading2"/>
+        <w:jc w:val="right"/>
+        <w:bidi/>
+      </w:pPr>
+      <w:r>
+        <w:t>صفحة 3 - OCR</w:t>
+      </w:r>
+    </w:p>
+    <w:p>
+      <w:pPr>
+        <w:pStyle w:val="Heading2"/>
+        <w:jc w:val="right"/>
+        <w:bidi/>
+      </w:pPr>
+      <w:r>
+        <w:t>[نص الضبط / الحكم — المتن الفعلي] ===</w:t>
         <w:br/>
         <w:t>شركة احمد زيني وأولاده</w:t>
       </w:r>
     </w:p>
     <w:p>
       <w:pPr>
-        <w:jc w:val="right"/>
-        <w:bidi/>
-      </w:pPr>
-      <w:r>
-        <w:rPr>
-          <w:b w:val="0"/>
-          <w:i w:val="0"/>
-        </w:rPr>
+        <w:pStyle w:val="Heading2"/>
+        <w:jc w:val="right"/>
+        <w:bidi/>
+      </w:pPr>
+      <w:r>
+        <w:t>[بيانات الأطراف: المدعي / المدعى عليه / الحاضرون] ===</w:t>
+        <w:br/>
         <w:t>خلا... نوقباس نيفظومو براقالاو خويشلل ةيرهشلا تادعاسملاو تاصصخملا</w:t>
+      </w:r>
+    </w:p>
+    <w:p>
+      <w:pPr>
+        <w:pStyle w:val="Heading2"/>
+        <w:jc w:val="right"/>
+        <w:bidi/>
+      </w:pPr>
+      <w:r>
+        <w:t>[نص الضبط / الحكم — المتن الفعلي] ===</w:t>
         <w:br/>
         <w:t>عن شهر يناير 2014م</w:t>
       </w:r>
@@ -15515,26 +17078,53 @@
           <w:i w:val="0"/>
         </w:rPr>
         <w:t>===== ملف داخلي: 1435/1435 fil no 7 inv 678.pdf =====</w:t>
-        <w:br/>
-        <w:t>[صفحة 1 - OCR]</w:t>
+      </w:r>
+    </w:p>
+    <w:p>
+      <w:pPr>
+        <w:pStyle w:val="Heading2"/>
+        <w:jc w:val="right"/>
+        <w:bidi/>
+      </w:pPr>
+      <w:r>
+        <w:t>صفحة 1 - OCR</w:t>
+      </w:r>
+    </w:p>
+    <w:p>
+      <w:pPr>
+        <w:pStyle w:val="Heading2"/>
+        <w:jc w:val="right"/>
+        <w:bidi/>
+      </w:pPr>
+      <w:r>
+        <w:t>[نص الضبط / الحكم — المتن الفعلي] ===</w:t>
         <w:br/>
         <w:t>شركة احمد زينى واولاده</w:t>
         <w:br/>
         <w:t>جدة ‏ عمارة اوزكو</w:t>
+      </w:r>
+    </w:p>
+    <w:p>
+      <w:pPr>
+        <w:pStyle w:val="Heading2"/>
+        <w:jc w:val="right"/>
+        <w:bidi/>
+      </w:pPr>
+      <w:r>
+        <w:t>[ترويسة / كليشة وزارة العدل — معلومات رسمية متكررة] ===</w:t>
         <w:br/>
         <w:t>هاتف: 5١؟ه5"‏ 5</w:t>
       </w:r>
     </w:p>
     <w:p>
       <w:pPr>
-        <w:jc w:val="right"/>
-        <w:bidi/>
-      </w:pPr>
-      <w:r>
-        <w:rPr>
-          <w:b w:val="0"/>
-          <w:i w:val="0"/>
-        </w:rPr>
+        <w:pStyle w:val="Heading2"/>
+        <w:jc w:val="right"/>
+        <w:bidi/>
+      </w:pPr>
+      <w:r>
+        <w:t>[نص الضبط / الحكم — المتن الفعلي] ===</w:t>
+        <w:br/>
         <w:t>5.05١*.4 ‏فاكس:‎</w:t>
       </w:r>
     </w:p>
@@ -15622,33 +17212,49 @@
     </w:p>
     <w:p>
       <w:pPr>
-        <w:jc w:val="right"/>
-        <w:bidi/>
-      </w:pPr>
-      <w:r>
-        <w:rPr>
-          <w:b w:val="0"/>
-          <w:i w:val="0"/>
-        </w:rPr>
-        <w:t>[صفحة 2 - OCR]</w:t>
+        <w:pStyle w:val="Heading2"/>
+        <w:jc w:val="right"/>
+        <w:bidi/>
+      </w:pPr>
+      <w:r>
+        <w:t>صفحة 2 - OCR</w:t>
+      </w:r>
+    </w:p>
+    <w:p>
+      <w:pPr>
+        <w:pStyle w:val="Heading2"/>
+        <w:jc w:val="right"/>
+        <w:bidi/>
+      </w:pPr>
+      <w:r>
+        <w:t>[نص الضبط / الحكم — المتن الفعلي] ===</w:t>
         <w:br/>
         <w:t>شركة احمد زينى واولاده ‎AHMED ZAINY &amp;SONS CO‏</w:t>
         <w:br/>
         <w:t>جدة ‏ عمارة اوزكو ‎JEDDAH - 0260 BULLDING‏</w:t>
+      </w:r>
+    </w:p>
+    <w:p>
+      <w:pPr>
+        <w:pStyle w:val="Heading2"/>
+        <w:jc w:val="right"/>
+        <w:bidi/>
+      </w:pPr>
+      <w:r>
+        <w:t>[ترويسة / كليشة وزارة العدل — معلومات رسمية متكررة] ===</w:t>
         <w:br/>
         <w:t>هاتف: ‎55691١‏ فاكس: 5.59.4" لا ‎Fax:‏ كلكمكد5 ‎Tel:‏</w:t>
       </w:r>
     </w:p>
     <w:p>
       <w:pPr>
-        <w:jc w:val="right"/>
-        <w:bidi/>
-      </w:pPr>
-      <w:r>
-        <w:rPr>
-          <w:b w:val="0"/>
-          <w:i w:val="0"/>
-        </w:rPr>
+        <w:pStyle w:val="Heading2"/>
+        <w:jc w:val="right"/>
+        <w:bidi/>
+      </w:pPr>
+      <w:r>
+        <w:t>[نص الضبط / الحكم — المتن الفعلي] ===</w:t>
+        <w:br/>
         <w:t>أمر صرف نقدي</w:t>
         <w:br/>
         <w:t>‎vor‏</w:t>
@@ -15682,27 +17288,25 @@
     </w:p>
     <w:p>
       <w:pPr>
-        <w:jc w:val="right"/>
-        <w:bidi/>
-      </w:pPr>
-      <w:r>
-        <w:rPr>
-          <w:b w:val="0"/>
-          <w:i w:val="0"/>
-        </w:rPr>
+        <w:pStyle w:val="Heading2"/>
+        <w:jc w:val="right"/>
+        <w:bidi/>
+      </w:pPr>
+      <w:r>
+        <w:t>[بيانات الأطراف: المدعي / المدعى عليه / الحاضرون] ===</w:t>
+        <w:br/>
         <w:t>‎alee‏ فقط خمسون ألف وسبعمائة ريال سعودي لاغير</w:t>
       </w:r>
     </w:p>
     <w:p>
       <w:pPr>
-        <w:jc w:val="right"/>
-        <w:bidi/>
-      </w:pPr>
-      <w:r>
-        <w:rPr>
-          <w:b w:val="0"/>
-          <w:i w:val="0"/>
-        </w:rPr>
+        <w:pStyle w:val="Heading2"/>
+        <w:jc w:val="right"/>
+        <w:bidi/>
+      </w:pPr>
+      <w:r>
+        <w:t>[نص الضبط / الحكم — المتن الفعلي] ===</w:t>
+        <w:br/>
         <w:t>‏وذلك / مصاريف منزل الشيخ/ احمد زينى عن شهر فبراير؛ ‎٠١١‏</w:t>
       </w:r>
     </w:p>
@@ -15749,15 +17353,22 @@
     </w:p>
     <w:p>
       <w:pPr>
-        <w:jc w:val="right"/>
-        <w:bidi/>
-      </w:pPr>
-      <w:r>
-        <w:rPr>
-          <w:b w:val="0"/>
-          <w:i w:val="0"/>
-        </w:rPr>
-        <w:t>[صفحة 3 - OCR]</w:t>
+        <w:pStyle w:val="Heading2"/>
+        <w:jc w:val="right"/>
+        <w:bidi/>
+      </w:pPr>
+      <w:r>
+        <w:t>صفحة 3 - OCR</w:t>
+      </w:r>
+    </w:p>
+    <w:p>
+      <w:pPr>
+        <w:pStyle w:val="Heading2"/>
+        <w:jc w:val="right"/>
+        <w:bidi/>
+      </w:pPr>
+      <w:r>
+        <w:t>[نص الضبط / الحكم — المتن الفعلي] ===</w:t>
         <w:br/>
         <w:t>1</w:t>
         <w:br/>
@@ -15856,8 +17467,26 @@
           <w:i w:val="0"/>
         </w:rPr>
         <w:t>===== ملف داخلي: 1435/1435 fil no 9 inv 871.pdf =====</w:t>
-        <w:br/>
-        <w:t>[صفحة 1 - OCR]</w:t>
+      </w:r>
+    </w:p>
+    <w:p>
+      <w:pPr>
+        <w:pStyle w:val="Heading2"/>
+        <w:jc w:val="right"/>
+        <w:bidi/>
+      </w:pPr>
+      <w:r>
+        <w:t>صفحة 1 - OCR</w:t>
+      </w:r>
+    </w:p>
+    <w:p>
+      <w:pPr>
+        <w:pStyle w:val="Heading2"/>
+        <w:jc w:val="right"/>
+        <w:bidi/>
+      </w:pPr>
+      <w:r>
+        <w:t>[نص الضبط / الحكم — المتن الفعلي] ===</w:t>
         <w:br/>
         <w:t>AHMED ZAINY &amp;SONS CO: ‏شركة احمد زينى واولاده‎</w:t>
       </w:r>
@@ -15873,8 +17502,28 @@
           <w:i w:val="0"/>
         </w:rPr>
         <w:t>JEDDAH - 0260 BULLDING ‏عمارة اوزكو‎  ةدج‎</w:t>
+      </w:r>
+    </w:p>
+    <w:p>
+      <w:pPr>
+        <w:pStyle w:val="Heading2"/>
+        <w:jc w:val="right"/>
+        <w:bidi/>
+      </w:pPr>
+      <w:r>
+        <w:t>[ترويسة / كليشة وزارة العدل — معلومات رسمية متكررة] ===</w:t>
         <w:br/>
         <w:t>Tel: ‏كن‎ 5.585١ ‏هاتف:‎</w:t>
+      </w:r>
+    </w:p>
+    <w:p>
+      <w:pPr>
+        <w:pStyle w:val="Heading2"/>
+        <w:jc w:val="right"/>
+        <w:bidi/>
+      </w:pPr>
+      <w:r>
+        <w:t>[نص الضبط / الحكم — المتن الفعلي] ===</w:t>
         <w:br/>
         <w:t>‎Fax: 005.4 5.51١٠.04 ‏فاكس:‎</w:t>
         <w:br/>
@@ -15892,8 +17541,28 @@
           <w:i w:val="0"/>
         </w:rPr>
         <w:t>رقم القيد: ‎AVY‏ التاريخ: ‏ ا؟ز"./؛١.؟‏</w:t>
+      </w:r>
+    </w:p>
+    <w:p>
+      <w:pPr>
+        <w:pStyle w:val="Heading2"/>
+        <w:jc w:val="right"/>
+        <w:bidi/>
+      </w:pPr>
+      <w:r>
+        <w:t>[ترويسة / كليشة وزارة العدل — معلومات رسمية متكررة] ===</w:t>
         <w:br/>
         <w:t>بين القيد: مصاريف منزل الشيخ/احمد زينى عن شهر ‎Ve NE ashe‏ الصفحة: ‎١‏</w:t>
+      </w:r>
+    </w:p>
+    <w:p>
+      <w:pPr>
+        <w:pStyle w:val="Heading2"/>
+        <w:jc w:val="right"/>
+        <w:bidi/>
+      </w:pPr>
+      <w:r>
+        <w:t>[نص الضبط / الحكم — المتن الفعلي] ===</w:t>
         <w:br/>
         <w:t>‎Sf SS TT‏</w:t>
       </w:r>
@@ -15926,27 +17595,25 @@
     </w:p>
     <w:p>
       <w:pPr>
-        <w:jc w:val="right"/>
-        <w:bidi/>
-      </w:pPr>
-      <w:r>
-        <w:rPr>
-          <w:b w:val="0"/>
-          <w:i w:val="0"/>
-        </w:rPr>
+        <w:pStyle w:val="Heading2"/>
+        <w:jc w:val="right"/>
+        <w:bidi/>
+      </w:pPr>
+      <w:r>
+        <w:t>[بيانات الأطراف: المدعي / المدعى عليه / الحاضرون] ===</w:t>
+        <w:br/>
         <w:t>‏مجموع ‎pail‏ .....7..ه إفقط خمسون ألف وسبعمائة ‎Shy‏ سعودي لاغير</w:t>
       </w:r>
     </w:p>
     <w:p>
       <w:pPr>
-        <w:jc w:val="right"/>
-        <w:bidi/>
-      </w:pPr>
-      <w:r>
-        <w:rPr>
-          <w:b w:val="0"/>
-          <w:i w:val="0"/>
-        </w:rPr>
+        <w:pStyle w:val="Heading2"/>
+        <w:jc w:val="right"/>
+        <w:bidi/>
+      </w:pPr>
+      <w:r>
+        <w:t>[نص الضبط / الحكم — المتن الفعلي] ===</w:t>
+        <w:br/>
         <w:t>اعلا ريدملا ليلاملا ريدملا بساحملا‏</w:t>
         <w:br/>
         <w:t>27</w:t>
@@ -15954,15 +17621,22 @@
     </w:p>
     <w:p>
       <w:pPr>
-        <w:jc w:val="right"/>
-        <w:bidi/>
-      </w:pPr>
-      <w:r>
-        <w:rPr>
-          <w:b w:val="0"/>
-          <w:i w:val="0"/>
-        </w:rPr>
-        <w:t>[صفحة 2 - OCR]</w:t>
+        <w:pStyle w:val="Heading2"/>
+        <w:jc w:val="right"/>
+        <w:bidi/>
+      </w:pPr>
+      <w:r>
+        <w:t>صفحة 2 - OCR</w:t>
+      </w:r>
+    </w:p>
+    <w:p>
+      <w:pPr>
+        <w:pStyle w:val="Heading2"/>
+        <w:jc w:val="right"/>
+        <w:bidi/>
+      </w:pPr>
+      <w:r>
+        <w:t>[نص الضبط / الحكم — المتن الفعلي] ===</w:t>
         <w:br/>
         <w:t>5-5 er</w:t>
       </w:r>
@@ -15993,8 +17667,28 @@
         <w:t>شركة احمد زينى واولاده :</w:t>
         <w:br/>
         <w:t>جدة ‏ عمارة اوزكو ‎JEDDAH - 0260 BULLDING‏</w:t>
+      </w:r>
+    </w:p>
+    <w:p>
+      <w:pPr>
+        <w:pStyle w:val="Heading2"/>
+        <w:jc w:val="right"/>
+        <w:bidi/>
+      </w:pPr>
+      <w:r>
+        <w:t>[ترويسة / كليشة وزارة العدل — معلومات رسمية متكررة] ===</w:t>
         <w:br/>
         <w:t>هاتف: ‎Weve‏ فاكس: ‎Fax: 5 ".5١.4‏ "ل؟أفكء" ‎Tel:‏</w:t>
+      </w:r>
+    </w:p>
+    <w:p>
+      <w:pPr>
+        <w:pStyle w:val="Heading2"/>
+        <w:jc w:val="right"/>
+        <w:bidi/>
+      </w:pPr>
+      <w:r>
+        <w:t>[نص الضبط / الحكم — المتن الفعلي] ===</w:t>
         <w:br/>
         <w:t>‏ريال £44 التاريخ: ‎fry‏ ل لين</w:t>
       </w:r>
@@ -16027,27 +17721,25 @@
     </w:p>
     <w:p>
       <w:pPr>
-        <w:jc w:val="right"/>
-        <w:bidi/>
-      </w:pPr>
-      <w:r>
-        <w:rPr>
-          <w:b w:val="0"/>
-          <w:i w:val="0"/>
-        </w:rPr>
+        <w:pStyle w:val="Heading2"/>
+        <w:jc w:val="right"/>
+        <w:bidi/>
+      </w:pPr>
+      <w:r>
+        <w:t>[بيانات الأطراف: المدعي / المدعى عليه / الحاضرون] ===</w:t>
+        <w:br/>
         <w:t>مبلغ فقط خمسون ألف وسبعمائة ريال سعودي لاغير 58</w:t>
       </w:r>
     </w:p>
     <w:p>
       <w:pPr>
-        <w:jc w:val="right"/>
-        <w:bidi/>
-      </w:pPr>
-      <w:r>
-        <w:rPr>
-          <w:b w:val="0"/>
-          <w:i w:val="0"/>
-        </w:rPr>
+        <w:pStyle w:val="Heading2"/>
+        <w:jc w:val="right"/>
+        <w:bidi/>
+      </w:pPr>
+      <w:r>
+        <w:t>[نص الضبط / الحكم — المتن الفعلي] ===</w:t>
+        <w:br/>
         <w:t>FOR</w:t>
       </w:r>
     </w:p>
@@ -16133,30 +17825,46 @@
     </w:p>
     <w:p>
       <w:pPr>
-        <w:jc w:val="right"/>
-        <w:bidi/>
-      </w:pPr>
-      <w:r>
-        <w:rPr>
-          <w:b w:val="0"/>
-          <w:i w:val="0"/>
-        </w:rPr>
-        <w:t>[صفحة 3 - OCR]</w:t>
+        <w:pStyle w:val="Heading2"/>
+        <w:jc w:val="right"/>
+        <w:bidi/>
+      </w:pPr>
+      <w:r>
+        <w:t>صفحة 3 - OCR</w:t>
+      </w:r>
+    </w:p>
+    <w:p>
+      <w:pPr>
+        <w:pStyle w:val="Heading2"/>
+        <w:jc w:val="right"/>
+        <w:bidi/>
+      </w:pPr>
+      <w:r>
+        <w:t>[نص الضبط / الحكم — المتن الفعلي] ===</w:t>
         <w:br/>
         <w:t>شركة احمد زيني وأولاده</w:t>
       </w:r>
     </w:p>
     <w:p>
       <w:pPr>
-        <w:jc w:val="right"/>
-        <w:bidi/>
-      </w:pPr>
-      <w:r>
-        <w:rPr>
-          <w:b w:val="0"/>
-          <w:i w:val="0"/>
-        </w:rPr>
+        <w:pStyle w:val="Heading2"/>
+        <w:jc w:val="right"/>
+        <w:bidi/>
+      </w:pPr>
+      <w:r>
+        <w:t>[بيانات الأطراف: المدعي / المدعى عليه / الحاضرون] ===</w:t>
+        <w:br/>
         <w:t>خلا... نوقباس نيفظومو براقالاو خويشلل ةيرهشلا تادعاسملاو تاصصخملا</w:t>
+      </w:r>
+    </w:p>
+    <w:p>
+      <w:pPr>
+        <w:pStyle w:val="Heading2"/>
+        <w:jc w:val="right"/>
+        <w:bidi/>
+      </w:pPr>
+      <w:r>
+        <w:t>[نص الضبط / الحكم — المتن الفعلي] ===</w:t>
         <w:br/>
         <w:t>عن شهر مارس 2014م</w:t>
       </w:r>
@@ -16185,20 +17893,29 @@
           <w:i w:val="0"/>
         </w:rPr>
         <w:t>أتم ‎Abad‏ من 3.325 ريال الى 0</w:t>
+      </w:r>
+    </w:p>
+    <w:p>
+      <w:pPr>
+        <w:pStyle w:val="Heading2"/>
+        <w:jc w:val="right"/>
+        <w:bidi/>
+      </w:pPr>
+      <w:r>
+        <w:t>[بيانات الأطراف: المدعي / المدعى عليه / الحاضرون] ===</w:t>
         <w:br/>
         <w:t>5 لإبر 1.000 ةيرهش ةدعاسما</w:t>
       </w:r>
     </w:p>
     <w:p>
       <w:pPr>
-        <w:jc w:val="right"/>
-        <w:bidi/>
-      </w:pPr>
-      <w:r>
-        <w:rPr>
-          <w:b w:val="0"/>
-          <w:i w:val="0"/>
-        </w:rPr>
+        <w:pStyle w:val="Heading2"/>
+        <w:jc w:val="right"/>
+        <w:bidi/>
+      </w:pPr>
+      <w:r>
+        <w:t>[نص الضبط / الحكم — المتن الفعلي] ===</w:t>
+        <w:br/>
         <w:t>مومجلا - ميركلا نآرقلا ظيفحتل ةيريخلا ةيعمجلا</w:t>
       </w:r>
     </w:p>
@@ -16282,14 +17999,13 @@
     </w:p>
     <w:p>
       <w:pPr>
-        <w:jc w:val="right"/>
-        <w:bidi/>
-      </w:pPr>
-      <w:r>
-        <w:rPr>
-          <w:b w:val="0"/>
-          <w:i w:val="0"/>
-        </w:rPr>
+        <w:pStyle w:val="Heading2"/>
+        <w:jc w:val="right"/>
+        <w:bidi/>
+      </w:pPr>
+      <w:r>
+        <w:t>[بيانات الأطراف: المدعي / المدعى عليه / الحاضرون] ===</w:t>
+        <w:br/>
         <w:t>ياسم علي محمد بلبيسي</w:t>
       </w:r>
     </w:p>
@@ -16304,6 +18020,16 @@
           <w:i w:val="0"/>
         </w:rPr>
         <w:t>عفدت لاير 250 ةيرهش ةدعاسما ميلس وجنك ركب وبا موحرملا ةئثرو</w:t>
+      </w:r>
+    </w:p>
+    <w:p>
+      <w:pPr>
+        <w:pStyle w:val="Heading2"/>
+        <w:jc w:val="right"/>
+        <w:bidi/>
+      </w:pPr>
+      <w:r>
+        <w:t>[نص الضبط / الحكم — المتن الفعلي] ===</w:t>
         <w:br/>
         <w:t>عومجملا</w:t>
         <w:br/>

--- a/zaini_case_audit_output/outputs/word/documents/117_المسحوبات 1435 (zip).docx
+++ b/zaini_case_audit_output/outputs/word/documents/117_المسحوبات 1435 (zip).docx
@@ -3173,7 +3173,7 @@
           <w:b w:val="0"/>
           <w:i w:val="0"/>
         </w:rPr>
-        <w:t>ةيبرعلا ابوب ةكرش‏</w:t>
+        <w:t>‏شركة بوبا العربية</w:t>
       </w:r>
     </w:p>
     <w:p>
@@ -6638,7 +6638,7 @@
         <w:br/>
         <w:t>ervey oy</w:t>
         <w:br/>
-        <w:t>‎ةيبرعلا ةكلمملا‏ rood Bat</w:t>
+        <w:t>Bat rood ‏المملكة العربية‎</w:t>
       </w:r>
     </w:p>
     <w:p>
@@ -8502,8 +8502,28 @@
         <w:t>eel oe] srr] aki rt</w:t>
         <w:br/>
         <w:t>Payment Method ‏عننان أحمد زيني‎ Account Holder Name|</w:t>
-        <w:br/>
-        <w:t>‎راقعلا تانايب‏ ,1 RAWDHAA AL ,AL-HADER NAHDAT ‎ةقاطب مقر/ةيدوعسلا ةكبشلا‏</w:t>
+      </w:r>
+    </w:p>
+    <w:p>
+      <w:pPr>
+        <w:pStyle w:val="Heading2"/>
+        <w:jc w:val="right"/>
+        <w:bidi/>
+      </w:pPr>
+      <w:r>
+        <w:t>[بيانات الأطراف: المدعي / المدعى عليه / الحاضرون] ===</w:t>
+        <w:br/>
+        <w:t>‏الشبكة السعودية/رقم بطاقة‎ NAHDAT AL-HADER, AL RAWDHAA 1, ‏بيانات العقار‎</w:t>
+      </w:r>
+    </w:p>
+    <w:p>
+      <w:pPr>
+        <w:pStyle w:val="Heading2"/>
+        <w:jc w:val="right"/>
+        <w:bidi/>
+      </w:pPr>
+      <w:r>
+        <w:t>[نص الضبط / الحكم — المتن الفعلي] ===</w:t>
         <w:br/>
         <w:t>‏الاثتمان‎ Jeddah, 21111 (++ ‏ترصيلة العقار‎ NK premise Address</w:t>
         <w:br/>
@@ -11529,15 +11549,24 @@
     </w:p>
     <w:p>
       <w:pPr>
-        <w:jc w:val="right"/>
-        <w:bidi/>
-      </w:pPr>
-      <w:r>
-        <w:rPr>
-          <w:b w:val="0"/>
-          <w:i w:val="0"/>
-        </w:rPr>
-        <w:t>لكك ‏Me O‎ !:!سكاف ‏aL TT‎ ةيدوعسلا ةيبرعلا ةكلمملا 11401 ةدج 1 ب ص</w:t>
+        <w:pStyle w:val="Heading2"/>
+        <w:jc w:val="right"/>
+        <w:bidi/>
+      </w:pPr>
+      <w:r>
+        <w:t>[بيانات الأطراف: المدعي / المدعى عليه / الحاضرون] ===</w:t>
+        <w:br/>
+        <w:t>ص ب 1 جدة 11401 المملكة العربية السعودية ‎TT aL‏ فاكس!:! ‎O Me‏ ككل</w:t>
+      </w:r>
+    </w:p>
+    <w:p>
+      <w:pPr>
+        <w:pStyle w:val="Heading2"/>
+        <w:jc w:val="right"/>
+        <w:bidi/>
+      </w:pPr>
+      <w:r>
+        <w:t>[نص الضبط / الحكم — المتن الفعلي] ===</w:t>
         <w:br/>
         <w:t>‎PO, Box 2172 Jeddah 21451, Saudi Arabia, Tel. +966 2 6509000 Fax: +966 2 6509001‏</w:t>
       </w:r>
@@ -12896,27 +12925,25 @@
     </w:p>
     <w:p>
       <w:pPr>
-        <w:jc w:val="right"/>
-        <w:bidi/>
-      </w:pPr>
-      <w:r>
-        <w:rPr>
-          <w:b w:val="0"/>
-          <w:i w:val="0"/>
-        </w:rPr>
-        <w:t>0 :ةحفصلا</w:t>
-      </w:r>
-    </w:p>
-    <w:p>
-      <w:pPr>
-        <w:jc w:val="right"/>
-        <w:bidi/>
-      </w:pPr>
-      <w:r>
-        <w:rPr>
-          <w:b w:val="0"/>
-          <w:i w:val="0"/>
-        </w:rPr>
+        <w:pStyle w:val="Heading2"/>
+        <w:jc w:val="right"/>
+        <w:bidi/>
+      </w:pPr>
+      <w:r>
+        <w:t>[ترويسة / كليشة وزارة العدل — معلومات رسمية متكررة] ===</w:t>
+        <w:br/>
+        <w:t>الصفحة: 0</w:t>
+      </w:r>
+    </w:p>
+    <w:p>
+      <w:pPr>
+        <w:pStyle w:val="Heading2"/>
+        <w:jc w:val="right"/>
+        <w:bidi/>
+      </w:pPr>
+      <w:r>
+        <w:t>[نص الضبط / الحكم — المتن الفعلي] ===</w:t>
+        <w:br/>
         <w:t>اتعاب نقل كفالات الخادمات دارمي وسوديرا</w:t>
       </w:r>
     </w:p>
@@ -13607,7 +13634,7 @@
         <w:br/>
         <w:t>‏ipeode‎ ب ---- ىديربلا زمرلا ‏City.‎ نيرو | 000 : كنبلا ناونع</w:t>
         <w:br/>
-        <w:t>‏Country:‎ __ةيدوعسلا دلبلا 581غ ضر :ةيالولا | ‏City.‎ هدج ‏Country aati‎ ةيدوعسلا ‏us‎</w:t>
+        <w:t>‎us‏ السعودية ‎aati Country‏ جده ‎City.‏ | الولاية: رض غ581 البلد السعودية__ ‎Country:‏</w:t>
       </w:r>
     </w:p>
     <w:p>

--- a/zaini_case_audit_output/outputs/word/documents/117_المسحوبات 1435 (zip).docx
+++ b/zaini_case_audit_output/outputs/word/documents/117_المسحوبات 1435 (zip).docx
@@ -75,7 +75,7 @@
         <w:bidi/>
       </w:pPr>
       <w:r>
-        <w:t>[نص الضبط / الحكم — المتن الفعلي] ===</w:t>
+        <w:t>[المتن الفعلي: الوقائع / الأسباب / المنطوق] ===</w:t>
         <w:br/>
         <w:t>[zip :ةقيرط - 23 :ةيلخادلا تافلملا ددع - 1BU--kLmXmZjBheO12Zohj7_xl4EgKJPv.zip فيشرأ]</w:t>
       </w:r>
@@ -110,7 +110,7 @@
         <w:bidi/>
       </w:pPr>
       <w:r>
-        <w:t>[نص الضبط / الحكم — المتن الفعلي] ===</w:t>
+        <w:t>[المتن الفعلي: الوقائع / الأسباب / المنطوق] ===</w:t>
         <w:br/>
         <w:t>- 0 ‘</w:t>
       </w:r>
@@ -122,7 +122,7 @@
         <w:bidi/>
       </w:pPr>
       <w:r>
-        <w:t>[ترويسة / كليشة وزارة العدل — معلومات رسمية متكررة] ===</w:t>
+        <w:t>[ترويسة / كليشة رسمية — معلومات متكررة] ===</w:t>
         <w:br/>
         <w:t>شركة احمد زينى واولاده ‎AHMED ZAINY &amp;SG@MS co...‏</w:t>
       </w:r>
@@ -134,7 +134,7 @@
         <w:bidi/>
       </w:pPr>
       <w:r>
-        <w:t>[نص الضبط / الحكم — المتن الفعلي] ===</w:t>
+        <w:t>[المتن الفعلي: الوقائع / الأسباب / المنطوق] ===</w:t>
         <w:br/>
         <w:t>جدة ‏ عمارة اوزكو 1 ‎JEDDAH - 0260 BULLDING‏</w:t>
       </w:r>
@@ -146,7 +146,7 @@
         <w:bidi/>
       </w:pPr>
       <w:r>
-        <w:t>[ترويسة / كليشة وزارة العدل — معلومات رسمية متكررة] ===</w:t>
+        <w:t>[ترويسة / كليشة رسمية — معلومات متكررة] ===</w:t>
         <w:br/>
         <w:t>هاتف: ١١5؟5.561‏ لس :ا ‎Tel:‏</w:t>
       </w:r>
@@ -158,7 +158,7 @@
         <w:bidi/>
       </w:pPr>
       <w:r>
-        <w:t>[نص الضبط / الحكم — المتن الفعلي] ===</w:t>
+        <w:t>[المتن الفعلي: الوقائع / الأسباب / المنطوق] ===</w:t>
         <w:br/>
         <w:t>Fax: 5“ TENE ‏فاكس:‎</w:t>
       </w:r>
@@ -234,7 +234,7 @@
         <w:bidi/>
       </w:pPr>
       <w:r>
-        <w:t>[نص الضبط / الحكم — المتن الفعلي] ===</w:t>
+        <w:t>[المتن الفعلي: الوقائع / الأسباب / المنطوق] ===</w:t>
         <w:br/>
         <w:t>شركة احمد زينى واولاده ©© ‎AHMED ZAINY &amp;SONS‏</w:t>
         <w:br/>
@@ -279,7 +279,7 @@
         <w:bidi/>
       </w:pPr>
       <w:r>
-        <w:t>[نص الضبط / الحكم — المتن الفعلي] ===</w:t>
+        <w:t>[المتن الفعلي: الوقائع / الأسباب / المنطوق] ===</w:t>
         <w:br/>
         <w:t>‎FOR‏</w:t>
       </w:r>
@@ -331,7 +331,7 @@
         <w:bidi/>
       </w:pPr>
       <w:r>
-        <w:t>[نص الضبط / الحكم — المتن الفعلي] ===</w:t>
+        <w:t>[المتن الفعلي: الوقائع / الأسباب / المنطوق] ===</w:t>
         <w:br/>
         <w:t>شركة ‎deal‏ زيني وأولاده ‎‘oa‏</w:t>
       </w:r>
@@ -355,7 +355,7 @@
         <w:bidi/>
       </w:pPr>
       <w:r>
-        <w:t>[نص الضبط / الحكم — المتن الفعلي] ===</w:t>
+        <w:t>[المتن الفعلي: الوقائع / الأسباب / المنطوق] ===</w:t>
         <w:br/>
         <w:t>عن شهر ابريل 2014م</w:t>
       </w:r>
@@ -575,7 +575,7 @@
         <w:bidi/>
       </w:pPr>
       <w:r>
-        <w:t>[نص الضبط / الحكم — المتن الفعلي] ===</w:t>
+        <w:t>[المتن الفعلي: الوقائع / الأسباب / المنطوق] ===</w:t>
         <w:br/>
         <w:t>شركة احمد زينى واولاده .| ‎AHMED ZAINY &amp;SONS CO‏</w:t>
         <w:br/>
@@ -681,7 +681,7 @@
         <w:bidi/>
       </w:pPr>
       <w:r>
-        <w:t>[نص الضبط / الحكم — المتن الفعلي] ===</w:t>
+        <w:t>[المتن الفعلي: الوقائع / الأسباب / المنطوق] ===</w:t>
         <w:br/>
         <w:t>AHMED ZAINY &amp;SONS CO ‏شركة احمد زينى واولاده‎</w:t>
       </w:r>
@@ -706,7 +706,7 @@
         <w:bidi/>
       </w:pPr>
       <w:r>
-        <w:t>[ترويسة / كليشة وزارة العدل — معلومات رسمية متكررة] ===</w:t>
+        <w:t>[ترويسة / كليشة رسمية — معلومات متكررة] ===</w:t>
         <w:br/>
         <w:t>‏هاتف: 5158515 فاكس: ‎5.5١.14‏ ل ‎Fax:‏ لالس يا ‎Tel;‏</w:t>
       </w:r>
@@ -718,7 +718,7 @@
         <w:bidi/>
       </w:pPr>
       <w:r>
-        <w:t>[نص الضبط / الحكم — المتن الفعلي] ===</w:t>
+        <w:t>[المتن الفعلي: الوقائع / الأسباب / المنطوق] ===</w:t>
         <w:br/>
         <w:t>‏أمر صرف نقدي</w:t>
         <w:br/>
@@ -748,7 +748,7 @@
         <w:bidi/>
       </w:pPr>
       <w:r>
-        <w:t>[نص الضبط / الحكم — المتن الفعلي] ===</w:t>
+        <w:t>[المتن الفعلي: الوقائع / الأسباب / المنطوق] ===</w:t>
         <w:br/>
         <w:t>وذلك / مصاريف فيلا الشيخ/احمد زينى عن شهر مايو ‎FOR ٠١14‏</w:t>
         <w:br/>
@@ -778,7 +778,7 @@
         <w:bidi/>
       </w:pPr>
       <w:r>
-        <w:t>[نص الضبط / الحكم — المتن الفعلي] ===</w:t>
+        <w:t>[المتن الفعلي: الوقائع / الأسباب / المنطوق] ===</w:t>
         <w:br/>
         <w:t>شركة احمد زينى واولاده</w:t>
         <w:br/>
@@ -792,7 +792,7 @@
         <w:bidi/>
       </w:pPr>
       <w:r>
-        <w:t>[ترويسة / كليشة وزارة العدل — معلومات رسمية متكررة] ===</w:t>
+        <w:t>[ترويسة / كليشة رسمية — معلومات متكررة] ===</w:t>
         <w:br/>
         <w:t>هاتف ‎VeVOUN‏ فاكس: ‎5:5١.‏</w:t>
       </w:r>
@@ -804,7 +804,7 @@
         <w:bidi/>
       </w:pPr>
       <w:r>
-        <w:t>[نص الضبط / الحكم — المتن الفعلي] ===</w:t>
+        <w:t>[المتن الفعلي: الوقائع / الأسباب / المنطوق] ===</w:t>
         <w:br/>
         <w:t>يصرف إلى المكرم: الشيخ/احمد زينى</w:t>
       </w:r>
@@ -828,7 +828,7 @@
         <w:bidi/>
       </w:pPr>
       <w:r>
-        <w:t>[نص الضبط / الحكم — المتن الفعلي] ===</w:t>
+        <w:t>[المتن الفعلي: الوقائع / الأسباب / المنطوق] ===</w:t>
         <w:br/>
         <w:t>وذلك / مصاريف فيلا الشيخ/احمد زينى عن شهر مليو 9 ‎V6‏</w:t>
       </w:r>
@@ -917,7 +917,7 @@
         <w:bidi/>
       </w:pPr>
       <w:r>
-        <w:t>[نص الضبط / الحكم — المتن الفعلي] ===</w:t>
+        <w:t>[المتن الفعلي: الوقائع / الأسباب / المنطوق] ===</w:t>
         <w:br/>
         <w:t>4 «</w:t>
       </w:r>
@@ -954,7 +954,7 @@
         <w:bidi/>
       </w:pPr>
       <w:r>
-        <w:t>[نص الضبط / الحكم — المتن الفعلي] ===</w:t>
+        <w:t>[المتن الفعلي: الوقائع / الأسباب / المنطوق] ===</w:t>
         <w:br/>
         <w:t>عن شهر مايو 2014م</w:t>
       </w:r>
@@ -1142,7 +1142,7 @@
         <w:bidi/>
       </w:pPr>
       <w:r>
-        <w:t>[نص الضبط / الحكم — المتن الفعلي] ===</w:t>
+        <w:t>[المتن الفعلي: الوقائع / الأسباب / المنطوق] ===</w:t>
         <w:br/>
         <w:t>ميلس وجنك ركب وبا موحرملا ةثرو</w:t>
       </w:r>
@@ -1272,7 +1272,7 @@
         <w:bidi/>
       </w:pPr>
       <w:r>
-        <w:t>[نص الضبط / الحكم — المتن الفعلي] ===</w:t>
+        <w:t>[المتن الفعلي: الوقائع / الأسباب / المنطوق] ===</w:t>
         <w:br/>
         <w:t>AHMED ZAINY &amp;SONS CO 0 ‏شركة احمد زينى واولاده‎</w:t>
       </w:r>
@@ -1297,7 +1297,7 @@
         <w:bidi/>
       </w:pPr>
       <w:r>
-        <w:t>[ترويسة / كليشة وزارة العدل — معلومات رسمية متكررة] ===</w:t>
+        <w:t>[ترويسة / كليشة رسمية — معلومات متكررة] ===</w:t>
         <w:br/>
         <w:t>هاتف: 5.55515 اللاي ‎Tel:‏</w:t>
       </w:r>
@@ -1309,7 +1309,7 @@
         <w:bidi/>
       </w:pPr>
       <w:r>
-        <w:t>[نص الضبط / الحكم — المتن الفعلي] ===</w:t>
+        <w:t>[المتن الفعلي: الوقائع / الأسباب / المنطوق] ===</w:t>
         <w:br/>
         <w:t>فاكس: ‎Fax: elie "505١.04‏</w:t>
         <w:br/>
@@ -1363,7 +1363,7 @@
         <w:bidi/>
       </w:pPr>
       <w:r>
-        <w:t>[نص الضبط / الحكم — المتن الفعلي] ===</w:t>
+        <w:t>[المتن الفعلي: الوقائع / الأسباب / المنطوق] ===</w:t>
         <w:br/>
         <w:t>بساحملا 0/7</w:t>
       </w:r>
@@ -1398,7 +1398,7 @@
         <w:bidi/>
       </w:pPr>
       <w:r>
-        <w:t>[نص الضبط / الحكم — المتن الفعلي] ===</w:t>
+        <w:t>[المتن الفعلي: الوقائع / الأسباب / المنطوق] ===</w:t>
         <w:br/>
         <w:t>شركة احمد زينى واولاده ‎AHMED ZAINY &amp;SONS CO‏</w:t>
         <w:br/>
@@ -1434,7 +1434,7 @@
         <w:bidi/>
       </w:pPr>
       <w:r>
-        <w:t>[نص الضبط / الحكم — المتن الفعلي] ===</w:t>
+        <w:t>[المتن الفعلي: الوقائع / الأسباب / المنطوق] ===</w:t>
         <w:br/>
         <w:t>‏FOR‎ مادم بلطك ىعيبطلا جالعلا ىلا ةفاضا ىنيز دمحا/خيشلل قفارم بيبط نيمات فيراصم / كلذو</w:t>
         <w:br/>
@@ -1507,7 +1507,7 @@
         <w:bidi/>
       </w:pPr>
       <w:r>
-        <w:t>[نص الضبط / الحكم — المتن الفعلي] ===</w:t>
+        <w:t>[المتن الفعلي: الوقائع / الأسباب / المنطوق] ===</w:t>
         <w:br/>
         <w:t>التاريخ: ‏ 1435/08/11 ه</w:t>
         <w:br/>
@@ -1643,7 +1643,7 @@
         <w:bidi/>
       </w:pPr>
       <w:r>
-        <w:t>[نص الضبط / الحكم — المتن الفعلي] ===</w:t>
+        <w:t>[المتن الفعلي: الوقائع / الأسباب / المنطوق] ===</w:t>
         <w:br/>
         <w:t>شركة احمد زينى واولاده</w:t>
         <w:br/>
@@ -1657,7 +1657,7 @@
         <w:bidi/>
       </w:pPr>
       <w:r>
-        <w:t>[ترويسة / كليشة وزارة العدل — معلومات رسمية متكررة] ===</w:t>
+        <w:t>[ترويسة / كليشة رسمية — معلومات متكررة] ===</w:t>
         <w:br/>
         <w:t>هاتفء ‎"5.58615١5‏</w:t>
       </w:r>
@@ -1669,7 +1669,7 @@
         <w:bidi/>
       </w:pPr>
       <w:r>
-        <w:t>[نص الضبط / الحكم — المتن الفعلي] ===</w:t>
+        <w:t>[المتن الفعلي: الوقائع / الأسباب / المنطوق] ===</w:t>
         <w:br/>
         <w:t>فاكس: 5.51".4</w:t>
       </w:r>
@@ -1799,7 +1799,7 @@
         <w:bidi/>
       </w:pPr>
       <w:r>
-        <w:t>[نص الضبط / الحكم — المتن الفعلي] ===</w:t>
+        <w:t>[المتن الفعلي: الوقائع / الأسباب / المنطوق] ===</w:t>
         <w:br/>
         <w:t>5</w:t>
       </w:r>
@@ -1863,7 +1863,7 @@
         <w:bidi/>
       </w:pPr>
       <w:r>
-        <w:t>[نص الضبط / الحكم — المتن الفعلي] ===</w:t>
+        <w:t>[المتن الفعلي: الوقائع / الأسباب / المنطوق] ===</w:t>
         <w:br/>
         <w:t>وذلك / مصاريف فيلا الشيخ/احمد زينى عن شهر يونيو؛ ‎FOR ٠.1‏</w:t>
         <w:br/>
@@ -1930,7 +1930,7 @@
         <w:bidi/>
       </w:pPr>
       <w:r>
-        <w:t>[نص الضبط / الحكم — المتن الفعلي] ===</w:t>
+        <w:t>[المتن الفعلي: الوقائع / الأسباب / المنطوق] ===</w:t>
         <w:br/>
         <w:t>©“</w:t>
         <w:br/>
@@ -1956,7 +1956,7 @@
         <w:bidi/>
       </w:pPr>
       <w:r>
-        <w:t>[نص الضبط / الحكم — المتن الفعلي] ===</w:t>
+        <w:t>[المتن الفعلي: الوقائع / الأسباب / المنطوق] ===</w:t>
         <w:br/>
         <w:t>‎sin spice‏ 2014م</w:t>
       </w:r>
@@ -2068,7 +2068,7 @@
         <w:bidi/>
       </w:pPr>
       <w:r>
-        <w:t>[نص الضبط / الحكم — المتن الفعلي] ===</w:t>
+        <w:t>[المتن الفعلي: الوقائع / الأسباب / المنطوق] ===</w:t>
         <w:br/>
         <w:t>ورثة المرحوم ابو بكر كنجو سليم مساعدة شهرية 250 ربل تدفع مقدما حتى نهاية :2014/12/3م</w:t>
         <w:br/>
@@ -2187,7 +2187,7 @@
         <w:bidi/>
       </w:pPr>
       <w:r>
-        <w:t>[نص الضبط / الحكم — المتن الفعلي] ===</w:t>
+        <w:t>[المتن الفعلي: الوقائع / الأسباب / المنطوق] ===</w:t>
         <w:br/>
         <w:t>شركة احمد زينى واولاده</w:t>
         <w:br/>
@@ -2201,7 +2201,7 @@
         <w:bidi/>
       </w:pPr>
       <w:r>
-        <w:t>[ترويسة / كليشة وزارة العدل — معلومات رسمية متكررة] ===</w:t>
+        <w:t>[ترويسة / كليشة رسمية — معلومات متكررة] ===</w:t>
         <w:br/>
         <w:t>هاتف: 5١1؟ه5.‏ "</w:t>
       </w:r>
@@ -2213,7 +2213,7 @@
         <w:bidi/>
       </w:pPr>
       <w:r>
-        <w:t>[نص الضبط / الحكم — المتن الفعلي] ===</w:t>
+        <w:t>[المتن الفعلي: الوقائع / الأسباب / المنطوق] ===</w:t>
         <w:br/>
         <w:t>Wee ‏فاكس:‎</w:t>
       </w:r>
@@ -2317,7 +2317,7 @@
         <w:bidi/>
       </w:pPr>
       <w:r>
-        <w:t>[نص الضبط / الحكم — المتن الفعلي] ===</w:t>
+        <w:t>[المتن الفعلي: الوقائع / الأسباب / المنطوق] ===</w:t>
         <w:br/>
         <w:t>١ AHMED ZAINY &amp;SONS ©0 ‏شركة احمد زينى واولاده‎ |</w:t>
         <w:br/>
@@ -2331,7 +2331,7 @@
         <w:bidi/>
       </w:pPr>
       <w:r>
-        <w:t>[ترويسة / كليشة وزارة العدل — معلومات رسمية متكررة] ===</w:t>
+        <w:t>[ترويسة / كليشة رسمية — معلومات متكررة] ===</w:t>
         <w:br/>
         <w:t>Tel: ‏وس ياه‎ Fax: vatvres SNe ‏فاكس:‎ NOROTNS ‏اهاتف:‎</w:t>
       </w:r>
@@ -2343,7 +2343,7 @@
         <w:bidi/>
       </w:pPr>
       <w:r>
-        <w:t>[نص الضبط / الحكم — المتن الفعلي] ===</w:t>
+        <w:t>[المتن الفعلي: الوقائع / الأسباب / المنطوق] ===</w:t>
         <w:br/>
         <w:t>0</w:t>
         <w:br/>
@@ -2438,7 +2438,7 @@
         <w:bidi/>
       </w:pPr>
       <w:r>
-        <w:t>[نص الضبط / الحكم — المتن الفعلي] ===</w:t>
+        <w:t>[المتن الفعلي: الوقائع / الأسباب / المنطوق] ===</w:t>
         <w:br/>
         <w:t>ما ‎wr‏ هد ص ات لد ده 2</w:t>
       </w:r>
@@ -2475,7 +2475,7 @@
         <w:bidi/>
       </w:pPr>
       <w:r>
-        <w:t>[نص الضبط / الحكم — المتن الفعلي] ===</w:t>
+        <w:t>[المتن الفعلي: الوقائع / الأسباب / المنطوق] ===</w:t>
         <w:br/>
         <w:t>‎aly,‏ 2014م</w:t>
       </w:r>
@@ -2615,7 +2615,7 @@
         <w:bidi/>
       </w:pPr>
       <w:r>
-        <w:t>[نص الضبط / الحكم — المتن الفعلي] ===</w:t>
+        <w:t>[المتن الفعلي: الوقائع / الأسباب / المنطوق] ===</w:t>
         <w:br/>
         <w:t>شركة احمد زينى واولاده</w:t>
       </w:r>
@@ -2640,7 +2640,7 @@
         <w:bidi/>
       </w:pPr>
       <w:r>
-        <w:t>[ترويسة / كليشة وزارة العدل — معلومات رسمية متكررة] ===</w:t>
+        <w:t>[ترويسة / كليشة رسمية — معلومات متكررة] ===</w:t>
         <w:br/>
         <w:t>هاتف: 5.5811</w:t>
       </w:r>
@@ -2652,7 +2652,7 @@
         <w:bidi/>
       </w:pPr>
       <w:r>
-        <w:t>[نص الضبط / الحكم — المتن الفعلي] ===</w:t>
+        <w:t>[المتن الفعلي: الوقائع / الأسباب / المنطوق] ===</w:t>
         <w:br/>
         <w:t>Seed ‏فاكس:‎</w:t>
       </w:r>
@@ -3157,8 +3157,28 @@
         <w:t>ةرامع - ةعونتم فيراصم‏</w:t>
         <w:br/>
         <w:t>وكزوا ةكرش - كيرشلا يراج</w:t>
-        <w:br/>
-        <w:t>يسيئرلا زكرملا - ينيزو رابا</w:t>
+      </w:r>
+    </w:p>
+    <w:p>
+      <w:pPr>
+        <w:pStyle w:val="Heading2"/>
+        <w:jc w:val="right"/>
+        <w:bidi/>
+      </w:pPr>
+      <w:r>
+        <w:t>[المُرسَل إليه / المخاطَب والتحية] ===</w:t>
+        <w:br/>
+        <w:t>ابار وزيني - المركز الرئيسي</w:t>
+      </w:r>
+    </w:p>
+    <w:p>
+      <w:pPr>
+        <w:pStyle w:val="Heading2"/>
+        <w:jc w:val="right"/>
+        <w:bidi/>
+      </w:pPr>
+      <w:r>
+        <w:t>[المتن الفعلي: الوقائع / الأسباب / المنطوق] ===</w:t>
         <w:br/>
         <w:t>‎Qua VT ett‏ اسامه زيني ( الشيخ</w:t>
       </w:r>
@@ -3283,7 +3303,7 @@
         <w:bidi/>
       </w:pPr>
       <w:r>
-        <w:t>[نص الضبط / الحكم — المتن الفعلي] ===</w:t>
+        <w:t>[المتن الفعلي: الوقائع / الأسباب / المنطوق] ===</w:t>
         <w:br/>
         <w:t>ير مم اصمم ملا ان</w:t>
         <w:br/>
@@ -3412,7 +3432,7 @@
         <w:bidi/>
       </w:pPr>
       <w:r>
-        <w:t>[نص الضبط / الحكم — المتن الفعلي] ===</w:t>
+        <w:t>[المتن الفعلي: الوقائع / الأسباب / المنطوق] ===</w:t>
         <w:br/>
         <w:t>Whee</w:t>
       </w:r>
@@ -3767,7 +3787,7 @@
         <w:bidi/>
       </w:pPr>
       <w:r>
-        <w:t>[نص الضبط / الحكم — المتن الفعلي] ===</w:t>
+        <w:t>[المتن الفعلي: الوقائع / الأسباب / المنطوق] ===</w:t>
         <w:br/>
         <w:t>Wi) Lg</w:t>
       </w:r>
@@ -3992,7 +4012,7 @@
         <w:bidi/>
       </w:pPr>
       <w:r>
-        <w:t>[نص الضبط / الحكم — المتن الفعلي] ===</w:t>
+        <w:t>[المتن الفعلي: الوقائع / الأسباب / المنطوق] ===</w:t>
         <w:br/>
         <w:t>Bupa [wor</w:t>
       </w:r>
@@ -4271,7 +4291,7 @@
         <w:bidi/>
       </w:pPr>
       <w:r>
-        <w:t>[نص الضبط / الحكم — المتن الفعلي] ===</w:t>
+        <w:t>[المتن الفعلي: الوقائع / الأسباب / المنطوق] ===</w:t>
         <w:br/>
         <w:t>Bupa [vow</w:t>
       </w:r>
@@ -4757,7 +4777,7 @@
         <w:bidi/>
       </w:pPr>
       <w:r>
-        <w:t>[نص الضبط / الحكم — المتن الفعلي] ===</w:t>
+        <w:t>[المتن الفعلي: الوقائع / الأسباب / المنطوق] ===</w:t>
         <w:br/>
         <w:t>Initial Schedule of Members</w:t>
       </w:r>
@@ -4900,7 +4920,7 @@
         <w:bidi/>
       </w:pPr>
       <w:r>
-        <w:t>[نص الضبط / الحكم — المتن الفعلي] ===</w:t>
+        <w:t>[المتن الفعلي: الوقائع / الأسباب / المنطوق] ===</w:t>
         <w:br/>
         <w:t>Bupa ‏بوبار)‎</w:t>
       </w:r>
@@ -5576,7 +5596,7 @@
         <w:bidi/>
       </w:pPr>
       <w:r>
-        <w:t>[نص الضبط / الحكم — المتن الفعلي] ===</w:t>
+        <w:t>[المتن الفعلي: الوقائع / الأسباب / المنطوق] ===</w:t>
         <w:br/>
         <w:t>Bupa ‏بوبار)‎</w:t>
       </w:r>
@@ -5910,7 +5930,7 @@
         <w:bidi/>
       </w:pPr>
       <w:r>
-        <w:t>[نص الضبط / الحكم — المتن الفعلي] ===</w:t>
+        <w:t>[المتن الفعلي: الوقائع / الأسباب / المنطوق] ===</w:t>
         <w:br/>
         <w:t>Bupa /| logo</w:t>
       </w:r>
@@ -6498,7 +6518,7 @@
         <w:bidi/>
       </w:pPr>
       <w:r>
-        <w:t>[ترويسة / كليشة وزارة العدل — معلومات رسمية متكررة] ===</w:t>
+        <w:t>[ترويسة / كليشة رسمية — معلومات متكررة] ===</w:t>
         <w:br/>
         <w:t>6721706 @ Mohammed Baduddin Gulam</w:t>
       </w:r>
@@ -6510,7 +6530,7 @@
         <w:bidi/>
       </w:pPr>
       <w:r>
-        <w:t>[نص الضبط / الحكم — المتن الفعلي] ===</w:t>
+        <w:t>[المتن الفعلي: الوقائع / الأسباب / المنطوق] ===</w:t>
         <w:br/>
         <w:t>6810951 Mohammed Bader Amer Munif</w:t>
         <w:br/>
@@ -6630,7 +6650,7 @@
         <w:bidi/>
       </w:pPr>
       <w:r>
-        <w:t>[نص الضبط / الحكم — المتن الفعلي] ===</w:t>
+        <w:t>[المتن الفعلي: الوقائع / الأسباب / المنطوق] ===</w:t>
         <w:br/>
         <w:t>SAA] ‏و‎ eile</w:t>
         <w:br/>
@@ -6699,7 +6719,7 @@
         <w:bidi/>
       </w:pPr>
       <w:r>
-        <w:t>[ترويسة / كليشة وزارة العدل — معلومات رسمية متكررة] ===</w:t>
+        <w:t>[ترويسة / كليشة رسمية — معلومات متكررة] ===</w:t>
         <w:br/>
         <w:t>‎ينيرتكلالا ديربلا‏ : motalm@zalii.net</w:t>
       </w:r>
@@ -6711,7 +6731,7 @@
         <w:bidi/>
       </w:pPr>
       <w:r>
-        <w:t>[نص الضبط / الحكم — المتن الفعلي] ===</w:t>
+        <w:t>[المتن الفعلي: الوقائع / الأسباب / المنطوق] ===</w:t>
         <w:br/>
         <w:t>ءاكرشلا / ةداسلا</w:t>
         <w:br/>
@@ -6964,7 +6984,7 @@
         <w:bidi/>
       </w:pPr>
       <w:r>
-        <w:t>[نص الضبط / الحكم — المتن الفعلي] ===</w:t>
+        <w:t>[المتن الفعلي: الوقائع / الأسباب / المنطوق] ===</w:t>
         <w:br/>
         <w:t>لالط :</w:t>
       </w:r>
@@ -7122,7 +7142,7 @@
         <w:bidi/>
       </w:pPr>
       <w:r>
-        <w:t>[نص الضبط / الحكم — المتن الفعلي] ===</w:t>
+        <w:t>[المتن الفعلي: الوقائع / الأسباب / المنطوق] ===</w:t>
         <w:br/>
         <w:t>on ‎همنا‏ ١/5 bunt me pryeee</w:t>
       </w:r>
@@ -7234,7 +7254,7 @@
         <w:bidi/>
       </w:pPr>
       <w:r>
-        <w:t>[ترويسة / كليشة وزارة العدل — معلومات رسمية متكررة] ===</w:t>
+        <w:t>[ترويسة / كليشة رسمية — معلومات متكررة] ===</w:t>
         <w:br/>
         <w:t>@ — OO</w:t>
       </w:r>
@@ -7246,7 +7266,7 @@
         <w:bidi/>
       </w:pPr>
       <w:r>
-        <w:t>[نص الضبط / الحكم — المتن الفعلي] ===</w:t>
+        <w:t>[المتن الفعلي: الوقائع / الأسباب / المنطوق] ===</w:t>
         <w:br/>
         <w:t>Product : Ahmed Zainy &amp; Sons Co. - Class 8</w:t>
         <w:br/>
@@ -7355,7 +7375,7 @@
         <w:bidi/>
       </w:pPr>
       <w:r>
-        <w:t>[نص الضبط / الحكم — المتن الفعلي] ===</w:t>
+        <w:t>[المتن الفعلي: الوقائع / الأسباب / المنطوق] ===</w:t>
         <w:br/>
         <w:t>شركة احمد زينى واولاده ’" ‎AHMED ZAINY &amp;SONS GO’‏</w:t>
         <w:br/>
@@ -7369,7 +7389,7 @@
         <w:bidi/>
       </w:pPr>
       <w:r>
-        <w:t>[ترويسة / كليشة وزارة العدل — معلومات رسمية متكررة] ===</w:t>
+        <w:t>[ترويسة / كليشة رسمية — معلومات متكررة] ===</w:t>
         <w:br/>
         <w:t>هاتف: ١١71ه5.5‏ جل يا ‎Tel:‏</w:t>
       </w:r>
@@ -7381,7 +7401,7 @@
         <w:bidi/>
       </w:pPr>
       <w:r>
-        <w:t>[نص الضبط / الحكم — المتن الفعلي] ===</w:t>
+        <w:t>[المتن الفعلي: الوقائع / الأسباب / المنطوق] ===</w:t>
         <w:br/>
         <w:t>Fax: V:\\¥.¢ "5.5١04 ‏فاكس:‎</w:t>
       </w:r>
@@ -7457,7 +7477,7 @@
         <w:bidi/>
       </w:pPr>
       <w:r>
-        <w:t>[نص الضبط / الحكم — المتن الفعلي] ===</w:t>
+        <w:t>[المتن الفعلي: الوقائع / الأسباب / المنطوق] ===</w:t>
         <w:br/>
         <w:t>7 —</w:t>
         <w:br/>
@@ -7486,7 +7506,7 @@
         <w:bidi/>
       </w:pPr>
       <w:r>
-        <w:t>[ترويسة / كليشة وزارة العدل — معلومات رسمية متكررة] ===</w:t>
+        <w:t>[ترويسة / كليشة رسمية — معلومات متكررة] ===</w:t>
         <w:br/>
         <w:t>هاتف ‎SNE‏ فاكس : ‎sees‏ د ‎Fax:‏ لني خخ ‎Tels‏</w:t>
       </w:r>
@@ -7498,7 +7518,7 @@
         <w:bidi/>
       </w:pPr>
       <w:r>
-        <w:t>[نص الضبط / الحكم — المتن الفعلي] ===</w:t>
+        <w:t>[المتن الفعلي: الوقائع / الأسباب / المنطوق] ===</w:t>
         <w:br/>
         <w:t>1 00 3 7</w:t>
         <w:br/>
@@ -7592,7 +7612,7 @@
         <w:bidi/>
       </w:pPr>
       <w:r>
-        <w:t>[نص الضبط / الحكم — المتن الفعلي] ===</w:t>
+        <w:t>[المتن الفعلي: الوقائع / الأسباب / المنطوق] ===</w:t>
         <w:br/>
         <w:t>‏ا‎ FOR TNE ‏زينى عن شهر ! غسطس‎ dal i ‏وذلك { مصاريف فيلا‎</w:t>
         <w:br/>
@@ -7646,7 +7666,7 @@
         <w:bidi/>
       </w:pPr>
       <w:r>
-        <w:t>[نص الضبط / الحكم — المتن الفعلي] ===</w:t>
+        <w:t>[المتن الفعلي: الوقائع / الأسباب / المنطوق] ===</w:t>
         <w:br/>
         <w:t>AHMED ZAINY &amp;SONS cP. aoe? i: ‏شركة احمد زينى واولاده‎</w:t>
         <w:br/>
@@ -7700,7 +7720,7 @@
         <w:bidi/>
       </w:pPr>
       <w:r>
-        <w:t>[نص الضبط / الحكم — المتن الفعلي] ===</w:t>
+        <w:t>[المتن الفعلي: الوقائع / الأسباب / المنطوق] ===</w:t>
         <w:br/>
         <w:t>وذلك / مصاريف فيلا ش٠احمد‏ زينى عن شهر اغسطس» ١١؟‏</w:t>
       </w:r>
@@ -7722,7 +7742,7 @@
         <w:bidi/>
       </w:pPr>
       <w:r>
-        <w:t>[نص الضبط / الحكم — المتن الفعلي] ===</w:t>
+        <w:t>[المتن الفعلي: الوقائع / الأسباب / المنطوق] ===</w:t>
         <w:br/>
         <w:t>شركة احمد زيني وأولاده</w:t>
       </w:r>
@@ -7746,7 +7766,7 @@
         <w:bidi/>
       </w:pPr>
       <w:r>
-        <w:t>[نص الضبط / الحكم — المتن الفعلي] ===</w:t>
+        <w:t>[المتن الفعلي: الوقائع / الأسباب / المنطوق] ===</w:t>
         <w:br/>
         <w:t>عن شهر اغسطس 2014</w:t>
       </w:r>
@@ -7856,7 +7876,7 @@
         <w:bidi/>
       </w:pPr>
       <w:r>
-        <w:t>[نص الضبط / الحكم — المتن الفعلي] ===</w:t>
+        <w:t>[المتن الفعلي: الوقائع / الأسباب / المنطوق] ===</w:t>
         <w:br/>
         <w:t>ميلس وجنك ركب وبا موحرملا ةّئإ</w:t>
         <w:br/>
@@ -7923,7 +7943,7 @@
         <w:bidi/>
       </w:pPr>
       <w:r>
-        <w:t>[نص الضبط / الحكم — المتن الفعلي] ===</w:t>
+        <w:t>[المتن الفعلي: الوقائع / الأسباب / المنطوق] ===</w:t>
         <w:br/>
         <w:t>شركة احمد زينى واولاده</w:t>
         <w:br/>
@@ -7937,7 +7957,7 @@
         <w:bidi/>
       </w:pPr>
       <w:r>
-        <w:t>[ترويسة / كليشة وزارة العدل — معلومات رسمية متكررة] ===</w:t>
+        <w:t>[ترويسة / كليشة رسمية — معلومات متكررة] ===</w:t>
         <w:br/>
         <w:t>هاتف: 5١51ه5.‏ 5</w:t>
       </w:r>
@@ -7949,7 +7969,7 @@
         <w:bidi/>
       </w:pPr>
       <w:r>
-        <w:t>[نص الضبط / الحكم — المتن الفعلي] ===</w:t>
+        <w:t>[المتن الفعلي: الوقائع / الأسباب / المنطوق] ===</w:t>
         <w:br/>
         <w:t>5.51١".4 ‏فاكس:‎</w:t>
       </w:r>
@@ -8079,7 +8099,7 @@
         <w:bidi/>
       </w:pPr>
       <w:r>
-        <w:t>[نص الضبط / الحكم — المتن الفعلي] ===</w:t>
+        <w:t>[المتن الفعلي: الوقائع / الأسباب / المنطوق] ===</w:t>
         <w:br/>
         <w:t>73</w:t>
         <w:br/>
@@ -8119,7 +8139,7 @@
         <w:bidi/>
       </w:pPr>
       <w:r>
-        <w:t>[ترويسة / كليشة وزارة العدل — معلومات رسمية متكررة] ===</w:t>
+        <w:t>[ترويسة / كليشة رسمية — معلومات متكررة] ===</w:t>
         <w:br/>
         <w:t>VAN EUV ‏هاتف‎</w:t>
       </w:r>
@@ -8131,7 +8151,7 @@
         <w:bidi/>
       </w:pPr>
       <w:r>
-        <w:t>[نص الضبط / الحكم — المتن الفعلي] ===</w:t>
+        <w:t>[المتن الفعلي: الوقائع / الأسباب / المنطوق] ===</w:t>
         <w:br/>
         <w:t>+</w:t>
         <w:br/>
@@ -8176,7 +8196,7 @@
         <w:bidi/>
       </w:pPr>
       <w:r>
-        <w:t>[نص الضبط / الحكم — المتن الفعلي] ===</w:t>
+        <w:t>[المتن الفعلي: الوقائع / الأسباب / المنطوق] ===</w:t>
         <w:br/>
         <w:t>وذلك / سداد فاتورة مياه فيلا ش «احمد ‎bt‏ والمرفقة</w:t>
       </w:r>
@@ -8288,7 +8308,7 @@
         <w:bidi/>
       </w:pPr>
       <w:r>
-        <w:t>[نص الضبط / الحكم — المتن الفعلي] ===</w:t>
+        <w:t>[المتن الفعلي: الوقائع / الأسباب / المنطوق] ===</w:t>
         <w:br/>
         <w:t>‎—</w:t>
       </w:r>
@@ -8408,7 +8428,7 @@
         <w:bidi/>
       </w:pPr>
       <w:r>
-        <w:t>[ترويسة / كليشة وزارة العدل — معلومات رسمية متكررة] ===</w:t>
+        <w:t>[ترويسة / كليشة رسمية — معلومات متكررة] ===</w:t>
         <w:br/>
         <w:t>صفحة ‎١‏ من ‎١‏ تاريخ الدفع</w:t>
       </w:r>
@@ -8420,7 +8440,7 @@
         <w:bidi/>
       </w:pPr>
       <w:r>
-        <w:t>[نص الضبط / الحكم — المتن الفعلي] ===</w:t>
+        <w:t>[المتن الفعلي: الوقائع / الأسباب / المنطوق] ===</w:t>
         <w:br/>
         <w:t>ةينطولا هايملا ةكرش</w:t>
       </w:r>
@@ -8523,7 +8543,7 @@
         <w:bidi/>
       </w:pPr>
       <w:r>
-        <w:t>[نص الضبط / الحكم — المتن الفعلي] ===</w:t>
+        <w:t>[المتن الفعلي: الوقائع / الأسباب / المنطوق] ===</w:t>
         <w:br/>
         <w:t>‏الاثتمان‎ Jeddah, 21111 (++ ‏ترصيلة العقار‎ NK premise Address</w:t>
         <w:br/>
@@ -8637,7 +8657,7 @@
         <w:bidi/>
       </w:pPr>
       <w:r>
-        <w:t>[نص الضبط / الحكم — المتن الفعلي] ===</w:t>
+        <w:t>[المتن الفعلي: الوقائع / الأسباب / المنطوق] ===</w:t>
         <w:br/>
         <w:t>‎ةينطولا هايملا ةكرش‏ its (are s.)</w:t>
       </w:r>
@@ -8754,7 +8774,7 @@
         <w:bidi/>
       </w:pPr>
       <w:r>
-        <w:t>[نص الضبط / الحكم — المتن الفعلي] ===</w:t>
+        <w:t>[المتن الفعلي: الوقائع / الأسباب / المنطوق] ===</w:t>
         <w:br/>
         <w:t>.مكعقومل هايملا ةمدخ لاصيإ ةداعال كلذو</w:t>
       </w:r>
@@ -8869,7 +8889,7 @@
         <w:bidi/>
       </w:pPr>
       <w:r>
-        <w:t>[نص الضبط / الحكم — المتن الفعلي] ===</w:t>
+        <w:t>[المتن الفعلي: الوقائع / الأسباب / المنطوق] ===</w:t>
         <w:br/>
         <w:t>شركة احمد زينى واولاده - ‎AHMED ZAINY 25015 CO:‏</w:t>
         <w:br/>
@@ -8883,7 +8903,7 @@
         <w:bidi/>
       </w:pPr>
       <w:r>
-        <w:t>[ترويسة / كليشة وزارة العدل — معلومات رسمية متكررة] ===</w:t>
+        <w:t>[ترويسة / كليشة رسمية — معلومات متكررة] ===</w:t>
         <w:br/>
         <w:t>هاتف: 5."58515 ‎٠‏ ل ا ‎Tel:‏</w:t>
       </w:r>
@@ -8895,7 +8915,7 @@
         <w:bidi/>
       </w:pPr>
       <w:r>
-        <w:t>[نص الضبط / الحكم — المتن الفعلي] ===</w:t>
+        <w:t>[المتن الفعلي: الوقائع / الأسباب / المنطوق] ===</w:t>
         <w:br/>
         <w:t>Fax: Ws Uife¢ "5.5١.4 ‏فاكس:‎</w:t>
       </w:r>
@@ -8969,7 +8989,7 @@
         <w:bidi/>
       </w:pPr>
       <w:r>
-        <w:t>[نص الضبط / الحكم — المتن الفعلي] ===</w:t>
+        <w:t>[المتن الفعلي: الوقائع / الأسباب / المنطوق] ===</w:t>
         <w:br/>
         <w:t>شركة احمد زيفى واولاده</w:t>
         <w:br/>
@@ -9008,7 +9028,7 @@
         <w:bidi/>
       </w:pPr>
       <w:r>
-        <w:t>[نص الضبط / الحكم — المتن الفعلي] ===</w:t>
+        <w:t>[المتن الفعلي: الوقائع / الأسباب / المنطوق] ===</w:t>
         <w:br/>
         <w:t>وذلك ‎J‏ مصاريف فيلا ش ‎١‏ احمد زينى اعن شير محرم *</w:t>
       </w:r>
@@ -9116,7 +9136,7 @@
         <w:bidi/>
       </w:pPr>
       <w:r>
-        <w:t>[نص الضبط / الحكم — المتن الفعلي] ===</w:t>
+        <w:t>[المتن الفعلي: الوقائع / الأسباب / المنطوق] ===</w:t>
         <w:br/>
         <w:t>شركة احمد زيني وأولاده'</w:t>
         <w:br/>
@@ -9145,7 +9165,7 @@
         <w:bidi/>
       </w:pPr>
       <w:r>
-        <w:t>[ترويسة / كليشة وزارة العدل — معلومات رسمية متكررة] ===</w:t>
+        <w:t>[ترويسة / كليشة رسمية — معلومات متكررة] ===</w:t>
         <w:br/>
         <w:t>أتصلت هاتفيا بتاريخ 1433/4/4ه يانها قد تزوجت وأصبحت غير محئاجة</w:t>
       </w:r>
@@ -9157,7 +9177,7 @@
         <w:bidi/>
       </w:pPr>
       <w:r>
-        <w:t>[نص الضبط / الحكم — المتن الفعلي] ===</w:t>
+        <w:t>[المتن الفعلي: الوقائع / الأسباب / المنطوق] ===</w:t>
         <w:br/>
         <w:t>‏ON OO‎ 0) نص ل نن من</w:t>
       </w:r>
@@ -9223,7 +9243,7 @@
         <w:bidi/>
       </w:pPr>
       <w:r>
-        <w:t>[نص الضبط / الحكم — المتن الفعلي] ===</w:t>
+        <w:t>[المتن الفعلي: الوقائع / الأسباب / المنطوق] ===</w:t>
         <w:br/>
         <w:t>لاتصلت هتفيا ‎fer tty‏ 1433/4/4ه بانها قد تزوجت وأصبحت غير محتاجة</w:t>
       </w:r>
@@ -9336,7 +9356,7 @@
         <w:bidi/>
       </w:pPr>
       <w:r>
-        <w:t>[نص الضبط / الحكم — المتن الفعلي] ===</w:t>
+        <w:t>[المتن الفعلي: الوقائع / الأسباب / المنطوق] ===</w:t>
         <w:br/>
         <w:t>AHMED ZAINY &amp;SONS CO ‏شركة احمد زينى واولاده‎</w:t>
         <w:br/>
@@ -9350,7 +9370,7 @@
         <w:bidi/>
       </w:pPr>
       <w:r>
-        <w:t>[ترويسة / كليشة وزارة العدل — معلومات رسمية متكررة] ===</w:t>
+        <w:t>[ترويسة / كليشة رسمية — معلومات متكررة] ===</w:t>
         <w:br/>
         <w:t>Tel: ‏كاك‎ 5.521١ ‏هاتف:‎</w:t>
       </w:r>
@@ -9362,7 +9382,7 @@
         <w:bidi/>
       </w:pPr>
       <w:r>
-        <w:t>[نص الضبط / الحكم — المتن الفعلي] ===</w:t>
+        <w:t>[المتن الفعلي: الوقائع / الأسباب / المنطوق] ===</w:t>
         <w:br/>
         <w:t>‎Fax: Vi .¢</w:t>
       </w:r>
@@ -9483,7 +9503,7 @@
         <w:bidi/>
       </w:pPr>
       <w:r>
-        <w:t>[نص الضبط / الحكم — المتن الفعلي] ===</w:t>
+        <w:t>[المتن الفعلي: الوقائع / الأسباب / المنطوق] ===</w:t>
         <w:br/>
         <w:t>Company ley Seual XS gelled ‎ةيئابرسهتلا ةقاطلا كالصستسمإ‏</w:t>
       </w:r>
@@ -9593,7 +9613,7 @@
         <w:bidi/>
       </w:pPr>
       <w:r>
-        <w:t>[نص الضبط / الحكم — المتن الفعلي] ===</w:t>
+        <w:t>[المتن الفعلي: الوقائع / الأسباب / المنطوق] ===</w:t>
         <w:br/>
         <w:t>شركة احمد زينى واولاده © ‎AHMED ZAINY &amp;SONS CG‏</w:t>
         <w:br/>
@@ -9607,7 +9627,7 @@
         <w:bidi/>
       </w:pPr>
       <w:r>
-        <w:t>[ترويسة / كليشة وزارة العدل — معلومات رسمية متكررة] ===</w:t>
+        <w:t>[ترويسة / كليشة رسمية — معلومات متكررة] ===</w:t>
         <w:br/>
         <w:t>هاتف: ‎505651١١‏ لت ان ‎Tel:‏</w:t>
       </w:r>
@@ -9619,7 +9639,7 @@
         <w:bidi/>
       </w:pPr>
       <w:r>
-        <w:t>[نص الضبط / الحكم — المتن الفعلي] ===</w:t>
+        <w:t>[المتن الفعلي: الوقائع / الأسباب / المنطوق] ===</w:t>
         <w:br/>
         <w:t>Fax: 0 SV es</w:t>
       </w:r>
@@ -9682,7 +9702,7 @@
         <w:bidi/>
       </w:pPr>
       <w:r>
-        <w:t>[نص الضبط / الحكم — المتن الفعلي] ===</w:t>
+        <w:t>[المتن الفعلي: الوقائع / الأسباب / المنطوق] ===</w:t>
         <w:br/>
         <w:t>| '</w:t>
       </w:r>
@@ -9709,7 +9729,7 @@
         <w:bidi/>
       </w:pPr>
       <w:r>
-        <w:t>[ترويسة / كليشة وزارة العدل — معلومات رسمية متكررة] ===</w:t>
+        <w:t>[ترويسة / كليشة رسمية — معلومات متكررة] ===</w:t>
         <w:br/>
         <w:t>Tel Se et Fax: ‏له‎ 0 SNe ‏هاتف 5584155 ك فاكس‎</w:t>
       </w:r>
@@ -9721,7 +9741,7 @@
         <w:bidi/>
       </w:pPr>
       <w:r>
-        <w:t>[نص الضبط / الحكم — المتن الفعلي] ===</w:t>
+        <w:t>[المتن الفعلي: الوقائع / الأسباب / المنطوق] ===</w:t>
         <w:br/>
         <w:t>i</w:t>
         <w:br/>
@@ -9844,7 +9864,7 @@
         <w:bidi/>
       </w:pPr>
       <w:r>
-        <w:t>[نص الضبط / الحكم — المتن الفعلي] ===</w:t>
+        <w:t>[المتن الفعلي: الوقائع / الأسباب / المنطوق] ===</w:t>
         <w:br/>
         <w:t>1</w:t>
         <w:br/>
@@ -9897,7 +9917,7 @@
         <w:bidi/>
       </w:pPr>
       <w:r>
-        <w:t>[نص الضبط / الحكم — المتن الفعلي] ===</w:t>
+        <w:t>[المتن الفعلي: الوقائع / الأسباب / المنطوق] ===</w:t>
         <w:br/>
         <w:t>9 2</w:t>
       </w:r>
@@ -10063,7 +10083,7 @@
         <w:bidi/>
       </w:pPr>
       <w:r>
-        <w:t>[نص الضبط / الحكم — المتن الفعلي] ===</w:t>
+        <w:t>[المتن الفعلي: الوقائع / الأسباب / المنطوق] ===</w:t>
         <w:br/>
         <w:t>شركة احمد زينى واولاده</w:t>
         <w:br/>
@@ -10077,7 +10097,7 @@
         <w:bidi/>
       </w:pPr>
       <w:r>
-        <w:t>[ترويسة / كليشة وزارة العدل — معلومات رسمية متكررة] ===</w:t>
+        <w:t>[ترويسة / كليشة رسمية — معلومات متكررة] ===</w:t>
         <w:br/>
         <w:t>هاتف كذمهة؟.؟</w:t>
       </w:r>
@@ -10089,7 +10109,7 @@
         <w:bidi/>
       </w:pPr>
       <w:r>
-        <w:t>[نص الضبط / الحكم — المتن الفعلي] ===</w:t>
+        <w:t>[المتن الفعلي: الوقائع / الأسباب / المنطوق] ===</w:t>
         <w:br/>
         <w:t>"5.5١.4 ‏فاكس:‎</w:t>
       </w:r>
@@ -10208,7 +10228,7 @@
         <w:bidi/>
       </w:pPr>
       <w:r>
-        <w:t>[نص الضبط / الحكم — المتن الفعلي] ===</w:t>
+        <w:t>[المتن الفعلي: الوقائع / الأسباب / المنطوق] ===</w:t>
         <w:br/>
         <w:t>AHMED ZAINY &amp;SONS CO : ‏شركة احمد زينى واولاده‎</w:t>
         <w:br/>
@@ -10222,7 +10242,7 @@
         <w:bidi/>
       </w:pPr>
       <w:r>
-        <w:t>[ترويسة / كليشة وزارة العدل — معلومات رسمية متكررة] ===</w:t>
+        <w:t>[ترويسة / كليشة رسمية — معلومات متكررة] ===</w:t>
         <w:br/>
         <w:t>Tel: Ve10NN4 5.5691 ‏هاتف:‎</w:t>
       </w:r>
@@ -10234,7 +10254,7 @@
         <w:bidi/>
       </w:pPr>
       <w:r>
-        <w:t>[نص الضبط / الحكم — المتن الفعلي] ===</w:t>
+        <w:t>[المتن الفعلي: الوقائع / الأسباب / المنطوق] ===</w:t>
         <w:br/>
         <w:t>Fax: (sitet 1 "5.5١.4 ‏فاكس:‎</w:t>
       </w:r>
@@ -10326,7 +10346,7 @@
         <w:bidi/>
       </w:pPr>
       <w:r>
-        <w:t>[نص الضبط / الحكم — المتن الفعلي] ===</w:t>
+        <w:t>[المتن الفعلي: الوقائع / الأسباب / المنطوق] ===</w:t>
         <w:br/>
         <w:t>-</w:t>
       </w:r>
@@ -10449,7 +10469,7 @@
         <w:bidi/>
       </w:pPr>
       <w:r>
-        <w:t>[نص الضبط / الحكم — المتن الفعلي] ===</w:t>
+        <w:t>[المتن الفعلي: الوقائع / الأسباب / المنطوق] ===</w:t>
         <w:br/>
         <w:t>٠ ‘ft *</w:t>
       </w:r>
@@ -10572,7 +10592,7 @@
         <w:bidi/>
       </w:pPr>
       <w:r>
-        <w:t>[نص الضبط / الحكم — المتن الفعلي] ===</w:t>
+        <w:t>[المتن الفعلي: الوقائع / الأسباب / المنطوق] ===</w:t>
         <w:br/>
         <w:t>10/15/2014</w:t>
       </w:r>
@@ -11010,7 +11030,7 @@
         <w:bidi/>
       </w:pPr>
       <w:r>
-        <w:t>[نص الضبط / الحكم — المتن الفعلي] ===</w:t>
+        <w:t>[المتن الفعلي: الوقائع / الأسباب / المنطوق] ===</w:t>
         <w:br/>
         <w:t>AHMED ZAINY &amp;SONS COQ. ‏شركة احمد زينى واولاده‎</w:t>
       </w:r>
@@ -11035,7 +11055,7 @@
         <w:bidi/>
       </w:pPr>
       <w:r>
-        <w:t>[ترويسة / كليشة وزارة العدل — معلومات رسمية متكررة] ===</w:t>
+        <w:t>[ترويسة / كليشة رسمية — معلومات متكررة] ===</w:t>
         <w:br/>
         <w:t>Teli ‏ل‎ et 5.529١ ‏هاتف:‎</w:t>
       </w:r>
@@ -11047,7 +11067,7 @@
         <w:bidi/>
       </w:pPr>
       <w:r>
-        <w:t>[نص الضبط / الحكم — المتن الفعلي] ===</w:t>
+        <w:t>[المتن الفعلي: الوقائع / الأسباب / المنطوق] ===</w:t>
         <w:br/>
         <w:t>5.5١.4 ‏فاكس:‎</w:t>
       </w:r>
@@ -11147,7 +11167,7 @@
         <w:bidi/>
       </w:pPr>
       <w:r>
-        <w:t>[نص الضبط / الحكم — المتن الفعلي] ===</w:t>
+        <w:t>[المتن الفعلي: الوقائع / الأسباب / المنطوق] ===</w:t>
         <w:br/>
         <w:t>, AHMED ZAINY &amp;SGNS CO</w:t>
         <w:br/>
@@ -11173,7 +11193,7 @@
         <w:bidi/>
       </w:pPr>
       <w:r>
-        <w:t>[نص الضبط / الحكم — المتن الفعلي] ===</w:t>
+        <w:t>[المتن الفعلي: الوقائع / الأسباب / المنطوق] ===</w:t>
         <w:br/>
         <w:t>التاريخ: ‏ 1435/12/25 ه</w:t>
         <w:br/>
@@ -11270,7 +11290,7 @@
         <w:bidi/>
       </w:pPr>
       <w:r>
-        <w:t>[نص الضبط / الحكم — المتن الفعلي] ===</w:t>
+        <w:t>[المتن الفعلي: الوقائع / الأسباب / المنطوق] ===</w:t>
         <w:br/>
         <w:t>يلوصلا يبطلا زكرملا</w:t>
       </w:r>
@@ -11566,7 +11586,7 @@
         <w:bidi/>
       </w:pPr>
       <w:r>
-        <w:t>[نص الضبط / الحكم — المتن الفعلي] ===</w:t>
+        <w:t>[المتن الفعلي: الوقائع / الأسباب / المنطوق] ===</w:t>
         <w:br/>
         <w:t>‎PO, Box 2172 Jeddah 21451, Saudi Arabia, Tel. +966 2 6509000 Fax: +966 2 6509001‏</w:t>
       </w:r>
@@ -11601,7 +11621,7 @@
         <w:bidi/>
       </w:pPr>
       <w:r>
-        <w:t>[نص الضبط / الحكم — المتن الفعلي] ===</w:t>
+        <w:t>[المتن الفعلي: الوقائع / الأسباب / المنطوق] ===</w:t>
         <w:br/>
         <w:t>7</w:t>
       </w:r>
@@ -11628,7 +11648,7 @@
         <w:bidi/>
       </w:pPr>
       <w:r>
-        <w:t>[ترويسة / كليشة وزارة العدل — معلومات رسمية متكررة] ===</w:t>
+        <w:t>[ترويسة / كليشة رسمية — معلومات متكررة] ===</w:t>
         <w:br/>
         <w:t>Tel: ‏مك5‎ : 5.565١ ‏هاتف:‎</w:t>
       </w:r>
@@ -11640,7 +11660,7 @@
         <w:bidi/>
       </w:pPr>
       <w:r>
-        <w:t>[نص الضبط / الحكم — المتن الفعلي] ===</w:t>
+        <w:t>[المتن الفعلي: الوقائع / الأسباب / المنطوق] ===</w:t>
         <w:br/>
         <w:t>Fax: ‏كت‎ 5.5١.4 ‏فاكس:‎</w:t>
       </w:r>
@@ -11660,27 +11680,25 @@
     </w:p>
     <w:p>
       <w:pPr>
-        <w:jc w:val="right"/>
-        <w:bidi/>
-      </w:pPr>
-      <w:r>
-        <w:rPr>
-          <w:b w:val="0"/>
-          <w:i w:val="0"/>
-        </w:rPr>
-        <w:t>‏١‎ :ةحفصلا هقفرملا ريتاوفلا بسح يلودلا هدج يفشتسمب ينيز دمحا خيشلا ةماقا ريتاوف ةميق :دبقلا نايب</w:t>
-      </w:r>
-    </w:p>
-    <w:p>
-      <w:pPr>
-        <w:jc w:val="right"/>
-        <w:bidi/>
-      </w:pPr>
-      <w:r>
-        <w:rPr>
-          <w:b w:val="0"/>
-          <w:i w:val="0"/>
-        </w:rPr>
+        <w:pStyle w:val="Heading2"/>
+        <w:jc w:val="right"/>
+        <w:bidi/>
+      </w:pPr>
+      <w:r>
+        <w:t>[ترويسة / كليشة رسمية — معلومات متكررة] ===</w:t>
+        <w:br/>
+        <w:t>بيان القبد: قيمة فواتير اقامة الشيخ احمد زيني بمستشفي جده الدولي حسب الفواتير المرفقه الصفحة: ‎١‏</w:t>
+      </w:r>
+    </w:p>
+    <w:p>
+      <w:pPr>
+        <w:pStyle w:val="Heading2"/>
+        <w:jc w:val="right"/>
+        <w:bidi/>
+      </w:pPr>
+      <w:r>
+        <w:t>[المتن الفعلي: الوقائع / الأسباب / المنطوق] ===</w:t>
+        <w:br/>
         <w:t>و مح ته</w:t>
         <w:br/>
         <w:t>51 قيمة فواتير اقامة الشيخ احمد زيني بمستشفي</w:t>
@@ -11707,7 +11725,7 @@
         <w:bidi/>
       </w:pPr>
       <w:r>
-        <w:t>[نص الضبط / الحكم — المتن الفعلي] ===</w:t>
+        <w:t>[المتن الفعلي: الوقائع / الأسباب / المنطوق] ===</w:t>
         <w:br/>
         <w:t>66</w:t>
       </w:r>
@@ -11729,7 +11747,7 @@
         <w:bidi/>
       </w:pPr>
       <w:r>
-        <w:t>[نص الضبط / الحكم — المتن الفعلي] ===</w:t>
+        <w:t>[المتن الفعلي: الوقائع / الأسباب / المنطوق] ===</w:t>
         <w:br/>
         <w:t>Le ce EME i Nn HEROS STEPS ‏بصعت در سس جه ويه جا‎ ata che ree ‏مس سوج موسج‎ rene ‏جد جد مه ربد بع حب‎ MRE ‏جص بج وس ووجب بيد عد يسبيب حو بعد‎ RRR eee ‏بمج وو جاب ربد سيج وب مسدب‎ nin ‏سومج‎ mete</w:t>
       </w:r>
@@ -11756,7 +11774,7 @@
         <w:bidi/>
       </w:pPr>
       <w:r>
-        <w:t>[ترويسة / كليشة وزارة العدل — معلومات رسمية متكررة] ===</w:t>
+        <w:t>[ترويسة / كليشة رسمية — معلومات متكررة] ===</w:t>
         <w:br/>
         <w:t>Tel: ‏لي‎ 5.557١ ‏هاتف:‎</w:t>
       </w:r>
@@ -11768,7 +11786,7 @@
         <w:bidi/>
       </w:pPr>
       <w:r>
-        <w:t>[نص الضبط / الحكم — المتن الفعلي] ===</w:t>
+        <w:t>[المتن الفعلي: الوقائع / الأسباب / المنطوق] ===</w:t>
         <w:br/>
         <w:t>Fax: ‏ا‎ SVE ‏فاكس:‎</w:t>
       </w:r>
@@ -11831,7 +11849,7 @@
         <w:bidi/>
       </w:pPr>
       <w:r>
-        <w:t>[نص الضبط / الحكم — المتن الفعلي] ===</w:t>
+        <w:t>[المتن الفعلي: الوقائع / الأسباب / المنطوق] ===</w:t>
         <w:br/>
         <w:t>| شركة احمد زينى واولاده ‘</w:t>
         <w:br/>
@@ -11845,7 +11863,7 @@
         <w:bidi/>
       </w:pPr>
       <w:r>
-        <w:t>[ترويسة / كليشة وزارة العدل — معلومات رسمية متكررة] ===</w:t>
+        <w:t>[ترويسة / كليشة رسمية — معلومات متكررة] ===</w:t>
         <w:br/>
         <w:t>Week ‏فاكس:‎ NaNO IN ‏هاتف‎</w:t>
       </w:r>
@@ -11857,7 +11875,7 @@
         <w:bidi/>
       </w:pPr>
       <w:r>
-        <w:t>[نص الضبط / الحكم — المتن الفعلي] ===</w:t>
+        <w:t>[المتن الفعلي: الوقائع / الأسباب / المنطوق] ===</w:t>
         <w:br/>
         <w:t>‎‘</w:t>
       </w:r>
@@ -11896,7 +11914,7 @@
         <w:bidi/>
       </w:pPr>
       <w:r>
-        <w:t>[نص الضبط / الحكم — المتن الفعلي] ===</w:t>
+        <w:t>[المتن الفعلي: الوقائع / الأسباب / المنطوق] ===</w:t>
         <w:br/>
         <w:t>1 NYLOFANL ee /</w:t>
         <w:br/>
@@ -11950,9 +11968,9 @@
         <w:bidi/>
       </w:pPr>
       <w:r>
-        <w:t>[نص الضبط / الحكم — المتن الفعلي] ===</w:t>
-        <w:br/>
-        <w:t>هقفرملا ريتاوفلا بسح يلودلا هدج يفشتسمب ينيز ‏dant‎ خيشلا ةماقا ريتاوف ةميق 7 كلذو‏</w:t>
+        <w:t>[المتن الفعلي: الوقائع / الأسباب / المنطوق] ===</w:t>
+        <w:br/>
+        <w:t>‏وذلك 7 قيمة فواتير اقامة الشيخ ‎dant‏ زيني بمستشفي جده الدولي حسب الفواتير المرفقه</w:t>
       </w:r>
     </w:p>
     <w:p>
@@ -12064,7 +12082,7 @@
         <w:bidi/>
       </w:pPr>
       <w:r>
-        <w:t>[نص الضبط / الحكم — المتن الفعلي] ===</w:t>
+        <w:t>[المتن الفعلي: الوقائع / الأسباب / المنطوق] ===</w:t>
         <w:br/>
         <w:t>التاريخ: ‏ 1435/12/21 ه</w:t>
         <w:br/>
@@ -12170,7 +12188,7 @@
         <w:bidi/>
       </w:pPr>
       <w:r>
-        <w:t>[نص الضبط / الحكم — المتن الفعلي] ===</w:t>
+        <w:t>[المتن الفعلي: الوقائع / الأسباب / المنطوق] ===</w:t>
         <w:br/>
         <w:t>شركة احمد زينى واولاده</w:t>
         <w:br/>
@@ -12184,7 +12202,7 @@
         <w:bidi/>
       </w:pPr>
       <w:r>
-        <w:t>[ترويسة / كليشة وزارة العدل — معلومات رسمية متكررة] ===</w:t>
+        <w:t>[ترويسة / كليشة رسمية — معلومات متكررة] ===</w:t>
         <w:br/>
         <w:t>هاتف: 5.5615</w:t>
       </w:r>
@@ -12196,7 +12214,7 @@
         <w:bidi/>
       </w:pPr>
       <w:r>
-        <w:t>[نص الضبط / الحكم — المتن الفعلي] ===</w:t>
+        <w:t>[المتن الفعلي: الوقائع / الأسباب / المنطوق] ===</w:t>
         <w:br/>
         <w:t>5.5١.4 ‏فاكس:‎</w:t>
       </w:r>
@@ -12313,7 +12331,7 @@
         <w:bidi/>
       </w:pPr>
       <w:r>
-        <w:t>[نص الضبط / الحكم — المتن الفعلي] ===</w:t>
+        <w:t>[المتن الفعلي: الوقائع / الأسباب / المنطوق] ===</w:t>
         <w:br/>
         <w:t>7 7 0 ا</w:t>
         <w:br/>
@@ -12329,7 +12347,7 @@
         <w:bidi/>
       </w:pPr>
       <w:r>
-        <w:t>[ترويسة / كليشة وزارة العدل — معلومات رسمية متكررة] ===</w:t>
+        <w:t>[ترويسة / كليشة رسمية — معلومات متكررة] ===</w:t>
         <w:br/>
         <w:t>| Tel: SaNorys Fax: 5.55.4 Ne et ‏فاكس:‎ KON ‏هاتف‎ |</w:t>
       </w:r>
@@ -12341,7 +12359,7 @@
         <w:bidi/>
       </w:pPr>
       <w:r>
-        <w:t>[نص الضبط / الحكم — المتن الفعلي] ===</w:t>
+        <w:t>[المتن الفعلي: الوقائع / الأسباب / المنطوق] ===</w:t>
         <w:br/>
         <w:t>1</w:t>
       </w:r>
@@ -12471,7 +12489,7 @@
         <w:bidi/>
       </w:pPr>
       <w:r>
-        <w:t>[نص الضبط / الحكم — المتن الفعلي] ===</w:t>
+        <w:t>[المتن الفعلي: الوقائع / الأسباب / المنطوق] ===</w:t>
         <w:br/>
         <w:t>‎FOR‏ |</w:t>
       </w:r>
@@ -12545,7 +12563,7 @@
         <w:bidi/>
       </w:pPr>
       <w:r>
-        <w:t>[نص الضبط / الحكم — المتن الفعلي] ===</w:t>
+        <w:t>[المتن الفعلي: الوقائع / الأسباب / المنطوق] ===</w:t>
         <w:br/>
         <w:t>التاريخ: ‏ 1435/12/27 ه</w:t>
         <w:br/>
@@ -12680,7 +12698,7 @@
         <w:bidi/>
       </w:pPr>
       <w:r>
-        <w:t>[نص الضبط / الحكم — المتن الفعلي] ===</w:t>
+        <w:t>[المتن الفعلي: الوقائع / الأسباب / المنطوق] ===</w:t>
         <w:br/>
         <w:t>ayn 1/7١ ‎ايماس هممم__ ب ىفلتلال‏ 29) samba 000714</w:t>
       </w:r>
@@ -12849,7 +12867,7 @@
         <w:bidi/>
       </w:pPr>
       <w:r>
-        <w:t>[نص الضبط / الحكم — المتن الفعلي] ===</w:t>
+        <w:t>[المتن الفعلي: الوقائع / الأسباب / المنطوق] ===</w:t>
         <w:br/>
         <w:t>شركة احمد زينى واولاده</w:t>
         <w:br/>
@@ -12863,7 +12881,7 @@
         <w:bidi/>
       </w:pPr>
       <w:r>
-        <w:t>[ترويسة / كليشة وزارة العدل — معلومات رسمية متكررة] ===</w:t>
+        <w:t>[ترويسة / كليشة رسمية — معلومات متكررة] ===</w:t>
         <w:br/>
         <w:t>هاتف: ‎5.569١‏</w:t>
       </w:r>
@@ -12875,7 +12893,7 @@
         <w:bidi/>
       </w:pPr>
       <w:r>
-        <w:t>[نص الضبط / الحكم — المتن الفعلي] ===</w:t>
+        <w:t>[المتن الفعلي: الوقائع / الأسباب / المنطوق] ===</w:t>
         <w:br/>
         <w:t>Wee ‏فاكس:‎</w:t>
       </w:r>
@@ -12930,7 +12948,7 @@
         <w:bidi/>
       </w:pPr>
       <w:r>
-        <w:t>[ترويسة / كليشة وزارة العدل — معلومات رسمية متكررة] ===</w:t>
+        <w:t>[ترويسة / كليشة رسمية — معلومات متكررة] ===</w:t>
         <w:br/>
         <w:t>الصفحة: 0</w:t>
       </w:r>
@@ -12942,7 +12960,7 @@
         <w:bidi/>
       </w:pPr>
       <w:r>
-        <w:t>[نص الضبط / الحكم — المتن الفعلي] ===</w:t>
+        <w:t>[المتن الفعلي: الوقائع / الأسباب / المنطوق] ===</w:t>
         <w:br/>
         <w:t>اتعاب نقل كفالات الخادمات دارمي وسوديرا</w:t>
       </w:r>
@@ -12979,7 +12997,7 @@
         <w:bidi/>
       </w:pPr>
       <w:r>
-        <w:t>[نص الضبط / الحكم — المتن الفعلي] ===</w:t>
+        <w:t>[المتن الفعلي: الوقائع / الأسباب / المنطوق] ===</w:t>
         <w:br/>
         <w:t>| شركة احمد زينى واولادد ‎AHMED ZAINY &amp;SONS,CO‏</w:t>
         <w:br/>
@@ -13165,7 +13183,7 @@
         <w:bidi/>
       </w:pPr>
       <w:r>
-        <w:t>[نص الضبط / الحكم — المتن الفعلي] ===</w:t>
+        <w:t>[المتن الفعلي: الوقائع / الأسباب / المنطوق] ===</w:t>
         <w:br/>
         <w:t>التاريخ: 1435/02/01</w:t>
         <w:br/>
@@ -13320,7 +13338,7 @@
         <w:bidi/>
       </w:pPr>
       <w:r>
-        <w:t>[نص الضبط / الحكم — المتن الفعلي] ===</w:t>
+        <w:t>[المتن الفعلي: الوقائع / الأسباب / المنطوق] ===</w:t>
         <w:br/>
         <w:t>شركة احمد زينى واولاده</w:t>
         <w:br/>
@@ -13334,7 +13352,7 @@
         <w:bidi/>
       </w:pPr>
       <w:r>
-        <w:t>[ترويسة / كليشة وزارة العدل — معلومات رسمية متكررة] ===</w:t>
+        <w:t>[ترويسة / كليشة رسمية — معلومات متكررة] ===</w:t>
         <w:br/>
         <w:t>هاتف: 5.5851</w:t>
       </w:r>
@@ -13346,7 +13364,7 @@
         <w:bidi/>
       </w:pPr>
       <w:r>
-        <w:t>[نص الضبط / الحكم — المتن الفعلي] ===</w:t>
+        <w:t>[المتن الفعلي: الوقائع / الأسباب / المنطوق] ===</w:t>
         <w:br/>
         <w:t>فاكس: 5.51.4</w:t>
       </w:r>
@@ -13465,7 +13483,7 @@
         <w:bidi/>
       </w:pPr>
       <w:r>
-        <w:t>[نص الضبط / الحكم — المتن الفعلي] ===</w:t>
+        <w:t>[المتن الفعلي: الوقائع / الأسباب / المنطوق] ===</w:t>
         <w:br/>
         <w:t>52 ‏تب‎ Le</w:t>
         <w:br/>
@@ -13589,7 +13607,7 @@
         <w:bidi/>
       </w:pPr>
       <w:r>
-        <w:t>[نص الضبط / الحكم — المتن الفعلي] ===</w:t>
+        <w:t>[المتن الفعلي: الوقائع / الأسباب / المنطوق] ===</w:t>
         <w:br/>
         <w:t>نك المستفيد: 5 4 5</w:t>
         <w:br/>
@@ -13628,7 +13646,7 @@
         <w:bidi/>
       </w:pPr>
       <w:r>
-        <w:t>[نص الضبط / الحكم — المتن الفعلي] ===</w:t>
+        <w:t>[المتن الفعلي: الوقائع / الأسباب / المنطوق] ===</w:t>
         <w:br/>
         <w:t>‏تدان انك : ‎Bank's Address:‏</w:t>
         <w:br/>
@@ -13660,7 +13678,7 @@
           <w:b w:val="0"/>
           <w:i w:val="0"/>
         </w:rPr>
-        <w:t>‎بجومبو انتيلوئسم / يتيلوئسمو انباسح / يباسح ىلع هالعأ ةروكذملا ةلماعملا ءارجإ ءاجرلا‏ subject and risk and account my/our for transaction above the effect Please</w:t>
+        <w:t>Please effect the above transaction for my/our account and risk and subject ‏الرجاء إجراء المعاملة المذكورة أعلاه على حسابي / حسابنا ومسئوليتي / مسئوليتنا وبموجب‎</w:t>
         <w:br/>
         <w:t>‎جذومنلا اذه رهظ ىلع ةنيبملا طورشلا‏ ally ‎انذخأ / تذخأو اهانأرق / اهتأرق‏ Late ‎.اهب‏ understood and read have ‎ادع‏ which form this of reverse the on conditions the to</w:t>
       </w:r>
@@ -13689,7 +13707,7 @@
         <w:bidi/>
       </w:pPr>
       <w:r>
-        <w:t>[ترويسة / كليشة وزارة العدل — معلومات رسمية متكررة] ===</w:t>
+        <w:t>[ترويسة / كليشة رسمية — معلومات متكررة] ===</w:t>
         <w:br/>
         <w:t>رقم الهاتف: 1 ‎Telephone No.:‏</w:t>
       </w:r>
@@ -13701,7 +13719,7 @@
         <w:bidi/>
       </w:pPr>
       <w:r>
-        <w:t>[نص الضبط / الحكم — المتن الفعلي] ===</w:t>
+        <w:t>[المتن الفعلي: الوقائع / الأسباب / المنطوق] ===</w:t>
         <w:br/>
         <w:t>‏holder Account the than other is Remitter if filled be To‎ باسحلا بحاص ريغ لوحملا ناك ‏Led fat‎</w:t>
       </w:r>
@@ -13725,7 +13743,7 @@
         <w:bidi/>
       </w:pPr>
       <w:r>
-        <w:t>[نص الضبط / الحكم — المتن الفعلي] ===</w:t>
+        <w:t>[المتن الفعلي: الوقائع / الأسباب / المنطوق] ===</w:t>
         <w:br/>
         <w:t>تاريخ ومكان الإصدار جد ‎ate and Place of Issuance‏</w:t>
         <w:br/>
@@ -13739,7 +13757,7 @@
         <w:bidi/>
       </w:pPr>
       <w:r>
-        <w:t>[ترويسة / كليشة وزارة العدل — معلومات رسمية متكررة] ===</w:t>
+        <w:t>[ترويسة / كليشة رسمية — معلومات متكررة] ===</w:t>
         <w:br/>
         <w:t>Sponsor's Address and Telephone No.: ‏يه‎ ١ ‏حي‎ - sis ‏عنوان وهاتف الكفيل: عمارة‎</w:t>
       </w:r>
@@ -13751,7 +13769,7 @@
         <w:bidi/>
       </w:pPr>
       <w:r>
-        <w:t>[نص الضبط / الحكم — المتن الفعلي] ===</w:t>
+        <w:t>[المتن الفعلي: الوقائع / الأسباب / المنطوق] ===</w:t>
         <w:br/>
         <w:t>‎طقف كنبلا مادختسإل‏ Only Use Bank For ‎ليوحتلا نم ضرغلا‏ Remittance of Purpose</w:t>
       </w:r>
@@ -14030,7 +14048,7 @@
         <w:bidi/>
       </w:pPr>
       <w:r>
-        <w:t>[نص الضبط / الحكم — المتن الفعلي] ===</w:t>
+        <w:t>[المتن الفعلي: الوقائع / الأسباب / المنطوق] ===</w:t>
         <w:br/>
         <w:t>شركة احمد زيني واولاده * ‎med Zainy &amp;Song Co‏</w:t>
         <w:br/>
@@ -14044,7 +14062,7 @@
         <w:bidi/>
       </w:pPr>
       <w:r>
-        <w:t>[ترويسة / كليشة وزارة العدل — معلومات رسمية متكررة] ===</w:t>
+        <w:t>[ترويسة / كليشة رسمية — معلومات متكررة] ===</w:t>
         <w:br/>
         <w:t>هاتف: ‎5.58551١‏ ه505 ‎Tel:‏</w:t>
       </w:r>
@@ -14056,7 +14074,7 @@
         <w:bidi/>
       </w:pPr>
       <w:r>
-        <w:t>[نص الضبط / الحكم — المتن الفعلي] ===</w:t>
+        <w:t>[المتن الفعلي: الوقائع / الأسباب / المنطوق] ===</w:t>
         <w:br/>
         <w:t>Fax: 055 5.5١.4 ‏فاكس:‎</w:t>
       </w:r>
@@ -14121,7 +14139,7 @@
         <w:bidi/>
       </w:pPr>
       <w:r>
-        <w:t>[نص الضبط / الحكم — المتن الفعلي] ===</w:t>
+        <w:t>[المتن الفعلي: الوقائع / الأسباب / المنطوق] ===</w:t>
         <w:br/>
         <w:t>رقوملا ليمج /خألا</w:t>
       </w:r>
@@ -14244,7 +14262,7 @@
         <w:bidi/>
       </w:pPr>
       <w:r>
-        <w:t>[نص الضبط / الحكم — المتن الفعلي] ===</w:t>
+        <w:t>[المتن الفعلي: الوقائع / الأسباب / المنطوق] ===</w:t>
         <w:br/>
         <w:t>“Oe St sole</w:t>
       </w:r>
@@ -14268,7 +14286,7 @@
         <w:bidi/>
       </w:pPr>
       <w:r>
-        <w:t>[نص الضبط / الحكم — المتن الفعلي] ===</w:t>
+        <w:t>[المتن الفعلي: الوقائع / الأسباب / المنطوق] ===</w:t>
         <w:br/>
         <w:t>Amourt in vords Saat ‏[ع | المبلغ‎ Account to account transfer ‏تحويل من حساب إلى حساب آخر‎ 7</w:t>
         <w:br/>
@@ -14473,7 +14491,7 @@
         <w:bidi/>
       </w:pPr>
       <w:r>
-        <w:t>[نص الضبط / الحكم — المتن الفعلي] ===</w:t>
+        <w:t>[المتن الفعلي: الوقائع / الأسباب / المنطوق] ===</w:t>
         <w:br/>
         <w:t>عنوان ‎Bank's Address: _ TALL‏ 8 1</w:t>
         <w:br/>
@@ -14511,7 +14529,7 @@
           <w:b w:val="0"/>
           <w:i w:val="0"/>
         </w:rPr>
-        <w:t>‎ىلع هالعأ ةروكذملا ةلماعملا ءارجإ ءاجرلا‏ ily / ‎بجوعبو انتيلوئسم / يتييلوكسمو انباسح‏ subject and risk and account my/our for transaction above + ‎كلن‏ Please</w:t>
+        <w:t>Please ‏نلك‎ + above transaction for my/our account and risk and subject ‏حسابنا ومسكولييتي / مسئوليتنا وبعوجب‎ / ily ‏الرجاء إجراء المعاملة المذكورة أعلاه على‎</w:t>
         <w:br/>
         <w:t>‎جدومنلا اويح رهظ ىلع ةنييملا طورشلا‏ Neel ‎اهتأ‏ / 3 Lal ‎.اهب املع اندخأ / تذخأو‏ undersigod. and read have I/We which form this of reverse the on cid: the to</w:t>
         <w:br/>
@@ -14531,7 +14549,7 @@
         <w:bidi/>
       </w:pPr>
       <w:r>
-        <w:t>[ترويسة / كليشة وزارة العدل — معلومات رسمية متكررة] ===</w:t>
+        <w:t>[ترويسة / كليشة رسمية — معلومات متكررة] ===</w:t>
         <w:br/>
         <w:t>Telephone No. ‏رقم الهاتف:‎</w:t>
       </w:r>
@@ -14543,7 +14561,7 @@
         <w:bidi/>
       </w:pPr>
       <w:r>
-        <w:t>[نص الضبط / الحكم — المتن الفعلي] ===</w:t>
+        <w:t>[المتن الفعلي: الوقائع / الأسباب / المنطوق] ===</w:t>
         <w:br/>
         <w:t>ate and Place a bade ‏تاريخ ومكان الإصدار‎ &gt;</w:t>
         <w:br/>
@@ -14559,7 +14577,7 @@
         <w:bidi/>
       </w:pPr>
       <w:r>
-        <w:t>[ترويسة / كليشة وزارة العدل — معلومات رسمية متكررة] ===</w:t>
+        <w:t>[ترويسة / كليشة رسمية — معلومات متكررة] ===</w:t>
         <w:br/>
         <w:t>Sponsor's Address and d Telep ws No.: 2s *Y ‏عنوان وهاتف الكفيل:‎ 5</w:t>
       </w:r>
@@ -14571,7 +14589,7 @@
         <w:bidi/>
       </w:pPr>
       <w:r>
-        <w:t>[نص الضبط / الحكم — المتن الفعلي] ===</w:t>
+        <w:t>[المتن الفعلي: الوقائع / الأسباب / المنطوق] ===</w:t>
         <w:br/>
         <w:t>8 ‎طقف كنبلا مادختسإل‏ = Only Use Bank For i</w:t>
         <w:br/>
@@ -14723,7 +14741,7 @@
         <w:bidi/>
       </w:pPr>
       <w:r>
-        <w:t>[نص الضبط / الحكم — المتن الفعلي] ===</w:t>
+        <w:t>[المتن الفعلي: الوقائع / الأسباب / المنطوق] ===</w:t>
         <w:br/>
         <w:t>:يسيكرلا زكرملا ‏٠١٠٠١76819‎ يراجتلا لجسلا .يدوعس لاير نويلم ‏٠١,4‎</w:t>
       </w:r>
@@ -14786,7 +14804,7 @@
         <w:bidi/>
       </w:pPr>
       <w:r>
-        <w:t>[نص الضبط / الحكم — المتن الفعلي] ===</w:t>
+        <w:t>[المتن الفعلي: الوقائع / الأسباب / المنطوق] ===</w:t>
         <w:br/>
         <w:t>التاريخ: 1435/02/07</w:t>
         <w:br/>
@@ -14838,7 +14856,7 @@
         <w:bidi/>
       </w:pPr>
       <w:r>
-        <w:t>[نص الضبط / الحكم — المتن الفعلي] ===</w:t>
+        <w:t>[المتن الفعلي: الوقائع / الأسباب / المنطوق] ===</w:t>
         <w:br/>
         <w:t>6 ‏وذلك قيمة إيجار الفيلا رقم‎ ALQURA DEVELOPMENT CO. LTD</w:t>
         <w:br/>
@@ -14890,7 +14908,7 @@
         <w:bidi/>
       </w:pPr>
       <w:r>
-        <w:t>[نص الضبط / الحكم — المتن الفعلي] ===</w:t>
+        <w:t>[المتن الفعلي: الوقائع / الأسباب / المنطوق] ===</w:t>
         <w:br/>
         <w:t>شركة احمد زينى واولاده</w:t>
         <w:br/>
@@ -14904,7 +14922,7 @@
         <w:bidi/>
       </w:pPr>
       <w:r>
-        <w:t>[ترويسة / كليشة وزارة العدل — معلومات رسمية متكررة] ===</w:t>
+        <w:t>[ترويسة / كليشة رسمية — معلومات متكررة] ===</w:t>
         <w:br/>
         <w:t>هاتف: 5915 ؟"</w:t>
       </w:r>
@@ -14916,7 +14934,7 @@
         <w:bidi/>
       </w:pPr>
       <w:r>
-        <w:t>[نص الضبط / الحكم — المتن الفعلي] ===</w:t>
+        <w:t>[المتن الفعلي: الوقائع / الأسباب / المنطوق] ===</w:t>
         <w:br/>
         <w:t>"»."51١".#4 ‏فاكس:‎</w:t>
       </w:r>
@@ -15059,7 +15077,7 @@
         <w:bidi/>
       </w:pPr>
       <w:r>
-        <w:t>[نص الضبط / الحكم — المتن الفعلي] ===</w:t>
+        <w:t>[المتن الفعلي: الوقائع / الأسباب / المنطوق] ===</w:t>
         <w:br/>
         <w:t>3</w:t>
       </w:r>
@@ -15250,7 +15268,7 @@
         <w:bidi/>
       </w:pPr>
       <w:r>
-        <w:t>[نص الضبط / الحكم — المتن الفعلي] ===</w:t>
+        <w:t>[المتن الفعلي: الوقائع / الأسباب / المنطوق] ===</w:t>
         <w:br/>
         <w:t>AHMED ZAINY &amp;SONS CO ‏شركة احمد زينى واولاده‎</w:t>
       </w:r>
@@ -15341,7 +15359,7 @@
         <w:bidi/>
       </w:pPr>
       <w:r>
-        <w:t>[نص الضبط / الحكم — المتن الفعلي] ===</w:t>
+        <w:t>[المتن الفعلي: الوقائع / الأسباب / المنطوق] ===</w:t>
         <w:br/>
         <w:t>9</w:t>
       </w:r>
@@ -15407,7 +15425,7 @@
         <w:bidi/>
       </w:pPr>
       <w:r>
-        <w:t>[نص الضبط / الحكم — المتن الفعلي] ===</w:t>
+        <w:t>[المتن الفعلي: الوقائع / الأسباب / المنطوق] ===</w:t>
         <w:br/>
         <w:t>!| وذلك/ مصاريف منزل الشيخ/احمد زينى عن شهر صفره ‎FOR VEY‏ |</w:t>
       </w:r>
@@ -15442,7 +15460,7 @@
         <w:bidi/>
       </w:pPr>
       <w:r>
-        <w:t>[نص الضبط / الحكم — المتن الفعلي] ===</w:t>
+        <w:t>[المتن الفعلي: الوقائع / الأسباب / المنطوق] ===</w:t>
         <w:br/>
         <w:t>شركة احمد زيني وأولاده ا ا ‎wre‏</w:t>
       </w:r>
@@ -15495,7 +15513,7 @@
         <w:bidi/>
       </w:pPr>
       <w:r>
-        <w:t>[ترويسة / كليشة وزارة العدل — معلومات رسمية متكررة] ===</w:t>
+        <w:t>[ترويسة / كليشة رسمية — معلومات متكررة] ===</w:t>
         <w:br/>
         <w:t>اتصلت هاتفيا بتاريخ 1433/4/4ه بانها قد تزوجت وأصبحت غير محتاجة</w:t>
       </w:r>
@@ -15507,7 +15525,7 @@
         <w:bidi/>
       </w:pPr>
       <w:r>
-        <w:t>[نص الضبط / الحكم — المتن الفعلي] ===</w:t>
+        <w:t>[المتن الفعلي: الوقائع / الأسباب / المنطوق] ===</w:t>
         <w:br/>
         <w:t>OOON OA aA AWN</w:t>
       </w:r>
@@ -15701,7 +15719,7 @@
         <w:bidi/>
       </w:pPr>
       <w:r>
-        <w:t>[نص الضبط / الحكم — المتن الفعلي] ===</w:t>
+        <w:t>[المتن الفعلي: الوقائع / الأسباب / المنطوق] ===</w:t>
         <w:br/>
         <w:t>شركة احمد زينى واولاده ‎AHMED ZAIMY &amp;SONS CO‏</w:t>
         <w:br/>
@@ -15794,7 +15812,7 @@
         <w:bidi/>
       </w:pPr>
       <w:r>
-        <w:t>[ترويسة / كليشة وزارة العدل — معلومات رسمية متكررة] ===</w:t>
+        <w:t>[ترويسة / كليشة رسمية — معلومات متكررة] ===</w:t>
         <w:br/>
         <w:t>ل ‎Gon] WY tA‏ بريد هاتف - ادارية رسوم معاملات حكومية منصرفة بواسطة</w:t>
       </w:r>
@@ -15806,7 +15824,7 @@
         <w:bidi/>
       </w:pPr>
       <w:r>
-        <w:t>[نص الضبط / الحكم — المتن الفعلي] ===</w:t>
+        <w:t>[المتن الفعلي: الوقائع / الأسباب / المنطوق] ===</w:t>
         <w:br/>
         <w:t>ىجنا روصنم ماعلا قودنصلا دلل ‏eel‎ ليال‏</w:t>
       </w:r>
@@ -15828,7 +15846,7 @@
         <w:bidi/>
       </w:pPr>
       <w:r>
-        <w:t>[نص الضبط / الحكم — المتن الفعلي] ===</w:t>
+        <w:t>[المتن الفعلي: الوقائع / الأسباب / المنطوق] ===</w:t>
         <w:br/>
         <w:t>اتا ‎cot a8‏ 22006</w:t>
         <w:br/>
@@ -16053,7 +16071,7 @@
         <w:bidi/>
       </w:pPr>
       <w:r>
-        <w:t>[نص الضبط / الحكم — المتن الفعلي] ===</w:t>
+        <w:t>[المتن الفعلي: الوقائع / الأسباب / المنطوق] ===</w:t>
         <w:br/>
         <w:t>|</w:t>
         <w:br/>
@@ -16297,7 +16315,7 @@
         <w:bidi/>
       </w:pPr>
       <w:r>
-        <w:t>[نص الضبط / الحكم — المتن الفعلي] ===</w:t>
+        <w:t>[المتن الفعلي: الوقائع / الأسباب / المنطوق] ===</w:t>
         <w:br/>
         <w:t>شاكرين لكم حسن تعاونكم ‎2٠»‏</w:t>
       </w:r>
@@ -16436,7 +16454,7 @@
         <w:bidi/>
       </w:pPr>
       <w:r>
-        <w:t>[نص الضبط / الحكم — المتن الفعلي] ===</w:t>
+        <w:t>[المتن الفعلي: الوقائع / الأسباب / المنطوق] ===</w:t>
         <w:br/>
         <w:t>AHMED ZAINY &amp;SONS CO: ‏شركة احمد زينى واولاده‎</w:t>
         <w:br/>
@@ -16450,7 +16468,7 @@
         <w:bidi/>
       </w:pPr>
       <w:r>
-        <w:t>[ترويسة / كليشة وزارة العدل — معلومات رسمية متكررة] ===</w:t>
+        <w:t>[ترويسة / كليشة رسمية — معلومات متكررة] ===</w:t>
         <w:br/>
         <w:t>Tel: VeVeyyn 5.5611١ ‏هاتف:‎</w:t>
       </w:r>
@@ -16462,7 +16480,7 @@
         <w:bidi/>
       </w:pPr>
       <w:r>
-        <w:t>[نص الضبط / الحكم — المتن الفعلي] ===</w:t>
+        <w:t>[المتن الفعلي: الوقائع / الأسباب / المنطوق] ===</w:t>
         <w:br/>
         <w:t>ا</w:t>
         <w:br/>
@@ -16512,7 +16530,7 @@
         <w:bidi/>
       </w:pPr>
       <w:r>
-        <w:t>[ترويسة / كليشة وزارة العدل — معلومات رسمية متكررة] ===</w:t>
+        <w:t>[ترويسة / كليشة رسمية — معلومات متكررة] ===</w:t>
         <w:br/>
         <w:t>ا مصاريف فيلا الشيخ/احمد زينى عن شهر يناير؛ ١١؟‏ الصفحة: 2 ‎١‏</w:t>
       </w:r>
@@ -16524,7 +16542,7 @@
         <w:bidi/>
       </w:pPr>
       <w:r>
-        <w:t>[نص الضبط / الحكم — المتن الفعلي] ===</w:t>
+        <w:t>[المتن الفعلي: الوقائع / الأسباب / المنطوق] ===</w:t>
         <w:br/>
         <w:t>‏|</w:t>
       </w:r>
@@ -16572,7 +16590,7 @@
         <w:bidi/>
       </w:pPr>
       <w:r>
-        <w:t>[نص الضبط / الحكم — المتن الفعلي] ===</w:t>
+        <w:t>[المتن الفعلي: الوقائع / الأسباب / المنطوق] ===</w:t>
         <w:br/>
         <w:t>شركةه احمد زينى ‎oa gig‏</w:t>
       </w:r>
@@ -16745,7 +16763,7 @@
         <w:bidi/>
       </w:pPr>
       <w:r>
-        <w:t>[نص الضبط / الحكم — المتن الفعلي] ===</w:t>
+        <w:t>[المتن الفعلي: الوقائع / الأسباب / المنطوق] ===</w:t>
         <w:br/>
         <w:t>شركة احمد زيني وأولاده</w:t>
       </w:r>
@@ -16769,7 +16787,7 @@
         <w:bidi/>
       </w:pPr>
       <w:r>
-        <w:t>[نص الضبط / الحكم — المتن الفعلي] ===</w:t>
+        <w:t>[المتن الفعلي: الوقائع / الأسباب / المنطوق] ===</w:t>
         <w:br/>
         <w:t>عن شهر يناير 2014م</w:t>
       </w:r>
@@ -17124,7 +17142,7 @@
         <w:bidi/>
       </w:pPr>
       <w:r>
-        <w:t>[نص الضبط / الحكم — المتن الفعلي] ===</w:t>
+        <w:t>[المتن الفعلي: الوقائع / الأسباب / المنطوق] ===</w:t>
         <w:br/>
         <w:t>شركة احمد زينى واولاده</w:t>
         <w:br/>
@@ -17138,7 +17156,7 @@
         <w:bidi/>
       </w:pPr>
       <w:r>
-        <w:t>[ترويسة / كليشة وزارة العدل — معلومات رسمية متكررة] ===</w:t>
+        <w:t>[ترويسة / كليشة رسمية — معلومات متكررة] ===</w:t>
         <w:br/>
         <w:t>هاتف: 5١؟ه5"‏ 5</w:t>
       </w:r>
@@ -17150,7 +17168,7 @@
         <w:bidi/>
       </w:pPr>
       <w:r>
-        <w:t>[نص الضبط / الحكم — المتن الفعلي] ===</w:t>
+        <w:t>[المتن الفعلي: الوقائع / الأسباب / المنطوق] ===</w:t>
         <w:br/>
         <w:t>5.05١*.4 ‏فاكس:‎</w:t>
       </w:r>
@@ -17254,7 +17272,7 @@
         <w:bidi/>
       </w:pPr>
       <w:r>
-        <w:t>[نص الضبط / الحكم — المتن الفعلي] ===</w:t>
+        <w:t>[المتن الفعلي: الوقائع / الأسباب / المنطوق] ===</w:t>
         <w:br/>
         <w:t>شركة احمد زينى واولاده ‎AHMED ZAINY &amp;SONS CO‏</w:t>
         <w:br/>
@@ -17268,7 +17286,7 @@
         <w:bidi/>
       </w:pPr>
       <w:r>
-        <w:t>[ترويسة / كليشة وزارة العدل — معلومات رسمية متكررة] ===</w:t>
+        <w:t>[ترويسة / كليشة رسمية — معلومات متكررة] ===</w:t>
         <w:br/>
         <w:t>هاتف: ‎55691١‏ فاكس: 5.59.4" لا ‎Fax:‏ كلكمكد5 ‎Tel:‏</w:t>
       </w:r>
@@ -17280,7 +17298,7 @@
         <w:bidi/>
       </w:pPr>
       <w:r>
-        <w:t>[نص الضبط / الحكم — المتن الفعلي] ===</w:t>
+        <w:t>[المتن الفعلي: الوقائع / الأسباب / المنطوق] ===</w:t>
         <w:br/>
         <w:t>أمر صرف نقدي</w:t>
         <w:br/>
@@ -17332,7 +17350,7 @@
         <w:bidi/>
       </w:pPr>
       <w:r>
-        <w:t>[نص الضبط / الحكم — المتن الفعلي] ===</w:t>
+        <w:t>[المتن الفعلي: الوقائع / الأسباب / المنطوق] ===</w:t>
         <w:br/>
         <w:t>‏وذلك / مصاريف منزل الشيخ/ احمد زينى عن شهر فبراير؛ ‎٠١١‏</w:t>
       </w:r>
@@ -17395,7 +17413,7 @@
         <w:bidi/>
       </w:pPr>
       <w:r>
-        <w:t>[نص الضبط / الحكم — المتن الفعلي] ===</w:t>
+        <w:t>[المتن الفعلي: الوقائع / الأسباب / المنطوق] ===</w:t>
         <w:br/>
         <w:t>1</w:t>
         <w:br/>
@@ -17513,7 +17531,7 @@
         <w:bidi/>
       </w:pPr>
       <w:r>
-        <w:t>[نص الضبط / الحكم — المتن الفعلي] ===</w:t>
+        <w:t>[المتن الفعلي: الوقائع / الأسباب / المنطوق] ===</w:t>
         <w:br/>
         <w:t>AHMED ZAINY &amp;SONS CO: ‏شركة احمد زينى واولاده‎</w:t>
       </w:r>
@@ -17538,7 +17556,7 @@
         <w:bidi/>
       </w:pPr>
       <w:r>
-        <w:t>[ترويسة / كليشة وزارة العدل — معلومات رسمية متكررة] ===</w:t>
+        <w:t>[ترويسة / كليشة رسمية — معلومات متكررة] ===</w:t>
         <w:br/>
         <w:t>Tel: ‏كن‎ 5.585١ ‏هاتف:‎</w:t>
       </w:r>
@@ -17550,7 +17568,7 @@
         <w:bidi/>
       </w:pPr>
       <w:r>
-        <w:t>[نص الضبط / الحكم — المتن الفعلي] ===</w:t>
+        <w:t>[المتن الفعلي: الوقائع / الأسباب / المنطوق] ===</w:t>
         <w:br/>
         <w:t>‎Fax: 005.4 5.51١٠.04 ‏فاكس:‎</w:t>
         <w:br/>
@@ -17577,7 +17595,7 @@
         <w:bidi/>
       </w:pPr>
       <w:r>
-        <w:t>[ترويسة / كليشة وزارة العدل — معلومات رسمية متكررة] ===</w:t>
+        <w:t>[ترويسة / كليشة رسمية — معلومات متكررة] ===</w:t>
         <w:br/>
         <w:t>بين القيد: مصاريف منزل الشيخ/احمد زينى عن شهر ‎Ve NE ashe‏ الصفحة: ‎١‏</w:t>
       </w:r>
@@ -17589,7 +17607,7 @@
         <w:bidi/>
       </w:pPr>
       <w:r>
-        <w:t>[نص الضبط / الحكم — المتن الفعلي] ===</w:t>
+        <w:t>[المتن الفعلي: الوقائع / الأسباب / المنطوق] ===</w:t>
         <w:br/>
         <w:t>‎Sf SS TT‏</w:t>
       </w:r>
@@ -17639,7 +17657,7 @@
         <w:bidi/>
       </w:pPr>
       <w:r>
-        <w:t>[نص الضبط / الحكم — المتن الفعلي] ===</w:t>
+        <w:t>[المتن الفعلي: الوقائع / الأسباب / المنطوق] ===</w:t>
         <w:br/>
         <w:t>اعلا ريدملا ليلاملا ريدملا بساحملا‏</w:t>
         <w:br/>
@@ -17663,7 +17681,7 @@
         <w:bidi/>
       </w:pPr>
       <w:r>
-        <w:t>[نص الضبط / الحكم — المتن الفعلي] ===</w:t>
+        <w:t>[المتن الفعلي: الوقائع / الأسباب / المنطوق] ===</w:t>
         <w:br/>
         <w:t>5-5 er</w:t>
       </w:r>
@@ -17703,7 +17721,7 @@
         <w:bidi/>
       </w:pPr>
       <w:r>
-        <w:t>[ترويسة / كليشة وزارة العدل — معلومات رسمية متكررة] ===</w:t>
+        <w:t>[ترويسة / كليشة رسمية — معلومات متكررة] ===</w:t>
         <w:br/>
         <w:t>هاتف: ‎Weve‏ فاكس: ‎Fax: 5 ".5١.4‏ "ل؟أفكء" ‎Tel:‏</w:t>
       </w:r>
@@ -17715,7 +17733,7 @@
         <w:bidi/>
       </w:pPr>
       <w:r>
-        <w:t>[نص الضبط / الحكم — المتن الفعلي] ===</w:t>
+        <w:t>[المتن الفعلي: الوقائع / الأسباب / المنطوق] ===</w:t>
         <w:br/>
         <w:t>‏ريال £44 التاريخ: ‎fry‏ ل لين</w:t>
       </w:r>
@@ -17765,7 +17783,7 @@
         <w:bidi/>
       </w:pPr>
       <w:r>
-        <w:t>[نص الضبط / الحكم — المتن الفعلي] ===</w:t>
+        <w:t>[المتن الفعلي: الوقائع / الأسباب / المنطوق] ===</w:t>
         <w:br/>
         <w:t>FOR</w:t>
       </w:r>
@@ -17867,7 +17885,7 @@
         <w:bidi/>
       </w:pPr>
       <w:r>
-        <w:t>[نص الضبط / الحكم — المتن الفعلي] ===</w:t>
+        <w:t>[المتن الفعلي: الوقائع / الأسباب / المنطوق] ===</w:t>
         <w:br/>
         <w:t>شركة احمد زيني وأولاده</w:t>
       </w:r>
@@ -17891,7 +17909,7 @@
         <w:bidi/>
       </w:pPr>
       <w:r>
-        <w:t>[نص الضبط / الحكم — المتن الفعلي] ===</w:t>
+        <w:t>[المتن الفعلي: الوقائع / الأسباب / المنطوق] ===</w:t>
         <w:br/>
         <w:t>عن شهر مارس 2014م</w:t>
       </w:r>
@@ -17941,7 +17959,7 @@
         <w:bidi/>
       </w:pPr>
       <w:r>
-        <w:t>[نص الضبط / الحكم — المتن الفعلي] ===</w:t>
+        <w:t>[المتن الفعلي: الوقائع / الأسباب / المنطوق] ===</w:t>
         <w:br/>
         <w:t>مومجلا - ميركلا نآرقلا ظيفحتل ةيريخلا ةيعمجلا</w:t>
       </w:r>
@@ -18056,7 +18074,7 @@
         <w:bidi/>
       </w:pPr>
       <w:r>
-        <w:t>[نص الضبط / الحكم — المتن الفعلي] ===</w:t>
+        <w:t>[المتن الفعلي: الوقائع / الأسباب / المنطوق] ===</w:t>
         <w:br/>
         <w:t>عومجملا</w:t>
         <w:br/>
